--- a/пояснительная записка.docx
+++ b/пояснительная записка.docx
@@ -509,11 +509,12 @@
               <w:tab w:val="right" w:leader="dot" w:pos="8921"/>
             </w:tabs>
             <w:rPr>
-              <w:rFonts w:eastAsiaTheme="minorEastAsia" w:cs="Times New Roman"/>
+              <w:rFonts w:asciiTheme="minorHAnsi" w:eastAsiaTheme="minorEastAsia" w:hAnsiTheme="minorHAnsi" w:cstheme="minorBidi"/>
               <w:bCs w:val="0"/>
               <w:iCs w:val="0"/>
               <w:noProof/>
-              <w:szCs w:val="28"/>
+              <w:sz w:val="22"/>
+              <w:szCs w:val="22"/>
               <w:lang w:eastAsia="ru-RU"/>
             </w:rPr>
           </w:pPr>
@@ -538,76 +539,60 @@
             </w:rPr>
             <w:fldChar w:fldCharType="separate"/>
           </w:r>
-          <w:hyperlink w:anchor="_Toc228466827" w:history="1">
+          <w:hyperlink w:anchor="_Toc228791132" w:history="1">
             <w:r>
               <w:rPr>
                 <w:rStyle w:val="af6"/>
-                <w:rFonts w:cs="Times New Roman"/>
                 <w:b/>
                 <w:noProof/>
-                <w:szCs w:val="28"/>
               </w:rPr>
               <w:t>ВВЕДЕНИЕ</w:t>
             </w:r>
             <w:r>
               <w:rPr>
-                <w:rFonts w:cs="Times New Roman"/>
                 <w:noProof/>
                 <w:webHidden/>
-                <w:szCs w:val="28"/>
               </w:rPr>
               <w:tab/>
             </w:r>
             <w:r>
               <w:rPr>
-                <w:rFonts w:cs="Times New Roman"/>
                 <w:noProof/>
                 <w:webHidden/>
-                <w:szCs w:val="28"/>
               </w:rPr>
               <w:fldChar w:fldCharType="begin"/>
             </w:r>
             <w:r>
               <w:rPr>
-                <w:rFonts w:cs="Times New Roman"/>
                 <w:noProof/>
                 <w:webHidden/>
-                <w:szCs w:val="28"/>
-              </w:rPr>
-              <w:instrText xml:space="preserve"> PAGEREF _Toc228466827 \h </w:instrText>
-            </w:r>
-            <w:r>
-              <w:rPr>
-                <w:rFonts w:cs="Times New Roman"/>
+              </w:rPr>
+              <w:instrText xml:space="preserve"> PAGEREF _Toc228791132 \h </w:instrText>
+            </w:r>
+            <w:r>
+              <w:rPr>
                 <w:noProof/>
                 <w:webHidden/>
-                <w:szCs w:val="28"/>
-              </w:rPr>
-            </w:r>
-            <w:r>
-              <w:rPr>
-                <w:rFonts w:cs="Times New Roman"/>
+              </w:rPr>
+            </w:r>
+            <w:r>
+              <w:rPr>
                 <w:noProof/>
                 <w:webHidden/>
-                <w:szCs w:val="28"/>
               </w:rPr>
               <w:fldChar w:fldCharType="separate"/>
             </w:r>
             <w:r>
               <w:rPr>
-                <w:rFonts w:cs="Times New Roman"/>
                 <w:noProof/>
                 <w:webHidden/>
-                <w:szCs w:val="28"/>
-              </w:rPr>
-              <w:t>5</w:t>
-            </w:r>
-            <w:r>
-              <w:rPr>
-                <w:rFonts w:cs="Times New Roman"/>
+              </w:rPr>
+              <w:t>4</w:t>
+            </w:r>
+            <w:r>
+              <w:rPr>
                 <w:noProof/>
                 <w:webHidden/>
-                <w:szCs w:val="28"/>
               </w:rPr>
               <w:fldChar w:fldCharType="end"/>
             </w:r>
@@ -620,84 +605,69 @@
               <w:tab w:val="right" w:leader="dot" w:pos="8921"/>
             </w:tabs>
             <w:rPr>
-              <w:rFonts w:eastAsiaTheme="minorEastAsia" w:cs="Times New Roman"/>
+              <w:rFonts w:asciiTheme="minorHAnsi" w:eastAsiaTheme="minorEastAsia" w:hAnsiTheme="minorHAnsi" w:cstheme="minorBidi"/>
               <w:bCs w:val="0"/>
               <w:iCs w:val="0"/>
               <w:noProof/>
-              <w:szCs w:val="28"/>
+              <w:sz w:val="22"/>
+              <w:szCs w:val="22"/>
               <w:lang w:eastAsia="ru-RU"/>
             </w:rPr>
           </w:pPr>
-          <w:hyperlink w:anchor="_Toc228466828" w:history="1">
+          <w:hyperlink w:anchor="_Toc228791133" w:history="1">
             <w:r>
               <w:rPr>
                 <w:rStyle w:val="af6"/>
-                <w:rFonts w:cs="Times New Roman"/>
                 <w:b/>
                 <w:noProof/>
-                <w:szCs w:val="28"/>
               </w:rPr>
               <w:t>1. ТЕОРЕТИЧЕСКИЕ СВЕДЕНИЯ</w:t>
             </w:r>
             <w:r>
               <w:rPr>
-                <w:rFonts w:cs="Times New Roman"/>
                 <w:noProof/>
                 <w:webHidden/>
-                <w:szCs w:val="28"/>
               </w:rPr>
               <w:tab/>
             </w:r>
             <w:r>
               <w:rPr>
-                <w:rFonts w:cs="Times New Roman"/>
                 <w:noProof/>
                 <w:webHidden/>
-                <w:szCs w:val="28"/>
               </w:rPr>
               <w:fldChar w:fldCharType="begin"/>
             </w:r>
             <w:r>
               <w:rPr>
-                <w:rFonts w:cs="Times New Roman"/>
                 <w:noProof/>
                 <w:webHidden/>
-                <w:szCs w:val="28"/>
-              </w:rPr>
-              <w:instrText xml:space="preserve"> PAGEREF _Toc228466828 \h </w:instrText>
-            </w:r>
-            <w:r>
-              <w:rPr>
-                <w:rFonts w:cs="Times New Roman"/>
+              </w:rPr>
+              <w:instrText xml:space="preserve"> PAGEREF _Toc228791133 \h </w:instrText>
+            </w:r>
+            <w:r>
+              <w:rPr>
                 <w:noProof/>
                 <w:webHidden/>
-                <w:szCs w:val="28"/>
-              </w:rPr>
-            </w:r>
-            <w:r>
-              <w:rPr>
-                <w:rFonts w:cs="Times New Roman"/>
+              </w:rPr>
+            </w:r>
+            <w:r>
+              <w:rPr>
                 <w:noProof/>
                 <w:webHidden/>
-                <w:szCs w:val="28"/>
               </w:rPr>
               <w:fldChar w:fldCharType="separate"/>
             </w:r>
             <w:r>
               <w:rPr>
-                <w:rFonts w:cs="Times New Roman"/>
                 <w:noProof/>
                 <w:webHidden/>
-                <w:szCs w:val="28"/>
-              </w:rPr>
-              <w:t>7</w:t>
-            </w:r>
-            <w:r>
-              <w:rPr>
-                <w:rFonts w:cs="Times New Roman"/>
+              </w:rPr>
+              <w:t>6</w:t>
+            </w:r>
+            <w:r>
+              <w:rPr>
                 <w:noProof/>
                 <w:webHidden/>
-                <w:szCs w:val="28"/>
               </w:rPr>
               <w:fldChar w:fldCharType="end"/>
             </w:r>
@@ -710,82 +680,66 @@
               <w:tab w:val="right" w:leader="dot" w:pos="8921"/>
             </w:tabs>
             <w:rPr>
-              <w:rFonts w:ascii="Times New Roman" w:eastAsiaTheme="minorEastAsia" w:hAnsi="Times New Roman" w:cs="Times New Roman"/>
+              <w:rFonts w:asciiTheme="minorHAnsi" w:eastAsiaTheme="minorEastAsia" w:hAnsiTheme="minorHAnsi" w:cstheme="minorBidi"/>
               <w:bCs w:val="0"/>
               <w:noProof/>
-              <w:szCs w:val="28"/>
+              <w:sz w:val="22"/>
               <w:lang w:eastAsia="ru-RU"/>
             </w:rPr>
           </w:pPr>
-          <w:hyperlink w:anchor="_Toc228466829" w:history="1">
+          <w:hyperlink w:anchor="_Toc228791134" w:history="1">
             <w:r>
               <w:rPr>
                 <w:rStyle w:val="af6"/>
-                <w:rFonts w:ascii="Times New Roman" w:hAnsi="Times New Roman" w:cs="Times New Roman"/>
-                <w:noProof/>
-                <w:szCs w:val="28"/>
+                <w:noProof/>
               </w:rPr>
               <w:t>1.1 Анализ игры «Монополия»»</w:t>
             </w:r>
             <w:r>
               <w:rPr>
-                <w:rFonts w:ascii="Times New Roman" w:hAnsi="Times New Roman" w:cs="Times New Roman"/>
                 <w:noProof/>
                 <w:webHidden/>
-                <w:szCs w:val="28"/>
               </w:rPr>
               <w:tab/>
             </w:r>
             <w:r>
               <w:rPr>
-                <w:rFonts w:ascii="Times New Roman" w:hAnsi="Times New Roman" w:cs="Times New Roman"/>
                 <w:noProof/>
                 <w:webHidden/>
-                <w:szCs w:val="28"/>
               </w:rPr>
               <w:fldChar w:fldCharType="begin"/>
             </w:r>
             <w:r>
               <w:rPr>
-                <w:rFonts w:ascii="Times New Roman" w:hAnsi="Times New Roman" w:cs="Times New Roman"/>
                 <w:noProof/>
                 <w:webHidden/>
-                <w:szCs w:val="28"/>
-              </w:rPr>
-              <w:instrText xml:space="preserve"> PAGEREF _Toc228466829 \h </w:instrText>
-            </w:r>
-            <w:r>
-              <w:rPr>
-                <w:rFonts w:ascii="Times New Roman" w:hAnsi="Times New Roman" w:cs="Times New Roman"/>
+              </w:rPr>
+              <w:instrText xml:space="preserve"> PAGEREF _Toc228791134 \h </w:instrText>
+            </w:r>
+            <w:r>
+              <w:rPr>
                 <w:noProof/>
                 <w:webHidden/>
-                <w:szCs w:val="28"/>
-              </w:rPr>
-            </w:r>
-            <w:r>
-              <w:rPr>
-                <w:rFonts w:ascii="Times New Roman" w:hAnsi="Times New Roman" w:cs="Times New Roman"/>
+              </w:rPr>
+            </w:r>
+            <w:r>
+              <w:rPr>
                 <w:noProof/>
                 <w:webHidden/>
-                <w:szCs w:val="28"/>
               </w:rPr>
               <w:fldChar w:fldCharType="separate"/>
             </w:r>
             <w:r>
               <w:rPr>
-                <w:rFonts w:ascii="Times New Roman" w:hAnsi="Times New Roman" w:cs="Times New Roman"/>
                 <w:noProof/>
                 <w:webHidden/>
-                <w:szCs w:val="28"/>
-              </w:rPr>
-              <w:t>7</w:t>
-            </w:r>
-            <w:r>
-              <w:rPr>
-                <w:rFonts w:ascii="Times New Roman" w:hAnsi="Times New Roman" w:cs="Times New Roman"/>
+              </w:rPr>
+              <w:t>6</w:t>
+            </w:r>
+            <w:r>
+              <w:rPr>
                 <w:noProof/>
                 <w:webHidden/>
-                <w:szCs w:val="28"/>
               </w:rPr>
               <w:fldChar w:fldCharType="end"/>
             </w:r>
@@ -798,90 +752,66 @@
               <w:tab w:val="right" w:leader="dot" w:pos="8921"/>
             </w:tabs>
             <w:rPr>
-              <w:rFonts w:ascii="Times New Roman" w:eastAsiaTheme="minorEastAsia" w:hAnsi="Times New Roman" w:cs="Times New Roman"/>
+              <w:rFonts w:eastAsiaTheme="minorEastAsia" w:cstheme="minorBidi"/>
               <w:noProof/>
-              <w:sz w:val="28"/>
-              <w:szCs w:val="28"/>
+              <w:sz w:val="22"/>
+              <w:szCs w:val="22"/>
               <w:lang w:eastAsia="ru-RU"/>
             </w:rPr>
           </w:pPr>
-          <w:hyperlink w:anchor="_Toc228466830" w:history="1">
+          <w:hyperlink w:anchor="_Toc228791135" w:history="1">
             <w:r>
               <w:rPr>
                 <w:rStyle w:val="af6"/>
-                <w:rFonts w:ascii="Times New Roman" w:hAnsi="Times New Roman" w:cs="Times New Roman"/>
-                <w:noProof/>
-                <w:sz w:val="28"/>
-                <w:szCs w:val="28"/>
+                <w:noProof/>
               </w:rPr>
               <w:t>1.1.1Основные характеристики игры</w:t>
             </w:r>
             <w:r>
               <w:rPr>
-                <w:rFonts w:ascii="Times New Roman" w:hAnsi="Times New Roman" w:cs="Times New Roman"/>
                 <w:noProof/>
                 <w:webHidden/>
-                <w:sz w:val="28"/>
-                <w:szCs w:val="28"/>
               </w:rPr>
               <w:tab/>
             </w:r>
             <w:r>
               <w:rPr>
-                <w:rFonts w:ascii="Times New Roman" w:hAnsi="Times New Roman" w:cs="Times New Roman"/>
                 <w:noProof/>
                 <w:webHidden/>
-                <w:sz w:val="28"/>
-                <w:szCs w:val="28"/>
               </w:rPr>
               <w:fldChar w:fldCharType="begin"/>
             </w:r>
             <w:r>
               <w:rPr>
-                <w:rFonts w:ascii="Times New Roman" w:hAnsi="Times New Roman" w:cs="Times New Roman"/>
                 <w:noProof/>
                 <w:webHidden/>
-                <w:sz w:val="28"/>
-                <w:szCs w:val="28"/>
-              </w:rPr>
-              <w:instrText xml:space="preserve"> PAGEREF _Toc228466830 \h </w:instrText>
-            </w:r>
-            <w:r>
-              <w:rPr>
-                <w:rFonts w:ascii="Times New Roman" w:hAnsi="Times New Roman" w:cs="Times New Roman"/>
+              </w:rPr>
+              <w:instrText xml:space="preserve"> PAGEREF _Toc228791135 \h </w:instrText>
+            </w:r>
+            <w:r>
+              <w:rPr>
                 <w:noProof/>
                 <w:webHidden/>
-                <w:sz w:val="28"/>
-                <w:szCs w:val="28"/>
-              </w:rPr>
-            </w:r>
-            <w:r>
-              <w:rPr>
-                <w:rFonts w:ascii="Times New Roman" w:hAnsi="Times New Roman" w:cs="Times New Roman"/>
+              </w:rPr>
+            </w:r>
+            <w:r>
+              <w:rPr>
                 <w:noProof/>
                 <w:webHidden/>
-                <w:sz w:val="28"/>
-                <w:szCs w:val="28"/>
               </w:rPr>
               <w:fldChar w:fldCharType="separate"/>
             </w:r>
             <w:r>
               <w:rPr>
-                <w:rFonts w:ascii="Times New Roman" w:hAnsi="Times New Roman" w:cs="Times New Roman"/>
                 <w:noProof/>
                 <w:webHidden/>
-                <w:sz w:val="28"/>
-                <w:szCs w:val="28"/>
-              </w:rPr>
-              <w:t>8</w:t>
-            </w:r>
-            <w:r>
-              <w:rPr>
-                <w:rFonts w:ascii="Times New Roman" w:hAnsi="Times New Roman" w:cs="Times New Roman"/>
+              </w:rPr>
+              <w:t>7</w:t>
+            </w:r>
+            <w:r>
+              <w:rPr>
                 <w:noProof/>
                 <w:webHidden/>
-                <w:sz w:val="28"/>
-                <w:szCs w:val="28"/>
               </w:rPr>
               <w:fldChar w:fldCharType="end"/>
             </w:r>
@@ -894,90 +824,66 @@
               <w:tab w:val="right" w:leader="dot" w:pos="8921"/>
             </w:tabs>
             <w:rPr>
-              <w:rFonts w:ascii="Times New Roman" w:eastAsiaTheme="minorEastAsia" w:hAnsi="Times New Roman" w:cs="Times New Roman"/>
+              <w:rFonts w:eastAsiaTheme="minorEastAsia" w:cstheme="minorBidi"/>
               <w:noProof/>
-              <w:sz w:val="28"/>
-              <w:szCs w:val="28"/>
+              <w:sz w:val="22"/>
+              <w:szCs w:val="22"/>
               <w:lang w:eastAsia="ru-RU"/>
             </w:rPr>
           </w:pPr>
-          <w:hyperlink w:anchor="_Toc228466831" w:history="1">
+          <w:hyperlink w:anchor="_Toc228791136" w:history="1">
             <w:r>
               <w:rPr>
                 <w:rStyle w:val="af6"/>
-                <w:rFonts w:ascii="Times New Roman" w:hAnsi="Times New Roman" w:cs="Times New Roman"/>
-                <w:noProof/>
-                <w:sz w:val="28"/>
-                <w:szCs w:val="28"/>
+                <w:noProof/>
               </w:rPr>
               <w:t>1.1.2Историческая эволюция</w:t>
             </w:r>
             <w:r>
               <w:rPr>
-                <w:rFonts w:ascii="Times New Roman" w:hAnsi="Times New Roman" w:cs="Times New Roman"/>
                 <w:noProof/>
                 <w:webHidden/>
-                <w:sz w:val="28"/>
-                <w:szCs w:val="28"/>
               </w:rPr>
               <w:tab/>
             </w:r>
             <w:r>
               <w:rPr>
-                <w:rFonts w:ascii="Times New Roman" w:hAnsi="Times New Roman" w:cs="Times New Roman"/>
                 <w:noProof/>
                 <w:webHidden/>
-                <w:sz w:val="28"/>
-                <w:szCs w:val="28"/>
               </w:rPr>
               <w:fldChar w:fldCharType="begin"/>
             </w:r>
             <w:r>
               <w:rPr>
-                <w:rFonts w:ascii="Times New Roman" w:hAnsi="Times New Roman" w:cs="Times New Roman"/>
                 <w:noProof/>
                 <w:webHidden/>
-                <w:sz w:val="28"/>
-                <w:szCs w:val="28"/>
-              </w:rPr>
-              <w:instrText xml:space="preserve"> PAGEREF _Toc228466831 \h </w:instrText>
-            </w:r>
-            <w:r>
-              <w:rPr>
-                <w:rFonts w:ascii="Times New Roman" w:hAnsi="Times New Roman" w:cs="Times New Roman"/>
+              </w:rPr>
+              <w:instrText xml:space="preserve"> PAGEREF _Toc228791136 \h </w:instrText>
+            </w:r>
+            <w:r>
+              <w:rPr>
                 <w:noProof/>
                 <w:webHidden/>
-                <w:sz w:val="28"/>
-                <w:szCs w:val="28"/>
-              </w:rPr>
-            </w:r>
-            <w:r>
-              <w:rPr>
-                <w:rFonts w:ascii="Times New Roman" w:hAnsi="Times New Roman" w:cs="Times New Roman"/>
+              </w:rPr>
+            </w:r>
+            <w:r>
+              <w:rPr>
                 <w:noProof/>
                 <w:webHidden/>
-                <w:sz w:val="28"/>
-                <w:szCs w:val="28"/>
               </w:rPr>
               <w:fldChar w:fldCharType="separate"/>
             </w:r>
             <w:r>
               <w:rPr>
-                <w:rFonts w:ascii="Times New Roman" w:hAnsi="Times New Roman" w:cs="Times New Roman"/>
                 <w:noProof/>
                 <w:webHidden/>
-                <w:sz w:val="28"/>
-                <w:szCs w:val="28"/>
-              </w:rPr>
-              <w:t>9</w:t>
-            </w:r>
-            <w:r>
-              <w:rPr>
-                <w:rFonts w:ascii="Times New Roman" w:hAnsi="Times New Roman" w:cs="Times New Roman"/>
+              </w:rPr>
+              <w:t>8</w:t>
+            </w:r>
+            <w:r>
+              <w:rPr>
                 <w:noProof/>
                 <w:webHidden/>
-                <w:sz w:val="28"/>
-                <w:szCs w:val="28"/>
               </w:rPr>
               <w:fldChar w:fldCharType="end"/>
             </w:r>
@@ -990,90 +896,66 @@
               <w:tab w:val="right" w:leader="dot" w:pos="8921"/>
             </w:tabs>
             <w:rPr>
-              <w:rFonts w:ascii="Times New Roman" w:eastAsiaTheme="minorEastAsia" w:hAnsi="Times New Roman" w:cs="Times New Roman"/>
+              <w:rFonts w:eastAsiaTheme="minorEastAsia" w:cstheme="minorBidi"/>
               <w:noProof/>
-              <w:sz w:val="28"/>
-              <w:szCs w:val="28"/>
+              <w:sz w:val="22"/>
+              <w:szCs w:val="22"/>
               <w:lang w:eastAsia="ru-RU"/>
             </w:rPr>
           </w:pPr>
-          <w:hyperlink w:anchor="_Toc228466832" w:history="1">
+          <w:hyperlink w:anchor="_Toc228791137" w:history="1">
             <w:r>
               <w:rPr>
                 <w:rStyle w:val="af6"/>
-                <w:rFonts w:ascii="Times New Roman" w:hAnsi="Times New Roman" w:cs="Times New Roman"/>
-                <w:noProof/>
-                <w:sz w:val="28"/>
-                <w:szCs w:val="28"/>
+                <w:noProof/>
               </w:rPr>
               <w:t>1.1.3Современные тенденции развития</w:t>
             </w:r>
             <w:r>
               <w:rPr>
-                <w:rFonts w:ascii="Times New Roman" w:hAnsi="Times New Roman" w:cs="Times New Roman"/>
                 <w:noProof/>
                 <w:webHidden/>
-                <w:sz w:val="28"/>
-                <w:szCs w:val="28"/>
               </w:rPr>
               <w:tab/>
             </w:r>
             <w:r>
               <w:rPr>
-                <w:rFonts w:ascii="Times New Roman" w:hAnsi="Times New Roman" w:cs="Times New Roman"/>
                 <w:noProof/>
                 <w:webHidden/>
-                <w:sz w:val="28"/>
-                <w:szCs w:val="28"/>
               </w:rPr>
               <w:fldChar w:fldCharType="begin"/>
             </w:r>
             <w:r>
               <w:rPr>
-                <w:rFonts w:ascii="Times New Roman" w:hAnsi="Times New Roman" w:cs="Times New Roman"/>
                 <w:noProof/>
                 <w:webHidden/>
-                <w:sz w:val="28"/>
-                <w:szCs w:val="28"/>
-              </w:rPr>
-              <w:instrText xml:space="preserve"> PAGEREF _Toc228466832 \h </w:instrText>
-            </w:r>
-            <w:r>
-              <w:rPr>
-                <w:rFonts w:ascii="Times New Roman" w:hAnsi="Times New Roman" w:cs="Times New Roman"/>
+              </w:rPr>
+              <w:instrText xml:space="preserve"> PAGEREF _Toc228791137 \h </w:instrText>
+            </w:r>
+            <w:r>
+              <w:rPr>
                 <w:noProof/>
                 <w:webHidden/>
-                <w:sz w:val="28"/>
-                <w:szCs w:val="28"/>
-              </w:rPr>
-            </w:r>
-            <w:r>
-              <w:rPr>
-                <w:rFonts w:ascii="Times New Roman" w:hAnsi="Times New Roman" w:cs="Times New Roman"/>
+              </w:rPr>
+            </w:r>
+            <w:r>
+              <w:rPr>
                 <w:noProof/>
                 <w:webHidden/>
-                <w:sz w:val="28"/>
-                <w:szCs w:val="28"/>
               </w:rPr>
               <w:fldChar w:fldCharType="separate"/>
             </w:r>
             <w:r>
               <w:rPr>
-                <w:rFonts w:ascii="Times New Roman" w:hAnsi="Times New Roman" w:cs="Times New Roman"/>
                 <w:noProof/>
                 <w:webHidden/>
-                <w:sz w:val="28"/>
-                <w:szCs w:val="28"/>
-              </w:rPr>
-              <w:t>11</w:t>
-            </w:r>
-            <w:r>
-              <w:rPr>
-                <w:rFonts w:ascii="Times New Roman" w:hAnsi="Times New Roman" w:cs="Times New Roman"/>
+              </w:rPr>
+              <w:t>10</w:t>
+            </w:r>
+            <w:r>
+              <w:rPr>
                 <w:noProof/>
                 <w:webHidden/>
-                <w:sz w:val="28"/>
-                <w:szCs w:val="28"/>
               </w:rPr>
               <w:fldChar w:fldCharType="end"/>
             </w:r>
@@ -1086,90 +968,66 @@
               <w:tab w:val="right" w:leader="dot" w:pos="8921"/>
             </w:tabs>
             <w:rPr>
-              <w:rFonts w:ascii="Times New Roman" w:eastAsiaTheme="minorEastAsia" w:hAnsi="Times New Roman" w:cs="Times New Roman"/>
+              <w:rFonts w:eastAsiaTheme="minorEastAsia" w:cstheme="minorBidi"/>
               <w:noProof/>
-              <w:sz w:val="28"/>
-              <w:szCs w:val="28"/>
+              <w:sz w:val="22"/>
+              <w:szCs w:val="22"/>
               <w:lang w:eastAsia="ru-RU"/>
             </w:rPr>
           </w:pPr>
-          <w:hyperlink w:anchor="_Toc228466833" w:history="1">
+          <w:hyperlink w:anchor="_Toc228791138" w:history="1">
             <w:r>
               <w:rPr>
                 <w:rStyle w:val="af6"/>
-                <w:rFonts w:ascii="Times New Roman" w:hAnsi="Times New Roman" w:cs="Times New Roman"/>
-                <w:noProof/>
-                <w:sz w:val="28"/>
-                <w:szCs w:val="28"/>
+                <w:noProof/>
               </w:rPr>
               <w:t>1.1.4Психологические аспекты игры</w:t>
             </w:r>
             <w:r>
               <w:rPr>
-                <w:rFonts w:ascii="Times New Roman" w:hAnsi="Times New Roman" w:cs="Times New Roman"/>
                 <w:noProof/>
                 <w:webHidden/>
-                <w:sz w:val="28"/>
-                <w:szCs w:val="28"/>
               </w:rPr>
               <w:tab/>
             </w:r>
             <w:r>
               <w:rPr>
-                <w:rFonts w:ascii="Times New Roman" w:hAnsi="Times New Roman" w:cs="Times New Roman"/>
                 <w:noProof/>
                 <w:webHidden/>
-                <w:sz w:val="28"/>
-                <w:szCs w:val="28"/>
               </w:rPr>
               <w:fldChar w:fldCharType="begin"/>
             </w:r>
             <w:r>
               <w:rPr>
-                <w:rFonts w:ascii="Times New Roman" w:hAnsi="Times New Roman" w:cs="Times New Roman"/>
                 <w:noProof/>
                 <w:webHidden/>
-                <w:sz w:val="28"/>
-                <w:szCs w:val="28"/>
-              </w:rPr>
-              <w:instrText xml:space="preserve"> PAGEREF _Toc228466833 \h </w:instrText>
-            </w:r>
-            <w:r>
-              <w:rPr>
-                <w:rFonts w:ascii="Times New Roman" w:hAnsi="Times New Roman" w:cs="Times New Roman"/>
+              </w:rPr>
+              <w:instrText xml:space="preserve"> PAGEREF _Toc228791138 \h </w:instrText>
+            </w:r>
+            <w:r>
+              <w:rPr>
                 <w:noProof/>
                 <w:webHidden/>
-                <w:sz w:val="28"/>
-                <w:szCs w:val="28"/>
-              </w:rPr>
-            </w:r>
-            <w:r>
-              <w:rPr>
-                <w:rFonts w:ascii="Times New Roman" w:hAnsi="Times New Roman" w:cs="Times New Roman"/>
+              </w:rPr>
+            </w:r>
+            <w:r>
+              <w:rPr>
                 <w:noProof/>
                 <w:webHidden/>
-                <w:sz w:val="28"/>
-                <w:szCs w:val="28"/>
               </w:rPr>
               <w:fldChar w:fldCharType="separate"/>
             </w:r>
             <w:r>
               <w:rPr>
-                <w:rFonts w:ascii="Times New Roman" w:hAnsi="Times New Roman" w:cs="Times New Roman"/>
                 <w:noProof/>
                 <w:webHidden/>
-                <w:sz w:val="28"/>
-                <w:szCs w:val="28"/>
-              </w:rPr>
-              <w:t>12</w:t>
-            </w:r>
-            <w:r>
-              <w:rPr>
-                <w:rFonts w:ascii="Times New Roman" w:hAnsi="Times New Roman" w:cs="Times New Roman"/>
+              </w:rPr>
+              <w:t>11</w:t>
+            </w:r>
+            <w:r>
+              <w:rPr>
                 <w:noProof/>
                 <w:webHidden/>
-                <w:sz w:val="28"/>
-                <w:szCs w:val="28"/>
               </w:rPr>
               <w:fldChar w:fldCharType="end"/>
             </w:r>
@@ -1182,82 +1040,66 @@
               <w:tab w:val="right" w:leader="dot" w:pos="8921"/>
             </w:tabs>
             <w:rPr>
-              <w:rFonts w:ascii="Times New Roman" w:eastAsiaTheme="minorEastAsia" w:hAnsi="Times New Roman" w:cs="Times New Roman"/>
+              <w:rFonts w:asciiTheme="minorHAnsi" w:eastAsiaTheme="minorEastAsia" w:hAnsiTheme="minorHAnsi" w:cstheme="minorBidi"/>
               <w:bCs w:val="0"/>
               <w:noProof/>
-              <w:szCs w:val="28"/>
+              <w:sz w:val="22"/>
               <w:lang w:eastAsia="ru-RU"/>
             </w:rPr>
           </w:pPr>
-          <w:hyperlink w:anchor="_Toc228466834" w:history="1">
+          <w:hyperlink w:anchor="_Toc228791139" w:history="1">
             <w:r>
               <w:rPr>
                 <w:rStyle w:val="af6"/>
-                <w:rFonts w:ascii="Times New Roman" w:hAnsi="Times New Roman" w:cs="Times New Roman"/>
-                <w:noProof/>
-                <w:szCs w:val="28"/>
+                <w:noProof/>
               </w:rPr>
               <w:t>1.2 Общие сведения о средствах разработки</w:t>
             </w:r>
             <w:r>
               <w:rPr>
-                <w:rFonts w:ascii="Times New Roman" w:hAnsi="Times New Roman" w:cs="Times New Roman"/>
                 <w:noProof/>
                 <w:webHidden/>
-                <w:szCs w:val="28"/>
               </w:rPr>
               <w:tab/>
             </w:r>
             <w:r>
               <w:rPr>
-                <w:rFonts w:ascii="Times New Roman" w:hAnsi="Times New Roman" w:cs="Times New Roman"/>
                 <w:noProof/>
                 <w:webHidden/>
-                <w:szCs w:val="28"/>
               </w:rPr>
               <w:fldChar w:fldCharType="begin"/>
             </w:r>
             <w:r>
               <w:rPr>
-                <w:rFonts w:ascii="Times New Roman" w:hAnsi="Times New Roman" w:cs="Times New Roman"/>
                 <w:noProof/>
                 <w:webHidden/>
-                <w:szCs w:val="28"/>
-              </w:rPr>
-              <w:instrText xml:space="preserve"> PAGEREF _Toc228466834 \h </w:instrText>
-            </w:r>
-            <w:r>
-              <w:rPr>
-                <w:rFonts w:ascii="Times New Roman" w:hAnsi="Times New Roman" w:cs="Times New Roman"/>
+              </w:rPr>
+              <w:instrText xml:space="preserve"> PAGEREF _Toc228791139 \h </w:instrText>
+            </w:r>
+            <w:r>
+              <w:rPr>
                 <w:noProof/>
                 <w:webHidden/>
-                <w:szCs w:val="28"/>
-              </w:rPr>
-            </w:r>
-            <w:r>
-              <w:rPr>
-                <w:rFonts w:ascii="Times New Roman" w:hAnsi="Times New Roman" w:cs="Times New Roman"/>
+              </w:rPr>
+            </w:r>
+            <w:r>
+              <w:rPr>
                 <w:noProof/>
                 <w:webHidden/>
-                <w:szCs w:val="28"/>
               </w:rPr>
               <w:fldChar w:fldCharType="separate"/>
             </w:r>
             <w:r>
               <w:rPr>
-                <w:rFonts w:ascii="Times New Roman" w:hAnsi="Times New Roman" w:cs="Times New Roman"/>
                 <w:noProof/>
                 <w:webHidden/>
-                <w:szCs w:val="28"/>
-              </w:rPr>
-              <w:t>12</w:t>
-            </w:r>
-            <w:r>
-              <w:rPr>
-                <w:rFonts w:ascii="Times New Roman" w:hAnsi="Times New Roman" w:cs="Times New Roman"/>
+              </w:rPr>
+              <w:t>11</w:t>
+            </w:r>
+            <w:r>
+              <w:rPr>
                 <w:noProof/>
                 <w:webHidden/>
-                <w:szCs w:val="28"/>
               </w:rPr>
               <w:fldChar w:fldCharType="end"/>
             </w:r>
@@ -1270,90 +1112,66 @@
               <w:tab w:val="right" w:leader="dot" w:pos="8921"/>
             </w:tabs>
             <w:rPr>
-              <w:rFonts w:ascii="Times New Roman" w:eastAsiaTheme="minorEastAsia" w:hAnsi="Times New Roman" w:cs="Times New Roman"/>
+              <w:rFonts w:eastAsiaTheme="minorEastAsia" w:cstheme="minorBidi"/>
               <w:noProof/>
-              <w:sz w:val="28"/>
-              <w:szCs w:val="28"/>
+              <w:sz w:val="22"/>
+              <w:szCs w:val="22"/>
               <w:lang w:eastAsia="ru-RU"/>
             </w:rPr>
           </w:pPr>
-          <w:hyperlink w:anchor="_Toc228466835" w:history="1">
+          <w:hyperlink w:anchor="_Toc228791140" w:history="1">
             <w:r>
               <w:rPr>
                 <w:rStyle w:val="af6"/>
-                <w:rFonts w:ascii="Times New Roman" w:hAnsi="Times New Roman" w:cs="Times New Roman"/>
-                <w:noProof/>
-                <w:sz w:val="28"/>
-                <w:szCs w:val="28"/>
+                <w:noProof/>
               </w:rPr>
               <w:t>1.2.1 Язык разметки HTML</w:t>
             </w:r>
             <w:r>
               <w:rPr>
-                <w:rFonts w:ascii="Times New Roman" w:hAnsi="Times New Roman" w:cs="Times New Roman"/>
                 <w:noProof/>
                 <w:webHidden/>
-                <w:sz w:val="28"/>
-                <w:szCs w:val="28"/>
               </w:rPr>
               <w:tab/>
             </w:r>
             <w:r>
               <w:rPr>
-                <w:rFonts w:ascii="Times New Roman" w:hAnsi="Times New Roman" w:cs="Times New Roman"/>
                 <w:noProof/>
                 <w:webHidden/>
-                <w:sz w:val="28"/>
-                <w:szCs w:val="28"/>
               </w:rPr>
               <w:fldChar w:fldCharType="begin"/>
             </w:r>
             <w:r>
               <w:rPr>
-                <w:rFonts w:ascii="Times New Roman" w:hAnsi="Times New Roman" w:cs="Times New Roman"/>
                 <w:noProof/>
                 <w:webHidden/>
-                <w:sz w:val="28"/>
-                <w:szCs w:val="28"/>
-              </w:rPr>
-              <w:instrText xml:space="preserve"> PAGEREF _Toc228466835 \h </w:instrText>
-            </w:r>
-            <w:r>
-              <w:rPr>
-                <w:rFonts w:ascii="Times New Roman" w:hAnsi="Times New Roman" w:cs="Times New Roman"/>
+              </w:rPr>
+              <w:instrText xml:space="preserve"> PAGEREF _Toc228791140 \h </w:instrText>
+            </w:r>
+            <w:r>
+              <w:rPr>
                 <w:noProof/>
                 <w:webHidden/>
-                <w:sz w:val="28"/>
-                <w:szCs w:val="28"/>
-              </w:rPr>
-            </w:r>
-            <w:r>
-              <w:rPr>
-                <w:rFonts w:ascii="Times New Roman" w:hAnsi="Times New Roman" w:cs="Times New Roman"/>
+              </w:rPr>
+            </w:r>
+            <w:r>
+              <w:rPr>
                 <w:noProof/>
                 <w:webHidden/>
-                <w:sz w:val="28"/>
-                <w:szCs w:val="28"/>
               </w:rPr>
               <w:fldChar w:fldCharType="separate"/>
             </w:r>
             <w:r>
               <w:rPr>
-                <w:rFonts w:ascii="Times New Roman" w:hAnsi="Times New Roman" w:cs="Times New Roman"/>
                 <w:noProof/>
                 <w:webHidden/>
-                <w:sz w:val="28"/>
-                <w:szCs w:val="28"/>
-              </w:rPr>
-              <w:t>13</w:t>
-            </w:r>
-            <w:r>
-              <w:rPr>
-                <w:rFonts w:ascii="Times New Roman" w:hAnsi="Times New Roman" w:cs="Times New Roman"/>
+              </w:rPr>
+              <w:t>12</w:t>
+            </w:r>
+            <w:r>
+              <w:rPr>
                 <w:noProof/>
                 <w:webHidden/>
-                <w:sz w:val="28"/>
-                <w:szCs w:val="28"/>
               </w:rPr>
               <w:fldChar w:fldCharType="end"/>
             </w:r>
@@ -1366,90 +1184,66 @@
               <w:tab w:val="right" w:leader="dot" w:pos="8921"/>
             </w:tabs>
             <w:rPr>
-              <w:rFonts w:ascii="Times New Roman" w:eastAsiaTheme="minorEastAsia" w:hAnsi="Times New Roman" w:cs="Times New Roman"/>
+              <w:rFonts w:eastAsiaTheme="minorEastAsia" w:cstheme="minorBidi"/>
               <w:noProof/>
-              <w:sz w:val="28"/>
-              <w:szCs w:val="28"/>
+              <w:sz w:val="22"/>
+              <w:szCs w:val="22"/>
               <w:lang w:eastAsia="ru-RU"/>
             </w:rPr>
           </w:pPr>
-          <w:hyperlink w:anchor="_Toc228466836" w:history="1">
+          <w:hyperlink w:anchor="_Toc228791141" w:history="1">
             <w:r>
               <w:rPr>
                 <w:rStyle w:val="af6"/>
-                <w:rFonts w:ascii="Times New Roman" w:hAnsi="Times New Roman" w:cs="Times New Roman"/>
-                <w:noProof/>
-                <w:sz w:val="28"/>
-                <w:szCs w:val="28"/>
+                <w:noProof/>
               </w:rPr>
               <w:t>1.2.2 Каскадные таблицы стилей CSS</w:t>
             </w:r>
             <w:r>
               <w:rPr>
-                <w:rFonts w:ascii="Times New Roman" w:hAnsi="Times New Roman" w:cs="Times New Roman"/>
                 <w:noProof/>
                 <w:webHidden/>
-                <w:sz w:val="28"/>
-                <w:szCs w:val="28"/>
               </w:rPr>
               <w:tab/>
             </w:r>
             <w:r>
               <w:rPr>
-                <w:rFonts w:ascii="Times New Roman" w:hAnsi="Times New Roman" w:cs="Times New Roman"/>
                 <w:noProof/>
                 <w:webHidden/>
-                <w:sz w:val="28"/>
-                <w:szCs w:val="28"/>
               </w:rPr>
               <w:fldChar w:fldCharType="begin"/>
             </w:r>
             <w:r>
               <w:rPr>
-                <w:rFonts w:ascii="Times New Roman" w:hAnsi="Times New Roman" w:cs="Times New Roman"/>
                 <w:noProof/>
                 <w:webHidden/>
-                <w:sz w:val="28"/>
-                <w:szCs w:val="28"/>
-              </w:rPr>
-              <w:instrText xml:space="preserve"> PAGEREF _Toc228466836 \h </w:instrText>
-            </w:r>
-            <w:r>
-              <w:rPr>
-                <w:rFonts w:ascii="Times New Roman" w:hAnsi="Times New Roman" w:cs="Times New Roman"/>
+              </w:rPr>
+              <w:instrText xml:space="preserve"> PAGEREF _Toc228791141 \h </w:instrText>
+            </w:r>
+            <w:r>
+              <w:rPr>
                 <w:noProof/>
                 <w:webHidden/>
-                <w:sz w:val="28"/>
-                <w:szCs w:val="28"/>
-              </w:rPr>
-            </w:r>
-            <w:r>
-              <w:rPr>
-                <w:rFonts w:ascii="Times New Roman" w:hAnsi="Times New Roman" w:cs="Times New Roman"/>
+              </w:rPr>
+            </w:r>
+            <w:r>
+              <w:rPr>
                 <w:noProof/>
                 <w:webHidden/>
-                <w:sz w:val="28"/>
-                <w:szCs w:val="28"/>
               </w:rPr>
               <w:fldChar w:fldCharType="separate"/>
             </w:r>
             <w:r>
               <w:rPr>
-                <w:rFonts w:ascii="Times New Roman" w:hAnsi="Times New Roman" w:cs="Times New Roman"/>
                 <w:noProof/>
                 <w:webHidden/>
-                <w:sz w:val="28"/>
-                <w:szCs w:val="28"/>
-              </w:rPr>
-              <w:t>14</w:t>
-            </w:r>
-            <w:r>
-              <w:rPr>
-                <w:rFonts w:ascii="Times New Roman" w:hAnsi="Times New Roman" w:cs="Times New Roman"/>
+              </w:rPr>
+              <w:t>13</w:t>
+            </w:r>
+            <w:r>
+              <w:rPr>
                 <w:noProof/>
                 <w:webHidden/>
-                <w:sz w:val="28"/>
-                <w:szCs w:val="28"/>
               </w:rPr>
               <w:fldChar w:fldCharType="end"/>
             </w:r>
@@ -1462,90 +1256,66 @@
               <w:tab w:val="right" w:leader="dot" w:pos="8921"/>
             </w:tabs>
             <w:rPr>
-              <w:rFonts w:ascii="Times New Roman" w:eastAsiaTheme="minorEastAsia" w:hAnsi="Times New Roman" w:cs="Times New Roman"/>
+              <w:rFonts w:eastAsiaTheme="minorEastAsia" w:cstheme="minorBidi"/>
               <w:noProof/>
-              <w:sz w:val="28"/>
-              <w:szCs w:val="28"/>
+              <w:sz w:val="22"/>
+              <w:szCs w:val="22"/>
               <w:lang w:eastAsia="ru-RU"/>
             </w:rPr>
           </w:pPr>
-          <w:hyperlink w:anchor="_Toc228466837" w:history="1">
+          <w:hyperlink w:anchor="_Toc228791142" w:history="1">
             <w:r>
               <w:rPr>
                 <w:rStyle w:val="af6"/>
-                <w:rFonts w:ascii="Times New Roman" w:hAnsi="Times New Roman" w:cs="Times New Roman"/>
-                <w:noProof/>
-                <w:sz w:val="28"/>
-                <w:szCs w:val="28"/>
+                <w:noProof/>
               </w:rPr>
               <w:t>1.2.3 Язык программирования JavaScript</w:t>
             </w:r>
             <w:r>
               <w:rPr>
-                <w:rFonts w:ascii="Times New Roman" w:hAnsi="Times New Roman" w:cs="Times New Roman"/>
                 <w:noProof/>
                 <w:webHidden/>
-                <w:sz w:val="28"/>
-                <w:szCs w:val="28"/>
               </w:rPr>
               <w:tab/>
             </w:r>
             <w:r>
               <w:rPr>
-                <w:rFonts w:ascii="Times New Roman" w:hAnsi="Times New Roman" w:cs="Times New Roman"/>
                 <w:noProof/>
                 <w:webHidden/>
-                <w:sz w:val="28"/>
-                <w:szCs w:val="28"/>
               </w:rPr>
               <w:fldChar w:fldCharType="begin"/>
             </w:r>
             <w:r>
               <w:rPr>
-                <w:rFonts w:ascii="Times New Roman" w:hAnsi="Times New Roman" w:cs="Times New Roman"/>
                 <w:noProof/>
                 <w:webHidden/>
-                <w:sz w:val="28"/>
-                <w:szCs w:val="28"/>
-              </w:rPr>
-              <w:instrText xml:space="preserve"> PAGEREF _Toc228466837 \h </w:instrText>
-            </w:r>
-            <w:r>
-              <w:rPr>
-                <w:rFonts w:ascii="Times New Roman" w:hAnsi="Times New Roman" w:cs="Times New Roman"/>
+              </w:rPr>
+              <w:instrText xml:space="preserve"> PAGEREF _Toc228791142 \h </w:instrText>
+            </w:r>
+            <w:r>
+              <w:rPr>
                 <w:noProof/>
                 <w:webHidden/>
-                <w:sz w:val="28"/>
-                <w:szCs w:val="28"/>
-              </w:rPr>
-            </w:r>
-            <w:r>
-              <w:rPr>
-                <w:rFonts w:ascii="Times New Roman" w:hAnsi="Times New Roman" w:cs="Times New Roman"/>
+              </w:rPr>
+            </w:r>
+            <w:r>
+              <w:rPr>
                 <w:noProof/>
                 <w:webHidden/>
-                <w:sz w:val="28"/>
-                <w:szCs w:val="28"/>
               </w:rPr>
               <w:fldChar w:fldCharType="separate"/>
             </w:r>
             <w:r>
               <w:rPr>
-                <w:rFonts w:ascii="Times New Roman" w:hAnsi="Times New Roman" w:cs="Times New Roman"/>
                 <w:noProof/>
                 <w:webHidden/>
-                <w:sz w:val="28"/>
-                <w:szCs w:val="28"/>
-              </w:rPr>
-              <w:t>14</w:t>
-            </w:r>
-            <w:r>
-              <w:rPr>
-                <w:rFonts w:ascii="Times New Roman" w:hAnsi="Times New Roman" w:cs="Times New Roman"/>
+              </w:rPr>
+              <w:t>13</w:t>
+            </w:r>
+            <w:r>
+              <w:rPr>
                 <w:noProof/>
                 <w:webHidden/>
-                <w:sz w:val="28"/>
-                <w:szCs w:val="28"/>
               </w:rPr>
               <w:fldChar w:fldCharType="end"/>
             </w:r>
@@ -1558,90 +1328,66 @@
               <w:tab w:val="right" w:leader="dot" w:pos="8921"/>
             </w:tabs>
             <w:rPr>
-              <w:rFonts w:ascii="Times New Roman" w:eastAsiaTheme="minorEastAsia" w:hAnsi="Times New Roman" w:cs="Times New Roman"/>
+              <w:rFonts w:eastAsiaTheme="minorEastAsia" w:cstheme="minorBidi"/>
               <w:noProof/>
-              <w:sz w:val="28"/>
-              <w:szCs w:val="28"/>
+              <w:sz w:val="22"/>
+              <w:szCs w:val="22"/>
               <w:lang w:eastAsia="ru-RU"/>
             </w:rPr>
           </w:pPr>
-          <w:hyperlink w:anchor="_Toc228466838" w:history="1">
+          <w:hyperlink w:anchor="_Toc228791143" w:history="1">
             <w:r>
               <w:rPr>
                 <w:rStyle w:val="af6"/>
-                <w:rFonts w:ascii="Times New Roman" w:hAnsi="Times New Roman" w:cs="Times New Roman"/>
-                <w:noProof/>
-                <w:sz w:val="28"/>
-                <w:szCs w:val="28"/>
+                <w:noProof/>
               </w:rPr>
               <w:t>1.2.4 Серверная платформа Node.js</w:t>
             </w:r>
             <w:r>
               <w:rPr>
-                <w:rFonts w:ascii="Times New Roman" w:hAnsi="Times New Roman" w:cs="Times New Roman"/>
                 <w:noProof/>
                 <w:webHidden/>
-                <w:sz w:val="28"/>
-                <w:szCs w:val="28"/>
               </w:rPr>
               <w:tab/>
             </w:r>
             <w:r>
               <w:rPr>
-                <w:rFonts w:ascii="Times New Roman" w:hAnsi="Times New Roman" w:cs="Times New Roman"/>
                 <w:noProof/>
                 <w:webHidden/>
-                <w:sz w:val="28"/>
-                <w:szCs w:val="28"/>
               </w:rPr>
               <w:fldChar w:fldCharType="begin"/>
             </w:r>
             <w:r>
               <w:rPr>
-                <w:rFonts w:ascii="Times New Roman" w:hAnsi="Times New Roman" w:cs="Times New Roman"/>
                 <w:noProof/>
                 <w:webHidden/>
-                <w:sz w:val="28"/>
-                <w:szCs w:val="28"/>
-              </w:rPr>
-              <w:instrText xml:space="preserve"> PAGEREF _Toc228466838 \h </w:instrText>
-            </w:r>
-            <w:r>
-              <w:rPr>
-                <w:rFonts w:ascii="Times New Roman" w:hAnsi="Times New Roman" w:cs="Times New Roman"/>
+              </w:rPr>
+              <w:instrText xml:space="preserve"> PAGEREF _Toc228791143 \h </w:instrText>
+            </w:r>
+            <w:r>
+              <w:rPr>
                 <w:noProof/>
                 <w:webHidden/>
-                <w:sz w:val="28"/>
-                <w:szCs w:val="28"/>
-              </w:rPr>
-            </w:r>
-            <w:r>
-              <w:rPr>
-                <w:rFonts w:ascii="Times New Roman" w:hAnsi="Times New Roman" w:cs="Times New Roman"/>
+              </w:rPr>
+            </w:r>
+            <w:r>
+              <w:rPr>
                 <w:noProof/>
                 <w:webHidden/>
-                <w:sz w:val="28"/>
-                <w:szCs w:val="28"/>
               </w:rPr>
               <w:fldChar w:fldCharType="separate"/>
             </w:r>
             <w:r>
               <w:rPr>
-                <w:rFonts w:ascii="Times New Roman" w:hAnsi="Times New Roman" w:cs="Times New Roman"/>
                 <w:noProof/>
                 <w:webHidden/>
-                <w:sz w:val="28"/>
-                <w:szCs w:val="28"/>
-              </w:rPr>
-              <w:t>15</w:t>
-            </w:r>
-            <w:r>
-              <w:rPr>
-                <w:rFonts w:ascii="Times New Roman" w:hAnsi="Times New Roman" w:cs="Times New Roman"/>
+              </w:rPr>
+              <w:t>14</w:t>
+            </w:r>
+            <w:r>
+              <w:rPr>
                 <w:noProof/>
                 <w:webHidden/>
-                <w:sz w:val="28"/>
-                <w:szCs w:val="28"/>
               </w:rPr>
               <w:fldChar w:fldCharType="end"/>
             </w:r>
@@ -1654,31 +1400,25 @@
               <w:tab w:val="right" w:leader="dot" w:pos="8921"/>
             </w:tabs>
             <w:rPr>
-              <w:rFonts w:ascii="Times New Roman" w:eastAsiaTheme="minorEastAsia" w:hAnsi="Times New Roman" w:cs="Times New Roman"/>
+              <w:rFonts w:eastAsiaTheme="minorEastAsia" w:cstheme="minorBidi"/>
               <w:noProof/>
-              <w:sz w:val="28"/>
-              <w:szCs w:val="28"/>
+              <w:sz w:val="22"/>
+              <w:szCs w:val="22"/>
               <w:lang w:eastAsia="ru-RU"/>
             </w:rPr>
           </w:pPr>
-          <w:hyperlink w:anchor="_Toc228466839" w:history="1">
+          <w:hyperlink w:anchor="_Toc228791144" w:history="1">
             <w:r>
               <w:rPr>
                 <w:rStyle w:val="af6"/>
-                <w:rFonts w:ascii="Times New Roman" w:hAnsi="Times New Roman" w:cs="Times New Roman"/>
-                <w:noProof/>
-                <w:sz w:val="28"/>
-                <w:szCs w:val="28"/>
+                <w:noProof/>
               </w:rPr>
               <w:t xml:space="preserve">1.2.5 Система управления базами данных </w:t>
             </w:r>
             <w:r>
               <w:rPr>
                 <w:rStyle w:val="af6"/>
-                <w:rFonts w:ascii="Times New Roman" w:hAnsi="Times New Roman" w:cs="Times New Roman"/>
-                <w:noProof/>
-                <w:sz w:val="28"/>
-                <w:szCs w:val="28"/>
+                <w:noProof/>
                 <w:lang w:val="en-US"/>
               </w:rPr>
               <w:t>S</w:t>
@@ -1686,79 +1426,55 @@
             <w:r>
               <w:rPr>
                 <w:rStyle w:val="af6"/>
-                <w:rFonts w:ascii="Times New Roman" w:hAnsi="Times New Roman" w:cs="Times New Roman"/>
-                <w:noProof/>
-                <w:sz w:val="28"/>
-                <w:szCs w:val="28"/>
+                <w:noProof/>
               </w:rPr>
               <w:t>qlite3</w:t>
             </w:r>
             <w:r>
               <w:rPr>
-                <w:rFonts w:ascii="Times New Roman" w:hAnsi="Times New Roman" w:cs="Times New Roman"/>
                 <w:noProof/>
                 <w:webHidden/>
-                <w:sz w:val="28"/>
-                <w:szCs w:val="28"/>
               </w:rPr>
               <w:tab/>
             </w:r>
             <w:r>
               <w:rPr>
-                <w:rFonts w:ascii="Times New Roman" w:hAnsi="Times New Roman" w:cs="Times New Roman"/>
                 <w:noProof/>
                 <w:webHidden/>
-                <w:sz w:val="28"/>
-                <w:szCs w:val="28"/>
               </w:rPr>
               <w:fldChar w:fldCharType="begin"/>
             </w:r>
             <w:r>
               <w:rPr>
-                <w:rFonts w:ascii="Times New Roman" w:hAnsi="Times New Roman" w:cs="Times New Roman"/>
                 <w:noProof/>
                 <w:webHidden/>
-                <w:sz w:val="28"/>
-                <w:szCs w:val="28"/>
-              </w:rPr>
-              <w:instrText xml:space="preserve"> PAGEREF _Toc228466839 \h </w:instrText>
-            </w:r>
-            <w:r>
-              <w:rPr>
-                <w:rFonts w:ascii="Times New Roman" w:hAnsi="Times New Roman" w:cs="Times New Roman"/>
+              </w:rPr>
+              <w:instrText xml:space="preserve"> PAGEREF _Toc228791144 \h </w:instrText>
+            </w:r>
+            <w:r>
+              <w:rPr>
                 <w:noProof/>
                 <w:webHidden/>
-                <w:sz w:val="28"/>
-                <w:szCs w:val="28"/>
-              </w:rPr>
-            </w:r>
-            <w:r>
-              <w:rPr>
-                <w:rFonts w:ascii="Times New Roman" w:hAnsi="Times New Roman" w:cs="Times New Roman"/>
+              </w:rPr>
+            </w:r>
+            <w:r>
+              <w:rPr>
                 <w:noProof/>
                 <w:webHidden/>
-                <w:sz w:val="28"/>
-                <w:szCs w:val="28"/>
               </w:rPr>
               <w:fldChar w:fldCharType="separate"/>
             </w:r>
             <w:r>
               <w:rPr>
-                <w:rFonts w:ascii="Times New Roman" w:hAnsi="Times New Roman" w:cs="Times New Roman"/>
                 <w:noProof/>
                 <w:webHidden/>
-                <w:sz w:val="28"/>
-                <w:szCs w:val="28"/>
-              </w:rPr>
-              <w:t>15</w:t>
-            </w:r>
-            <w:r>
-              <w:rPr>
-                <w:rFonts w:ascii="Times New Roman" w:hAnsi="Times New Roman" w:cs="Times New Roman"/>
+              </w:rPr>
+              <w:t>14</w:t>
+            </w:r>
+            <w:r>
+              <w:rPr>
                 <w:noProof/>
                 <w:webHidden/>
-                <w:sz w:val="28"/>
-                <w:szCs w:val="28"/>
               </w:rPr>
               <w:fldChar w:fldCharType="end"/>
             </w:r>
@@ -1771,84 +1487,69 @@
               <w:tab w:val="right" w:leader="dot" w:pos="8921"/>
             </w:tabs>
             <w:rPr>
-              <w:rFonts w:eastAsiaTheme="minorEastAsia" w:cs="Times New Roman"/>
+              <w:rFonts w:asciiTheme="minorHAnsi" w:eastAsiaTheme="minorEastAsia" w:hAnsiTheme="minorHAnsi" w:cstheme="minorBidi"/>
               <w:bCs w:val="0"/>
               <w:iCs w:val="0"/>
               <w:noProof/>
-              <w:szCs w:val="28"/>
+              <w:sz w:val="22"/>
+              <w:szCs w:val="22"/>
               <w:lang w:eastAsia="ru-RU"/>
             </w:rPr>
           </w:pPr>
-          <w:hyperlink w:anchor="_Toc228466840" w:history="1">
+          <w:hyperlink w:anchor="_Toc228791145" w:history="1">
             <w:r>
               <w:rPr>
                 <w:rStyle w:val="af6"/>
-                <w:rFonts w:cs="Times New Roman"/>
                 <w:b/>
                 <w:noProof/>
-                <w:szCs w:val="28"/>
               </w:rPr>
               <w:t>2 ПРОЕКТИРОВАНИЕ ПРИЛОЖЕНИЯ</w:t>
             </w:r>
             <w:r>
               <w:rPr>
-                <w:rFonts w:cs="Times New Roman"/>
                 <w:noProof/>
                 <w:webHidden/>
-                <w:szCs w:val="28"/>
               </w:rPr>
               <w:tab/>
             </w:r>
             <w:r>
               <w:rPr>
-                <w:rFonts w:cs="Times New Roman"/>
                 <w:noProof/>
                 <w:webHidden/>
-                <w:szCs w:val="28"/>
               </w:rPr>
               <w:fldChar w:fldCharType="begin"/>
             </w:r>
             <w:r>
               <w:rPr>
-                <w:rFonts w:cs="Times New Roman"/>
                 <w:noProof/>
                 <w:webHidden/>
-                <w:szCs w:val="28"/>
-              </w:rPr>
-              <w:instrText xml:space="preserve"> PAGEREF _Toc228466840 \h </w:instrText>
-            </w:r>
-            <w:r>
-              <w:rPr>
-                <w:rFonts w:cs="Times New Roman"/>
+              </w:rPr>
+              <w:instrText xml:space="preserve"> PAGEREF _Toc228791145 \h </w:instrText>
+            </w:r>
+            <w:r>
+              <w:rPr>
                 <w:noProof/>
                 <w:webHidden/>
-                <w:szCs w:val="28"/>
-              </w:rPr>
-            </w:r>
-            <w:r>
-              <w:rPr>
-                <w:rFonts w:cs="Times New Roman"/>
+              </w:rPr>
+            </w:r>
+            <w:r>
+              <w:rPr>
                 <w:noProof/>
                 <w:webHidden/>
-                <w:szCs w:val="28"/>
               </w:rPr>
               <w:fldChar w:fldCharType="separate"/>
             </w:r>
             <w:r>
               <w:rPr>
-                <w:rFonts w:cs="Times New Roman"/>
                 <w:noProof/>
                 <w:webHidden/>
-                <w:szCs w:val="28"/>
-              </w:rPr>
-              <w:t>16</w:t>
-            </w:r>
-            <w:r>
-              <w:rPr>
-                <w:rFonts w:cs="Times New Roman"/>
+              </w:rPr>
+              <w:t>15</w:t>
+            </w:r>
+            <w:r>
+              <w:rPr>
                 <w:noProof/>
                 <w:webHidden/>
-                <w:szCs w:val="28"/>
               </w:rPr>
               <w:fldChar w:fldCharType="end"/>
             </w:r>
@@ -1861,82 +1562,66 @@
               <w:tab w:val="right" w:leader="dot" w:pos="8921"/>
             </w:tabs>
             <w:rPr>
-              <w:rFonts w:ascii="Times New Roman" w:eastAsiaTheme="minorEastAsia" w:hAnsi="Times New Roman" w:cs="Times New Roman"/>
+              <w:rFonts w:asciiTheme="minorHAnsi" w:eastAsiaTheme="minorEastAsia" w:hAnsiTheme="minorHAnsi" w:cstheme="minorBidi"/>
               <w:bCs w:val="0"/>
               <w:noProof/>
-              <w:szCs w:val="28"/>
+              <w:sz w:val="22"/>
               <w:lang w:eastAsia="ru-RU"/>
             </w:rPr>
           </w:pPr>
-          <w:hyperlink w:anchor="_Toc228466841" w:history="1">
+          <w:hyperlink w:anchor="_Toc228791146" w:history="1">
             <w:r>
               <w:rPr>
                 <w:rStyle w:val="af6"/>
-                <w:rFonts w:ascii="Times New Roman" w:hAnsi="Times New Roman" w:cs="Times New Roman"/>
-                <w:noProof/>
-                <w:szCs w:val="28"/>
+                <w:noProof/>
               </w:rPr>
               <w:t>2.1 Этапы разработки приложения</w:t>
             </w:r>
             <w:r>
               <w:rPr>
-                <w:rFonts w:ascii="Times New Roman" w:hAnsi="Times New Roman" w:cs="Times New Roman"/>
                 <w:noProof/>
                 <w:webHidden/>
-                <w:szCs w:val="28"/>
               </w:rPr>
               <w:tab/>
             </w:r>
             <w:r>
               <w:rPr>
-                <w:rFonts w:ascii="Times New Roman" w:hAnsi="Times New Roman" w:cs="Times New Roman"/>
                 <w:noProof/>
                 <w:webHidden/>
-                <w:szCs w:val="28"/>
               </w:rPr>
               <w:fldChar w:fldCharType="begin"/>
             </w:r>
             <w:r>
               <w:rPr>
-                <w:rFonts w:ascii="Times New Roman" w:hAnsi="Times New Roman" w:cs="Times New Roman"/>
                 <w:noProof/>
                 <w:webHidden/>
-                <w:szCs w:val="28"/>
-              </w:rPr>
-              <w:instrText xml:space="preserve"> PAGEREF _Toc228466841 \h </w:instrText>
-            </w:r>
-            <w:r>
-              <w:rPr>
-                <w:rFonts w:ascii="Times New Roman" w:hAnsi="Times New Roman" w:cs="Times New Roman"/>
+              </w:rPr>
+              <w:instrText xml:space="preserve"> PAGEREF _Toc228791146 \h </w:instrText>
+            </w:r>
+            <w:r>
+              <w:rPr>
                 <w:noProof/>
                 <w:webHidden/>
-                <w:szCs w:val="28"/>
-              </w:rPr>
-            </w:r>
-            <w:r>
-              <w:rPr>
-                <w:rFonts w:ascii="Times New Roman" w:hAnsi="Times New Roman" w:cs="Times New Roman"/>
+              </w:rPr>
+            </w:r>
+            <w:r>
+              <w:rPr>
                 <w:noProof/>
                 <w:webHidden/>
-                <w:szCs w:val="28"/>
               </w:rPr>
               <w:fldChar w:fldCharType="separate"/>
             </w:r>
             <w:r>
               <w:rPr>
-                <w:rFonts w:ascii="Times New Roman" w:hAnsi="Times New Roman" w:cs="Times New Roman"/>
                 <w:noProof/>
                 <w:webHidden/>
-                <w:szCs w:val="28"/>
-              </w:rPr>
-              <w:t>16</w:t>
-            </w:r>
-            <w:r>
-              <w:rPr>
-                <w:rFonts w:ascii="Times New Roman" w:hAnsi="Times New Roman" w:cs="Times New Roman"/>
+              </w:rPr>
+              <w:t>15</w:t>
+            </w:r>
+            <w:r>
+              <w:rPr>
                 <w:noProof/>
                 <w:webHidden/>
-                <w:szCs w:val="28"/>
               </w:rPr>
               <w:fldChar w:fldCharType="end"/>
             </w:r>
@@ -1949,82 +1634,66 @@
               <w:tab w:val="right" w:leader="dot" w:pos="8921"/>
             </w:tabs>
             <w:rPr>
-              <w:rFonts w:ascii="Times New Roman" w:eastAsiaTheme="minorEastAsia" w:hAnsi="Times New Roman" w:cs="Times New Roman"/>
+              <w:rFonts w:asciiTheme="minorHAnsi" w:eastAsiaTheme="minorEastAsia" w:hAnsiTheme="minorHAnsi" w:cstheme="minorBidi"/>
               <w:bCs w:val="0"/>
               <w:noProof/>
-              <w:szCs w:val="28"/>
+              <w:sz w:val="22"/>
               <w:lang w:eastAsia="ru-RU"/>
             </w:rPr>
           </w:pPr>
-          <w:hyperlink w:anchor="_Toc228466842" w:history="1">
+          <w:hyperlink w:anchor="_Toc228791147" w:history="1">
             <w:r>
               <w:rPr>
                 <w:rStyle w:val="af6"/>
-                <w:rFonts w:ascii="Times New Roman" w:hAnsi="Times New Roman" w:cs="Times New Roman"/>
-                <w:noProof/>
-                <w:szCs w:val="28"/>
+                <w:noProof/>
               </w:rPr>
               <w:t>2.2 Моделирование предметной области</w:t>
             </w:r>
             <w:r>
               <w:rPr>
-                <w:rFonts w:ascii="Times New Roman" w:hAnsi="Times New Roman" w:cs="Times New Roman"/>
                 <w:noProof/>
                 <w:webHidden/>
-                <w:szCs w:val="28"/>
               </w:rPr>
               <w:tab/>
             </w:r>
             <w:r>
               <w:rPr>
-                <w:rFonts w:ascii="Times New Roman" w:hAnsi="Times New Roman" w:cs="Times New Roman"/>
                 <w:noProof/>
                 <w:webHidden/>
-                <w:szCs w:val="28"/>
               </w:rPr>
               <w:fldChar w:fldCharType="begin"/>
             </w:r>
             <w:r>
               <w:rPr>
-                <w:rFonts w:ascii="Times New Roman" w:hAnsi="Times New Roman" w:cs="Times New Roman"/>
                 <w:noProof/>
                 <w:webHidden/>
-                <w:szCs w:val="28"/>
-              </w:rPr>
-              <w:instrText xml:space="preserve"> PAGEREF _Toc228466842 \h </w:instrText>
-            </w:r>
-            <w:r>
-              <w:rPr>
-                <w:rFonts w:ascii="Times New Roman" w:hAnsi="Times New Roman" w:cs="Times New Roman"/>
+              </w:rPr>
+              <w:instrText xml:space="preserve"> PAGEREF _Toc228791147 \h </w:instrText>
+            </w:r>
+            <w:r>
+              <w:rPr>
                 <w:noProof/>
                 <w:webHidden/>
-                <w:szCs w:val="28"/>
-              </w:rPr>
-            </w:r>
-            <w:r>
-              <w:rPr>
-                <w:rFonts w:ascii="Times New Roman" w:hAnsi="Times New Roman" w:cs="Times New Roman"/>
+              </w:rPr>
+            </w:r>
+            <w:r>
+              <w:rPr>
                 <w:noProof/>
                 <w:webHidden/>
-                <w:szCs w:val="28"/>
               </w:rPr>
               <w:fldChar w:fldCharType="separate"/>
             </w:r>
             <w:r>
               <w:rPr>
-                <w:rFonts w:ascii="Times New Roman" w:hAnsi="Times New Roman" w:cs="Times New Roman"/>
                 <w:noProof/>
                 <w:webHidden/>
-                <w:szCs w:val="28"/>
-              </w:rPr>
-              <w:t>17</w:t>
-            </w:r>
-            <w:r>
-              <w:rPr>
-                <w:rFonts w:ascii="Times New Roman" w:hAnsi="Times New Roman" w:cs="Times New Roman"/>
+              </w:rPr>
+              <w:t>16</w:t>
+            </w:r>
+            <w:r>
+              <w:rPr>
                 <w:noProof/>
                 <w:webHidden/>
-                <w:szCs w:val="28"/>
               </w:rPr>
               <w:fldChar w:fldCharType="end"/>
             </w:r>
@@ -2037,90 +1706,66 @@
               <w:tab w:val="right" w:leader="dot" w:pos="8921"/>
             </w:tabs>
             <w:rPr>
-              <w:rFonts w:ascii="Times New Roman" w:eastAsiaTheme="minorEastAsia" w:hAnsi="Times New Roman" w:cs="Times New Roman"/>
+              <w:rFonts w:eastAsiaTheme="minorEastAsia" w:cstheme="minorBidi"/>
               <w:noProof/>
-              <w:sz w:val="28"/>
-              <w:szCs w:val="28"/>
+              <w:sz w:val="22"/>
+              <w:szCs w:val="22"/>
               <w:lang w:eastAsia="ru-RU"/>
             </w:rPr>
           </w:pPr>
-          <w:hyperlink w:anchor="_Toc228466843" w:history="1">
+          <w:hyperlink w:anchor="_Toc228791148" w:history="1">
             <w:r>
               <w:rPr>
                 <w:rStyle w:val="af6"/>
-                <w:rFonts w:ascii="Times New Roman" w:hAnsi="Times New Roman" w:cs="Times New Roman"/>
-                <w:noProof/>
-                <w:sz w:val="28"/>
-                <w:szCs w:val="28"/>
+                <w:noProof/>
               </w:rPr>
               <w:t>2.2.1 Определение сущностей системы</w:t>
             </w:r>
             <w:r>
               <w:rPr>
-                <w:rFonts w:ascii="Times New Roman" w:hAnsi="Times New Roman" w:cs="Times New Roman"/>
                 <w:noProof/>
                 <w:webHidden/>
-                <w:sz w:val="28"/>
-                <w:szCs w:val="28"/>
               </w:rPr>
               <w:tab/>
             </w:r>
             <w:r>
               <w:rPr>
-                <w:rFonts w:ascii="Times New Roman" w:hAnsi="Times New Roman" w:cs="Times New Roman"/>
                 <w:noProof/>
                 <w:webHidden/>
-                <w:sz w:val="28"/>
-                <w:szCs w:val="28"/>
               </w:rPr>
               <w:fldChar w:fldCharType="begin"/>
             </w:r>
             <w:r>
               <w:rPr>
-                <w:rFonts w:ascii="Times New Roman" w:hAnsi="Times New Roman" w:cs="Times New Roman"/>
                 <w:noProof/>
                 <w:webHidden/>
-                <w:sz w:val="28"/>
-                <w:szCs w:val="28"/>
-              </w:rPr>
-              <w:instrText xml:space="preserve"> PAGEREF _Toc228466843 \h </w:instrText>
-            </w:r>
-            <w:r>
-              <w:rPr>
-                <w:rFonts w:ascii="Times New Roman" w:hAnsi="Times New Roman" w:cs="Times New Roman"/>
+              </w:rPr>
+              <w:instrText xml:space="preserve"> PAGEREF _Toc228791148 \h </w:instrText>
+            </w:r>
+            <w:r>
+              <w:rPr>
                 <w:noProof/>
                 <w:webHidden/>
-                <w:sz w:val="28"/>
-                <w:szCs w:val="28"/>
-              </w:rPr>
-            </w:r>
-            <w:r>
-              <w:rPr>
-                <w:rFonts w:ascii="Times New Roman" w:hAnsi="Times New Roman" w:cs="Times New Roman"/>
+              </w:rPr>
+            </w:r>
+            <w:r>
+              <w:rPr>
                 <w:noProof/>
                 <w:webHidden/>
-                <w:sz w:val="28"/>
-                <w:szCs w:val="28"/>
               </w:rPr>
               <w:fldChar w:fldCharType="separate"/>
             </w:r>
             <w:r>
               <w:rPr>
-                <w:rFonts w:ascii="Times New Roman" w:hAnsi="Times New Roman" w:cs="Times New Roman"/>
                 <w:noProof/>
                 <w:webHidden/>
-                <w:sz w:val="28"/>
-                <w:szCs w:val="28"/>
-              </w:rPr>
-              <w:t>18</w:t>
-            </w:r>
-            <w:r>
-              <w:rPr>
-                <w:rFonts w:ascii="Times New Roman" w:hAnsi="Times New Roman" w:cs="Times New Roman"/>
+              </w:rPr>
+              <w:t>17</w:t>
+            </w:r>
+            <w:r>
+              <w:rPr>
                 <w:noProof/>
                 <w:webHidden/>
-                <w:sz w:val="28"/>
-                <w:szCs w:val="28"/>
               </w:rPr>
               <w:fldChar w:fldCharType="end"/>
             </w:r>
@@ -2133,90 +1778,66 @@
               <w:tab w:val="right" w:leader="dot" w:pos="8921"/>
             </w:tabs>
             <w:rPr>
-              <w:rFonts w:ascii="Times New Roman" w:eastAsiaTheme="minorEastAsia" w:hAnsi="Times New Roman" w:cs="Times New Roman"/>
+              <w:rFonts w:eastAsiaTheme="minorEastAsia" w:cstheme="minorBidi"/>
               <w:noProof/>
-              <w:sz w:val="28"/>
-              <w:szCs w:val="28"/>
+              <w:sz w:val="22"/>
+              <w:szCs w:val="22"/>
               <w:lang w:eastAsia="ru-RU"/>
             </w:rPr>
           </w:pPr>
-          <w:hyperlink w:anchor="_Toc228466844" w:history="1">
+          <w:hyperlink w:anchor="_Toc228791149" w:history="1">
             <w:r>
               <w:rPr>
                 <w:rStyle w:val="af6"/>
-                <w:rFonts w:ascii="Times New Roman" w:hAnsi="Times New Roman" w:cs="Times New Roman"/>
-                <w:noProof/>
-                <w:sz w:val="28"/>
-                <w:szCs w:val="28"/>
+                <w:noProof/>
               </w:rPr>
               <w:t>2.2.3 Проектирование базы данных</w:t>
             </w:r>
             <w:r>
               <w:rPr>
-                <w:rFonts w:ascii="Times New Roman" w:hAnsi="Times New Roman" w:cs="Times New Roman"/>
                 <w:noProof/>
                 <w:webHidden/>
-                <w:sz w:val="28"/>
-                <w:szCs w:val="28"/>
               </w:rPr>
               <w:tab/>
             </w:r>
             <w:r>
               <w:rPr>
-                <w:rFonts w:ascii="Times New Roman" w:hAnsi="Times New Roman" w:cs="Times New Roman"/>
                 <w:noProof/>
                 <w:webHidden/>
-                <w:sz w:val="28"/>
-                <w:szCs w:val="28"/>
               </w:rPr>
               <w:fldChar w:fldCharType="begin"/>
             </w:r>
             <w:r>
               <w:rPr>
-                <w:rFonts w:ascii="Times New Roman" w:hAnsi="Times New Roman" w:cs="Times New Roman"/>
                 <w:noProof/>
                 <w:webHidden/>
-                <w:sz w:val="28"/>
-                <w:szCs w:val="28"/>
-              </w:rPr>
-              <w:instrText xml:space="preserve"> PAGEREF _Toc228466844 \h </w:instrText>
-            </w:r>
-            <w:r>
-              <w:rPr>
-                <w:rFonts w:ascii="Times New Roman" w:hAnsi="Times New Roman" w:cs="Times New Roman"/>
+              </w:rPr>
+              <w:instrText xml:space="preserve"> PAGEREF _Toc228791149 \h </w:instrText>
+            </w:r>
+            <w:r>
+              <w:rPr>
                 <w:noProof/>
                 <w:webHidden/>
-                <w:sz w:val="28"/>
-                <w:szCs w:val="28"/>
-              </w:rPr>
-            </w:r>
-            <w:r>
-              <w:rPr>
-                <w:rFonts w:ascii="Times New Roman" w:hAnsi="Times New Roman" w:cs="Times New Roman"/>
+              </w:rPr>
+            </w:r>
+            <w:r>
+              <w:rPr>
                 <w:noProof/>
                 <w:webHidden/>
-                <w:sz w:val="28"/>
-                <w:szCs w:val="28"/>
               </w:rPr>
               <w:fldChar w:fldCharType="separate"/>
             </w:r>
             <w:r>
               <w:rPr>
-                <w:rFonts w:ascii="Times New Roman" w:hAnsi="Times New Roman" w:cs="Times New Roman"/>
                 <w:noProof/>
                 <w:webHidden/>
-                <w:sz w:val="28"/>
-                <w:szCs w:val="28"/>
-              </w:rPr>
-              <w:t>19</w:t>
-            </w:r>
-            <w:r>
-              <w:rPr>
-                <w:rFonts w:ascii="Times New Roman" w:hAnsi="Times New Roman" w:cs="Times New Roman"/>
+              </w:rPr>
+              <w:t>18</w:t>
+            </w:r>
+            <w:r>
+              <w:rPr>
                 <w:noProof/>
                 <w:webHidden/>
-                <w:sz w:val="28"/>
-                <w:szCs w:val="28"/>
               </w:rPr>
               <w:fldChar w:fldCharType="end"/>
             </w:r>
@@ -2229,82 +1850,66 @@
               <w:tab w:val="right" w:leader="dot" w:pos="8921"/>
             </w:tabs>
             <w:rPr>
-              <w:rFonts w:ascii="Times New Roman" w:eastAsiaTheme="minorEastAsia" w:hAnsi="Times New Roman" w:cs="Times New Roman"/>
+              <w:rFonts w:asciiTheme="minorHAnsi" w:eastAsiaTheme="minorEastAsia" w:hAnsiTheme="minorHAnsi" w:cstheme="minorBidi"/>
               <w:bCs w:val="0"/>
               <w:noProof/>
-              <w:szCs w:val="28"/>
+              <w:sz w:val="22"/>
               <w:lang w:eastAsia="ru-RU"/>
             </w:rPr>
           </w:pPr>
-          <w:hyperlink w:anchor="_Toc228466845" w:history="1">
+          <w:hyperlink w:anchor="_Toc228791150" w:history="1">
             <w:r>
               <w:rPr>
                 <w:rStyle w:val="af6"/>
-                <w:rFonts w:ascii="Times New Roman" w:hAnsi="Times New Roman" w:cs="Times New Roman"/>
-                <w:noProof/>
-                <w:szCs w:val="28"/>
+                <w:noProof/>
               </w:rPr>
               <w:t>2.3 Разработка интерфейса программы</w:t>
             </w:r>
             <w:r>
               <w:rPr>
-                <w:rFonts w:ascii="Times New Roman" w:hAnsi="Times New Roman" w:cs="Times New Roman"/>
                 <w:noProof/>
                 <w:webHidden/>
-                <w:szCs w:val="28"/>
               </w:rPr>
               <w:tab/>
             </w:r>
             <w:r>
               <w:rPr>
-                <w:rFonts w:ascii="Times New Roman" w:hAnsi="Times New Roman" w:cs="Times New Roman"/>
                 <w:noProof/>
                 <w:webHidden/>
-                <w:szCs w:val="28"/>
               </w:rPr>
               <w:fldChar w:fldCharType="begin"/>
             </w:r>
             <w:r>
               <w:rPr>
-                <w:rFonts w:ascii="Times New Roman" w:hAnsi="Times New Roman" w:cs="Times New Roman"/>
                 <w:noProof/>
                 <w:webHidden/>
-                <w:szCs w:val="28"/>
-              </w:rPr>
-              <w:instrText xml:space="preserve"> PAGEREF _Toc228466845 \h </w:instrText>
-            </w:r>
-            <w:r>
-              <w:rPr>
-                <w:rFonts w:ascii="Times New Roman" w:hAnsi="Times New Roman" w:cs="Times New Roman"/>
+              </w:rPr>
+              <w:instrText xml:space="preserve"> PAGEREF _Toc228791150 \h </w:instrText>
+            </w:r>
+            <w:r>
+              <w:rPr>
                 <w:noProof/>
                 <w:webHidden/>
-                <w:szCs w:val="28"/>
-              </w:rPr>
-            </w:r>
-            <w:r>
-              <w:rPr>
-                <w:rFonts w:ascii="Times New Roman" w:hAnsi="Times New Roman" w:cs="Times New Roman"/>
+              </w:rPr>
+            </w:r>
+            <w:r>
+              <w:rPr>
                 <w:noProof/>
                 <w:webHidden/>
-                <w:szCs w:val="28"/>
               </w:rPr>
               <w:fldChar w:fldCharType="separate"/>
             </w:r>
             <w:r>
               <w:rPr>
-                <w:rFonts w:ascii="Times New Roman" w:hAnsi="Times New Roman" w:cs="Times New Roman"/>
                 <w:noProof/>
                 <w:webHidden/>
-                <w:szCs w:val="28"/>
-              </w:rPr>
-              <w:t>19</w:t>
-            </w:r>
-            <w:r>
-              <w:rPr>
-                <w:rFonts w:ascii="Times New Roman" w:hAnsi="Times New Roman" w:cs="Times New Roman"/>
+              </w:rPr>
+              <w:t>18</w:t>
+            </w:r>
+            <w:r>
+              <w:rPr>
                 <w:noProof/>
                 <w:webHidden/>
-                <w:szCs w:val="28"/>
               </w:rPr>
               <w:fldChar w:fldCharType="end"/>
             </w:r>
@@ -2317,90 +1922,66 @@
               <w:tab w:val="right" w:leader="dot" w:pos="8921"/>
             </w:tabs>
             <w:rPr>
-              <w:rFonts w:ascii="Times New Roman" w:eastAsiaTheme="minorEastAsia" w:hAnsi="Times New Roman" w:cs="Times New Roman"/>
+              <w:rFonts w:eastAsiaTheme="minorEastAsia" w:cstheme="minorBidi"/>
               <w:noProof/>
-              <w:sz w:val="28"/>
-              <w:szCs w:val="28"/>
+              <w:sz w:val="22"/>
+              <w:szCs w:val="22"/>
               <w:lang w:eastAsia="ru-RU"/>
             </w:rPr>
           </w:pPr>
-          <w:hyperlink w:anchor="_Toc228466846" w:history="1">
+          <w:hyperlink w:anchor="_Toc228791151" w:history="1">
             <w:r>
               <w:rPr>
                 <w:rStyle w:val="af6"/>
-                <w:rFonts w:ascii="Times New Roman" w:hAnsi="Times New Roman" w:cs="Times New Roman"/>
-                <w:noProof/>
-                <w:sz w:val="28"/>
-                <w:szCs w:val="28"/>
+                <w:noProof/>
               </w:rPr>
               <w:t>2.3.1 Общая структура пользовательского интерфейса</w:t>
             </w:r>
             <w:r>
               <w:rPr>
-                <w:rFonts w:ascii="Times New Roman" w:hAnsi="Times New Roman" w:cs="Times New Roman"/>
                 <w:noProof/>
                 <w:webHidden/>
-                <w:sz w:val="28"/>
-                <w:szCs w:val="28"/>
               </w:rPr>
               <w:tab/>
             </w:r>
             <w:r>
               <w:rPr>
-                <w:rFonts w:ascii="Times New Roman" w:hAnsi="Times New Roman" w:cs="Times New Roman"/>
                 <w:noProof/>
                 <w:webHidden/>
-                <w:sz w:val="28"/>
-                <w:szCs w:val="28"/>
               </w:rPr>
               <w:fldChar w:fldCharType="begin"/>
             </w:r>
             <w:r>
               <w:rPr>
-                <w:rFonts w:ascii="Times New Roman" w:hAnsi="Times New Roman" w:cs="Times New Roman"/>
                 <w:noProof/>
                 <w:webHidden/>
-                <w:sz w:val="28"/>
-                <w:szCs w:val="28"/>
-              </w:rPr>
-              <w:instrText xml:space="preserve"> PAGEREF _Toc228466846 \h </w:instrText>
-            </w:r>
-            <w:r>
-              <w:rPr>
-                <w:rFonts w:ascii="Times New Roman" w:hAnsi="Times New Roman" w:cs="Times New Roman"/>
+              </w:rPr>
+              <w:instrText xml:space="preserve"> PAGEREF _Toc228791151 \h </w:instrText>
+            </w:r>
+            <w:r>
+              <w:rPr>
                 <w:noProof/>
                 <w:webHidden/>
-                <w:sz w:val="28"/>
-                <w:szCs w:val="28"/>
-              </w:rPr>
-            </w:r>
-            <w:r>
-              <w:rPr>
-                <w:rFonts w:ascii="Times New Roman" w:hAnsi="Times New Roman" w:cs="Times New Roman"/>
+              </w:rPr>
+            </w:r>
+            <w:r>
+              <w:rPr>
                 <w:noProof/>
                 <w:webHidden/>
-                <w:sz w:val="28"/>
-                <w:szCs w:val="28"/>
               </w:rPr>
               <w:fldChar w:fldCharType="separate"/>
             </w:r>
             <w:r>
               <w:rPr>
-                <w:rFonts w:ascii="Times New Roman" w:hAnsi="Times New Roman" w:cs="Times New Roman"/>
                 <w:noProof/>
                 <w:webHidden/>
-                <w:sz w:val="28"/>
-                <w:szCs w:val="28"/>
-              </w:rPr>
-              <w:t>20</w:t>
-            </w:r>
-            <w:r>
-              <w:rPr>
-                <w:rFonts w:ascii="Times New Roman" w:hAnsi="Times New Roman" w:cs="Times New Roman"/>
+              </w:rPr>
+              <w:t>19</w:t>
+            </w:r>
+            <w:r>
+              <w:rPr>
                 <w:noProof/>
                 <w:webHidden/>
-                <w:sz w:val="28"/>
-                <w:szCs w:val="28"/>
               </w:rPr>
               <w:fldChar w:fldCharType="end"/>
             </w:r>
@@ -2413,90 +1994,66 @@
               <w:tab w:val="right" w:leader="dot" w:pos="8921"/>
             </w:tabs>
             <w:rPr>
-              <w:rFonts w:ascii="Times New Roman" w:eastAsiaTheme="minorEastAsia" w:hAnsi="Times New Roman" w:cs="Times New Roman"/>
+              <w:rFonts w:eastAsiaTheme="minorEastAsia" w:cstheme="minorBidi"/>
               <w:noProof/>
-              <w:sz w:val="28"/>
-              <w:szCs w:val="28"/>
+              <w:sz w:val="22"/>
+              <w:szCs w:val="22"/>
               <w:lang w:eastAsia="ru-RU"/>
             </w:rPr>
           </w:pPr>
-          <w:hyperlink w:anchor="_Toc228466847" w:history="1">
+          <w:hyperlink w:anchor="_Toc228791152" w:history="1">
             <w:r>
               <w:rPr>
                 <w:rStyle w:val="af6"/>
-                <w:rFonts w:ascii="Times New Roman" w:hAnsi="Times New Roman" w:cs="Times New Roman"/>
-                <w:noProof/>
-                <w:sz w:val="28"/>
-                <w:szCs w:val="28"/>
+                <w:noProof/>
               </w:rPr>
               <w:t>2.3.2 Описание основных экранов приложения</w:t>
             </w:r>
             <w:r>
               <w:rPr>
-                <w:rFonts w:ascii="Times New Roman" w:hAnsi="Times New Roman" w:cs="Times New Roman"/>
                 <w:noProof/>
                 <w:webHidden/>
-                <w:sz w:val="28"/>
-                <w:szCs w:val="28"/>
               </w:rPr>
               <w:tab/>
             </w:r>
             <w:r>
               <w:rPr>
-                <w:rFonts w:ascii="Times New Roman" w:hAnsi="Times New Roman" w:cs="Times New Roman"/>
                 <w:noProof/>
                 <w:webHidden/>
-                <w:sz w:val="28"/>
-                <w:szCs w:val="28"/>
               </w:rPr>
               <w:fldChar w:fldCharType="begin"/>
             </w:r>
             <w:r>
               <w:rPr>
-                <w:rFonts w:ascii="Times New Roman" w:hAnsi="Times New Roman" w:cs="Times New Roman"/>
                 <w:noProof/>
                 <w:webHidden/>
-                <w:sz w:val="28"/>
-                <w:szCs w:val="28"/>
-              </w:rPr>
-              <w:instrText xml:space="preserve"> PAGEREF _Toc228466847 \h </w:instrText>
-            </w:r>
-            <w:r>
-              <w:rPr>
-                <w:rFonts w:ascii="Times New Roman" w:hAnsi="Times New Roman" w:cs="Times New Roman"/>
+              </w:rPr>
+              <w:instrText xml:space="preserve"> PAGEREF _Toc228791152 \h </w:instrText>
+            </w:r>
+            <w:r>
+              <w:rPr>
                 <w:noProof/>
                 <w:webHidden/>
-                <w:sz w:val="28"/>
-                <w:szCs w:val="28"/>
-              </w:rPr>
-            </w:r>
-            <w:r>
-              <w:rPr>
-                <w:rFonts w:ascii="Times New Roman" w:hAnsi="Times New Roman" w:cs="Times New Roman"/>
+              </w:rPr>
+            </w:r>
+            <w:r>
+              <w:rPr>
                 <w:noProof/>
                 <w:webHidden/>
-                <w:sz w:val="28"/>
-                <w:szCs w:val="28"/>
               </w:rPr>
               <w:fldChar w:fldCharType="separate"/>
             </w:r>
             <w:r>
               <w:rPr>
-                <w:rFonts w:ascii="Times New Roman" w:hAnsi="Times New Roman" w:cs="Times New Roman"/>
                 <w:noProof/>
                 <w:webHidden/>
-                <w:sz w:val="28"/>
-                <w:szCs w:val="28"/>
-              </w:rPr>
-              <w:t>20</w:t>
-            </w:r>
-            <w:r>
-              <w:rPr>
-                <w:rFonts w:ascii="Times New Roman" w:hAnsi="Times New Roman" w:cs="Times New Roman"/>
+              </w:rPr>
+              <w:t>19</w:t>
+            </w:r>
+            <w:r>
+              <w:rPr>
                 <w:noProof/>
                 <w:webHidden/>
-                <w:sz w:val="28"/>
-                <w:szCs w:val="28"/>
               </w:rPr>
               <w:fldChar w:fldCharType="end"/>
             </w:r>
@@ -2509,90 +2066,66 @@
               <w:tab w:val="right" w:leader="dot" w:pos="8921"/>
             </w:tabs>
             <w:rPr>
-              <w:rFonts w:ascii="Times New Roman" w:eastAsiaTheme="minorEastAsia" w:hAnsi="Times New Roman" w:cs="Times New Roman"/>
+              <w:rFonts w:eastAsiaTheme="minorEastAsia" w:cstheme="minorBidi"/>
               <w:noProof/>
-              <w:sz w:val="28"/>
-              <w:szCs w:val="28"/>
+              <w:sz w:val="22"/>
+              <w:szCs w:val="22"/>
               <w:lang w:eastAsia="ru-RU"/>
             </w:rPr>
           </w:pPr>
-          <w:hyperlink w:anchor="_Toc228466848" w:history="1">
+          <w:hyperlink w:anchor="_Toc228791153" w:history="1">
             <w:r>
               <w:rPr>
                 <w:rStyle w:val="af6"/>
-                <w:rFonts w:ascii="Times New Roman" w:hAnsi="Times New Roman" w:cs="Times New Roman"/>
-                <w:noProof/>
-                <w:sz w:val="28"/>
-                <w:szCs w:val="28"/>
+                <w:noProof/>
               </w:rPr>
               <w:t>2.3.3 Описание элементов управления</w:t>
             </w:r>
             <w:r>
               <w:rPr>
-                <w:rFonts w:ascii="Times New Roman" w:hAnsi="Times New Roman" w:cs="Times New Roman"/>
                 <w:noProof/>
                 <w:webHidden/>
-                <w:sz w:val="28"/>
-                <w:szCs w:val="28"/>
               </w:rPr>
               <w:tab/>
             </w:r>
             <w:r>
               <w:rPr>
-                <w:rFonts w:ascii="Times New Roman" w:hAnsi="Times New Roman" w:cs="Times New Roman"/>
                 <w:noProof/>
                 <w:webHidden/>
-                <w:sz w:val="28"/>
-                <w:szCs w:val="28"/>
               </w:rPr>
               <w:fldChar w:fldCharType="begin"/>
             </w:r>
             <w:r>
               <w:rPr>
-                <w:rFonts w:ascii="Times New Roman" w:hAnsi="Times New Roman" w:cs="Times New Roman"/>
                 <w:noProof/>
                 <w:webHidden/>
-                <w:sz w:val="28"/>
-                <w:szCs w:val="28"/>
-              </w:rPr>
-              <w:instrText xml:space="preserve"> PAGEREF _Toc228466848 \h </w:instrText>
-            </w:r>
-            <w:r>
-              <w:rPr>
-                <w:rFonts w:ascii="Times New Roman" w:hAnsi="Times New Roman" w:cs="Times New Roman"/>
+              </w:rPr>
+              <w:instrText xml:space="preserve"> PAGEREF _Toc228791153 \h </w:instrText>
+            </w:r>
+            <w:r>
+              <w:rPr>
                 <w:noProof/>
                 <w:webHidden/>
-                <w:sz w:val="28"/>
-                <w:szCs w:val="28"/>
-              </w:rPr>
-            </w:r>
-            <w:r>
-              <w:rPr>
-                <w:rFonts w:ascii="Times New Roman" w:hAnsi="Times New Roman" w:cs="Times New Roman"/>
+              </w:rPr>
+            </w:r>
+            <w:r>
+              <w:rPr>
                 <w:noProof/>
                 <w:webHidden/>
-                <w:sz w:val="28"/>
-                <w:szCs w:val="28"/>
               </w:rPr>
               <w:fldChar w:fldCharType="separate"/>
             </w:r>
             <w:r>
               <w:rPr>
-                <w:rFonts w:ascii="Times New Roman" w:hAnsi="Times New Roman" w:cs="Times New Roman"/>
                 <w:noProof/>
                 <w:webHidden/>
-                <w:sz w:val="28"/>
-                <w:szCs w:val="28"/>
-              </w:rPr>
-              <w:t>21</w:t>
-            </w:r>
-            <w:r>
-              <w:rPr>
-                <w:rFonts w:ascii="Times New Roman" w:hAnsi="Times New Roman" w:cs="Times New Roman"/>
+              </w:rPr>
+              <w:t>20</w:t>
+            </w:r>
+            <w:r>
+              <w:rPr>
                 <w:noProof/>
                 <w:webHidden/>
-                <w:sz w:val="28"/>
-                <w:szCs w:val="28"/>
               </w:rPr>
               <w:fldChar w:fldCharType="end"/>
             </w:r>
@@ -2605,82 +2138,66 @@
               <w:tab w:val="right" w:leader="dot" w:pos="8921"/>
             </w:tabs>
             <w:rPr>
-              <w:rFonts w:ascii="Times New Roman" w:eastAsiaTheme="minorEastAsia" w:hAnsi="Times New Roman" w:cs="Times New Roman"/>
+              <w:rFonts w:asciiTheme="minorHAnsi" w:eastAsiaTheme="minorEastAsia" w:hAnsiTheme="minorHAnsi" w:cstheme="minorBidi"/>
               <w:bCs w:val="0"/>
               <w:noProof/>
-              <w:szCs w:val="28"/>
+              <w:sz w:val="22"/>
               <w:lang w:eastAsia="ru-RU"/>
             </w:rPr>
           </w:pPr>
-          <w:hyperlink w:anchor="_Toc228466849" w:history="1">
+          <w:hyperlink w:anchor="_Toc228791154" w:history="1">
             <w:r>
               <w:rPr>
                 <w:rStyle w:val="af6"/>
-                <w:rFonts w:ascii="Times New Roman" w:hAnsi="Times New Roman" w:cs="Times New Roman"/>
-                <w:noProof/>
-                <w:szCs w:val="28"/>
+                <w:noProof/>
               </w:rPr>
               <w:t>2.4 Программная реализация модулей приложения</w:t>
             </w:r>
             <w:r>
               <w:rPr>
-                <w:rFonts w:ascii="Times New Roman" w:hAnsi="Times New Roman" w:cs="Times New Roman"/>
                 <w:noProof/>
                 <w:webHidden/>
-                <w:szCs w:val="28"/>
               </w:rPr>
               <w:tab/>
             </w:r>
             <w:r>
               <w:rPr>
-                <w:rFonts w:ascii="Times New Roman" w:hAnsi="Times New Roman" w:cs="Times New Roman"/>
                 <w:noProof/>
                 <w:webHidden/>
-                <w:szCs w:val="28"/>
               </w:rPr>
               <w:fldChar w:fldCharType="begin"/>
             </w:r>
             <w:r>
               <w:rPr>
-                <w:rFonts w:ascii="Times New Roman" w:hAnsi="Times New Roman" w:cs="Times New Roman"/>
                 <w:noProof/>
                 <w:webHidden/>
-                <w:szCs w:val="28"/>
-              </w:rPr>
-              <w:instrText xml:space="preserve"> PAGEREF _Toc228466849 \h </w:instrText>
-            </w:r>
-            <w:r>
-              <w:rPr>
-                <w:rFonts w:ascii="Times New Roman" w:hAnsi="Times New Roman" w:cs="Times New Roman"/>
+              </w:rPr>
+              <w:instrText xml:space="preserve"> PAGEREF _Toc228791154 \h </w:instrText>
+            </w:r>
+            <w:r>
+              <w:rPr>
                 <w:noProof/>
                 <w:webHidden/>
-                <w:szCs w:val="28"/>
-              </w:rPr>
-            </w:r>
-            <w:r>
-              <w:rPr>
-                <w:rFonts w:ascii="Times New Roman" w:hAnsi="Times New Roman" w:cs="Times New Roman"/>
+              </w:rPr>
+            </w:r>
+            <w:r>
+              <w:rPr>
                 <w:noProof/>
                 <w:webHidden/>
-                <w:szCs w:val="28"/>
               </w:rPr>
               <w:fldChar w:fldCharType="separate"/>
             </w:r>
             <w:r>
               <w:rPr>
-                <w:rFonts w:ascii="Times New Roman" w:hAnsi="Times New Roman" w:cs="Times New Roman"/>
                 <w:noProof/>
                 <w:webHidden/>
-                <w:szCs w:val="28"/>
-              </w:rPr>
-              <w:t>23</w:t>
-            </w:r>
-            <w:r>
-              <w:rPr>
-                <w:rFonts w:ascii="Times New Roman" w:hAnsi="Times New Roman" w:cs="Times New Roman"/>
+              </w:rPr>
+              <w:t>22</w:t>
+            </w:r>
+            <w:r>
+              <w:rPr>
                 <w:noProof/>
                 <w:webHidden/>
-                <w:szCs w:val="28"/>
               </w:rPr>
               <w:fldChar w:fldCharType="end"/>
             </w:r>
@@ -2693,90 +2210,66 @@
               <w:tab w:val="right" w:leader="dot" w:pos="8921"/>
             </w:tabs>
             <w:rPr>
-              <w:rFonts w:ascii="Times New Roman" w:eastAsiaTheme="minorEastAsia" w:hAnsi="Times New Roman" w:cs="Times New Roman"/>
+              <w:rFonts w:eastAsiaTheme="minorEastAsia" w:cstheme="minorBidi"/>
               <w:noProof/>
-              <w:sz w:val="28"/>
-              <w:szCs w:val="28"/>
+              <w:sz w:val="22"/>
+              <w:szCs w:val="22"/>
               <w:lang w:eastAsia="ru-RU"/>
             </w:rPr>
           </w:pPr>
-          <w:hyperlink w:anchor="_Toc228466850" w:history="1">
+          <w:hyperlink w:anchor="_Toc228791155" w:history="1">
             <w:r>
               <w:rPr>
                 <w:rStyle w:val="af6"/>
-                <w:rFonts w:ascii="Times New Roman" w:hAnsi="Times New Roman" w:cs="Times New Roman"/>
-                <w:noProof/>
-                <w:sz w:val="28"/>
-                <w:szCs w:val="28"/>
+                <w:noProof/>
               </w:rPr>
               <w:t>2.4.1 Архитектура приложения</w:t>
             </w:r>
             <w:r>
               <w:rPr>
-                <w:rFonts w:ascii="Times New Roman" w:hAnsi="Times New Roman" w:cs="Times New Roman"/>
                 <w:noProof/>
                 <w:webHidden/>
-                <w:sz w:val="28"/>
-                <w:szCs w:val="28"/>
               </w:rPr>
               <w:tab/>
             </w:r>
             <w:r>
               <w:rPr>
-                <w:rFonts w:ascii="Times New Roman" w:hAnsi="Times New Roman" w:cs="Times New Roman"/>
                 <w:noProof/>
                 <w:webHidden/>
-                <w:sz w:val="28"/>
-                <w:szCs w:val="28"/>
               </w:rPr>
               <w:fldChar w:fldCharType="begin"/>
             </w:r>
             <w:r>
               <w:rPr>
-                <w:rFonts w:ascii="Times New Roman" w:hAnsi="Times New Roman" w:cs="Times New Roman"/>
                 <w:noProof/>
                 <w:webHidden/>
-                <w:sz w:val="28"/>
-                <w:szCs w:val="28"/>
-              </w:rPr>
-              <w:instrText xml:space="preserve"> PAGEREF _Toc228466850 \h </w:instrText>
-            </w:r>
-            <w:r>
-              <w:rPr>
-                <w:rFonts w:ascii="Times New Roman" w:hAnsi="Times New Roman" w:cs="Times New Roman"/>
+              </w:rPr>
+              <w:instrText xml:space="preserve"> PAGEREF _Toc228791155 \h </w:instrText>
+            </w:r>
+            <w:r>
+              <w:rPr>
                 <w:noProof/>
                 <w:webHidden/>
-                <w:sz w:val="28"/>
-                <w:szCs w:val="28"/>
-              </w:rPr>
-            </w:r>
-            <w:r>
-              <w:rPr>
-                <w:rFonts w:ascii="Times New Roman" w:hAnsi="Times New Roman" w:cs="Times New Roman"/>
+              </w:rPr>
+            </w:r>
+            <w:r>
+              <w:rPr>
                 <w:noProof/>
                 <w:webHidden/>
-                <w:sz w:val="28"/>
-                <w:szCs w:val="28"/>
               </w:rPr>
               <w:fldChar w:fldCharType="separate"/>
             </w:r>
             <w:r>
               <w:rPr>
-                <w:rFonts w:ascii="Times New Roman" w:hAnsi="Times New Roman" w:cs="Times New Roman"/>
                 <w:noProof/>
                 <w:webHidden/>
-                <w:sz w:val="28"/>
-                <w:szCs w:val="28"/>
-              </w:rPr>
-              <w:t>23</w:t>
-            </w:r>
-            <w:r>
-              <w:rPr>
-                <w:rFonts w:ascii="Times New Roman" w:hAnsi="Times New Roman" w:cs="Times New Roman"/>
+              </w:rPr>
+              <w:t>22</w:t>
+            </w:r>
+            <w:r>
+              <w:rPr>
                 <w:noProof/>
                 <w:webHidden/>
-                <w:sz w:val="28"/>
-                <w:szCs w:val="28"/>
               </w:rPr>
               <w:fldChar w:fldCharType="end"/>
             </w:r>
@@ -2789,90 +2282,66 @@
               <w:tab w:val="right" w:leader="dot" w:pos="8921"/>
             </w:tabs>
             <w:rPr>
-              <w:rFonts w:ascii="Times New Roman" w:eastAsiaTheme="minorEastAsia" w:hAnsi="Times New Roman" w:cs="Times New Roman"/>
+              <w:rFonts w:eastAsiaTheme="minorEastAsia" w:cstheme="minorBidi"/>
               <w:noProof/>
-              <w:sz w:val="28"/>
-              <w:szCs w:val="28"/>
+              <w:sz w:val="22"/>
+              <w:szCs w:val="22"/>
               <w:lang w:eastAsia="ru-RU"/>
             </w:rPr>
           </w:pPr>
-          <w:hyperlink w:anchor="_Toc228466851" w:history="1">
+          <w:hyperlink w:anchor="_Toc228791156" w:history="1">
             <w:r>
               <w:rPr>
                 <w:rStyle w:val="af6"/>
-                <w:rFonts w:ascii="Times New Roman" w:hAnsi="Times New Roman" w:cs="Times New Roman"/>
-                <w:noProof/>
-                <w:sz w:val="28"/>
-                <w:szCs w:val="28"/>
+                <w:noProof/>
               </w:rPr>
               <w:t>2.4.2 Реализация клиентской части</w:t>
             </w:r>
             <w:r>
               <w:rPr>
-                <w:rFonts w:ascii="Times New Roman" w:hAnsi="Times New Roman" w:cs="Times New Roman"/>
                 <w:noProof/>
                 <w:webHidden/>
-                <w:sz w:val="28"/>
-                <w:szCs w:val="28"/>
               </w:rPr>
               <w:tab/>
             </w:r>
             <w:r>
               <w:rPr>
-                <w:rFonts w:ascii="Times New Roman" w:hAnsi="Times New Roman" w:cs="Times New Roman"/>
                 <w:noProof/>
                 <w:webHidden/>
-                <w:sz w:val="28"/>
-                <w:szCs w:val="28"/>
               </w:rPr>
               <w:fldChar w:fldCharType="begin"/>
             </w:r>
             <w:r>
               <w:rPr>
-                <w:rFonts w:ascii="Times New Roman" w:hAnsi="Times New Roman" w:cs="Times New Roman"/>
                 <w:noProof/>
                 <w:webHidden/>
-                <w:sz w:val="28"/>
-                <w:szCs w:val="28"/>
-              </w:rPr>
-              <w:instrText xml:space="preserve"> PAGEREF _Toc228466851 \h </w:instrText>
-            </w:r>
-            <w:r>
-              <w:rPr>
-                <w:rFonts w:ascii="Times New Roman" w:hAnsi="Times New Roman" w:cs="Times New Roman"/>
+              </w:rPr>
+              <w:instrText xml:space="preserve"> PAGEREF _Toc228791156 \h </w:instrText>
+            </w:r>
+            <w:r>
+              <w:rPr>
                 <w:noProof/>
                 <w:webHidden/>
-                <w:sz w:val="28"/>
-                <w:szCs w:val="28"/>
-              </w:rPr>
-            </w:r>
-            <w:r>
-              <w:rPr>
-                <w:rFonts w:ascii="Times New Roman" w:hAnsi="Times New Roman" w:cs="Times New Roman"/>
+              </w:rPr>
+            </w:r>
+            <w:r>
+              <w:rPr>
                 <w:noProof/>
                 <w:webHidden/>
-                <w:sz w:val="28"/>
-                <w:szCs w:val="28"/>
               </w:rPr>
               <w:fldChar w:fldCharType="separate"/>
             </w:r>
             <w:r>
               <w:rPr>
-                <w:rFonts w:ascii="Times New Roman" w:hAnsi="Times New Roman" w:cs="Times New Roman"/>
                 <w:noProof/>
                 <w:webHidden/>
-                <w:sz w:val="28"/>
-                <w:szCs w:val="28"/>
-              </w:rPr>
-              <w:t>24</w:t>
-            </w:r>
-            <w:r>
-              <w:rPr>
-                <w:rFonts w:ascii="Times New Roman" w:hAnsi="Times New Roman" w:cs="Times New Roman"/>
+              </w:rPr>
+              <w:t>23</w:t>
+            </w:r>
+            <w:r>
+              <w:rPr>
                 <w:noProof/>
                 <w:webHidden/>
-                <w:sz w:val="28"/>
-                <w:szCs w:val="28"/>
               </w:rPr>
               <w:fldChar w:fldCharType="end"/>
             </w:r>
@@ -2885,90 +2354,66 @@
               <w:tab w:val="right" w:leader="dot" w:pos="8921"/>
             </w:tabs>
             <w:rPr>
-              <w:rFonts w:ascii="Times New Roman" w:eastAsiaTheme="minorEastAsia" w:hAnsi="Times New Roman" w:cs="Times New Roman"/>
+              <w:rFonts w:eastAsiaTheme="minorEastAsia" w:cstheme="minorBidi"/>
               <w:noProof/>
-              <w:sz w:val="28"/>
-              <w:szCs w:val="28"/>
+              <w:sz w:val="22"/>
+              <w:szCs w:val="22"/>
               <w:lang w:eastAsia="ru-RU"/>
             </w:rPr>
           </w:pPr>
-          <w:hyperlink w:anchor="_Toc228466852" w:history="1">
+          <w:hyperlink w:anchor="_Toc228791157" w:history="1">
             <w:r>
               <w:rPr>
                 <w:rStyle w:val="af6"/>
-                <w:rFonts w:ascii="Times New Roman" w:hAnsi="Times New Roman" w:cs="Times New Roman"/>
-                <w:noProof/>
-                <w:sz w:val="28"/>
-                <w:szCs w:val="28"/>
+                <w:noProof/>
               </w:rPr>
               <w:t>2.4.3 Реализация серверной части</w:t>
             </w:r>
             <w:r>
               <w:rPr>
-                <w:rFonts w:ascii="Times New Roman" w:hAnsi="Times New Roman" w:cs="Times New Roman"/>
                 <w:noProof/>
                 <w:webHidden/>
-                <w:sz w:val="28"/>
-                <w:szCs w:val="28"/>
               </w:rPr>
               <w:tab/>
             </w:r>
             <w:r>
               <w:rPr>
-                <w:rFonts w:ascii="Times New Roman" w:hAnsi="Times New Roman" w:cs="Times New Roman"/>
                 <w:noProof/>
                 <w:webHidden/>
-                <w:sz w:val="28"/>
-                <w:szCs w:val="28"/>
               </w:rPr>
               <w:fldChar w:fldCharType="begin"/>
             </w:r>
             <w:r>
               <w:rPr>
-                <w:rFonts w:ascii="Times New Roman" w:hAnsi="Times New Roman" w:cs="Times New Roman"/>
                 <w:noProof/>
                 <w:webHidden/>
-                <w:sz w:val="28"/>
-                <w:szCs w:val="28"/>
-              </w:rPr>
-              <w:instrText xml:space="preserve"> PAGEREF _Toc228466852 \h </w:instrText>
-            </w:r>
-            <w:r>
-              <w:rPr>
-                <w:rFonts w:ascii="Times New Roman" w:hAnsi="Times New Roman" w:cs="Times New Roman"/>
+              </w:rPr>
+              <w:instrText xml:space="preserve"> PAGEREF _Toc228791157 \h </w:instrText>
+            </w:r>
+            <w:r>
+              <w:rPr>
                 <w:noProof/>
                 <w:webHidden/>
-                <w:sz w:val="28"/>
-                <w:szCs w:val="28"/>
-              </w:rPr>
-            </w:r>
-            <w:r>
-              <w:rPr>
-                <w:rFonts w:ascii="Times New Roman" w:hAnsi="Times New Roman" w:cs="Times New Roman"/>
+              </w:rPr>
+            </w:r>
+            <w:r>
+              <w:rPr>
                 <w:noProof/>
                 <w:webHidden/>
-                <w:sz w:val="28"/>
-                <w:szCs w:val="28"/>
               </w:rPr>
               <w:fldChar w:fldCharType="separate"/>
             </w:r>
             <w:r>
               <w:rPr>
-                <w:rFonts w:ascii="Times New Roman" w:hAnsi="Times New Roman" w:cs="Times New Roman"/>
                 <w:noProof/>
                 <w:webHidden/>
-                <w:sz w:val="28"/>
-                <w:szCs w:val="28"/>
-              </w:rPr>
-              <w:t>25</w:t>
-            </w:r>
-            <w:r>
-              <w:rPr>
-                <w:rFonts w:ascii="Times New Roman" w:hAnsi="Times New Roman" w:cs="Times New Roman"/>
+              </w:rPr>
+              <w:t>24</w:t>
+            </w:r>
+            <w:r>
+              <w:rPr>
                 <w:noProof/>
                 <w:webHidden/>
-                <w:sz w:val="28"/>
-                <w:szCs w:val="28"/>
               </w:rPr>
               <w:fldChar w:fldCharType="end"/>
             </w:r>
@@ -2981,90 +2426,66 @@
               <w:tab w:val="right" w:leader="dot" w:pos="8921"/>
             </w:tabs>
             <w:rPr>
-              <w:rFonts w:ascii="Times New Roman" w:eastAsiaTheme="minorEastAsia" w:hAnsi="Times New Roman" w:cs="Times New Roman"/>
+              <w:rFonts w:eastAsiaTheme="minorEastAsia" w:cstheme="minorBidi"/>
               <w:noProof/>
-              <w:sz w:val="28"/>
-              <w:szCs w:val="28"/>
+              <w:sz w:val="22"/>
+              <w:szCs w:val="22"/>
               <w:lang w:eastAsia="ru-RU"/>
             </w:rPr>
           </w:pPr>
-          <w:hyperlink w:anchor="_Toc228466853" w:history="1">
+          <w:hyperlink w:anchor="_Toc228791158" w:history="1">
             <w:r>
               <w:rPr>
                 <w:rStyle w:val="af6"/>
-                <w:rFonts w:ascii="Times New Roman" w:hAnsi="Times New Roman" w:cs="Times New Roman"/>
-                <w:noProof/>
-                <w:sz w:val="28"/>
-                <w:szCs w:val="28"/>
+                <w:noProof/>
               </w:rPr>
               <w:t>2.4.4 Реализация взаимодействия с базой данных</w:t>
             </w:r>
             <w:r>
               <w:rPr>
-                <w:rFonts w:ascii="Times New Roman" w:hAnsi="Times New Roman" w:cs="Times New Roman"/>
                 <w:noProof/>
                 <w:webHidden/>
-                <w:sz w:val="28"/>
-                <w:szCs w:val="28"/>
               </w:rPr>
               <w:tab/>
             </w:r>
             <w:r>
               <w:rPr>
-                <w:rFonts w:ascii="Times New Roman" w:hAnsi="Times New Roman" w:cs="Times New Roman"/>
                 <w:noProof/>
                 <w:webHidden/>
-                <w:sz w:val="28"/>
-                <w:szCs w:val="28"/>
               </w:rPr>
               <w:fldChar w:fldCharType="begin"/>
             </w:r>
             <w:r>
               <w:rPr>
-                <w:rFonts w:ascii="Times New Roman" w:hAnsi="Times New Roman" w:cs="Times New Roman"/>
                 <w:noProof/>
                 <w:webHidden/>
-                <w:sz w:val="28"/>
-                <w:szCs w:val="28"/>
-              </w:rPr>
-              <w:instrText xml:space="preserve"> PAGEREF _Toc228466853 \h </w:instrText>
-            </w:r>
-            <w:r>
-              <w:rPr>
-                <w:rFonts w:ascii="Times New Roman" w:hAnsi="Times New Roman" w:cs="Times New Roman"/>
+              </w:rPr>
+              <w:instrText xml:space="preserve"> PAGEREF _Toc228791158 \h </w:instrText>
+            </w:r>
+            <w:r>
+              <w:rPr>
                 <w:noProof/>
                 <w:webHidden/>
-                <w:sz w:val="28"/>
-                <w:szCs w:val="28"/>
-              </w:rPr>
-            </w:r>
-            <w:r>
-              <w:rPr>
-                <w:rFonts w:ascii="Times New Roman" w:hAnsi="Times New Roman" w:cs="Times New Roman"/>
+              </w:rPr>
+            </w:r>
+            <w:r>
+              <w:rPr>
                 <w:noProof/>
                 <w:webHidden/>
-                <w:sz w:val="28"/>
-                <w:szCs w:val="28"/>
               </w:rPr>
               <w:fldChar w:fldCharType="separate"/>
             </w:r>
             <w:r>
               <w:rPr>
-                <w:rFonts w:ascii="Times New Roman" w:hAnsi="Times New Roman" w:cs="Times New Roman"/>
                 <w:noProof/>
                 <w:webHidden/>
-                <w:sz w:val="28"/>
-                <w:szCs w:val="28"/>
-              </w:rPr>
-              <w:t>25</w:t>
-            </w:r>
-            <w:r>
-              <w:rPr>
-                <w:rFonts w:ascii="Times New Roman" w:hAnsi="Times New Roman" w:cs="Times New Roman"/>
+              </w:rPr>
+              <w:t>24</w:t>
+            </w:r>
+            <w:r>
+              <w:rPr>
                 <w:noProof/>
                 <w:webHidden/>
-                <w:sz w:val="28"/>
-                <w:szCs w:val="28"/>
               </w:rPr>
               <w:fldChar w:fldCharType="end"/>
             </w:r>
@@ -3077,90 +2498,66 @@
               <w:tab w:val="right" w:leader="dot" w:pos="8921"/>
             </w:tabs>
             <w:rPr>
-              <w:rFonts w:ascii="Times New Roman" w:eastAsiaTheme="minorEastAsia" w:hAnsi="Times New Roman" w:cs="Times New Roman"/>
+              <w:rFonts w:eastAsiaTheme="minorEastAsia" w:cstheme="minorBidi"/>
               <w:noProof/>
-              <w:sz w:val="28"/>
-              <w:szCs w:val="28"/>
+              <w:sz w:val="22"/>
+              <w:szCs w:val="22"/>
               <w:lang w:eastAsia="ru-RU"/>
             </w:rPr>
           </w:pPr>
-          <w:hyperlink w:anchor="_Toc228466854" w:history="1">
+          <w:hyperlink w:anchor="_Toc228791159" w:history="1">
             <w:r>
               <w:rPr>
                 <w:rStyle w:val="af6"/>
-                <w:rFonts w:ascii="Times New Roman" w:hAnsi="Times New Roman" w:cs="Times New Roman"/>
-                <w:noProof/>
-                <w:sz w:val="28"/>
-                <w:szCs w:val="28"/>
+                <w:noProof/>
               </w:rPr>
               <w:t>2.4.5 Реализация логики ботов (искусственного интеллекта)</w:t>
             </w:r>
             <w:r>
               <w:rPr>
-                <w:rFonts w:ascii="Times New Roman" w:hAnsi="Times New Roman" w:cs="Times New Roman"/>
                 <w:noProof/>
                 <w:webHidden/>
-                <w:sz w:val="28"/>
-                <w:szCs w:val="28"/>
               </w:rPr>
               <w:tab/>
             </w:r>
             <w:r>
               <w:rPr>
-                <w:rFonts w:ascii="Times New Roman" w:hAnsi="Times New Roman" w:cs="Times New Roman"/>
                 <w:noProof/>
                 <w:webHidden/>
-                <w:sz w:val="28"/>
-                <w:szCs w:val="28"/>
               </w:rPr>
               <w:fldChar w:fldCharType="begin"/>
             </w:r>
             <w:r>
               <w:rPr>
-                <w:rFonts w:ascii="Times New Roman" w:hAnsi="Times New Roman" w:cs="Times New Roman"/>
                 <w:noProof/>
                 <w:webHidden/>
-                <w:sz w:val="28"/>
-                <w:szCs w:val="28"/>
-              </w:rPr>
-              <w:instrText xml:space="preserve"> PAGEREF _Toc228466854 \h </w:instrText>
-            </w:r>
-            <w:r>
-              <w:rPr>
-                <w:rFonts w:ascii="Times New Roman" w:hAnsi="Times New Roman" w:cs="Times New Roman"/>
+              </w:rPr>
+              <w:instrText xml:space="preserve"> PAGEREF _Toc228791159 \h </w:instrText>
+            </w:r>
+            <w:r>
+              <w:rPr>
                 <w:noProof/>
                 <w:webHidden/>
-                <w:sz w:val="28"/>
-                <w:szCs w:val="28"/>
-              </w:rPr>
-            </w:r>
-            <w:r>
-              <w:rPr>
-                <w:rFonts w:ascii="Times New Roman" w:hAnsi="Times New Roman" w:cs="Times New Roman"/>
+              </w:rPr>
+            </w:r>
+            <w:r>
+              <w:rPr>
                 <w:noProof/>
                 <w:webHidden/>
-                <w:sz w:val="28"/>
-                <w:szCs w:val="28"/>
               </w:rPr>
               <w:fldChar w:fldCharType="separate"/>
             </w:r>
             <w:r>
               <w:rPr>
-                <w:rFonts w:ascii="Times New Roman" w:hAnsi="Times New Roman" w:cs="Times New Roman"/>
                 <w:noProof/>
                 <w:webHidden/>
-                <w:sz w:val="28"/>
-                <w:szCs w:val="28"/>
-              </w:rPr>
-              <w:t>25</w:t>
-            </w:r>
-            <w:r>
-              <w:rPr>
-                <w:rFonts w:ascii="Times New Roman" w:hAnsi="Times New Roman" w:cs="Times New Roman"/>
+              </w:rPr>
+              <w:t>24</w:t>
+            </w:r>
+            <w:r>
+              <w:rPr>
                 <w:noProof/>
                 <w:webHidden/>
-                <w:sz w:val="28"/>
-                <w:szCs w:val="28"/>
               </w:rPr>
               <w:fldChar w:fldCharType="end"/>
             </w:r>
@@ -3173,90 +2570,66 @@
               <w:tab w:val="right" w:leader="dot" w:pos="8921"/>
             </w:tabs>
             <w:rPr>
-              <w:rFonts w:ascii="Times New Roman" w:eastAsiaTheme="minorEastAsia" w:hAnsi="Times New Roman" w:cs="Times New Roman"/>
+              <w:rFonts w:eastAsiaTheme="minorEastAsia" w:cstheme="minorBidi"/>
               <w:noProof/>
-              <w:sz w:val="28"/>
-              <w:szCs w:val="28"/>
+              <w:sz w:val="22"/>
+              <w:szCs w:val="22"/>
               <w:lang w:eastAsia="ru-RU"/>
             </w:rPr>
           </w:pPr>
-          <w:hyperlink w:anchor="_Toc228466855" w:history="1">
+          <w:hyperlink w:anchor="_Toc228791160" w:history="1">
             <w:r>
               <w:rPr>
                 <w:rStyle w:val="af6"/>
-                <w:rFonts w:ascii="Times New Roman" w:hAnsi="Times New Roman" w:cs="Times New Roman"/>
-                <w:noProof/>
-                <w:sz w:val="28"/>
-                <w:szCs w:val="28"/>
+                <w:noProof/>
               </w:rPr>
               <w:t>2.4.6 Программная реализация модулей приложения</w:t>
             </w:r>
             <w:r>
               <w:rPr>
-                <w:rFonts w:ascii="Times New Roman" w:hAnsi="Times New Roman" w:cs="Times New Roman"/>
                 <w:noProof/>
                 <w:webHidden/>
-                <w:sz w:val="28"/>
-                <w:szCs w:val="28"/>
               </w:rPr>
               <w:tab/>
             </w:r>
             <w:r>
               <w:rPr>
-                <w:rFonts w:ascii="Times New Roman" w:hAnsi="Times New Roman" w:cs="Times New Roman"/>
                 <w:noProof/>
                 <w:webHidden/>
-                <w:sz w:val="28"/>
-                <w:szCs w:val="28"/>
               </w:rPr>
               <w:fldChar w:fldCharType="begin"/>
             </w:r>
             <w:r>
               <w:rPr>
-                <w:rFonts w:ascii="Times New Roman" w:hAnsi="Times New Roman" w:cs="Times New Roman"/>
                 <w:noProof/>
                 <w:webHidden/>
-                <w:sz w:val="28"/>
-                <w:szCs w:val="28"/>
-              </w:rPr>
-              <w:instrText xml:space="preserve"> PAGEREF _Toc228466855 \h </w:instrText>
-            </w:r>
-            <w:r>
-              <w:rPr>
-                <w:rFonts w:ascii="Times New Roman" w:hAnsi="Times New Roman" w:cs="Times New Roman"/>
+              </w:rPr>
+              <w:instrText xml:space="preserve"> PAGEREF _Toc228791160 \h </w:instrText>
+            </w:r>
+            <w:r>
+              <w:rPr>
                 <w:noProof/>
                 <w:webHidden/>
-                <w:sz w:val="28"/>
-                <w:szCs w:val="28"/>
-              </w:rPr>
-            </w:r>
-            <w:r>
-              <w:rPr>
-                <w:rFonts w:ascii="Times New Roman" w:hAnsi="Times New Roman" w:cs="Times New Roman"/>
+              </w:rPr>
+            </w:r>
+            <w:r>
+              <w:rPr>
                 <w:noProof/>
                 <w:webHidden/>
-                <w:sz w:val="28"/>
-                <w:szCs w:val="28"/>
               </w:rPr>
               <w:fldChar w:fldCharType="separate"/>
             </w:r>
             <w:r>
               <w:rPr>
-                <w:rFonts w:ascii="Times New Roman" w:hAnsi="Times New Roman" w:cs="Times New Roman"/>
                 <w:noProof/>
                 <w:webHidden/>
-                <w:sz w:val="28"/>
-                <w:szCs w:val="28"/>
-              </w:rPr>
-              <w:t>26</w:t>
-            </w:r>
-            <w:r>
-              <w:rPr>
-                <w:rFonts w:ascii="Times New Roman" w:hAnsi="Times New Roman" w:cs="Times New Roman"/>
+              </w:rPr>
+              <w:t>25</w:t>
+            </w:r>
+            <w:r>
+              <w:rPr>
                 <w:noProof/>
                 <w:webHidden/>
-                <w:sz w:val="28"/>
-                <w:szCs w:val="28"/>
               </w:rPr>
               <w:fldChar w:fldCharType="end"/>
             </w:r>
@@ -3269,90 +2642,66 @@
               <w:tab w:val="right" w:leader="dot" w:pos="8921"/>
             </w:tabs>
             <w:rPr>
-              <w:rFonts w:ascii="Times New Roman" w:eastAsiaTheme="minorEastAsia" w:hAnsi="Times New Roman" w:cs="Times New Roman"/>
+              <w:rFonts w:eastAsiaTheme="minorEastAsia" w:cstheme="minorBidi"/>
               <w:noProof/>
-              <w:sz w:val="28"/>
-              <w:szCs w:val="28"/>
+              <w:sz w:val="22"/>
+              <w:szCs w:val="22"/>
               <w:lang w:eastAsia="ru-RU"/>
             </w:rPr>
           </w:pPr>
-          <w:hyperlink w:anchor="_Toc228466856" w:history="1">
+          <w:hyperlink w:anchor="_Toc228791161" w:history="1">
             <w:r>
               <w:rPr>
                 <w:rStyle w:val="af6"/>
-                <w:rFonts w:ascii="Times New Roman" w:hAnsi="Times New Roman" w:cs="Times New Roman"/>
-                <w:noProof/>
-                <w:sz w:val="28"/>
-                <w:szCs w:val="28"/>
+                <w:noProof/>
               </w:rPr>
               <w:t>2.4.7 Реализация игровой логики</w:t>
             </w:r>
             <w:r>
               <w:rPr>
-                <w:rFonts w:ascii="Times New Roman" w:hAnsi="Times New Roman" w:cs="Times New Roman"/>
                 <w:noProof/>
                 <w:webHidden/>
-                <w:sz w:val="28"/>
-                <w:szCs w:val="28"/>
               </w:rPr>
               <w:tab/>
             </w:r>
             <w:r>
               <w:rPr>
-                <w:rFonts w:ascii="Times New Roman" w:hAnsi="Times New Roman" w:cs="Times New Roman"/>
                 <w:noProof/>
                 <w:webHidden/>
-                <w:sz w:val="28"/>
-                <w:szCs w:val="28"/>
               </w:rPr>
               <w:fldChar w:fldCharType="begin"/>
             </w:r>
             <w:r>
               <w:rPr>
-                <w:rFonts w:ascii="Times New Roman" w:hAnsi="Times New Roman" w:cs="Times New Roman"/>
                 <w:noProof/>
                 <w:webHidden/>
-                <w:sz w:val="28"/>
-                <w:szCs w:val="28"/>
-              </w:rPr>
-              <w:instrText xml:space="preserve"> PAGEREF _Toc228466856 \h </w:instrText>
-            </w:r>
-            <w:r>
-              <w:rPr>
-                <w:rFonts w:ascii="Times New Roman" w:hAnsi="Times New Roman" w:cs="Times New Roman"/>
+              </w:rPr>
+              <w:instrText xml:space="preserve"> PAGEREF _Toc228791161 \h </w:instrText>
+            </w:r>
+            <w:r>
+              <w:rPr>
                 <w:noProof/>
                 <w:webHidden/>
-                <w:sz w:val="28"/>
-                <w:szCs w:val="28"/>
-              </w:rPr>
-            </w:r>
-            <w:r>
-              <w:rPr>
-                <w:rFonts w:ascii="Times New Roman" w:hAnsi="Times New Roman" w:cs="Times New Roman"/>
+              </w:rPr>
+            </w:r>
+            <w:r>
+              <w:rPr>
                 <w:noProof/>
                 <w:webHidden/>
-                <w:sz w:val="28"/>
-                <w:szCs w:val="28"/>
               </w:rPr>
               <w:fldChar w:fldCharType="separate"/>
             </w:r>
             <w:r>
               <w:rPr>
-                <w:rFonts w:ascii="Times New Roman" w:hAnsi="Times New Roman" w:cs="Times New Roman"/>
                 <w:noProof/>
                 <w:webHidden/>
-                <w:sz w:val="28"/>
-                <w:szCs w:val="28"/>
-              </w:rPr>
-              <w:t>27</w:t>
-            </w:r>
-            <w:r>
-              <w:rPr>
-                <w:rFonts w:ascii="Times New Roman" w:hAnsi="Times New Roman" w:cs="Times New Roman"/>
+              </w:rPr>
+              <w:t>25</w:t>
+            </w:r>
+            <w:r>
+              <w:rPr>
                 <w:noProof/>
                 <w:webHidden/>
-                <w:sz w:val="28"/>
-                <w:szCs w:val="28"/>
               </w:rPr>
               <w:fldChar w:fldCharType="end"/>
             </w:r>
@@ -3365,90 +2714,66 @@
               <w:tab w:val="right" w:leader="dot" w:pos="8921"/>
             </w:tabs>
             <w:rPr>
-              <w:rFonts w:ascii="Times New Roman" w:eastAsiaTheme="minorEastAsia" w:hAnsi="Times New Roman" w:cs="Times New Roman"/>
+              <w:rFonts w:eastAsiaTheme="minorEastAsia" w:cstheme="minorBidi"/>
               <w:noProof/>
-              <w:sz w:val="28"/>
-              <w:szCs w:val="28"/>
+              <w:sz w:val="22"/>
+              <w:szCs w:val="22"/>
               <w:lang w:eastAsia="ru-RU"/>
             </w:rPr>
           </w:pPr>
-          <w:hyperlink w:anchor="_Toc228466857" w:history="1">
+          <w:hyperlink w:anchor="_Toc228791162" w:history="1">
             <w:r>
               <w:rPr>
                 <w:rStyle w:val="af6"/>
-                <w:rFonts w:ascii="Times New Roman" w:hAnsi="Times New Roman" w:cs="Times New Roman"/>
-                <w:noProof/>
-                <w:sz w:val="28"/>
-                <w:szCs w:val="28"/>
+                <w:noProof/>
               </w:rPr>
               <w:t>2.4.8 Реализация системы искусственного интеллекта</w:t>
             </w:r>
             <w:r>
               <w:rPr>
-                <w:rFonts w:ascii="Times New Roman" w:hAnsi="Times New Roman" w:cs="Times New Roman"/>
                 <w:noProof/>
                 <w:webHidden/>
-                <w:sz w:val="28"/>
-                <w:szCs w:val="28"/>
               </w:rPr>
               <w:tab/>
             </w:r>
             <w:r>
               <w:rPr>
-                <w:rFonts w:ascii="Times New Roman" w:hAnsi="Times New Roman" w:cs="Times New Roman"/>
                 <w:noProof/>
                 <w:webHidden/>
-                <w:sz w:val="28"/>
-                <w:szCs w:val="28"/>
               </w:rPr>
               <w:fldChar w:fldCharType="begin"/>
             </w:r>
             <w:r>
               <w:rPr>
-                <w:rFonts w:ascii="Times New Roman" w:hAnsi="Times New Roman" w:cs="Times New Roman"/>
                 <w:noProof/>
                 <w:webHidden/>
-                <w:sz w:val="28"/>
-                <w:szCs w:val="28"/>
-              </w:rPr>
-              <w:instrText xml:space="preserve"> PAGEREF _Toc228466857 \h </w:instrText>
-            </w:r>
-            <w:r>
-              <w:rPr>
-                <w:rFonts w:ascii="Times New Roman" w:hAnsi="Times New Roman" w:cs="Times New Roman"/>
+              </w:rPr>
+              <w:instrText xml:space="preserve"> PAGEREF _Toc228791162 \h </w:instrText>
+            </w:r>
+            <w:r>
+              <w:rPr>
                 <w:noProof/>
                 <w:webHidden/>
-                <w:sz w:val="28"/>
-                <w:szCs w:val="28"/>
-              </w:rPr>
-            </w:r>
-            <w:r>
-              <w:rPr>
-                <w:rFonts w:ascii="Times New Roman" w:hAnsi="Times New Roman" w:cs="Times New Roman"/>
+              </w:rPr>
+            </w:r>
+            <w:r>
+              <w:rPr>
                 <w:noProof/>
                 <w:webHidden/>
-                <w:sz w:val="28"/>
-                <w:szCs w:val="28"/>
               </w:rPr>
               <w:fldChar w:fldCharType="separate"/>
             </w:r>
             <w:r>
               <w:rPr>
-                <w:rFonts w:ascii="Times New Roman" w:hAnsi="Times New Roman" w:cs="Times New Roman"/>
                 <w:noProof/>
                 <w:webHidden/>
-                <w:sz w:val="28"/>
-                <w:szCs w:val="28"/>
-              </w:rPr>
-              <w:t>27</w:t>
-            </w:r>
-            <w:r>
-              <w:rPr>
-                <w:rFonts w:ascii="Times New Roman" w:hAnsi="Times New Roman" w:cs="Times New Roman"/>
+              </w:rPr>
+              <w:t>26</w:t>
+            </w:r>
+            <w:r>
+              <w:rPr>
                 <w:noProof/>
                 <w:webHidden/>
-                <w:sz w:val="28"/>
-                <w:szCs w:val="28"/>
               </w:rPr>
               <w:fldChar w:fldCharType="end"/>
             </w:r>
@@ -3461,90 +2786,66 @@
               <w:tab w:val="right" w:leader="dot" w:pos="8921"/>
             </w:tabs>
             <w:rPr>
-              <w:rFonts w:ascii="Times New Roman" w:eastAsiaTheme="minorEastAsia" w:hAnsi="Times New Roman" w:cs="Times New Roman"/>
+              <w:rFonts w:eastAsiaTheme="minorEastAsia" w:cstheme="minorBidi"/>
               <w:noProof/>
-              <w:sz w:val="28"/>
-              <w:szCs w:val="28"/>
+              <w:sz w:val="22"/>
+              <w:szCs w:val="22"/>
               <w:lang w:eastAsia="ru-RU"/>
             </w:rPr>
           </w:pPr>
-          <w:hyperlink w:anchor="_Toc228466858" w:history="1">
+          <w:hyperlink w:anchor="_Toc228791163" w:history="1">
             <w:r>
               <w:rPr>
                 <w:rStyle w:val="af6"/>
-                <w:rFonts w:ascii="Times New Roman" w:hAnsi="Times New Roman" w:cs="Times New Roman"/>
-                <w:noProof/>
-                <w:sz w:val="28"/>
-                <w:szCs w:val="28"/>
+                <w:noProof/>
               </w:rPr>
               <w:t>2.4.9 Реализация звуковых эффектов</w:t>
             </w:r>
             <w:r>
               <w:rPr>
-                <w:rFonts w:ascii="Times New Roman" w:hAnsi="Times New Roman" w:cs="Times New Roman"/>
                 <w:noProof/>
                 <w:webHidden/>
-                <w:sz w:val="28"/>
-                <w:szCs w:val="28"/>
               </w:rPr>
               <w:tab/>
             </w:r>
             <w:r>
               <w:rPr>
-                <w:rFonts w:ascii="Times New Roman" w:hAnsi="Times New Roman" w:cs="Times New Roman"/>
                 <w:noProof/>
                 <w:webHidden/>
-                <w:sz w:val="28"/>
-                <w:szCs w:val="28"/>
               </w:rPr>
               <w:fldChar w:fldCharType="begin"/>
             </w:r>
             <w:r>
               <w:rPr>
-                <w:rFonts w:ascii="Times New Roman" w:hAnsi="Times New Roman" w:cs="Times New Roman"/>
                 <w:noProof/>
                 <w:webHidden/>
-                <w:sz w:val="28"/>
-                <w:szCs w:val="28"/>
-              </w:rPr>
-              <w:instrText xml:space="preserve"> PAGEREF _Toc228466858 \h </w:instrText>
-            </w:r>
-            <w:r>
-              <w:rPr>
-                <w:rFonts w:ascii="Times New Roman" w:hAnsi="Times New Roman" w:cs="Times New Roman"/>
+              </w:rPr>
+              <w:instrText xml:space="preserve"> PAGEREF _Toc228791163 \h </w:instrText>
+            </w:r>
+            <w:r>
+              <w:rPr>
                 <w:noProof/>
                 <w:webHidden/>
-                <w:sz w:val="28"/>
-                <w:szCs w:val="28"/>
-              </w:rPr>
-            </w:r>
-            <w:r>
-              <w:rPr>
-                <w:rFonts w:ascii="Times New Roman" w:hAnsi="Times New Roman" w:cs="Times New Roman"/>
+              </w:rPr>
+            </w:r>
+            <w:r>
+              <w:rPr>
                 <w:noProof/>
                 <w:webHidden/>
-                <w:sz w:val="28"/>
-                <w:szCs w:val="28"/>
               </w:rPr>
               <w:fldChar w:fldCharType="separate"/>
             </w:r>
             <w:r>
               <w:rPr>
-                <w:rFonts w:ascii="Times New Roman" w:hAnsi="Times New Roman" w:cs="Times New Roman"/>
                 <w:noProof/>
                 <w:webHidden/>
-                <w:sz w:val="28"/>
-                <w:szCs w:val="28"/>
-              </w:rPr>
-              <w:t>28</w:t>
-            </w:r>
-            <w:r>
-              <w:rPr>
-                <w:rFonts w:ascii="Times New Roman" w:hAnsi="Times New Roman" w:cs="Times New Roman"/>
+              </w:rPr>
+              <w:t>26</w:t>
+            </w:r>
+            <w:r>
+              <w:rPr>
                 <w:noProof/>
                 <w:webHidden/>
-                <w:sz w:val="28"/>
-                <w:szCs w:val="28"/>
               </w:rPr>
               <w:fldChar w:fldCharType="end"/>
             </w:r>
@@ -3557,90 +2858,66 @@
               <w:tab w:val="right" w:leader="dot" w:pos="8921"/>
             </w:tabs>
             <w:rPr>
-              <w:rFonts w:ascii="Times New Roman" w:eastAsiaTheme="minorEastAsia" w:hAnsi="Times New Roman" w:cs="Times New Roman"/>
+              <w:rFonts w:eastAsiaTheme="minorEastAsia" w:cstheme="minorBidi"/>
               <w:noProof/>
-              <w:sz w:val="28"/>
-              <w:szCs w:val="28"/>
+              <w:sz w:val="22"/>
+              <w:szCs w:val="22"/>
               <w:lang w:eastAsia="ru-RU"/>
             </w:rPr>
           </w:pPr>
-          <w:hyperlink w:anchor="_Toc228466859" w:history="1">
+          <w:hyperlink w:anchor="_Toc228791164" w:history="1">
             <w:r>
               <w:rPr>
                 <w:rStyle w:val="af6"/>
-                <w:rFonts w:ascii="Times New Roman" w:hAnsi="Times New Roman" w:cs="Times New Roman"/>
-                <w:noProof/>
-                <w:sz w:val="28"/>
-                <w:szCs w:val="28"/>
+                <w:noProof/>
               </w:rPr>
               <w:t>2.5. Реализация анимации</w:t>
             </w:r>
             <w:r>
               <w:rPr>
-                <w:rFonts w:ascii="Times New Roman" w:hAnsi="Times New Roman" w:cs="Times New Roman"/>
                 <w:noProof/>
                 <w:webHidden/>
-                <w:sz w:val="28"/>
-                <w:szCs w:val="28"/>
               </w:rPr>
               <w:tab/>
             </w:r>
             <w:r>
               <w:rPr>
-                <w:rFonts w:ascii="Times New Roman" w:hAnsi="Times New Roman" w:cs="Times New Roman"/>
                 <w:noProof/>
                 <w:webHidden/>
-                <w:sz w:val="28"/>
-                <w:szCs w:val="28"/>
               </w:rPr>
               <w:fldChar w:fldCharType="begin"/>
             </w:r>
             <w:r>
               <w:rPr>
-                <w:rFonts w:ascii="Times New Roman" w:hAnsi="Times New Roman" w:cs="Times New Roman"/>
                 <w:noProof/>
                 <w:webHidden/>
-                <w:sz w:val="28"/>
-                <w:szCs w:val="28"/>
-              </w:rPr>
-              <w:instrText xml:space="preserve"> PAGEREF _Toc228466859 \h </w:instrText>
-            </w:r>
-            <w:r>
-              <w:rPr>
-                <w:rFonts w:ascii="Times New Roman" w:hAnsi="Times New Roman" w:cs="Times New Roman"/>
+              </w:rPr>
+              <w:instrText xml:space="preserve"> PAGEREF _Toc228791164 \h </w:instrText>
+            </w:r>
+            <w:r>
+              <w:rPr>
                 <w:noProof/>
                 <w:webHidden/>
-                <w:sz w:val="28"/>
-                <w:szCs w:val="28"/>
-              </w:rPr>
-            </w:r>
-            <w:r>
-              <w:rPr>
-                <w:rFonts w:ascii="Times New Roman" w:hAnsi="Times New Roman" w:cs="Times New Roman"/>
+              </w:rPr>
+            </w:r>
+            <w:r>
+              <w:rPr>
                 <w:noProof/>
                 <w:webHidden/>
-                <w:sz w:val="28"/>
-                <w:szCs w:val="28"/>
               </w:rPr>
               <w:fldChar w:fldCharType="separate"/>
             </w:r>
             <w:r>
               <w:rPr>
-                <w:rFonts w:ascii="Times New Roman" w:hAnsi="Times New Roman" w:cs="Times New Roman"/>
                 <w:noProof/>
                 <w:webHidden/>
-                <w:sz w:val="28"/>
-                <w:szCs w:val="28"/>
-              </w:rPr>
-              <w:t>28</w:t>
-            </w:r>
-            <w:r>
-              <w:rPr>
-                <w:rFonts w:ascii="Times New Roman" w:hAnsi="Times New Roman" w:cs="Times New Roman"/>
+              </w:rPr>
+              <w:t>27</w:t>
+            </w:r>
+            <w:r>
+              <w:rPr>
                 <w:noProof/>
                 <w:webHidden/>
-                <w:sz w:val="28"/>
-                <w:szCs w:val="28"/>
               </w:rPr>
               <w:fldChar w:fldCharType="end"/>
             </w:r>
@@ -3653,90 +2930,66 @@
               <w:tab w:val="right" w:leader="dot" w:pos="8921"/>
             </w:tabs>
             <w:rPr>
-              <w:rFonts w:ascii="Times New Roman" w:eastAsiaTheme="minorEastAsia" w:hAnsi="Times New Roman" w:cs="Times New Roman"/>
+              <w:rFonts w:eastAsiaTheme="minorEastAsia" w:cstheme="minorBidi"/>
               <w:noProof/>
-              <w:sz w:val="28"/>
-              <w:szCs w:val="28"/>
+              <w:sz w:val="22"/>
+              <w:szCs w:val="22"/>
               <w:lang w:eastAsia="ru-RU"/>
             </w:rPr>
           </w:pPr>
-          <w:hyperlink w:anchor="_Toc228466860" w:history="1">
+          <w:hyperlink w:anchor="_Toc228791165" w:history="1">
             <w:r>
               <w:rPr>
                 <w:rStyle w:val="af6"/>
-                <w:rFonts w:ascii="Times New Roman" w:hAnsi="Times New Roman" w:cs="Times New Roman"/>
-                <w:noProof/>
-                <w:sz w:val="28"/>
-                <w:szCs w:val="28"/>
+                <w:noProof/>
               </w:rPr>
               <w:t>2.5.1Описание пользовательского интерфейса</w:t>
             </w:r>
             <w:r>
               <w:rPr>
-                <w:rFonts w:ascii="Times New Roman" w:hAnsi="Times New Roman" w:cs="Times New Roman"/>
                 <w:noProof/>
                 <w:webHidden/>
-                <w:sz w:val="28"/>
-                <w:szCs w:val="28"/>
               </w:rPr>
               <w:tab/>
             </w:r>
             <w:r>
               <w:rPr>
-                <w:rFonts w:ascii="Times New Roman" w:hAnsi="Times New Roman" w:cs="Times New Roman"/>
                 <w:noProof/>
                 <w:webHidden/>
-                <w:sz w:val="28"/>
-                <w:szCs w:val="28"/>
               </w:rPr>
               <w:fldChar w:fldCharType="begin"/>
             </w:r>
             <w:r>
               <w:rPr>
-                <w:rFonts w:ascii="Times New Roman" w:hAnsi="Times New Roman" w:cs="Times New Roman"/>
                 <w:noProof/>
                 <w:webHidden/>
-                <w:sz w:val="28"/>
-                <w:szCs w:val="28"/>
-              </w:rPr>
-              <w:instrText xml:space="preserve"> PAGEREF _Toc228466860 \h </w:instrText>
-            </w:r>
-            <w:r>
-              <w:rPr>
-                <w:rFonts w:ascii="Times New Roman" w:hAnsi="Times New Roman" w:cs="Times New Roman"/>
+              </w:rPr>
+              <w:instrText xml:space="preserve"> PAGEREF _Toc228791165 \h </w:instrText>
+            </w:r>
+            <w:r>
+              <w:rPr>
                 <w:noProof/>
                 <w:webHidden/>
-                <w:sz w:val="28"/>
-                <w:szCs w:val="28"/>
-              </w:rPr>
-            </w:r>
-            <w:r>
-              <w:rPr>
-                <w:rFonts w:ascii="Times New Roman" w:hAnsi="Times New Roman" w:cs="Times New Roman"/>
+              </w:rPr>
+            </w:r>
+            <w:r>
+              <w:rPr>
                 <w:noProof/>
                 <w:webHidden/>
-                <w:sz w:val="28"/>
-                <w:szCs w:val="28"/>
               </w:rPr>
               <w:fldChar w:fldCharType="separate"/>
             </w:r>
             <w:r>
               <w:rPr>
-                <w:rFonts w:ascii="Times New Roman" w:hAnsi="Times New Roman" w:cs="Times New Roman"/>
                 <w:noProof/>
                 <w:webHidden/>
-                <w:sz w:val="28"/>
-                <w:szCs w:val="28"/>
-              </w:rPr>
-              <w:t>29</w:t>
-            </w:r>
-            <w:r>
-              <w:rPr>
-                <w:rFonts w:ascii="Times New Roman" w:hAnsi="Times New Roman" w:cs="Times New Roman"/>
+              </w:rPr>
+              <w:t>28</w:t>
+            </w:r>
+            <w:r>
+              <w:rPr>
                 <w:noProof/>
                 <w:webHidden/>
-                <w:sz w:val="28"/>
-                <w:szCs w:val="28"/>
               </w:rPr>
               <w:fldChar w:fldCharType="end"/>
             </w:r>
@@ -3749,90 +3002,66 @@
               <w:tab w:val="right" w:leader="dot" w:pos="8921"/>
             </w:tabs>
             <w:rPr>
-              <w:rFonts w:ascii="Times New Roman" w:eastAsiaTheme="minorEastAsia" w:hAnsi="Times New Roman" w:cs="Times New Roman"/>
+              <w:rFonts w:eastAsiaTheme="minorEastAsia" w:cstheme="minorBidi"/>
               <w:noProof/>
-              <w:sz w:val="28"/>
-              <w:szCs w:val="28"/>
+              <w:sz w:val="22"/>
+              <w:szCs w:val="22"/>
               <w:lang w:eastAsia="ru-RU"/>
             </w:rPr>
           </w:pPr>
-          <w:hyperlink w:anchor="_Toc228466861" w:history="1">
+          <w:hyperlink w:anchor="_Toc228791166" w:history="1">
             <w:r>
               <w:rPr>
                 <w:rStyle w:val="af6"/>
-                <w:rFonts w:ascii="Times New Roman" w:hAnsi="Times New Roman" w:cs="Times New Roman"/>
-                <w:noProof/>
-                <w:sz w:val="28"/>
-                <w:szCs w:val="28"/>
+                <w:noProof/>
               </w:rPr>
               <w:t>2.5.2 Алгоритм работы приложения</w:t>
             </w:r>
             <w:r>
               <w:rPr>
-                <w:rFonts w:ascii="Times New Roman" w:hAnsi="Times New Roman" w:cs="Times New Roman"/>
                 <w:noProof/>
                 <w:webHidden/>
-                <w:sz w:val="28"/>
-                <w:szCs w:val="28"/>
               </w:rPr>
               <w:tab/>
             </w:r>
             <w:r>
               <w:rPr>
-                <w:rFonts w:ascii="Times New Roman" w:hAnsi="Times New Roman" w:cs="Times New Roman"/>
                 <w:noProof/>
                 <w:webHidden/>
-                <w:sz w:val="28"/>
-                <w:szCs w:val="28"/>
               </w:rPr>
               <w:fldChar w:fldCharType="begin"/>
             </w:r>
             <w:r>
               <w:rPr>
-                <w:rFonts w:ascii="Times New Roman" w:hAnsi="Times New Roman" w:cs="Times New Roman"/>
                 <w:noProof/>
                 <w:webHidden/>
-                <w:sz w:val="28"/>
-                <w:szCs w:val="28"/>
-              </w:rPr>
-              <w:instrText xml:space="preserve"> PAGEREF _Toc228466861 \h </w:instrText>
-            </w:r>
-            <w:r>
-              <w:rPr>
-                <w:rFonts w:ascii="Times New Roman" w:hAnsi="Times New Roman" w:cs="Times New Roman"/>
+              </w:rPr>
+              <w:instrText xml:space="preserve"> PAGEREF _Toc228791166 \h </w:instrText>
+            </w:r>
+            <w:r>
+              <w:rPr>
                 <w:noProof/>
                 <w:webHidden/>
-                <w:sz w:val="28"/>
-                <w:szCs w:val="28"/>
-              </w:rPr>
-            </w:r>
-            <w:r>
-              <w:rPr>
-                <w:rFonts w:ascii="Times New Roman" w:hAnsi="Times New Roman" w:cs="Times New Roman"/>
+              </w:rPr>
+            </w:r>
+            <w:r>
+              <w:rPr>
                 <w:noProof/>
                 <w:webHidden/>
-                <w:sz w:val="28"/>
-                <w:szCs w:val="28"/>
               </w:rPr>
               <w:fldChar w:fldCharType="separate"/>
             </w:r>
             <w:r>
               <w:rPr>
-                <w:rFonts w:ascii="Times New Roman" w:hAnsi="Times New Roman" w:cs="Times New Roman"/>
                 <w:noProof/>
                 <w:webHidden/>
-                <w:sz w:val="28"/>
-                <w:szCs w:val="28"/>
-              </w:rPr>
-              <w:t>29</w:t>
-            </w:r>
-            <w:r>
-              <w:rPr>
-                <w:rFonts w:ascii="Times New Roman" w:hAnsi="Times New Roman" w:cs="Times New Roman"/>
+              </w:rPr>
+              <w:t>28</w:t>
+            </w:r>
+            <w:r>
+              <w:rPr>
                 <w:noProof/>
                 <w:webHidden/>
-                <w:sz w:val="28"/>
-                <w:szCs w:val="28"/>
               </w:rPr>
               <w:fldChar w:fldCharType="end"/>
             </w:r>
@@ -3845,90 +3074,66 @@
               <w:tab w:val="right" w:leader="dot" w:pos="8921"/>
             </w:tabs>
             <w:rPr>
-              <w:rFonts w:ascii="Times New Roman" w:eastAsiaTheme="minorEastAsia" w:hAnsi="Times New Roman" w:cs="Times New Roman"/>
+              <w:rFonts w:eastAsiaTheme="minorEastAsia" w:cstheme="minorBidi"/>
               <w:noProof/>
-              <w:sz w:val="28"/>
-              <w:szCs w:val="28"/>
+              <w:sz w:val="22"/>
+              <w:szCs w:val="22"/>
               <w:lang w:eastAsia="ru-RU"/>
             </w:rPr>
           </w:pPr>
-          <w:hyperlink w:anchor="_Toc228466862" w:history="1">
+          <w:hyperlink w:anchor="_Toc228791167" w:history="1">
             <w:r>
               <w:rPr>
                 <w:rStyle w:val="af6"/>
-                <w:rFonts w:ascii="Times New Roman" w:hAnsi="Times New Roman" w:cs="Times New Roman"/>
-                <w:noProof/>
-                <w:sz w:val="28"/>
-                <w:szCs w:val="28"/>
+                <w:noProof/>
               </w:rPr>
               <w:t>2.5.3Отладка и тестирование приложения</w:t>
             </w:r>
             <w:r>
               <w:rPr>
-                <w:rFonts w:ascii="Times New Roman" w:hAnsi="Times New Roman" w:cs="Times New Roman"/>
                 <w:noProof/>
                 <w:webHidden/>
-                <w:sz w:val="28"/>
-                <w:szCs w:val="28"/>
               </w:rPr>
               <w:tab/>
             </w:r>
             <w:r>
               <w:rPr>
-                <w:rFonts w:ascii="Times New Roman" w:hAnsi="Times New Roman" w:cs="Times New Roman"/>
                 <w:noProof/>
                 <w:webHidden/>
-                <w:sz w:val="28"/>
-                <w:szCs w:val="28"/>
               </w:rPr>
               <w:fldChar w:fldCharType="begin"/>
             </w:r>
             <w:r>
               <w:rPr>
-                <w:rFonts w:ascii="Times New Roman" w:hAnsi="Times New Roman" w:cs="Times New Roman"/>
                 <w:noProof/>
                 <w:webHidden/>
-                <w:sz w:val="28"/>
-                <w:szCs w:val="28"/>
-              </w:rPr>
-              <w:instrText xml:space="preserve"> PAGEREF _Toc228466862 \h </w:instrText>
-            </w:r>
-            <w:r>
-              <w:rPr>
-                <w:rFonts w:ascii="Times New Roman" w:hAnsi="Times New Roman" w:cs="Times New Roman"/>
+              </w:rPr>
+              <w:instrText xml:space="preserve"> PAGEREF _Toc228791167 \h </w:instrText>
+            </w:r>
+            <w:r>
+              <w:rPr>
                 <w:noProof/>
                 <w:webHidden/>
-                <w:sz w:val="28"/>
-                <w:szCs w:val="28"/>
-              </w:rPr>
-            </w:r>
-            <w:r>
-              <w:rPr>
-                <w:rFonts w:ascii="Times New Roman" w:hAnsi="Times New Roman" w:cs="Times New Roman"/>
+              </w:rPr>
+            </w:r>
+            <w:r>
+              <w:rPr>
                 <w:noProof/>
                 <w:webHidden/>
-                <w:sz w:val="28"/>
-                <w:szCs w:val="28"/>
               </w:rPr>
               <w:fldChar w:fldCharType="separate"/>
             </w:r>
             <w:r>
               <w:rPr>
-                <w:rFonts w:ascii="Times New Roman" w:hAnsi="Times New Roman" w:cs="Times New Roman"/>
                 <w:noProof/>
                 <w:webHidden/>
-                <w:sz w:val="28"/>
-                <w:szCs w:val="28"/>
-              </w:rPr>
-              <w:t>32</w:t>
-            </w:r>
-            <w:r>
-              <w:rPr>
-                <w:rFonts w:ascii="Times New Roman" w:hAnsi="Times New Roman" w:cs="Times New Roman"/>
+              </w:rPr>
+              <w:t>31</w:t>
+            </w:r>
+            <w:r>
+              <w:rPr>
                 <w:noProof/>
                 <w:webHidden/>
-                <w:sz w:val="28"/>
-                <w:szCs w:val="28"/>
               </w:rPr>
               <w:fldChar w:fldCharType="end"/>
             </w:r>
@@ -3941,90 +3146,66 @@
               <w:tab w:val="right" w:leader="dot" w:pos="8921"/>
             </w:tabs>
             <w:rPr>
-              <w:rFonts w:ascii="Times New Roman" w:eastAsiaTheme="minorEastAsia" w:hAnsi="Times New Roman" w:cs="Times New Roman"/>
+              <w:rFonts w:eastAsiaTheme="minorEastAsia" w:cstheme="minorBidi"/>
               <w:noProof/>
-              <w:sz w:val="28"/>
-              <w:szCs w:val="28"/>
+              <w:sz w:val="22"/>
+              <w:szCs w:val="22"/>
               <w:lang w:eastAsia="ru-RU"/>
             </w:rPr>
           </w:pPr>
-          <w:hyperlink w:anchor="_Toc228466863" w:history="1">
+          <w:hyperlink w:anchor="_Toc228791168" w:history="1">
             <w:r>
               <w:rPr>
                 <w:rStyle w:val="af6"/>
-                <w:rFonts w:ascii="Times New Roman" w:hAnsi="Times New Roman" w:cs="Times New Roman"/>
-                <w:noProof/>
-                <w:sz w:val="28"/>
-                <w:szCs w:val="28"/>
+                <w:noProof/>
               </w:rPr>
               <w:t>2.5.4 Методика тестирования</w:t>
             </w:r>
             <w:r>
               <w:rPr>
-                <w:rFonts w:ascii="Times New Roman" w:hAnsi="Times New Roman" w:cs="Times New Roman"/>
                 <w:noProof/>
                 <w:webHidden/>
-                <w:sz w:val="28"/>
-                <w:szCs w:val="28"/>
               </w:rPr>
               <w:tab/>
             </w:r>
             <w:r>
               <w:rPr>
-                <w:rFonts w:ascii="Times New Roman" w:hAnsi="Times New Roman" w:cs="Times New Roman"/>
                 <w:noProof/>
                 <w:webHidden/>
-                <w:sz w:val="28"/>
-                <w:szCs w:val="28"/>
               </w:rPr>
               <w:fldChar w:fldCharType="begin"/>
             </w:r>
             <w:r>
               <w:rPr>
-                <w:rFonts w:ascii="Times New Roman" w:hAnsi="Times New Roman" w:cs="Times New Roman"/>
                 <w:noProof/>
                 <w:webHidden/>
-                <w:sz w:val="28"/>
-                <w:szCs w:val="28"/>
-              </w:rPr>
-              <w:instrText xml:space="preserve"> PAGEREF _Toc228466863 \h </w:instrText>
-            </w:r>
-            <w:r>
-              <w:rPr>
-                <w:rFonts w:ascii="Times New Roman" w:hAnsi="Times New Roman" w:cs="Times New Roman"/>
+              </w:rPr>
+              <w:instrText xml:space="preserve"> PAGEREF _Toc228791168 \h </w:instrText>
+            </w:r>
+            <w:r>
+              <w:rPr>
                 <w:noProof/>
                 <w:webHidden/>
-                <w:sz w:val="28"/>
-                <w:szCs w:val="28"/>
-              </w:rPr>
-            </w:r>
-            <w:r>
-              <w:rPr>
-                <w:rFonts w:ascii="Times New Roman" w:hAnsi="Times New Roman" w:cs="Times New Roman"/>
+              </w:rPr>
+            </w:r>
+            <w:r>
+              <w:rPr>
                 <w:noProof/>
                 <w:webHidden/>
-                <w:sz w:val="28"/>
-                <w:szCs w:val="28"/>
               </w:rPr>
               <w:fldChar w:fldCharType="separate"/>
             </w:r>
             <w:r>
               <w:rPr>
-                <w:rFonts w:ascii="Times New Roman" w:hAnsi="Times New Roman" w:cs="Times New Roman"/>
                 <w:noProof/>
                 <w:webHidden/>
-                <w:sz w:val="28"/>
-                <w:szCs w:val="28"/>
-              </w:rPr>
-              <w:t>33</w:t>
-            </w:r>
-            <w:r>
-              <w:rPr>
-                <w:rFonts w:ascii="Times New Roman" w:hAnsi="Times New Roman" w:cs="Times New Roman"/>
+              </w:rPr>
+              <w:t>32</w:t>
+            </w:r>
+            <w:r>
+              <w:rPr>
                 <w:noProof/>
                 <w:webHidden/>
-                <w:sz w:val="28"/>
-                <w:szCs w:val="28"/>
               </w:rPr>
               <w:fldChar w:fldCharType="end"/>
             </w:r>
@@ -4037,90 +3218,66 @@
               <w:tab w:val="right" w:leader="dot" w:pos="8921"/>
             </w:tabs>
             <w:rPr>
-              <w:rFonts w:ascii="Times New Roman" w:eastAsiaTheme="minorEastAsia" w:hAnsi="Times New Roman" w:cs="Times New Roman"/>
+              <w:rFonts w:eastAsiaTheme="minorEastAsia" w:cstheme="minorBidi"/>
               <w:noProof/>
-              <w:sz w:val="28"/>
-              <w:szCs w:val="28"/>
+              <w:sz w:val="22"/>
+              <w:szCs w:val="22"/>
               <w:lang w:eastAsia="ru-RU"/>
             </w:rPr>
           </w:pPr>
-          <w:hyperlink w:anchor="_Toc228466864" w:history="1">
+          <w:hyperlink w:anchor="_Toc228791169" w:history="1">
             <w:r>
               <w:rPr>
                 <w:rStyle w:val="af6"/>
-                <w:rFonts w:ascii="Times New Roman" w:hAnsi="Times New Roman" w:cs="Times New Roman"/>
-                <w:noProof/>
-                <w:sz w:val="28"/>
-                <w:szCs w:val="28"/>
+                <w:noProof/>
               </w:rPr>
               <w:t>2.5.5 Тестовые сценарии</w:t>
             </w:r>
             <w:r>
               <w:rPr>
-                <w:rFonts w:ascii="Times New Roman" w:hAnsi="Times New Roman" w:cs="Times New Roman"/>
                 <w:noProof/>
                 <w:webHidden/>
-                <w:sz w:val="28"/>
-                <w:szCs w:val="28"/>
               </w:rPr>
               <w:tab/>
             </w:r>
             <w:r>
               <w:rPr>
-                <w:rFonts w:ascii="Times New Roman" w:hAnsi="Times New Roman" w:cs="Times New Roman"/>
                 <w:noProof/>
                 <w:webHidden/>
-                <w:sz w:val="28"/>
-                <w:szCs w:val="28"/>
               </w:rPr>
               <w:fldChar w:fldCharType="begin"/>
             </w:r>
             <w:r>
               <w:rPr>
-                <w:rFonts w:ascii="Times New Roman" w:hAnsi="Times New Roman" w:cs="Times New Roman"/>
                 <w:noProof/>
                 <w:webHidden/>
-                <w:sz w:val="28"/>
-                <w:szCs w:val="28"/>
-              </w:rPr>
-              <w:instrText xml:space="preserve"> PAGEREF _Toc228466864 \h </w:instrText>
-            </w:r>
-            <w:r>
-              <w:rPr>
-                <w:rFonts w:ascii="Times New Roman" w:hAnsi="Times New Roman" w:cs="Times New Roman"/>
+              </w:rPr>
+              <w:instrText xml:space="preserve"> PAGEREF _Toc228791169 \h </w:instrText>
+            </w:r>
+            <w:r>
+              <w:rPr>
                 <w:noProof/>
                 <w:webHidden/>
-                <w:sz w:val="28"/>
-                <w:szCs w:val="28"/>
-              </w:rPr>
-            </w:r>
-            <w:r>
-              <w:rPr>
-                <w:rFonts w:ascii="Times New Roman" w:hAnsi="Times New Roman" w:cs="Times New Roman"/>
+              </w:rPr>
+            </w:r>
+            <w:r>
+              <w:rPr>
                 <w:noProof/>
                 <w:webHidden/>
-                <w:sz w:val="28"/>
-                <w:szCs w:val="28"/>
               </w:rPr>
               <w:fldChar w:fldCharType="separate"/>
             </w:r>
             <w:r>
               <w:rPr>
-                <w:rFonts w:ascii="Times New Roman" w:hAnsi="Times New Roman" w:cs="Times New Roman"/>
                 <w:noProof/>
                 <w:webHidden/>
-                <w:sz w:val="28"/>
-                <w:szCs w:val="28"/>
-              </w:rPr>
-              <w:t>33</w:t>
-            </w:r>
-            <w:r>
-              <w:rPr>
-                <w:rFonts w:ascii="Times New Roman" w:hAnsi="Times New Roman" w:cs="Times New Roman"/>
+              </w:rPr>
+              <w:t>32</w:t>
+            </w:r>
+            <w:r>
+              <w:rPr>
                 <w:noProof/>
                 <w:webHidden/>
-                <w:sz w:val="28"/>
-                <w:szCs w:val="28"/>
               </w:rPr>
               <w:fldChar w:fldCharType="end"/>
             </w:r>
@@ -4133,90 +3290,66 @@
               <w:tab w:val="right" w:leader="dot" w:pos="8921"/>
             </w:tabs>
             <w:rPr>
-              <w:rFonts w:ascii="Times New Roman" w:eastAsiaTheme="minorEastAsia" w:hAnsi="Times New Roman" w:cs="Times New Roman"/>
+              <w:rFonts w:eastAsiaTheme="minorEastAsia" w:cstheme="minorBidi"/>
               <w:noProof/>
-              <w:sz w:val="28"/>
-              <w:szCs w:val="28"/>
+              <w:sz w:val="22"/>
+              <w:szCs w:val="22"/>
               <w:lang w:eastAsia="ru-RU"/>
             </w:rPr>
           </w:pPr>
-          <w:hyperlink w:anchor="_Toc228466865" w:history="1">
+          <w:hyperlink w:anchor="_Toc228791170" w:history="1">
             <w:r>
               <w:rPr>
                 <w:rStyle w:val="af6"/>
-                <w:rFonts w:ascii="Times New Roman" w:hAnsi="Times New Roman" w:cs="Times New Roman"/>
-                <w:noProof/>
-                <w:sz w:val="28"/>
-                <w:szCs w:val="28"/>
+                <w:noProof/>
               </w:rPr>
               <w:t>2.5.6 Анализ и устранение ошибок</w:t>
             </w:r>
             <w:r>
               <w:rPr>
-                <w:rFonts w:ascii="Times New Roman" w:hAnsi="Times New Roman" w:cs="Times New Roman"/>
                 <w:noProof/>
                 <w:webHidden/>
-                <w:sz w:val="28"/>
-                <w:szCs w:val="28"/>
               </w:rPr>
               <w:tab/>
             </w:r>
             <w:r>
               <w:rPr>
-                <w:rFonts w:ascii="Times New Roman" w:hAnsi="Times New Roman" w:cs="Times New Roman"/>
                 <w:noProof/>
                 <w:webHidden/>
-                <w:sz w:val="28"/>
-                <w:szCs w:val="28"/>
               </w:rPr>
               <w:fldChar w:fldCharType="begin"/>
             </w:r>
             <w:r>
               <w:rPr>
-                <w:rFonts w:ascii="Times New Roman" w:hAnsi="Times New Roman" w:cs="Times New Roman"/>
                 <w:noProof/>
                 <w:webHidden/>
-                <w:sz w:val="28"/>
-                <w:szCs w:val="28"/>
-              </w:rPr>
-              <w:instrText xml:space="preserve"> PAGEREF _Toc228466865 \h </w:instrText>
-            </w:r>
-            <w:r>
-              <w:rPr>
-                <w:rFonts w:ascii="Times New Roman" w:hAnsi="Times New Roman" w:cs="Times New Roman"/>
+              </w:rPr>
+              <w:instrText xml:space="preserve"> PAGEREF _Toc228791170 \h </w:instrText>
+            </w:r>
+            <w:r>
+              <w:rPr>
                 <w:noProof/>
                 <w:webHidden/>
-                <w:sz w:val="28"/>
-                <w:szCs w:val="28"/>
-              </w:rPr>
-            </w:r>
-            <w:r>
-              <w:rPr>
-                <w:rFonts w:ascii="Times New Roman" w:hAnsi="Times New Roman" w:cs="Times New Roman"/>
+              </w:rPr>
+            </w:r>
+            <w:r>
+              <w:rPr>
                 <w:noProof/>
                 <w:webHidden/>
-                <w:sz w:val="28"/>
-                <w:szCs w:val="28"/>
               </w:rPr>
               <w:fldChar w:fldCharType="separate"/>
             </w:r>
             <w:r>
               <w:rPr>
-                <w:rFonts w:ascii="Times New Roman" w:hAnsi="Times New Roman" w:cs="Times New Roman"/>
                 <w:noProof/>
                 <w:webHidden/>
-                <w:sz w:val="28"/>
-                <w:szCs w:val="28"/>
-              </w:rPr>
-              <w:t>34</w:t>
-            </w:r>
-            <w:r>
-              <w:rPr>
-                <w:rFonts w:ascii="Times New Roman" w:hAnsi="Times New Roman" w:cs="Times New Roman"/>
+              </w:rPr>
+              <w:t>33</w:t>
+            </w:r>
+            <w:r>
+              <w:rPr>
                 <w:noProof/>
                 <w:webHidden/>
-                <w:sz w:val="28"/>
-                <w:szCs w:val="28"/>
               </w:rPr>
               <w:fldChar w:fldCharType="end"/>
             </w:r>
@@ -4229,84 +3362,69 @@
               <w:tab w:val="right" w:leader="dot" w:pos="8921"/>
             </w:tabs>
             <w:rPr>
-              <w:rFonts w:eastAsiaTheme="minorEastAsia" w:cs="Times New Roman"/>
+              <w:rFonts w:asciiTheme="minorHAnsi" w:eastAsiaTheme="minorEastAsia" w:hAnsiTheme="minorHAnsi" w:cstheme="minorBidi"/>
               <w:bCs w:val="0"/>
               <w:iCs w:val="0"/>
               <w:noProof/>
-              <w:szCs w:val="28"/>
+              <w:sz w:val="22"/>
+              <w:szCs w:val="22"/>
               <w:lang w:eastAsia="ru-RU"/>
             </w:rPr>
           </w:pPr>
-          <w:hyperlink w:anchor="_Toc228466866" w:history="1">
+          <w:hyperlink w:anchor="_Toc228791171" w:history="1">
             <w:r>
               <w:rPr>
                 <w:rStyle w:val="af6"/>
-                <w:rFonts w:cs="Times New Roman"/>
                 <w:b/>
                 <w:noProof/>
-                <w:szCs w:val="28"/>
               </w:rPr>
               <w:t>ЗАКЛЮЧЕНИЕ</w:t>
             </w:r>
             <w:r>
               <w:rPr>
-                <w:rFonts w:cs="Times New Roman"/>
                 <w:noProof/>
                 <w:webHidden/>
-                <w:szCs w:val="28"/>
               </w:rPr>
               <w:tab/>
             </w:r>
             <w:r>
               <w:rPr>
-                <w:rFonts w:cs="Times New Roman"/>
                 <w:noProof/>
                 <w:webHidden/>
-                <w:szCs w:val="28"/>
               </w:rPr>
               <w:fldChar w:fldCharType="begin"/>
             </w:r>
             <w:r>
               <w:rPr>
-                <w:rFonts w:cs="Times New Roman"/>
                 <w:noProof/>
                 <w:webHidden/>
-                <w:szCs w:val="28"/>
-              </w:rPr>
-              <w:instrText xml:space="preserve"> PAGEREF _Toc228466866 \h </w:instrText>
-            </w:r>
-            <w:r>
-              <w:rPr>
-                <w:rFonts w:cs="Times New Roman"/>
+              </w:rPr>
+              <w:instrText xml:space="preserve"> PAGEREF _Toc228791171 \h </w:instrText>
+            </w:r>
+            <w:r>
+              <w:rPr>
                 <w:noProof/>
                 <w:webHidden/>
-                <w:szCs w:val="28"/>
-              </w:rPr>
-            </w:r>
-            <w:r>
-              <w:rPr>
-                <w:rFonts w:cs="Times New Roman"/>
+              </w:rPr>
+            </w:r>
+            <w:r>
+              <w:rPr>
                 <w:noProof/>
                 <w:webHidden/>
-                <w:szCs w:val="28"/>
               </w:rPr>
               <w:fldChar w:fldCharType="separate"/>
             </w:r>
             <w:r>
               <w:rPr>
-                <w:rFonts w:cs="Times New Roman"/>
                 <w:noProof/>
                 <w:webHidden/>
-                <w:szCs w:val="28"/>
-              </w:rPr>
-              <w:t>35</w:t>
-            </w:r>
-            <w:r>
-              <w:rPr>
-                <w:rFonts w:cs="Times New Roman"/>
+              </w:rPr>
+              <w:t>34</w:t>
+            </w:r>
+            <w:r>
+              <w:rPr>
                 <w:noProof/>
                 <w:webHidden/>
-                <w:szCs w:val="28"/>
               </w:rPr>
               <w:fldChar w:fldCharType="end"/>
             </w:r>
@@ -4319,84 +3437,69 @@
               <w:tab w:val="right" w:leader="dot" w:pos="8921"/>
             </w:tabs>
             <w:rPr>
-              <w:rFonts w:eastAsiaTheme="minorEastAsia" w:cs="Times New Roman"/>
+              <w:rFonts w:asciiTheme="minorHAnsi" w:eastAsiaTheme="minorEastAsia" w:hAnsiTheme="minorHAnsi" w:cstheme="minorBidi"/>
               <w:bCs w:val="0"/>
               <w:iCs w:val="0"/>
               <w:noProof/>
-              <w:szCs w:val="28"/>
+              <w:sz w:val="22"/>
+              <w:szCs w:val="22"/>
               <w:lang w:eastAsia="ru-RU"/>
             </w:rPr>
           </w:pPr>
-          <w:hyperlink w:anchor="_Toc228466867" w:history="1">
+          <w:hyperlink w:anchor="_Toc228791172" w:history="1">
             <w:r>
               <w:rPr>
                 <w:rStyle w:val="af6"/>
-                <w:rFonts w:cs="Times New Roman"/>
                 <w:b/>
                 <w:noProof/>
-                <w:szCs w:val="28"/>
               </w:rPr>
               <w:t>СПИСОК ИСПОЛЬЗОВАННЫХ ИСТОЧНИКОВ</w:t>
             </w:r>
             <w:r>
               <w:rPr>
-                <w:rFonts w:cs="Times New Roman"/>
                 <w:noProof/>
                 <w:webHidden/>
-                <w:szCs w:val="28"/>
               </w:rPr>
               <w:tab/>
             </w:r>
             <w:r>
               <w:rPr>
-                <w:rFonts w:cs="Times New Roman"/>
                 <w:noProof/>
                 <w:webHidden/>
-                <w:szCs w:val="28"/>
               </w:rPr>
               <w:fldChar w:fldCharType="begin"/>
             </w:r>
             <w:r>
               <w:rPr>
-                <w:rFonts w:cs="Times New Roman"/>
                 <w:noProof/>
                 <w:webHidden/>
-                <w:szCs w:val="28"/>
-              </w:rPr>
-              <w:instrText xml:space="preserve"> PAGEREF _Toc228466867 \h </w:instrText>
-            </w:r>
-            <w:r>
-              <w:rPr>
-                <w:rFonts w:cs="Times New Roman"/>
+              </w:rPr>
+              <w:instrText xml:space="preserve"> PAGEREF _Toc228791172 \h </w:instrText>
+            </w:r>
+            <w:r>
+              <w:rPr>
                 <w:noProof/>
                 <w:webHidden/>
-                <w:szCs w:val="28"/>
-              </w:rPr>
-            </w:r>
-            <w:r>
-              <w:rPr>
-                <w:rFonts w:cs="Times New Roman"/>
+              </w:rPr>
+            </w:r>
+            <w:r>
+              <w:rPr>
                 <w:noProof/>
                 <w:webHidden/>
-                <w:szCs w:val="28"/>
               </w:rPr>
               <w:fldChar w:fldCharType="separate"/>
             </w:r>
             <w:r>
               <w:rPr>
-                <w:rFonts w:cs="Times New Roman"/>
                 <w:noProof/>
                 <w:webHidden/>
-                <w:szCs w:val="28"/>
-              </w:rPr>
-              <w:t>37</w:t>
-            </w:r>
-            <w:r>
-              <w:rPr>
-                <w:rFonts w:cs="Times New Roman"/>
+              </w:rPr>
+              <w:t>36</w:t>
+            </w:r>
+            <w:r>
+              <w:rPr>
                 <w:noProof/>
                 <w:webHidden/>
-                <w:szCs w:val="28"/>
               </w:rPr>
               <w:fldChar w:fldCharType="end"/>
             </w:r>
@@ -4409,6 +3512,14 @@
               <w:sz w:val="28"/>
               <w:szCs w:val="28"/>
             </w:rPr>
+            <w:sectPr>
+              <w:headerReference w:type="default" r:id="rId9"/>
+              <w:pgSz w:w="11906" w:h="16838"/>
+              <w:pgMar w:top="1134" w:right="1274" w:bottom="2977" w:left="1701" w:header="709" w:footer="709" w:gutter="0"/>
+              <w:pgNumType w:start="3"/>
+              <w:cols w:space="708"/>
+              <w:docGrid w:linePitch="360"/>
+            </w:sectPr>
           </w:pPr>
           <w:r>
             <w:rPr>
@@ -4425,46 +3536,13 @@
     </w:sdt>
     <w:p>
       <w:pPr>
-        <w:spacing w:line="360" w:lineRule="auto"/>
-        <w:ind w:firstLine="709"/>
-        <w:jc w:val="both"/>
-        <w:rPr>
-          <w:rFonts w:asciiTheme="majorHAnsi" w:hAnsiTheme="majorHAnsi" w:cstheme="majorHAnsi"/>
-          <w:bCs/>
-          <w:sz w:val="28"/>
-          <w:szCs w:val="28"/>
-        </w:rPr>
-      </w:pPr>
-    </w:p>
-    <w:p>
-      <w:pPr>
-        <w:spacing w:line="360" w:lineRule="auto"/>
-        <w:jc w:val="both"/>
-        <w:rPr>
-          <w:rFonts w:asciiTheme="majorHAnsi" w:hAnsiTheme="majorHAnsi" w:cstheme="majorHAnsi"/>
-          <w:bCs/>
-          <w:sz w:val="28"/>
-          <w:szCs w:val="28"/>
-        </w:rPr>
-        <w:sectPr>
-          <w:headerReference w:type="default" r:id="rId9"/>
-          <w:pgSz w:w="11906" w:h="16838"/>
-          <w:pgMar w:top="1134" w:right="1274" w:bottom="2977" w:left="1701" w:header="709" w:footer="709" w:gutter="0"/>
-          <w:pgNumType w:start="3"/>
-          <w:cols w:space="708"/>
-          <w:docGrid w:linePitch="360"/>
-        </w:sectPr>
-      </w:pPr>
-    </w:p>
-    <w:p>
-      <w:pPr>
         <w:pStyle w:val="1"/>
         <w:rPr>
           <w:b/>
         </w:rPr>
       </w:pPr>
       <w:bookmarkStart w:id="0" w:name="_Toc198210783"/>
-      <w:bookmarkStart w:id="1" w:name="_Toc228466827"/>
+      <w:bookmarkStart w:id="1" w:name="_Toc228791132"/>
       <w:r>
         <w:rPr>
           <w:b/>
@@ -4858,7 +3936,7 @@
           <w:b/>
         </w:rPr>
       </w:pPr>
-      <w:bookmarkStart w:id="2" w:name="_Toc228466828"/>
+      <w:bookmarkStart w:id="2" w:name="_Toc228791133"/>
       <w:r>
         <w:rPr>
           <w:b/>
@@ -4873,7 +3951,7 @@
       <w:pPr>
         <w:pStyle w:val="2"/>
       </w:pPr>
-      <w:bookmarkStart w:id="3" w:name="_Toc228466829"/>
+      <w:bookmarkStart w:id="3" w:name="_Toc228791134"/>
       <w:r>
         <w:t>1.1 Анализ игры «Монополия»»</w:t>
       </w:r>
@@ -5192,7 +4270,7 @@
       <w:pPr>
         <w:pStyle w:val="3"/>
       </w:pPr>
-      <w:bookmarkStart w:id="4" w:name="_Toc228466830"/>
+      <w:bookmarkStart w:id="4" w:name="_Toc228791135"/>
       <w:r>
         <w:t>1.1.1Основные характеристики игры</w:t>
       </w:r>
@@ -5351,7 +4429,7 @@
       <w:pPr>
         <w:pStyle w:val="3"/>
       </w:pPr>
-      <w:bookmarkStart w:id="5" w:name="_Toc228466831"/>
+      <w:bookmarkStart w:id="5" w:name="_Toc228791136"/>
       <w:r>
         <w:t>1.1.2Историческая эволюция</w:t>
       </w:r>
@@ -5553,7 +4631,7 @@
       <w:pPr>
         <w:pStyle w:val="3"/>
       </w:pPr>
-      <w:bookmarkStart w:id="6" w:name="_Toc228466832"/>
+      <w:bookmarkStart w:id="6" w:name="_Toc228791137"/>
       <w:r>
         <w:t>1.1.3Современные тенденции развития</w:t>
       </w:r>
@@ -5664,7 +4742,7 @@
       <w:pPr>
         <w:pStyle w:val="3"/>
       </w:pPr>
-      <w:bookmarkStart w:id="7" w:name="_Toc228466833"/>
+      <w:bookmarkStart w:id="7" w:name="_Toc228791138"/>
       <w:r>
         <w:t>1.1.4Психологические аспекты игры</w:t>
       </w:r>
@@ -5772,7 +4850,7 @@
       <w:pPr>
         <w:pStyle w:val="2"/>
       </w:pPr>
-      <w:bookmarkStart w:id="8" w:name="_Toc228466834"/>
+      <w:bookmarkStart w:id="8" w:name="_Toc228791139"/>
       <w:r>
         <w:t>1.2 Общие сведения о средствах разработки</w:t>
       </w:r>
@@ -5863,7 +4941,7 @@
       <w:pPr>
         <w:pStyle w:val="3"/>
       </w:pPr>
-      <w:bookmarkStart w:id="9" w:name="_Toc228466835"/>
+      <w:bookmarkStart w:id="9" w:name="_Toc228791140"/>
       <w:r>
         <w:t>1.2.1 Язык разметки HTML</w:t>
       </w:r>
@@ -5978,7 +5056,7 @@
       <w:pPr>
         <w:pStyle w:val="3"/>
       </w:pPr>
-      <w:bookmarkStart w:id="10" w:name="_Toc228466836"/>
+      <w:bookmarkStart w:id="10" w:name="_Toc228791141"/>
       <w:r>
         <w:t>1.2.2 Каскадные таблицы стилей CSS</w:t>
       </w:r>
@@ -6084,7 +5162,7 @@
       <w:pPr>
         <w:pStyle w:val="3"/>
       </w:pPr>
-      <w:bookmarkStart w:id="11" w:name="_Toc228466837"/>
+      <w:bookmarkStart w:id="11" w:name="_Toc228791142"/>
       <w:r>
         <w:t>1.2.3 Язык программирования JavaScript</w:t>
       </w:r>
@@ -6163,7 +5241,7 @@
       <w:pPr>
         <w:pStyle w:val="3"/>
       </w:pPr>
-      <w:bookmarkStart w:id="12" w:name="_Toc228466838"/>
+      <w:bookmarkStart w:id="12" w:name="_Toc228791143"/>
       <w:r>
         <w:t>1.2.4 Серверная платформа Node.js</w:t>
       </w:r>
@@ -6233,7 +5311,7 @@
       <w:pPr>
         <w:pStyle w:val="3"/>
       </w:pPr>
-      <w:bookmarkStart w:id="13" w:name="_Toc228466839"/>
+      <w:bookmarkStart w:id="13" w:name="_Toc228791144"/>
       <w:r>
         <w:t xml:space="preserve">1.2.5 Система управления базами данных </w:t>
       </w:r>
@@ -6398,7 +5476,7 @@
           <w:b/>
         </w:rPr>
       </w:pPr>
-      <w:bookmarkStart w:id="14" w:name="_Toc228466840"/>
+      <w:bookmarkStart w:id="14" w:name="_Toc228791145"/>
       <w:r>
         <w:rPr>
           <w:b/>
@@ -6424,7 +5502,7 @@
       <w:pPr>
         <w:pStyle w:val="2"/>
       </w:pPr>
-      <w:bookmarkStart w:id="15" w:name="_Toc228466841"/>
+      <w:bookmarkStart w:id="15" w:name="_Toc228791146"/>
       <w:r>
         <w:t>2.1 Этапы разработки приложения</w:t>
       </w:r>
@@ -7123,7 +6201,7 @@
       <w:pPr>
         <w:pStyle w:val="2"/>
       </w:pPr>
-      <w:bookmarkStart w:id="16" w:name="_Toc228466842"/>
+      <w:bookmarkStart w:id="16" w:name="_Toc228791147"/>
       <w:r>
         <w:t>2.2 Моделирование предметной области</w:t>
       </w:r>
@@ -7173,7 +6251,7 @@
       <w:pPr>
         <w:pStyle w:val="3"/>
       </w:pPr>
-      <w:bookmarkStart w:id="17" w:name="_Toc228466843"/>
+      <w:bookmarkStart w:id="17" w:name="_Toc228791148"/>
       <w:r>
         <w:lastRenderedPageBreak/>
         <w:t>2.2.1 Определение сущностей системы</w:t>
@@ -7464,7 +6542,7 @@
       <w:pPr>
         <w:spacing w:line="360" w:lineRule="auto"/>
         <w:ind w:firstLine="709"/>
-        <w:jc w:val="both"/>
+        <w:jc w:val="right"/>
         <w:rPr>
           <w:rFonts w:asciiTheme="majorHAnsi" w:hAnsiTheme="majorHAnsi" w:cstheme="majorHAnsi"/>
           <w:sz w:val="28"/>
@@ -7813,7 +6891,7 @@
       <w:pPr>
         <w:pStyle w:val="3"/>
       </w:pPr>
-      <w:bookmarkStart w:id="18" w:name="_Toc228466844"/>
+      <w:bookmarkStart w:id="18" w:name="_Toc228791149"/>
       <w:r>
         <w:t>2.2.3 Проектирование базы данных</w:t>
       </w:r>
@@ -7984,7 +7062,7 @@
       <w:pPr>
         <w:pStyle w:val="2"/>
       </w:pPr>
-      <w:bookmarkStart w:id="19" w:name="_Toc228466845"/>
+      <w:bookmarkStart w:id="19" w:name="_Toc228791150"/>
       <w:r>
         <w:t xml:space="preserve">2.3 </w:t>
       </w:r>
@@ -8064,7 +7142,7 @@
       <w:pPr>
         <w:pStyle w:val="3"/>
       </w:pPr>
-      <w:bookmarkStart w:id="20" w:name="_Toc228466846"/>
+      <w:bookmarkStart w:id="20" w:name="_Toc228791151"/>
       <w:r>
         <w:t>2.3.1 Общая структура пользовательского интерфейса</w:t>
       </w:r>
@@ -8134,7 +7212,7 @@
       <w:pPr>
         <w:pStyle w:val="3"/>
       </w:pPr>
-      <w:bookmarkStart w:id="21" w:name="_Toc228466847"/>
+      <w:bookmarkStart w:id="21" w:name="_Toc228791152"/>
       <w:r>
         <w:t>2.3.2 Описание основных экранов приложения</w:t>
       </w:r>
@@ -8245,7 +7323,7 @@
       <w:pPr>
         <w:pStyle w:val="3"/>
       </w:pPr>
-      <w:bookmarkStart w:id="22" w:name="_Toc228466848"/>
+      <w:bookmarkStart w:id="22" w:name="_Toc228791153"/>
       <w:r>
         <w:t>2.3.3 Описание элементов управления</w:t>
       </w:r>
@@ -8899,7 +7977,7 @@
       <w:pPr>
         <w:pStyle w:val="2"/>
       </w:pPr>
-      <w:bookmarkStart w:id="24" w:name="_Toc228466849"/>
+      <w:bookmarkStart w:id="24" w:name="_Toc228791154"/>
       <w:r>
         <w:t>2.4 Программная реализация модулей приложения</w:t>
       </w:r>
@@ -8949,7 +8027,7 @@
       <w:pPr>
         <w:pStyle w:val="3"/>
       </w:pPr>
-      <w:bookmarkStart w:id="25" w:name="_Toc228466850"/>
+      <w:bookmarkStart w:id="25" w:name="_Toc228791155"/>
       <w:r>
         <w:t>2.4.1 Архитектура приложения</w:t>
       </w:r>
@@ -9148,7 +8226,7 @@
       <w:tblPr>
         <w:tblStyle w:val="af7"/>
         <w:tblW w:w="0" w:type="auto"/>
-        <w:tblInd w:w="708" w:type="dxa"/>
+        <w:jc w:val="center"/>
         <w:tblLook w:val="04A0" w:firstRow="1" w:lastRow="0" w:firstColumn="1" w:lastColumn="0" w:noHBand="0" w:noVBand="1"/>
       </w:tblPr>
       <w:tblGrid>
@@ -9156,6 +8234,9 @@
         <w:gridCol w:w="5098"/>
       </w:tblGrid>
       <w:tr>
+        <w:trPr>
+          <w:jc w:val="center"/>
+        </w:trPr>
         <w:tc>
           <w:tcPr>
             <w:tcW w:w="3398" w:type="dxa"/>
@@ -9200,6 +8281,9 @@
         </w:tc>
       </w:tr>
       <w:tr>
+        <w:trPr>
+          <w:jc w:val="center"/>
+        </w:trPr>
         <w:tc>
           <w:tcPr>
             <w:tcW w:w="3398" w:type="dxa"/>
@@ -9244,6 +8328,9 @@
         </w:tc>
       </w:tr>
       <w:tr>
+        <w:trPr>
+          <w:jc w:val="center"/>
+        </w:trPr>
         <w:tc>
           <w:tcPr>
             <w:tcW w:w="3398" w:type="dxa"/>
@@ -9288,6 +8375,9 @@
         </w:tc>
       </w:tr>
       <w:tr>
+        <w:trPr>
+          <w:jc w:val="center"/>
+        </w:trPr>
         <w:tc>
           <w:tcPr>
             <w:tcW w:w="3398" w:type="dxa"/>
@@ -9336,7 +8426,7 @@
       <w:pPr>
         <w:pStyle w:val="3"/>
       </w:pPr>
-      <w:bookmarkStart w:id="26" w:name="_Toc228466851"/>
+      <w:bookmarkStart w:id="26" w:name="_Toc228791156"/>
       <w:r>
         <w:t>2.4.2 Реализация клиентской части</w:t>
       </w:r>
@@ -9555,7 +8645,23 @@
           <w:sz w:val="28"/>
           <w:szCs w:val="28"/>
         </w:rPr>
-        <w:t>Рисунок3- Пример функции обработки действия игрока</w:t>
+        <w:t>Рисунок</w:t>
+      </w:r>
+      <w:r>
+        <w:rPr>
+          <w:rFonts w:asciiTheme="majorHAnsi" w:hAnsiTheme="majorHAnsi" w:cstheme="majorHAnsi"/>
+          <w:sz w:val="28"/>
+          <w:szCs w:val="28"/>
+        </w:rPr>
+        <w:t xml:space="preserve"> </w:t>
+      </w:r>
+      <w:r>
+        <w:rPr>
+          <w:rFonts w:asciiTheme="majorHAnsi" w:hAnsiTheme="majorHAnsi" w:cstheme="majorHAnsi"/>
+          <w:sz w:val="28"/>
+          <w:szCs w:val="28"/>
+        </w:rPr>
+        <w:t>3- Пример функции обработки действия игрока</w:t>
       </w:r>
       <w:r>
         <w:rPr>
@@ -9611,7 +8717,7 @@
       <w:pPr>
         <w:pStyle w:val="3"/>
       </w:pPr>
-      <w:bookmarkStart w:id="27" w:name="_Toc228466852"/>
+      <w:bookmarkStart w:id="27" w:name="_Toc228791157"/>
       <w:r>
         <w:t>2.4.3 Реализация серверной части</w:t>
       </w:r>
@@ -9760,7 +8866,23 @@
           <w:sz w:val="28"/>
           <w:szCs w:val="28"/>
         </w:rPr>
-        <w:t>Рисунок4- Пример обработки запроса</w:t>
+        <w:t>Рисунок</w:t>
+      </w:r>
+      <w:r>
+        <w:rPr>
+          <w:rFonts w:asciiTheme="majorHAnsi" w:hAnsiTheme="majorHAnsi" w:cstheme="majorHAnsi"/>
+          <w:sz w:val="28"/>
+          <w:szCs w:val="28"/>
+        </w:rPr>
+        <w:t xml:space="preserve"> </w:t>
+      </w:r>
+      <w:r>
+        <w:rPr>
+          <w:rFonts w:asciiTheme="majorHAnsi" w:hAnsiTheme="majorHAnsi" w:cstheme="majorHAnsi"/>
+          <w:sz w:val="28"/>
+          <w:szCs w:val="28"/>
+        </w:rPr>
+        <w:t>4- Пример обработки запроса</w:t>
       </w:r>
       <w:r>
         <w:rPr>
@@ -9795,7 +8917,7 @@
       <w:pPr>
         <w:pStyle w:val="3"/>
       </w:pPr>
-      <w:bookmarkStart w:id="28" w:name="_Toc228466853"/>
+      <w:bookmarkStart w:id="28" w:name="_Toc228791158"/>
       <w:r>
         <w:t>2.4.4 Реализация взаимодействия с базой данных</w:t>
       </w:r>
@@ -9870,7 +8992,7 @@
       <w:pPr>
         <w:pStyle w:val="3"/>
       </w:pPr>
-      <w:bookmarkStart w:id="29" w:name="_Toc228466854"/>
+      <w:bookmarkStart w:id="29" w:name="_Toc228791159"/>
       <w:r>
         <w:t>2.4.5 Реализация логики ботов (искусственного интеллекта)</w:t>
       </w:r>
@@ -10065,7 +9187,23 @@
           <w:sz w:val="28"/>
           <w:szCs w:val="28"/>
         </w:rPr>
-        <w:t>Рисунок5-Пример простой логики бота</w:t>
+        <w:t>Рисунок</w:t>
+      </w:r>
+      <w:r>
+        <w:rPr>
+          <w:rFonts w:asciiTheme="majorHAnsi" w:hAnsiTheme="majorHAnsi" w:cstheme="majorHAnsi"/>
+          <w:sz w:val="28"/>
+          <w:szCs w:val="28"/>
+        </w:rPr>
+        <w:t xml:space="preserve"> </w:t>
+      </w:r>
+      <w:r>
+        <w:rPr>
+          <w:rFonts w:asciiTheme="majorHAnsi" w:hAnsiTheme="majorHAnsi" w:cstheme="majorHAnsi"/>
+          <w:sz w:val="28"/>
+          <w:szCs w:val="28"/>
+        </w:rPr>
+        <w:t>5-Пример простой логики бота</w:t>
       </w:r>
       <w:r>
         <w:rPr>
@@ -10120,7 +9258,7 @@
       <w:pPr>
         <w:pStyle w:val="3"/>
       </w:pPr>
-      <w:bookmarkStart w:id="30" w:name="_Toc228466855"/>
+      <w:bookmarkStart w:id="30" w:name="_Toc228791160"/>
       <w:r>
         <w:t>2.4</w:t>
       </w:r>
@@ -10176,7 +9314,7 @@
       <w:pPr>
         <w:pStyle w:val="3"/>
       </w:pPr>
-      <w:bookmarkStart w:id="31" w:name="_Toc228466856"/>
+      <w:bookmarkStart w:id="31" w:name="_Toc228791161"/>
       <w:r>
         <w:t>2.4.7 Реализация игровой логики</w:t>
       </w:r>
@@ -10275,7 +9413,7 @@
       <w:pPr>
         <w:pStyle w:val="3"/>
       </w:pPr>
-      <w:bookmarkStart w:id="32" w:name="_Toc228466857"/>
+      <w:bookmarkStart w:id="32" w:name="_Toc228791162"/>
       <w:r>
         <w:t>2.4.8 Реализация системы искусственного интеллекта</w:t>
       </w:r>
@@ -10420,7 +9558,7 @@
       <w:pPr>
         <w:pStyle w:val="3"/>
       </w:pPr>
-      <w:bookmarkStart w:id="33" w:name="_Toc228466858"/>
+      <w:bookmarkStart w:id="33" w:name="_Toc228791163"/>
       <w:r>
         <w:t>2.4.9 Реализация звуковых эффектов</w:t>
       </w:r>
@@ -10571,7 +9709,7 @@
       <w:pPr>
         <w:pStyle w:val="3"/>
       </w:pPr>
-      <w:bookmarkStart w:id="34" w:name="_Toc228466859"/>
+      <w:bookmarkStart w:id="34" w:name="_Toc228791164"/>
       <w:r>
         <w:t>2.5. Реализация анимации</w:t>
       </w:r>
@@ -10820,7 +9958,23 @@
           <w:sz w:val="28"/>
           <w:szCs w:val="28"/>
         </w:rPr>
-        <w:t>Рисунок6- анимация покупки имущества.</w:t>
+        <w:t>Рисунок</w:t>
+      </w:r>
+      <w:r>
+        <w:rPr>
+          <w:rFonts w:asciiTheme="majorHAnsi" w:hAnsiTheme="majorHAnsi" w:cstheme="majorHAnsi"/>
+          <w:sz w:val="28"/>
+          <w:szCs w:val="28"/>
+        </w:rPr>
+        <w:t xml:space="preserve"> </w:t>
+      </w:r>
+      <w:r>
+        <w:rPr>
+          <w:rFonts w:asciiTheme="majorHAnsi" w:hAnsiTheme="majorHAnsi" w:cstheme="majorHAnsi"/>
+          <w:sz w:val="28"/>
+          <w:szCs w:val="28"/>
+        </w:rPr>
+        <w:t>6- анимация покупки имущества.</w:t>
       </w:r>
     </w:p>
     <w:p>
@@ -10904,7 +10058,7 @@
       <w:pPr>
         <w:pStyle w:val="3"/>
       </w:pPr>
-      <w:bookmarkStart w:id="36" w:name="_Toc228466860"/>
+      <w:bookmarkStart w:id="36" w:name="_Toc228791165"/>
       <w:r>
         <w:t>2.5.1Описание пользовательского интерфейса</w:t>
       </w:r>
@@ -11012,7 +10166,7 @@
       <w:pPr>
         <w:pStyle w:val="3"/>
       </w:pPr>
-      <w:bookmarkStart w:id="37" w:name="_Toc228466861"/>
+      <w:bookmarkStart w:id="37" w:name="_Toc228791166"/>
       <w:r>
         <w:t>2.5.2 Алгоритм работы приложения</w:t>
       </w:r>
@@ -11779,7 +10933,23 @@
           <w:sz w:val="28"/>
           <w:szCs w:val="28"/>
         </w:rPr>
-        <w:t>Рисунок9- Представление алгоритма в виде схемы.</w:t>
+        <w:t>Рисунок</w:t>
+      </w:r>
+      <w:r>
+        <w:rPr>
+          <w:rFonts w:asciiTheme="majorHAnsi" w:hAnsiTheme="majorHAnsi" w:cstheme="majorHAnsi"/>
+          <w:sz w:val="28"/>
+          <w:szCs w:val="28"/>
+        </w:rPr>
+        <w:t xml:space="preserve"> 8</w:t>
+      </w:r>
+      <w:r>
+        <w:rPr>
+          <w:rFonts w:asciiTheme="majorHAnsi" w:hAnsiTheme="majorHAnsi" w:cstheme="majorHAnsi"/>
+          <w:sz w:val="28"/>
+          <w:szCs w:val="28"/>
+        </w:rPr>
+        <w:t>- Представление алгоритма в виде схемы.</w:t>
       </w:r>
     </w:p>
     <w:p>
@@ -11798,7 +10968,7 @@
       <w:pPr>
         <w:pStyle w:val="3"/>
       </w:pPr>
-      <w:bookmarkStart w:id="38" w:name="_Toc228466862"/>
+      <w:bookmarkStart w:id="38" w:name="_Toc228791167"/>
       <w:r>
         <w:t>2.5.</w:t>
       </w:r>
@@ -11874,7 +11044,7 @@
       <w:pPr>
         <w:pStyle w:val="3"/>
       </w:pPr>
-      <w:bookmarkStart w:id="39" w:name="_Toc228466863"/>
+      <w:bookmarkStart w:id="39" w:name="_Toc228791168"/>
       <w:r>
         <w:lastRenderedPageBreak/>
         <w:t>2.5.4</w:t>
@@ -12118,7 +11288,7 @@
       <w:pPr>
         <w:pStyle w:val="3"/>
       </w:pPr>
-      <w:bookmarkStart w:id="40" w:name="_Toc228466864"/>
+      <w:bookmarkStart w:id="40" w:name="_Toc228791169"/>
       <w:r>
         <w:t>2.5.5</w:t>
       </w:r>
@@ -12237,7 +11407,7 @@
       <w:pPr>
         <w:pStyle w:val="3"/>
       </w:pPr>
-      <w:bookmarkStart w:id="41" w:name="_Toc228466865"/>
+      <w:bookmarkStart w:id="41" w:name="_Toc228791170"/>
       <w:r>
         <w:lastRenderedPageBreak/>
         <w:t>2.5.6</w:t>
@@ -12524,6 +11694,15 @@
         </w:rPr>
       </w:pPr>
     </w:p>
+    <w:p>
+      <w:pPr>
+        <w:pStyle w:val="1"/>
+        <w:jc w:val="left"/>
+        <w:rPr>
+          <w:b/>
+        </w:rPr>
+      </w:pPr>
+    </w:p>
     <w:p/>
     <w:p>
       <w:pPr>
@@ -12532,19 +11711,12 @@
           <w:b/>
         </w:rPr>
       </w:pPr>
-    </w:p>
-    <w:p>
-      <w:pPr>
-        <w:pStyle w:val="1"/>
+      <w:bookmarkStart w:id="42" w:name="_Toc228791171"/>
+      <w:r>
         <w:rPr>
           <w:b/>
         </w:rPr>
-      </w:pPr>
-      <w:bookmarkStart w:id="42" w:name="_Toc228466866"/>
-      <w:r>
-        <w:rPr>
-          <w:b/>
-        </w:rPr>
+        <w:lastRenderedPageBreak/>
         <w:t>ЗАКЛЮЧЕНИЕ</w:t>
       </w:r>
       <w:bookmarkEnd w:id="42"/>
@@ -12682,8 +11854,16 @@
           <w:sz w:val="28"/>
           <w:szCs w:val="28"/>
         </w:rPr>
+        <w:t xml:space="preserve">Таким образом, разработанное веб-приложение полностью соответствует поставленным целям и задачам, демонстрирует применение </w:t>
+      </w:r>
+      <w:r>
+        <w:rPr>
+          <w:rFonts w:asciiTheme="majorHAnsi" w:hAnsiTheme="majorHAnsi" w:cstheme="majorHAnsi"/>
+          <w:sz w:val="28"/>
+          <w:szCs w:val="28"/>
+        </w:rPr>
         <w:lastRenderedPageBreak/>
-        <w:t>Таким образом, разработанное веб-приложение полностью соответствует поставленным целям и задачам, демонстрирует применение современных технологий и может быть использовано в качестве учебного проекта или основы для дальнейшего развития.</w:t>
+        <w:t>современных технологий и может быть использовано в качестве учебного проекта или основы для дальнейшего развития.</w:t>
       </w:r>
     </w:p>
     <w:p>
@@ -12977,7 +12157,17 @@
           <w:bCs/>
         </w:rPr>
       </w:pPr>
-      <w:bookmarkStart w:id="43" w:name="_Toc228466867"/>
+    </w:p>
+    <w:p/>
+    <w:p>
+      <w:pPr>
+        <w:pStyle w:val="1"/>
+        <w:rPr>
+          <w:b/>
+          <w:bCs/>
+        </w:rPr>
+      </w:pPr>
+      <w:bookmarkStart w:id="43" w:name="_Toc228791172"/>
       <w:r>
         <w:rPr>
           <w:b/>
@@ -12993,10 +12183,9 @@
         <w:pStyle w:val="af9"/>
         <w:numPr>
           <w:ilvl w:val="0"/>
-          <w:numId w:val="14"/>
+          <w:numId w:val="20"/>
         </w:numPr>
         <w:spacing w:line="360" w:lineRule="auto"/>
-        <w:ind w:left="0" w:firstLine="709"/>
         <w:jc w:val="both"/>
         <w:rPr>
           <w:rFonts w:asciiTheme="majorHAnsi" w:hAnsiTheme="majorHAnsi" w:cstheme="majorHAnsi"/>
@@ -13018,10 +12207,9 @@
         <w:pStyle w:val="af9"/>
         <w:numPr>
           <w:ilvl w:val="0"/>
-          <w:numId w:val="14"/>
+          <w:numId w:val="20"/>
         </w:numPr>
         <w:spacing w:line="360" w:lineRule="auto"/>
-        <w:ind w:left="0" w:firstLine="709"/>
         <w:jc w:val="both"/>
         <w:rPr>
           <w:rFonts w:asciiTheme="majorHAnsi" w:hAnsiTheme="majorHAnsi" w:cstheme="majorHAnsi"/>
@@ -13043,10 +12231,9 @@
         <w:pStyle w:val="af9"/>
         <w:numPr>
           <w:ilvl w:val="0"/>
-          <w:numId w:val="14"/>
+          <w:numId w:val="20"/>
         </w:numPr>
         <w:spacing w:line="360" w:lineRule="auto"/>
-        <w:ind w:left="0" w:firstLine="709"/>
         <w:jc w:val="both"/>
         <w:rPr>
           <w:rFonts w:asciiTheme="majorHAnsi" w:hAnsiTheme="majorHAnsi" w:cstheme="majorHAnsi"/>
@@ -13078,10 +12265,9 @@
         <w:pStyle w:val="af9"/>
         <w:numPr>
           <w:ilvl w:val="0"/>
-          <w:numId w:val="14"/>
+          <w:numId w:val="20"/>
         </w:numPr>
         <w:spacing w:line="360" w:lineRule="auto"/>
-        <w:ind w:left="0" w:firstLine="709"/>
         <w:jc w:val="both"/>
         <w:rPr>
           <w:rFonts w:asciiTheme="majorHAnsi" w:hAnsiTheme="majorHAnsi" w:cstheme="majorHAnsi"/>
@@ -13113,10 +12299,9 @@
         <w:pStyle w:val="af9"/>
         <w:numPr>
           <w:ilvl w:val="0"/>
-          <w:numId w:val="14"/>
+          <w:numId w:val="20"/>
         </w:numPr>
         <w:spacing w:line="360" w:lineRule="auto"/>
-        <w:ind w:left="0" w:firstLine="709"/>
         <w:jc w:val="both"/>
         <w:rPr>
           <w:rFonts w:asciiTheme="majorHAnsi" w:hAnsiTheme="majorHAnsi" w:cstheme="majorHAnsi"/>
@@ -13138,10 +12323,9 @@
         <w:pStyle w:val="af9"/>
         <w:numPr>
           <w:ilvl w:val="0"/>
-          <w:numId w:val="14"/>
+          <w:numId w:val="20"/>
         </w:numPr>
         <w:spacing w:line="360" w:lineRule="auto"/>
-        <w:ind w:left="0" w:firstLine="709"/>
         <w:jc w:val="both"/>
         <w:rPr>
           <w:rFonts w:asciiTheme="majorHAnsi" w:hAnsiTheme="majorHAnsi" w:cstheme="majorHAnsi"/>
@@ -13163,10 +12347,9 @@
         <w:pStyle w:val="af9"/>
         <w:numPr>
           <w:ilvl w:val="0"/>
-          <w:numId w:val="14"/>
+          <w:numId w:val="20"/>
         </w:numPr>
         <w:spacing w:line="360" w:lineRule="auto"/>
-        <w:ind w:left="0" w:firstLine="709"/>
         <w:jc w:val="both"/>
         <w:rPr>
           <w:rFonts w:asciiTheme="majorHAnsi" w:hAnsiTheme="majorHAnsi" w:cstheme="majorHAnsi"/>
@@ -13188,10 +12371,9 @@
         <w:pStyle w:val="af9"/>
         <w:numPr>
           <w:ilvl w:val="0"/>
-          <w:numId w:val="14"/>
+          <w:numId w:val="20"/>
         </w:numPr>
         <w:spacing w:line="360" w:lineRule="auto"/>
-        <w:ind w:left="0" w:firstLine="709"/>
         <w:jc w:val="both"/>
         <w:rPr>
           <w:rFonts w:asciiTheme="majorHAnsi" w:hAnsiTheme="majorHAnsi" w:cstheme="majorHAnsi"/>
@@ -13231,10 +12413,9 @@
         <w:pStyle w:val="af9"/>
         <w:numPr>
           <w:ilvl w:val="0"/>
-          <w:numId w:val="14"/>
+          <w:numId w:val="20"/>
         </w:numPr>
         <w:spacing w:line="360" w:lineRule="auto"/>
-        <w:ind w:left="0" w:firstLine="709"/>
         <w:jc w:val="both"/>
         <w:rPr>
           <w:rFonts w:asciiTheme="majorHAnsi" w:hAnsiTheme="majorHAnsi" w:cstheme="majorHAnsi"/>
@@ -13291,10 +12472,9 @@
         <w:pStyle w:val="af9"/>
         <w:numPr>
           <w:ilvl w:val="0"/>
-          <w:numId w:val="14"/>
+          <w:numId w:val="20"/>
         </w:numPr>
         <w:spacing w:line="360" w:lineRule="auto"/>
-        <w:ind w:left="0" w:firstLine="709"/>
         <w:jc w:val="both"/>
         <w:rPr>
           <w:rFonts w:asciiTheme="majorHAnsi" w:hAnsiTheme="majorHAnsi" w:cstheme="majorHAnsi"/>
@@ -13351,10 +12531,9 @@
         <w:pStyle w:val="af9"/>
         <w:numPr>
           <w:ilvl w:val="0"/>
-          <w:numId w:val="14"/>
+          <w:numId w:val="20"/>
         </w:numPr>
         <w:spacing w:line="360" w:lineRule="auto"/>
-        <w:ind w:left="0" w:firstLine="709"/>
         <w:jc w:val="both"/>
         <w:rPr>
           <w:rStyle w:val="whitespace-normal"/>
@@ -13396,10 +12575,9 @@
         <w:pStyle w:val="af9"/>
         <w:numPr>
           <w:ilvl w:val="0"/>
-          <w:numId w:val="14"/>
+          <w:numId w:val="20"/>
         </w:numPr>
         <w:spacing w:line="360" w:lineRule="auto"/>
-        <w:ind w:left="0" w:firstLine="709"/>
         <w:jc w:val="both"/>
         <w:rPr>
           <w:rFonts w:asciiTheme="majorHAnsi" w:hAnsiTheme="majorHAnsi" w:cstheme="majorHAnsi"/>
@@ -13545,10 +12723,9 @@
         <w:pStyle w:val="af9"/>
         <w:numPr>
           <w:ilvl w:val="0"/>
-          <w:numId w:val="14"/>
+          <w:numId w:val="20"/>
         </w:numPr>
         <w:spacing w:line="360" w:lineRule="auto"/>
-        <w:ind w:left="0" w:firstLine="709"/>
         <w:jc w:val="both"/>
         <w:rPr>
           <w:rFonts w:asciiTheme="majorHAnsi" w:hAnsiTheme="majorHAnsi" w:cstheme="majorHAnsi"/>
@@ -13642,10 +12819,9 @@
         <w:pStyle w:val="af9"/>
         <w:numPr>
           <w:ilvl w:val="0"/>
-          <w:numId w:val="14"/>
+          <w:numId w:val="20"/>
         </w:numPr>
         <w:spacing w:line="360" w:lineRule="auto"/>
-        <w:ind w:left="0" w:firstLine="709"/>
         <w:jc w:val="both"/>
         <w:rPr>
           <w:rFonts w:asciiTheme="majorHAnsi" w:hAnsiTheme="majorHAnsi" w:cstheme="majorHAnsi"/>
@@ -13686,10 +12862,9 @@
         <w:pStyle w:val="af9"/>
         <w:numPr>
           <w:ilvl w:val="0"/>
-          <w:numId w:val="14"/>
+          <w:numId w:val="20"/>
         </w:numPr>
         <w:spacing w:line="360" w:lineRule="auto"/>
-        <w:ind w:left="0" w:firstLine="709"/>
         <w:jc w:val="both"/>
         <w:rPr>
           <w:rFonts w:asciiTheme="majorHAnsi" w:hAnsiTheme="majorHAnsi" w:cstheme="majorHAnsi"/>
@@ -13717,343 +12892,9 @@
           <w:lang w:val="en-US"/>
         </w:rPr>
       </w:pPr>
-      <w:r>
-        <w:rPr>
-          <w:rFonts w:asciiTheme="majorHAnsi" w:hAnsiTheme="majorHAnsi" w:cstheme="majorHAnsi"/>
-          <w:sz w:val="28"/>
-          <w:szCs w:val="28"/>
-          <w:lang w:val="en-US"/>
-        </w:rPr>
-        <w:br w:type="page"/>
-      </w:r>
-    </w:p>
-    <w:p>
-      <w:pPr>
-        <w:pStyle w:val="af9"/>
-        <w:spacing w:line="360" w:lineRule="auto"/>
-        <w:ind w:left="709"/>
-        <w:jc w:val="both"/>
-        <w:rPr>
-          <w:rFonts w:asciiTheme="majorHAnsi" w:hAnsiTheme="majorHAnsi" w:cstheme="majorHAnsi"/>
-          <w:sz w:val="28"/>
-          <w:szCs w:val="28"/>
-        </w:rPr>
-      </w:pPr>
-      <w:r>
-        <w:rPr>
-          <w:rFonts w:asciiTheme="majorHAnsi" w:hAnsiTheme="majorHAnsi" w:cstheme="majorHAnsi"/>
-          <w:sz w:val="28"/>
-          <w:szCs w:val="28"/>
-        </w:rPr>
-        <w:lastRenderedPageBreak/>
-        <w:t>ПРИЛОЖЕНИЕ</w:t>
-      </w:r>
-    </w:p>
-    <w:p>
-      <w:pPr>
-        <w:spacing w:line="360" w:lineRule="auto"/>
-        <w:ind w:firstLine="709"/>
-        <w:jc w:val="both"/>
-        <w:rPr>
-          <w:rFonts w:asciiTheme="majorHAnsi" w:hAnsiTheme="majorHAnsi" w:cstheme="majorHAnsi"/>
-          <w:sz w:val="28"/>
-          <w:szCs w:val="28"/>
-        </w:rPr>
-      </w:pPr>
-      <w:r>
-        <w:rPr>
-          <w:rFonts w:asciiTheme="majorHAnsi" w:hAnsiTheme="majorHAnsi" w:cstheme="majorHAnsi"/>
-          <w:noProof/>
-          <w:sz w:val="28"/>
-          <w:szCs w:val="28"/>
-          <w:lang w:eastAsia="ru-RU"/>
-        </w:rPr>
-        <w:drawing>
-          <wp:inline distT="0" distB="0" distL="0" distR="0" wp14:anchorId="10C40378" wp14:editId="4AC5D79A">
-            <wp:extent cx="4659327" cy="4427220"/>
-            <wp:effectExtent l="0" t="0" r="8255" b="0"/>
-            <wp:docPr id="121" name="Рисунок 121"/>
-            <wp:cNvGraphicFramePr>
-              <a:graphicFrameLocks xmlns:a="http://schemas.openxmlformats.org/drawingml/2006/main" noChangeAspect="1"/>
-            </wp:cNvGraphicFramePr>
-            <a:graphic xmlns:a="http://schemas.openxmlformats.org/drawingml/2006/main">
-              <a:graphicData uri="http://schemas.openxmlformats.org/drawingml/2006/picture">
-                <pic:pic xmlns:pic="http://schemas.openxmlformats.org/drawingml/2006/picture">
-                  <pic:nvPicPr>
-                    <pic:cNvPr id="1" name=""/>
-                    <pic:cNvPicPr/>
-                  </pic:nvPicPr>
-                  <pic:blipFill>
-                    <a:blip r:embed="rId20"/>
-                    <a:stretch>
-                      <a:fillRect/>
-                    </a:stretch>
-                  </pic:blipFill>
-                  <pic:spPr>
-                    <a:xfrm>
-                      <a:off x="0" y="0"/>
-                      <a:ext cx="4662151" cy="4429904"/>
-                    </a:xfrm>
-                    <a:prstGeom prst="rect">
-                      <a:avLst/>
-                    </a:prstGeom>
-                  </pic:spPr>
-                </pic:pic>
-              </a:graphicData>
-            </a:graphic>
-          </wp:inline>
-        </w:drawing>
-      </w:r>
-    </w:p>
-    <w:p>
-      <w:pPr>
-        <w:spacing w:line="360" w:lineRule="auto"/>
-        <w:ind w:firstLine="709"/>
-        <w:jc w:val="center"/>
-        <w:rPr>
-          <w:rFonts w:asciiTheme="majorHAnsi" w:hAnsiTheme="majorHAnsi" w:cstheme="majorHAnsi"/>
-          <w:sz w:val="28"/>
-          <w:szCs w:val="28"/>
-        </w:rPr>
-      </w:pPr>
-      <w:r>
-        <w:rPr>
-          <w:rFonts w:asciiTheme="majorHAnsi" w:hAnsiTheme="majorHAnsi" w:cstheme="majorHAnsi"/>
-          <w:sz w:val="28"/>
-          <w:szCs w:val="28"/>
-        </w:rPr>
-        <w:t>Рисунок</w:t>
-      </w:r>
-      <w:r>
-        <w:rPr>
-          <w:rFonts w:asciiTheme="majorHAnsi" w:hAnsiTheme="majorHAnsi" w:cstheme="majorHAnsi"/>
-          <w:sz w:val="28"/>
-          <w:szCs w:val="28"/>
-        </w:rPr>
-        <w:t>11</w:t>
-      </w:r>
-      <w:r>
-        <w:rPr>
-          <w:rFonts w:asciiTheme="majorHAnsi" w:hAnsiTheme="majorHAnsi" w:cstheme="majorHAnsi"/>
-          <w:sz w:val="28"/>
-          <w:szCs w:val="28"/>
-        </w:rPr>
-        <w:t>- главное меню приложения.</w:t>
-      </w:r>
-    </w:p>
-    <w:p>
-      <w:pPr>
-        <w:spacing w:line="360" w:lineRule="auto"/>
-        <w:ind w:firstLine="709"/>
-        <w:jc w:val="center"/>
-        <w:rPr>
-          <w:rFonts w:asciiTheme="majorHAnsi" w:hAnsiTheme="majorHAnsi" w:cstheme="majorHAnsi"/>
-          <w:sz w:val="28"/>
-          <w:szCs w:val="28"/>
-        </w:rPr>
-      </w:pPr>
-    </w:p>
-    <w:p>
-      <w:pPr>
-        <w:spacing w:line="360" w:lineRule="auto"/>
-        <w:ind w:firstLine="709"/>
-        <w:jc w:val="both"/>
-        <w:rPr>
-          <w:rFonts w:asciiTheme="majorHAnsi" w:hAnsiTheme="majorHAnsi" w:cstheme="majorHAnsi"/>
-          <w:sz w:val="28"/>
-          <w:szCs w:val="28"/>
-        </w:rPr>
-      </w:pPr>
-      <w:r>
-        <w:rPr>
-          <w:rFonts w:asciiTheme="majorHAnsi" w:hAnsiTheme="majorHAnsi" w:cstheme="majorHAnsi"/>
-          <w:sz w:val="28"/>
-          <w:szCs w:val="28"/>
-        </w:rPr>
-        <w:drawing>
-          <wp:inline distT="0" distB="0" distL="0" distR="0" wp14:anchorId="18E439C6" wp14:editId="3EC54347">
-            <wp:extent cx="4227318" cy="3116580"/>
-            <wp:effectExtent l="0" t="0" r="1905" b="7620"/>
-            <wp:docPr id="113" name="Рисунок 113"/>
-            <wp:cNvGraphicFramePr>
-              <a:graphicFrameLocks xmlns:a="http://schemas.openxmlformats.org/drawingml/2006/main" noChangeAspect="1"/>
-            </wp:cNvGraphicFramePr>
-            <a:graphic xmlns:a="http://schemas.openxmlformats.org/drawingml/2006/main">
-              <a:graphicData uri="http://schemas.openxmlformats.org/drawingml/2006/picture">
-                <pic:pic xmlns:pic="http://schemas.openxmlformats.org/drawingml/2006/picture">
-                  <pic:nvPicPr>
-                    <pic:cNvPr id="1" name=""/>
-                    <pic:cNvPicPr/>
-                  </pic:nvPicPr>
-                  <pic:blipFill>
-                    <a:blip r:embed="rId21"/>
-                    <a:stretch>
-                      <a:fillRect/>
-                    </a:stretch>
-                  </pic:blipFill>
-                  <pic:spPr>
-                    <a:xfrm>
-                      <a:off x="0" y="0"/>
-                      <a:ext cx="4230516" cy="3118938"/>
-                    </a:xfrm>
-                    <a:prstGeom prst="rect">
-                      <a:avLst/>
-                    </a:prstGeom>
-                  </pic:spPr>
-                </pic:pic>
-              </a:graphicData>
-            </a:graphic>
-          </wp:inline>
-        </w:drawing>
-      </w:r>
-    </w:p>
-    <w:p>
-      <w:pPr>
-        <w:spacing w:line="360" w:lineRule="auto"/>
-        <w:ind w:firstLine="709"/>
-        <w:jc w:val="center"/>
-        <w:rPr>
-          <w:rFonts w:asciiTheme="majorHAnsi" w:hAnsiTheme="majorHAnsi" w:cstheme="majorHAnsi"/>
-          <w:sz w:val="28"/>
-          <w:szCs w:val="28"/>
-        </w:rPr>
-      </w:pPr>
-      <w:r>
-        <w:rPr>
-          <w:rFonts w:asciiTheme="majorHAnsi" w:hAnsiTheme="majorHAnsi" w:cstheme="majorHAnsi"/>
-          <w:sz w:val="28"/>
-          <w:szCs w:val="28"/>
-        </w:rPr>
-        <w:t>Рисунок12-правило игры.</w:t>
-      </w:r>
-    </w:p>
-    <w:p>
-      <w:pPr>
-        <w:pStyle w:val="af9"/>
-        <w:spacing w:line="360" w:lineRule="auto"/>
-        <w:ind w:left="709"/>
-        <w:jc w:val="both"/>
-        <w:rPr>
-          <w:rFonts w:asciiTheme="majorHAnsi" w:hAnsiTheme="majorHAnsi" w:cstheme="majorHAnsi"/>
-          <w:sz w:val="28"/>
-          <w:szCs w:val="28"/>
-          <w:lang w:val="en-US"/>
-        </w:rPr>
-      </w:pPr>
-      <w:r>
-        <w:rPr>
-          <w:rFonts w:asciiTheme="majorHAnsi" w:hAnsiTheme="majorHAnsi" w:cstheme="majorHAnsi"/>
-          <w:sz w:val="28"/>
-          <w:szCs w:val="28"/>
-          <w:lang w:val="en-US"/>
-        </w:rPr>
-        <w:lastRenderedPageBreak/>
-        <w:drawing>
-          <wp:inline distT="0" distB="0" distL="0" distR="0" wp14:anchorId="469E4938" wp14:editId="47E51A13">
-            <wp:extent cx="4029136" cy="2308860"/>
-            <wp:effectExtent l="0" t="0" r="9525" b="0"/>
-            <wp:docPr id="114" name="Рисунок 114"/>
-            <wp:cNvGraphicFramePr>
-              <a:graphicFrameLocks xmlns:a="http://schemas.openxmlformats.org/drawingml/2006/main" noChangeAspect="1"/>
-            </wp:cNvGraphicFramePr>
-            <a:graphic xmlns:a="http://schemas.openxmlformats.org/drawingml/2006/main">
-              <a:graphicData uri="http://schemas.openxmlformats.org/drawingml/2006/picture">
-                <pic:pic xmlns:pic="http://schemas.openxmlformats.org/drawingml/2006/picture">
-                  <pic:nvPicPr>
-                    <pic:cNvPr id="1" name=""/>
-                    <pic:cNvPicPr/>
-                  </pic:nvPicPr>
-                  <pic:blipFill>
-                    <a:blip r:embed="rId22"/>
-                    <a:stretch>
-                      <a:fillRect/>
-                    </a:stretch>
-                  </pic:blipFill>
-                  <pic:spPr>
-                    <a:xfrm>
-                      <a:off x="0" y="0"/>
-                      <a:ext cx="4032882" cy="2311007"/>
-                    </a:xfrm>
-                    <a:prstGeom prst="rect">
-                      <a:avLst/>
-                    </a:prstGeom>
-                  </pic:spPr>
-                </pic:pic>
-              </a:graphicData>
-            </a:graphic>
-          </wp:inline>
-        </w:drawing>
-      </w:r>
-    </w:p>
-    <w:p>
-      <w:pPr>
-        <w:pStyle w:val="af9"/>
-        <w:spacing w:line="360" w:lineRule="auto"/>
-        <w:ind w:left="709"/>
-        <w:jc w:val="center"/>
-        <w:rPr>
-          <w:rFonts w:asciiTheme="majorHAnsi" w:hAnsiTheme="majorHAnsi" w:cstheme="majorHAnsi"/>
-          <w:sz w:val="28"/>
-          <w:szCs w:val="28"/>
-        </w:rPr>
-      </w:pPr>
-      <w:r>
-        <w:rPr>
-          <w:rFonts w:asciiTheme="majorHAnsi" w:hAnsiTheme="majorHAnsi" w:cstheme="majorHAnsi"/>
-          <w:sz w:val="28"/>
-          <w:szCs w:val="28"/>
-        </w:rPr>
-        <w:t>Рисунок13-</w:t>
-      </w:r>
-      <w:r>
-        <w:rPr>
-          <w:rFonts w:asciiTheme="majorHAnsi" w:hAnsiTheme="majorHAnsi" w:cstheme="majorHAnsi"/>
-          <w:sz w:val="28"/>
-          <w:szCs w:val="28"/>
-        </w:rPr>
-        <w:t>описание карточки</w:t>
-      </w:r>
-    </w:p>
-    <w:p>
-      <w:pPr>
-        <w:spacing w:line="360" w:lineRule="auto"/>
-        <w:ind w:firstLine="709"/>
-        <w:jc w:val="both"/>
-        <w:rPr>
-          <w:rFonts w:asciiTheme="majorHAnsi" w:hAnsiTheme="majorHAnsi" w:cstheme="majorHAnsi"/>
-          <w:sz w:val="28"/>
-          <w:szCs w:val="28"/>
-          <w:lang w:val="en-US"/>
-        </w:rPr>
-      </w:pPr>
-    </w:p>
-    <w:p>
-      <w:pPr>
-        <w:spacing w:line="360" w:lineRule="auto"/>
-        <w:ind w:firstLine="709"/>
-        <w:jc w:val="both"/>
-        <w:rPr>
-          <w:rFonts w:asciiTheme="majorHAnsi" w:hAnsiTheme="majorHAnsi" w:cstheme="majorHAnsi"/>
-          <w:sz w:val="28"/>
-          <w:szCs w:val="28"/>
-          <w:lang w:val="en-US"/>
-        </w:rPr>
-      </w:pPr>
-    </w:p>
-    <w:p>
-      <w:pPr>
-        <w:spacing w:line="360" w:lineRule="auto"/>
-        <w:jc w:val="both"/>
-        <w:rPr>
-          <w:rFonts w:asciiTheme="majorHAnsi" w:hAnsiTheme="majorHAnsi" w:cstheme="majorHAnsi"/>
-          <w:sz w:val="28"/>
-          <w:szCs w:val="28"/>
-          <w:lang w:val="en-US"/>
-        </w:rPr>
-      </w:pPr>
     </w:p>
     <w:sectPr>
-      <w:headerReference w:type="default" r:id="rId23"/>
+      <w:headerReference w:type="default" r:id="rId20"/>
       <w:pgSz w:w="11906" w:h="16838"/>
       <w:pgMar w:top="1134" w:right="991" w:bottom="1702" w:left="1701" w:header="709" w:footer="709" w:gutter="0"/>
       <w:cols w:space="708"/>
@@ -14173,7 +13014,7 @@
             </wp:anchor>
           </w:drawing>
         </mc:Choice>
-        <mc:Fallback xmlns:w16sdtfl="http://schemas.microsoft.com/office/word/2024/wordml/sdtformatlock" xmlns:w16du="http://schemas.microsoft.com/office/word/2023/wordml/word16du" xmlns:oel="http://schemas.microsoft.com/office/2019/extlst">
+        <mc:Fallback xmlns:oel="http://schemas.microsoft.com/office/2019/extlst" xmlns:w16du="http://schemas.microsoft.com/office/word/2023/wordml/word16du" xmlns:w16sdtfl="http://schemas.microsoft.com/office/word/2024/wordml/sdtformatlock">
           <w:pict>
             <v:rect w14:anchorId="63682D66" id="Прямоугольник 1715" o:spid="_x0000_s1026" style="position:absolute;margin-left:69pt;margin-top:41.25pt;width:481.5pt;height:761.25pt;z-index:251657216;visibility:visible;mso-wrap-style:square;mso-width-percent:0;mso-height-percent:0;mso-wrap-distance-left:9pt;mso-wrap-distance-top:0;mso-wrap-distance-right:9pt;mso-wrap-distance-bottom:0;mso-position-horizontal:absolute;mso-position-horizontal-relative:page;mso-position-vertical:absolute;mso-position-vertical-relative:page;mso-width-percent:0;mso-height-percent:0;mso-width-relative:page;mso-height-relative:page;v-text-anchor:top" o:gfxdata="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" filled="f" strokeweight="2pt">
               <w10:wrap anchorx="page" anchory="page"/>
@@ -19136,6 +17977,92 @@
     </w:lvl>
   </w:abstractNum>
   <w:abstractNum w:abstractNumId="4" w15:restartNumberingAfterBreak="0">
+    <w:nsid w:val="1C16342A"/>
+    <w:multiLevelType w:val="hybridMultilevel"/>
+    <w:tmpl w:val="CC380E7E"/>
+    <w:lvl w:ilvl="0" w:tplc="0419000F">
+      <w:start w:val="1"/>
+      <w:numFmt w:val="decimal"/>
+      <w:lvlText w:val="%1."/>
+      <w:lvlJc w:val="left"/>
+      <w:pPr>
+        <w:ind w:left="1429" w:hanging="360"/>
+      </w:pPr>
+    </w:lvl>
+    <w:lvl w:ilvl="1" w:tplc="04190019" w:tentative="1">
+      <w:start w:val="1"/>
+      <w:numFmt w:val="lowerLetter"/>
+      <w:lvlText w:val="%2."/>
+      <w:lvlJc w:val="left"/>
+      <w:pPr>
+        <w:ind w:left="2149" w:hanging="360"/>
+      </w:pPr>
+    </w:lvl>
+    <w:lvl w:ilvl="2" w:tplc="0419001B" w:tentative="1">
+      <w:start w:val="1"/>
+      <w:numFmt w:val="lowerRoman"/>
+      <w:lvlText w:val="%3."/>
+      <w:lvlJc w:val="right"/>
+      <w:pPr>
+        <w:ind w:left="2869" w:hanging="180"/>
+      </w:pPr>
+    </w:lvl>
+    <w:lvl w:ilvl="3" w:tplc="0419000F" w:tentative="1">
+      <w:start w:val="1"/>
+      <w:numFmt w:val="decimal"/>
+      <w:lvlText w:val="%4."/>
+      <w:lvlJc w:val="left"/>
+      <w:pPr>
+        <w:ind w:left="3589" w:hanging="360"/>
+      </w:pPr>
+    </w:lvl>
+    <w:lvl w:ilvl="4" w:tplc="04190019" w:tentative="1">
+      <w:start w:val="1"/>
+      <w:numFmt w:val="lowerLetter"/>
+      <w:lvlText w:val="%5."/>
+      <w:lvlJc w:val="left"/>
+      <w:pPr>
+        <w:ind w:left="4309" w:hanging="360"/>
+      </w:pPr>
+    </w:lvl>
+    <w:lvl w:ilvl="5" w:tplc="0419001B" w:tentative="1">
+      <w:start w:val="1"/>
+      <w:numFmt w:val="lowerRoman"/>
+      <w:lvlText w:val="%6."/>
+      <w:lvlJc w:val="right"/>
+      <w:pPr>
+        <w:ind w:left="5029" w:hanging="180"/>
+      </w:pPr>
+    </w:lvl>
+    <w:lvl w:ilvl="6" w:tplc="0419000F" w:tentative="1">
+      <w:start w:val="1"/>
+      <w:numFmt w:val="decimal"/>
+      <w:lvlText w:val="%7."/>
+      <w:lvlJc w:val="left"/>
+      <w:pPr>
+        <w:ind w:left="5749" w:hanging="360"/>
+      </w:pPr>
+    </w:lvl>
+    <w:lvl w:ilvl="7" w:tplc="04190019" w:tentative="1">
+      <w:start w:val="1"/>
+      <w:numFmt w:val="lowerLetter"/>
+      <w:lvlText w:val="%8."/>
+      <w:lvlJc w:val="left"/>
+      <w:pPr>
+        <w:ind w:left="6469" w:hanging="360"/>
+      </w:pPr>
+    </w:lvl>
+    <w:lvl w:ilvl="8" w:tplc="0419001B" w:tentative="1">
+      <w:start w:val="1"/>
+      <w:numFmt w:val="lowerRoman"/>
+      <w:lvlText w:val="%9."/>
+      <w:lvlJc w:val="right"/>
+      <w:pPr>
+        <w:ind w:left="7189" w:hanging="180"/>
+      </w:pPr>
+    </w:lvl>
+  </w:abstractNum>
+  <w:abstractNum w:abstractNumId="5" w15:restartNumberingAfterBreak="0">
     <w:nsid w:val="1EFB48CC"/>
     <w:multiLevelType w:val="hybridMultilevel"/>
     <w:tmpl w:val="F52AF436"/>
@@ -19248,7 +18175,7 @@
       </w:rPr>
     </w:lvl>
   </w:abstractNum>
-  <w:abstractNum w:abstractNumId="5" w15:restartNumberingAfterBreak="0">
+  <w:abstractNum w:abstractNumId="6" w15:restartNumberingAfterBreak="0">
     <w:nsid w:val="22210941"/>
     <w:multiLevelType w:val="hybridMultilevel"/>
     <w:tmpl w:val="6A941098"/>
@@ -19361,7 +18288,7 @@
       </w:rPr>
     </w:lvl>
   </w:abstractNum>
-  <w:abstractNum w:abstractNumId="6" w15:restartNumberingAfterBreak="0">
+  <w:abstractNum w:abstractNumId="7" w15:restartNumberingAfterBreak="0">
     <w:nsid w:val="2EB10254"/>
     <w:multiLevelType w:val="hybridMultilevel"/>
     <w:tmpl w:val="E79E522E"/>
@@ -19474,7 +18401,7 @@
       </w:rPr>
     </w:lvl>
   </w:abstractNum>
-  <w:abstractNum w:abstractNumId="7" w15:restartNumberingAfterBreak="0">
+  <w:abstractNum w:abstractNumId="8" w15:restartNumberingAfterBreak="0">
     <w:nsid w:val="3260499D"/>
     <w:multiLevelType w:val="hybridMultilevel"/>
     <w:tmpl w:val="92929190"/>
@@ -19587,7 +18514,7 @@
       </w:rPr>
     </w:lvl>
   </w:abstractNum>
-  <w:abstractNum w:abstractNumId="8" w15:restartNumberingAfterBreak="0">
+  <w:abstractNum w:abstractNumId="9" w15:restartNumberingAfterBreak="0">
     <w:nsid w:val="352C1FDC"/>
     <w:multiLevelType w:val="hybridMultilevel"/>
     <w:tmpl w:val="087863BA"/>
@@ -19700,7 +18627,7 @@
       </w:rPr>
     </w:lvl>
   </w:abstractNum>
-  <w:abstractNum w:abstractNumId="9" w15:restartNumberingAfterBreak="0">
+  <w:abstractNum w:abstractNumId="10" w15:restartNumberingAfterBreak="0">
     <w:nsid w:val="374349EE"/>
     <w:multiLevelType w:val="hybridMultilevel"/>
     <w:tmpl w:val="CEB8FB70"/>
@@ -19786,7 +18713,7 @@
       </w:pPr>
     </w:lvl>
   </w:abstractNum>
-  <w:abstractNum w:abstractNumId="10" w15:restartNumberingAfterBreak="0">
+  <w:abstractNum w:abstractNumId="11" w15:restartNumberingAfterBreak="0">
     <w:nsid w:val="3A3F337C"/>
     <w:multiLevelType w:val="hybridMultilevel"/>
     <w:tmpl w:val="AB58DB12"/>
@@ -19875,7 +18802,7 @@
       </w:pPr>
     </w:lvl>
   </w:abstractNum>
-  <w:abstractNum w:abstractNumId="11" w15:restartNumberingAfterBreak="0">
+  <w:abstractNum w:abstractNumId="12" w15:restartNumberingAfterBreak="0">
     <w:nsid w:val="40954BFA"/>
     <w:multiLevelType w:val="hybridMultilevel"/>
     <w:tmpl w:val="F6F497B0"/>
@@ -19988,7 +18915,7 @@
       </w:rPr>
     </w:lvl>
   </w:abstractNum>
-  <w:abstractNum w:abstractNumId="12" w15:restartNumberingAfterBreak="0">
+  <w:abstractNum w:abstractNumId="13" w15:restartNumberingAfterBreak="0">
     <w:nsid w:val="551B3C80"/>
     <w:multiLevelType w:val="hybridMultilevel"/>
     <w:tmpl w:val="7FA2D586"/>
@@ -20101,7 +19028,7 @@
       </w:rPr>
     </w:lvl>
   </w:abstractNum>
-  <w:abstractNum w:abstractNumId="13" w15:restartNumberingAfterBreak="0">
+  <w:abstractNum w:abstractNumId="14" w15:restartNumberingAfterBreak="0">
     <w:nsid w:val="578E326E"/>
     <w:multiLevelType w:val="hybridMultilevel"/>
     <w:tmpl w:val="BF6AB774"/>
@@ -20214,7 +19141,7 @@
       </w:rPr>
     </w:lvl>
   </w:abstractNum>
-  <w:abstractNum w:abstractNumId="14" w15:restartNumberingAfterBreak="0">
+  <w:abstractNum w:abstractNumId="15" w15:restartNumberingAfterBreak="0">
     <w:nsid w:val="586D119E"/>
     <w:multiLevelType w:val="hybridMultilevel"/>
     <w:tmpl w:val="16204E7A"/>
@@ -20327,7 +19254,7 @@
       </w:rPr>
     </w:lvl>
   </w:abstractNum>
-  <w:abstractNum w:abstractNumId="15" w15:restartNumberingAfterBreak="0">
+  <w:abstractNum w:abstractNumId="16" w15:restartNumberingAfterBreak="0">
     <w:nsid w:val="66A05E21"/>
     <w:multiLevelType w:val="hybridMultilevel"/>
     <w:tmpl w:val="AE4C1DBA"/>
@@ -20440,7 +19367,7 @@
       </w:rPr>
     </w:lvl>
   </w:abstractNum>
-  <w:abstractNum w:abstractNumId="16" w15:restartNumberingAfterBreak="0">
+  <w:abstractNum w:abstractNumId="17" w15:restartNumberingAfterBreak="0">
     <w:nsid w:val="6AC01906"/>
     <w:multiLevelType w:val="hybridMultilevel"/>
     <w:tmpl w:val="4216BC2C"/>
@@ -20553,7 +19480,7 @@
       </w:rPr>
     </w:lvl>
   </w:abstractNum>
-  <w:abstractNum w:abstractNumId="17" w15:restartNumberingAfterBreak="0">
+  <w:abstractNum w:abstractNumId="18" w15:restartNumberingAfterBreak="0">
     <w:nsid w:val="6D761E44"/>
     <w:multiLevelType w:val="hybridMultilevel"/>
     <w:tmpl w:val="8020BEE2"/>
@@ -20666,7 +19593,7 @@
       </w:rPr>
     </w:lvl>
   </w:abstractNum>
-  <w:abstractNum w:abstractNumId="18" w15:restartNumberingAfterBreak="0">
+  <w:abstractNum w:abstractNumId="19" w15:restartNumberingAfterBreak="0">
     <w:nsid w:val="79D9430D"/>
     <w:multiLevelType w:val="hybridMultilevel"/>
     <w:tmpl w:val="14B00120"/>
@@ -20783,58 +19710,61 @@
     <w:abstractNumId w:val="0"/>
   </w:num>
   <w:num w:numId="2">
-    <w:abstractNumId w:val="15"/>
+    <w:abstractNumId w:val="16"/>
   </w:num>
   <w:num w:numId="3">
-    <w:abstractNumId w:val="18"/>
+    <w:abstractNumId w:val="19"/>
   </w:num>
   <w:num w:numId="4">
-    <w:abstractNumId w:val="12"/>
+    <w:abstractNumId w:val="13"/>
   </w:num>
   <w:num w:numId="5">
-    <w:abstractNumId w:val="16"/>
+    <w:abstractNumId w:val="17"/>
   </w:num>
   <w:num w:numId="6">
-    <w:abstractNumId w:val="4"/>
+    <w:abstractNumId w:val="5"/>
   </w:num>
   <w:num w:numId="7">
-    <w:abstractNumId w:val="17"/>
+    <w:abstractNumId w:val="18"/>
   </w:num>
   <w:num w:numId="8">
     <w:abstractNumId w:val="3"/>
   </w:num>
   <w:num w:numId="9">
+    <w:abstractNumId w:val="9"/>
+  </w:num>
+  <w:num w:numId="10">
     <w:abstractNumId w:val="8"/>
   </w:num>
-  <w:num w:numId="10">
+  <w:num w:numId="11">
+    <w:abstractNumId w:val="15"/>
+  </w:num>
+  <w:num w:numId="12">
     <w:abstractNumId w:val="7"/>
   </w:num>
-  <w:num w:numId="11">
+  <w:num w:numId="13">
     <w:abstractNumId w:val="14"/>
   </w:num>
-  <w:num w:numId="12">
-    <w:abstractNumId w:val="6"/>
-  </w:num>
-  <w:num w:numId="13">
-    <w:abstractNumId w:val="13"/>
-  </w:num>
   <w:num w:numId="14">
-    <w:abstractNumId w:val="9"/>
+    <w:abstractNumId w:val="10"/>
   </w:num>
   <w:num w:numId="15">
     <w:abstractNumId w:val="2"/>
   </w:num>
   <w:num w:numId="16">
-    <w:abstractNumId w:val="10"/>
+    <w:abstractNumId w:val="11"/>
   </w:num>
   <w:num w:numId="17">
-    <w:abstractNumId w:val="11"/>
+    <w:abstractNumId w:val="12"/>
   </w:num>
   <w:num w:numId="18">
-    <w:abstractNumId w:val="5"/>
+    <w:abstractNumId w:val="6"/>
   </w:num>
   <w:num w:numId="19">
     <w:abstractNumId w:val="1"/>
+  </w:num>
+  <w:num w:numId="20">
+    <w:abstractNumId w:val="4"/>
   </w:num>
   <w:numIdMacAtCleanup w:val="14"/>
 </w:numbering>
@@ -20959,6 +19889,7 @@
     <w:lsdException w:name="HTML Sample" w:semiHidden="1" w:unhideWhenUsed="1"/>
     <w:lsdException w:name="HTML Typewriter" w:semiHidden="1" w:unhideWhenUsed="1"/>
     <w:lsdException w:name="HTML Variable" w:semiHidden="1" w:unhideWhenUsed="1"/>
+    <w:lsdException w:name="Normal Table" w:semiHidden="1" w:unhideWhenUsed="1"/>
     <w:lsdException w:name="annotation subject" w:semiHidden="1" w:unhideWhenUsed="1"/>
     <w:lsdException w:name="No List" w:semiHidden="1" w:unhideWhenUsed="1"/>
     <w:lsdException w:name="Outline List 1" w:semiHidden="1" w:unhideWhenUsed="1"/>
@@ -21001,8 +19932,11 @@
     <w:lsdException w:name="Table Contemporary" w:semiHidden="1" w:unhideWhenUsed="1"/>
     <w:lsdException w:name="Table Elegant" w:semiHidden="1" w:unhideWhenUsed="1"/>
     <w:lsdException w:name="Table Professional" w:semiHidden="1" w:unhideWhenUsed="1"/>
+    <w:lsdException w:name="Table Subtle 1" w:semiHidden="1" w:unhideWhenUsed="1"/>
     <w:lsdException w:name="Table Subtle 2" w:semiHidden="1" w:unhideWhenUsed="1"/>
     <w:lsdException w:name="Table Web 1" w:semiHidden="1" w:unhideWhenUsed="1"/>
+    <w:lsdException w:name="Table Web 2" w:semiHidden="1" w:unhideWhenUsed="1"/>
+    <w:lsdException w:name="Table Web 3" w:semiHidden="1" w:unhideWhenUsed="1"/>
     <w:lsdException w:name="Balloon Text" w:semiHidden="1" w:unhideWhenUsed="1"/>
     <w:lsdException w:name="Table Grid" w:uiPriority="59"/>
     <w:lsdException w:name="Table Theme" w:semiHidden="1" w:unhideWhenUsed="1"/>

--- a/пояснительная записка.docx
+++ b/пояснительная записка.docx
@@ -4430,6 +4430,11 @@
         <w:pStyle w:val="3"/>
       </w:pPr>
       <w:bookmarkStart w:id="5" w:name="_Toc228791136"/>
+    </w:p>
+    <w:p>
+      <w:pPr>
+        <w:pStyle w:val="3"/>
+      </w:pPr>
       <w:r>
         <w:t>1.1.2Историческая эволюция</w:t>
       </w:r>
@@ -4452,16 +4457,7 @@
           <w:sz w:val="28"/>
           <w:szCs w:val="28"/>
         </w:rPr>
-        <w:t xml:space="preserve">Игра «Монополия» имеет богатую историю, которая началась задолго до появления её современного варианта. Прототипом игры считается </w:t>
-      </w:r>
-      <w:r>
-        <w:rPr>
-          <w:rFonts w:asciiTheme="majorHAnsi" w:hAnsiTheme="majorHAnsi" w:cstheme="majorHAnsi"/>
-          <w:sz w:val="28"/>
-          <w:szCs w:val="28"/>
-        </w:rPr>
-        <w:lastRenderedPageBreak/>
-        <w:t xml:space="preserve">разработка американки Элизабет </w:t>
+        <w:t xml:space="preserve">Игра «Монополия» имеет богатую историю, которая началась задолго до появления её современного варианта. Прототипом игры считается разработка американки Элизабет </w:t>
       </w:r>
       <w:proofErr w:type="spellStart"/>
       <w:r>
@@ -4595,7 +4591,16 @@
           <w:sz w:val="28"/>
           <w:szCs w:val="28"/>
         </w:rPr>
-        <w:t>С началом цифровой эпохи игра была перенесена в электронный формат. Появились компьютерные и мобильные версии, которые сохранили основные механики оригинала, но получили дополнительные возможности, такие как автоматизация расчётов, визуальные эффекты и возможность игры через интернет. Это значительно расширило аудиторию и повысило доступность игры.</w:t>
+        <w:t xml:space="preserve">С началом цифровой эпохи игра была перенесена в электронный формат. Появились компьютерные и мобильные версии, которые сохранили основные механики оригинала, но получили дополнительные возможности, такие как автоматизация расчётов, визуальные эффекты и возможность игры </w:t>
+      </w:r>
+      <w:r>
+        <w:rPr>
+          <w:rFonts w:asciiTheme="majorHAnsi" w:hAnsiTheme="majorHAnsi" w:cstheme="majorHAnsi"/>
+          <w:sz w:val="28"/>
+          <w:szCs w:val="28"/>
+        </w:rPr>
+        <w:lastRenderedPageBreak/>
+        <w:t>через интернет. Это значительно расширило аудиторию и повысило доступность игры.</w:t>
       </w:r>
     </w:p>
     <w:p>
@@ -4615,16 +4620,7 @@
           <w:sz w:val="28"/>
           <w:szCs w:val="28"/>
         </w:rPr>
-        <w:t xml:space="preserve">В настоящее время «Монополия» продолжает развиваться, адаптируясь к современным технологиям и требованиям пользователей. Создаются новые </w:t>
-      </w:r>
-      <w:r>
-        <w:rPr>
-          <w:rFonts w:asciiTheme="majorHAnsi" w:hAnsiTheme="majorHAnsi" w:cstheme="majorHAnsi"/>
-          <w:sz w:val="28"/>
-          <w:szCs w:val="28"/>
-        </w:rPr>
-        <w:lastRenderedPageBreak/>
-        <w:t>цифровые версии, включая веб-приложения, которые позволяют играть прямо в браузере без необходимости установки дополнительного программного обеспечения.</w:t>
+        <w:t>В настоящее время «Монополия» продолжает развиваться, адаптируясь к современным технологиям и требованиям пользователей. Создаются новые цифровые версии, включая веб-приложения, которые позволяют играть прямо в браузере без необходимости установки дополнительного программного обеспечения.</w:t>
       </w:r>
     </w:p>
     <w:p>
@@ -4714,7 +4710,16 @@
           <w:sz w:val="28"/>
           <w:szCs w:val="28"/>
         </w:rPr>
-        <w:t>Ещё одной важной тенденцией является развитие сетевых возможностей. Многие современные реализации игры позволяют пользователям взаимодействовать друг с другом через интернет, что расширяет аудиторию и делает игровой процесс более социальным. Возможность играть с другими участниками в режиме реального времени значительно повышает интерес к приложению.</w:t>
+        <w:t xml:space="preserve">Ещё одной важной тенденцией является развитие сетевых возможностей. Многие современные реализации игры позволяют </w:t>
+      </w:r>
+      <w:r>
+        <w:rPr>
+          <w:rFonts w:asciiTheme="majorHAnsi" w:hAnsiTheme="majorHAnsi" w:cstheme="majorHAnsi"/>
+          <w:sz w:val="28"/>
+          <w:szCs w:val="28"/>
+        </w:rPr>
+        <w:lastRenderedPageBreak/>
+        <w:t>пользователям взаимодействовать друг с другом через интернет, что расширяет аудиторию и делает игровой процесс более социальным. Возможность играть с другими участниками в режиме реального времени значительно повышает интерес к приложению.</w:t>
       </w:r>
     </w:p>
     <w:p>
@@ -4734,7 +4739,6 @@
           <w:sz w:val="28"/>
           <w:szCs w:val="28"/>
         </w:rPr>
-        <w:lastRenderedPageBreak/>
         <w:t>Важным направлением развития является кроссплатформенность. Современные приложения стремятся работать на различных устройствах, включая персональные компьютеры, планшеты и смартфоны. Веб-приложения в этом контексте имеют особое преимущество, так как не требуют установки и доступны через браузер.</w:t>
       </w:r>
     </w:p>
@@ -4825,7 +4829,16 @@
           <w:sz w:val="28"/>
           <w:szCs w:val="28"/>
         </w:rPr>
-        <w:t xml:space="preserve">Взаимодействие между участниками оказывает существенное влияние на психологическую атмосферу игры. Конкуренция, необходимость оплачивать аренду </w:t>
+        <w:t xml:space="preserve">Взаимодействие между участниками оказывает существенное влияние на психологическую атмосферу игры. Конкуренция, необходимость </w:t>
+      </w:r>
+      <w:r>
+        <w:rPr>
+          <w:rFonts w:asciiTheme="majorHAnsi" w:hAnsiTheme="majorHAnsi" w:cstheme="majorHAnsi"/>
+          <w:sz w:val="28"/>
+          <w:szCs w:val="28"/>
+        </w:rPr>
+        <w:lastRenderedPageBreak/>
+        <w:t xml:space="preserve">оплачивать аренду </w:t>
       </w:r>
       <w:proofErr w:type="gramStart"/>
       <w:r>
@@ -4873,7 +4886,6 @@
           <w:sz w:val="28"/>
           <w:szCs w:val="28"/>
         </w:rPr>
-        <w:lastRenderedPageBreak/>
         <w:t>Для реализации веб-приложения «Монополия» был выбран современный набор технологий, позволяющий создать функциональную, интерактивную и удобную систему. Разработка осуществлялась с использованием клиент-серверной архитектуры, при которой пользователь взаимодействует с приложением через браузер, а обработка данных выполняется на сервере.</w:t>
       </w:r>
     </w:p>
@@ -5000,7 +5012,16 @@
           <w:sz w:val="28"/>
           <w:szCs w:val="28"/>
         </w:rPr>
-        <w:t xml:space="preserve"> Language) является основой любой веб-страницы и используется для создания структуры интерфейса приложения. С его помощью формируются основные элементы, отображаемые пользователю, включая игровое поле, панели управления и информационные блоки.</w:t>
+        <w:t xml:space="preserve"> Language) является основой любой веб-страницы и используется для создания структуры интерфейса приложения. С его помощью формируются основные элементы, отображаемые </w:t>
+      </w:r>
+      <w:r>
+        <w:rPr>
+          <w:rFonts w:asciiTheme="majorHAnsi" w:hAnsiTheme="majorHAnsi" w:cstheme="majorHAnsi"/>
+          <w:sz w:val="28"/>
+          <w:szCs w:val="28"/>
+        </w:rPr>
+        <w:lastRenderedPageBreak/>
+        <w:t>пользователю, включая игровое поле, панели управления и информационные блоки.</w:t>
       </w:r>
     </w:p>
     <w:p>
@@ -5020,16 +5041,7 @@
           <w:sz w:val="28"/>
           <w:szCs w:val="28"/>
         </w:rPr>
-        <w:t xml:space="preserve">В рамках данного проекта HTML применяется для организации структуры страниц и размещения элементов интерфейса. Он позволяет определить расположение компонентов, их иерархию и взаимосвязь. </w:t>
-      </w:r>
-      <w:r>
-        <w:rPr>
-          <w:rFonts w:asciiTheme="majorHAnsi" w:hAnsiTheme="majorHAnsi" w:cstheme="majorHAnsi"/>
-          <w:sz w:val="28"/>
-          <w:szCs w:val="28"/>
-        </w:rPr>
-        <w:lastRenderedPageBreak/>
-        <w:t>Благодаря этому обеспечивается логичное и удобное представление информации.</w:t>
+        <w:t>В рамках данного проекта HTML применяется для организации структуры страниц и размещения элементов интерфейса. Он позволяет определить расположение компонентов, их иерархию и взаимосвязь. Благодаря этому обеспечивается логичное и удобное представление информации.</w:t>
       </w:r>
     </w:p>
     <w:p>
@@ -5205,6 +5217,7 @@
           <w:sz w:val="28"/>
           <w:szCs w:val="28"/>
         </w:rPr>
+        <w:lastRenderedPageBreak/>
         <w:t>В рамках проекта JavaScript используется для реализации игрового процесса, обработки действий пользователя и динамического изменения содержимого страницы. С его помощью обеспечивается интерактивность приложения и его реакция на действия пользователя.</w:t>
       </w:r>
     </w:p>
@@ -5225,16 +5238,7 @@
           <w:sz w:val="28"/>
           <w:szCs w:val="28"/>
         </w:rPr>
-        <w:t xml:space="preserve">Одним из важных преимуществ JavaScript является возможность выполнения асинхронных операций, что позволяет обмениваться данными с </w:t>
-      </w:r>
-      <w:r>
-        <w:rPr>
-          <w:rFonts w:asciiTheme="majorHAnsi" w:hAnsiTheme="majorHAnsi" w:cstheme="majorHAnsi"/>
-          <w:sz w:val="28"/>
-          <w:szCs w:val="28"/>
-        </w:rPr>
-        <w:lastRenderedPageBreak/>
-        <w:t>сервером без перезагрузки страницы. Это делает работу приложения более быстрой и удобной.</w:t>
+        <w:t>Одним из важных преимуществ JavaScript является возможность выполнения асинхронных операций, что позволяет обмениваться данными с сервером без перезагрузки страницы. Это делает работу приложения более быстрой и удобной.</w:t>
       </w:r>
     </w:p>
     <w:p>
@@ -5410,6 +5414,7 @@
           <w:szCs w:val="28"/>
           <w:lang w:val="en-US"/>
         </w:rPr>
+        <w:lastRenderedPageBreak/>
         <w:t>S</w:t>
       </w:r>
       <w:r>
@@ -9984,18 +9989,33 @@
         <w:jc w:val="both"/>
         <w:rPr>
           <w:rFonts w:asciiTheme="majorHAnsi" w:hAnsiTheme="majorHAnsi" w:cstheme="majorHAnsi"/>
-          <w:sz w:val="28"/>
-          <w:szCs w:val="28"/>
-        </w:rPr>
-      </w:pPr>
-      <w:r>
-        <w:rPr>
-          <w:rFonts w:asciiTheme="majorHAnsi" w:hAnsiTheme="majorHAnsi" w:cstheme="majorHAnsi"/>
           <w:noProof/>
           <w:sz w:val="28"/>
           <w:szCs w:val="28"/>
           <w:lang w:eastAsia="ru-RU"/>
         </w:rPr>
+      </w:pPr>
+    </w:p>
+    <w:p>
+      <w:pPr>
+        <w:spacing w:line="360" w:lineRule="auto"/>
+        <w:ind w:firstLine="709"/>
+        <w:jc w:val="both"/>
+        <w:rPr>
+          <w:rFonts w:asciiTheme="majorHAnsi" w:hAnsiTheme="majorHAnsi" w:cstheme="majorHAnsi"/>
+          <w:sz w:val="28"/>
+          <w:szCs w:val="28"/>
+        </w:rPr>
+      </w:pPr>
+      <w:r>
+        <w:rPr>
+          <w:rFonts w:asciiTheme="majorHAnsi" w:hAnsiTheme="majorHAnsi" w:cstheme="majorHAnsi"/>
+          <w:noProof/>
+          <w:sz w:val="28"/>
+          <w:szCs w:val="28"/>
+          <w:lang w:eastAsia="ru-RU"/>
+        </w:rPr>
+        <w:lastRenderedPageBreak/>
         <w:drawing>
           <wp:inline distT="0" distB="0" distL="0" distR="0" wp14:anchorId="66086071" wp14:editId="6A68CB5B">
             <wp:extent cx="3286584" cy="438211"/>
@@ -10050,7 +10070,6 @@
           <w:sz w:val="28"/>
           <w:szCs w:val="28"/>
         </w:rPr>
-        <w:lastRenderedPageBreak/>
         <w:t>Рисунок7- анимация покупки имущества.</w:t>
       </w:r>
     </w:p>
@@ -10269,6 +10288,7 @@
           <w:sz w:val="28"/>
           <w:szCs w:val="28"/>
         </w:rPr>
+        <w:lastRenderedPageBreak/>
         <w:t>После запуска игры формируется начальное состояние, включающее список игроков, их стартовые позиции и начальный баланс. Все игроки размещаются на стартовой клетке игрового поля.</w:t>
       </w:r>
     </w:p>
@@ -10289,7 +10309,6 @@
           <w:sz w:val="28"/>
           <w:szCs w:val="28"/>
         </w:rPr>
-        <w:lastRenderedPageBreak/>
         <w:t>Также происходит инициализация игровых структур, включая список клеток, свойства объектов и журнал событий.</w:t>
       </w:r>
     </w:p>
@@ -10725,6 +10744,7 @@
           <w:sz w:val="28"/>
           <w:szCs w:val="28"/>
         </w:rPr>
+        <w:lastRenderedPageBreak/>
         <w:t>Каждое событие влияет на состояние игрока, включая изменение баланса и положения на поле.</w:t>
       </w:r>
     </w:p>
@@ -10765,7 +10785,6 @@
           <w:sz w:val="28"/>
           <w:szCs w:val="28"/>
         </w:rPr>
-        <w:lastRenderedPageBreak/>
         <w:t>Если текущий игрок является ботом, алгоритм включает дополнительный этап принятия решения. Искусственный интеллект анализирует текущее состояние игры и выбирает оптимальное действие.</w:t>
       </w:r>
     </w:p>
@@ -12183,10 +12202,9 @@
         <w:pStyle w:val="af9"/>
         <w:numPr>
           <w:ilvl w:val="0"/>
-          <w:numId w:val="20"/>
+          <w:numId w:val="21"/>
         </w:numPr>
         <w:spacing w:line="360" w:lineRule="auto"/>
-        <w:jc w:val="both"/>
         <w:rPr>
           <w:rFonts w:asciiTheme="majorHAnsi" w:hAnsiTheme="majorHAnsi" w:cstheme="majorHAnsi"/>
           <w:sz w:val="28"/>
@@ -12207,10 +12225,9 @@
         <w:pStyle w:val="af9"/>
         <w:numPr>
           <w:ilvl w:val="0"/>
-          <w:numId w:val="20"/>
+          <w:numId w:val="21"/>
         </w:numPr>
         <w:spacing w:line="360" w:lineRule="auto"/>
-        <w:jc w:val="both"/>
         <w:rPr>
           <w:rFonts w:asciiTheme="majorHAnsi" w:hAnsiTheme="majorHAnsi" w:cstheme="majorHAnsi"/>
           <w:sz w:val="28"/>
@@ -12231,10 +12248,9 @@
         <w:pStyle w:val="af9"/>
         <w:numPr>
           <w:ilvl w:val="0"/>
-          <w:numId w:val="20"/>
+          <w:numId w:val="21"/>
         </w:numPr>
         <w:spacing w:line="360" w:lineRule="auto"/>
-        <w:jc w:val="both"/>
         <w:rPr>
           <w:rFonts w:asciiTheme="majorHAnsi" w:hAnsiTheme="majorHAnsi" w:cstheme="majorHAnsi"/>
           <w:sz w:val="28"/>
@@ -12265,10 +12281,9 @@
         <w:pStyle w:val="af9"/>
         <w:numPr>
           <w:ilvl w:val="0"/>
-          <w:numId w:val="20"/>
+          <w:numId w:val="21"/>
         </w:numPr>
         <w:spacing w:line="360" w:lineRule="auto"/>
-        <w:jc w:val="both"/>
         <w:rPr>
           <w:rFonts w:asciiTheme="majorHAnsi" w:hAnsiTheme="majorHAnsi" w:cstheme="majorHAnsi"/>
           <w:sz w:val="28"/>
@@ -12299,10 +12314,9 @@
         <w:pStyle w:val="af9"/>
         <w:numPr>
           <w:ilvl w:val="0"/>
-          <w:numId w:val="20"/>
+          <w:numId w:val="21"/>
         </w:numPr>
         <w:spacing w:line="360" w:lineRule="auto"/>
-        <w:jc w:val="both"/>
         <w:rPr>
           <w:rFonts w:asciiTheme="majorHAnsi" w:hAnsiTheme="majorHAnsi" w:cstheme="majorHAnsi"/>
           <w:sz w:val="28"/>
@@ -12323,10 +12337,9 @@
         <w:pStyle w:val="af9"/>
         <w:numPr>
           <w:ilvl w:val="0"/>
-          <w:numId w:val="20"/>
+          <w:numId w:val="21"/>
         </w:numPr>
         <w:spacing w:line="360" w:lineRule="auto"/>
-        <w:jc w:val="both"/>
         <w:rPr>
           <w:rFonts w:asciiTheme="majorHAnsi" w:hAnsiTheme="majorHAnsi" w:cstheme="majorHAnsi"/>
           <w:sz w:val="28"/>
@@ -12347,10 +12360,9 @@
         <w:pStyle w:val="af9"/>
         <w:numPr>
           <w:ilvl w:val="0"/>
-          <w:numId w:val="20"/>
+          <w:numId w:val="21"/>
         </w:numPr>
         <w:spacing w:line="360" w:lineRule="auto"/>
-        <w:jc w:val="both"/>
         <w:rPr>
           <w:rFonts w:asciiTheme="majorHAnsi" w:hAnsiTheme="majorHAnsi" w:cstheme="majorHAnsi"/>
           <w:sz w:val="28"/>
@@ -12371,10 +12383,9 @@
         <w:pStyle w:val="af9"/>
         <w:numPr>
           <w:ilvl w:val="0"/>
-          <w:numId w:val="20"/>
+          <w:numId w:val="21"/>
         </w:numPr>
         <w:spacing w:line="360" w:lineRule="auto"/>
-        <w:jc w:val="both"/>
         <w:rPr>
           <w:rFonts w:asciiTheme="majorHAnsi" w:hAnsiTheme="majorHAnsi" w:cstheme="majorHAnsi"/>
           <w:sz w:val="28"/>
@@ -12413,10 +12424,9 @@
         <w:pStyle w:val="af9"/>
         <w:numPr>
           <w:ilvl w:val="0"/>
-          <w:numId w:val="20"/>
+          <w:numId w:val="21"/>
         </w:numPr>
         <w:spacing w:line="360" w:lineRule="auto"/>
-        <w:jc w:val="both"/>
         <w:rPr>
           <w:rFonts w:asciiTheme="majorHAnsi" w:hAnsiTheme="majorHAnsi" w:cstheme="majorHAnsi"/>
           <w:sz w:val="28"/>
@@ -12472,10 +12482,9 @@
         <w:pStyle w:val="af9"/>
         <w:numPr>
           <w:ilvl w:val="0"/>
-          <w:numId w:val="20"/>
+          <w:numId w:val="21"/>
         </w:numPr>
         <w:spacing w:line="360" w:lineRule="auto"/>
-        <w:jc w:val="both"/>
         <w:rPr>
           <w:rFonts w:asciiTheme="majorHAnsi" w:hAnsiTheme="majorHAnsi" w:cstheme="majorHAnsi"/>
           <w:sz w:val="28"/>
@@ -12531,10 +12540,9 @@
         <w:pStyle w:val="af9"/>
         <w:numPr>
           <w:ilvl w:val="0"/>
-          <w:numId w:val="20"/>
+          <w:numId w:val="21"/>
         </w:numPr>
         <w:spacing w:line="360" w:lineRule="auto"/>
-        <w:jc w:val="both"/>
         <w:rPr>
           <w:rStyle w:val="whitespace-normal"/>
           <w:rFonts w:asciiTheme="majorHAnsi" w:hAnsiTheme="majorHAnsi" w:cstheme="majorHAnsi"/>
@@ -12575,10 +12583,9 @@
         <w:pStyle w:val="af9"/>
         <w:numPr>
           <w:ilvl w:val="0"/>
-          <w:numId w:val="20"/>
+          <w:numId w:val="21"/>
         </w:numPr>
         <w:spacing w:line="360" w:lineRule="auto"/>
-        <w:jc w:val="both"/>
         <w:rPr>
           <w:rFonts w:asciiTheme="majorHAnsi" w:hAnsiTheme="majorHAnsi" w:cstheme="majorHAnsi"/>
           <w:sz w:val="28"/>
@@ -12723,10 +12730,9 @@
         <w:pStyle w:val="af9"/>
         <w:numPr>
           <w:ilvl w:val="0"/>
-          <w:numId w:val="20"/>
+          <w:numId w:val="21"/>
         </w:numPr>
         <w:spacing w:line="360" w:lineRule="auto"/>
-        <w:jc w:val="both"/>
         <w:rPr>
           <w:rFonts w:asciiTheme="majorHAnsi" w:hAnsiTheme="majorHAnsi" w:cstheme="majorHAnsi"/>
           <w:sz w:val="28"/>
@@ -12819,10 +12825,9 @@
         <w:pStyle w:val="af9"/>
         <w:numPr>
           <w:ilvl w:val="0"/>
-          <w:numId w:val="20"/>
+          <w:numId w:val="21"/>
         </w:numPr>
         <w:spacing w:line="360" w:lineRule="auto"/>
-        <w:jc w:val="both"/>
         <w:rPr>
           <w:rFonts w:asciiTheme="majorHAnsi" w:hAnsiTheme="majorHAnsi" w:cstheme="majorHAnsi"/>
           <w:sz w:val="28"/>
@@ -12862,10 +12867,9 @@
         <w:pStyle w:val="af9"/>
         <w:numPr>
           <w:ilvl w:val="0"/>
-          <w:numId w:val="20"/>
+          <w:numId w:val="21"/>
         </w:numPr>
         <w:spacing w:line="360" w:lineRule="auto"/>
-        <w:jc w:val="both"/>
         <w:rPr>
           <w:rFonts w:asciiTheme="majorHAnsi" w:hAnsiTheme="majorHAnsi" w:cstheme="majorHAnsi"/>
           <w:sz w:val="28"/>
@@ -19594,6 +19598,92 @@
     </w:lvl>
   </w:abstractNum>
   <w:abstractNum w:abstractNumId="19" w15:restartNumberingAfterBreak="0">
+    <w:nsid w:val="706A5DB5"/>
+    <w:multiLevelType w:val="hybridMultilevel"/>
+    <w:tmpl w:val="5F2229C6"/>
+    <w:lvl w:ilvl="0" w:tplc="0419000F">
+      <w:start w:val="1"/>
+      <w:numFmt w:val="decimal"/>
+      <w:lvlText w:val="%1."/>
+      <w:lvlJc w:val="left"/>
+      <w:pPr>
+        <w:ind w:left="1429" w:hanging="360"/>
+      </w:pPr>
+    </w:lvl>
+    <w:lvl w:ilvl="1" w:tplc="04190019" w:tentative="1">
+      <w:start w:val="1"/>
+      <w:numFmt w:val="lowerLetter"/>
+      <w:lvlText w:val="%2."/>
+      <w:lvlJc w:val="left"/>
+      <w:pPr>
+        <w:ind w:left="2149" w:hanging="360"/>
+      </w:pPr>
+    </w:lvl>
+    <w:lvl w:ilvl="2" w:tplc="0419001B" w:tentative="1">
+      <w:start w:val="1"/>
+      <w:numFmt w:val="lowerRoman"/>
+      <w:lvlText w:val="%3."/>
+      <w:lvlJc w:val="right"/>
+      <w:pPr>
+        <w:ind w:left="2869" w:hanging="180"/>
+      </w:pPr>
+    </w:lvl>
+    <w:lvl w:ilvl="3" w:tplc="0419000F" w:tentative="1">
+      <w:start w:val="1"/>
+      <w:numFmt w:val="decimal"/>
+      <w:lvlText w:val="%4."/>
+      <w:lvlJc w:val="left"/>
+      <w:pPr>
+        <w:ind w:left="3589" w:hanging="360"/>
+      </w:pPr>
+    </w:lvl>
+    <w:lvl w:ilvl="4" w:tplc="04190019" w:tentative="1">
+      <w:start w:val="1"/>
+      <w:numFmt w:val="lowerLetter"/>
+      <w:lvlText w:val="%5."/>
+      <w:lvlJc w:val="left"/>
+      <w:pPr>
+        <w:ind w:left="4309" w:hanging="360"/>
+      </w:pPr>
+    </w:lvl>
+    <w:lvl w:ilvl="5" w:tplc="0419001B" w:tentative="1">
+      <w:start w:val="1"/>
+      <w:numFmt w:val="lowerRoman"/>
+      <w:lvlText w:val="%6."/>
+      <w:lvlJc w:val="right"/>
+      <w:pPr>
+        <w:ind w:left="5029" w:hanging="180"/>
+      </w:pPr>
+    </w:lvl>
+    <w:lvl w:ilvl="6" w:tplc="0419000F" w:tentative="1">
+      <w:start w:val="1"/>
+      <w:numFmt w:val="decimal"/>
+      <w:lvlText w:val="%7."/>
+      <w:lvlJc w:val="left"/>
+      <w:pPr>
+        <w:ind w:left="5749" w:hanging="360"/>
+      </w:pPr>
+    </w:lvl>
+    <w:lvl w:ilvl="7" w:tplc="04190019" w:tentative="1">
+      <w:start w:val="1"/>
+      <w:numFmt w:val="lowerLetter"/>
+      <w:lvlText w:val="%8."/>
+      <w:lvlJc w:val="left"/>
+      <w:pPr>
+        <w:ind w:left="6469" w:hanging="360"/>
+      </w:pPr>
+    </w:lvl>
+    <w:lvl w:ilvl="8" w:tplc="0419001B" w:tentative="1">
+      <w:start w:val="1"/>
+      <w:numFmt w:val="lowerRoman"/>
+      <w:lvlText w:val="%9."/>
+      <w:lvlJc w:val="right"/>
+      <w:pPr>
+        <w:ind w:left="7189" w:hanging="180"/>
+      </w:pPr>
+    </w:lvl>
+  </w:abstractNum>
+  <w:abstractNum w:abstractNumId="20" w15:restartNumberingAfterBreak="0">
     <w:nsid w:val="79D9430D"/>
     <w:multiLevelType w:val="hybridMultilevel"/>
     <w:tmpl w:val="14B00120"/>
@@ -19713,7 +19803,7 @@
     <w:abstractNumId w:val="16"/>
   </w:num>
   <w:num w:numId="3">
-    <w:abstractNumId w:val="19"/>
+    <w:abstractNumId w:val="20"/>
   </w:num>
   <w:num w:numId="4">
     <w:abstractNumId w:val="13"/>
@@ -19765,6 +19855,9 @@
   </w:num>
   <w:num w:numId="20">
     <w:abstractNumId w:val="4"/>
+  </w:num>
+  <w:num w:numId="21">
+    <w:abstractNumId w:val="19"/>
   </w:num>
   <w:numIdMacAtCleanup w:val="14"/>
 </w:numbering>

--- a/пояснительная записка.docx
+++ b/пояснительная записка.docx
@@ -146,19 +146,13 @@
         <w:rPr>
           <w:rFonts w:asciiTheme="majorHAnsi" w:hAnsiTheme="majorHAnsi" w:cstheme="majorHAnsi"/>
         </w:rPr>
-        <w:t>«</w:t>
-      </w:r>
-      <w:r>
-        <w:rPr>
-          <w:rFonts w:asciiTheme="majorHAnsi" w:hAnsiTheme="majorHAnsi" w:cstheme="majorHAnsi"/>
-        </w:rPr>
         <w:t>Разработка 2D игры "Монополия</w:t>
       </w:r>
       <w:r>
         <w:rPr>
           <w:rFonts w:asciiTheme="majorHAnsi" w:hAnsiTheme="majorHAnsi" w:cstheme="majorHAnsi"/>
         </w:rPr>
-        <w:t>”»</w:t>
+        <w:t>”</w:t>
       </w:r>
     </w:p>
     <w:p>
@@ -521,25 +515,28 @@
           <w:r>
             <w:rPr>
               <w:rFonts w:cs="Times New Roman"/>
-              <w:szCs w:val="28"/>
+              <w:sz w:val="22"/>
+              <w:szCs w:val="22"/>
             </w:rPr>
             <w:fldChar w:fldCharType="begin"/>
           </w:r>
           <w:r>
             <w:rPr>
               <w:rFonts w:cs="Times New Roman"/>
-              <w:szCs w:val="28"/>
+              <w:sz w:val="22"/>
+              <w:szCs w:val="22"/>
             </w:rPr>
             <w:instrText xml:space="preserve"> TOC \o "1-3" \h \z \u </w:instrText>
           </w:r>
           <w:r>
             <w:rPr>
               <w:rFonts w:cs="Times New Roman"/>
-              <w:szCs w:val="28"/>
+              <w:sz w:val="22"/>
+              <w:szCs w:val="22"/>
             </w:rPr>
             <w:fldChar w:fldCharType="separate"/>
           </w:r>
-          <w:hyperlink w:anchor="_Toc228791132" w:history="1">
+          <w:hyperlink w:anchor="_Toc228793563" w:history="1">
             <w:r>
               <w:rPr>
                 <w:rStyle w:val="af6"/>
@@ -567,7 +564,7 @@
                 <w:noProof/>
                 <w:webHidden/>
               </w:rPr>
-              <w:instrText xml:space="preserve"> PAGEREF _Toc228791132 \h </w:instrText>
+              <w:instrText xml:space="preserve"> PAGEREF _Toc228793563 \h </w:instrText>
             </w:r>
             <w:r>
               <w:rPr>
@@ -614,7 +611,7 @@
               <w:lang w:eastAsia="ru-RU"/>
             </w:rPr>
           </w:pPr>
-          <w:hyperlink w:anchor="_Toc228791133" w:history="1">
+          <w:hyperlink w:anchor="_Toc228793564" w:history="1">
             <w:r>
               <w:rPr>
                 <w:rStyle w:val="af6"/>
@@ -642,7 +639,7 @@
                 <w:noProof/>
                 <w:webHidden/>
               </w:rPr>
-              <w:instrText xml:space="preserve"> PAGEREF _Toc228791133 \h </w:instrText>
+              <w:instrText xml:space="preserve"> PAGEREF _Toc228793564 \h </w:instrText>
             </w:r>
             <w:r>
               <w:rPr>
@@ -687,7 +684,7 @@
               <w:lang w:eastAsia="ru-RU"/>
             </w:rPr>
           </w:pPr>
-          <w:hyperlink w:anchor="_Toc228791134" w:history="1">
+          <w:hyperlink w:anchor="_Toc228793565" w:history="1">
             <w:r>
               <w:rPr>
                 <w:rStyle w:val="af6"/>
@@ -714,7 +711,7 @@
                 <w:noProof/>
                 <w:webHidden/>
               </w:rPr>
-              <w:instrText xml:space="preserve"> PAGEREF _Toc228791134 \h </w:instrText>
+              <w:instrText xml:space="preserve"> PAGEREF _Toc228793565 \h </w:instrText>
             </w:r>
             <w:r>
               <w:rPr>
@@ -759,7 +756,7 @@
               <w:lang w:eastAsia="ru-RU"/>
             </w:rPr>
           </w:pPr>
-          <w:hyperlink w:anchor="_Toc228791135" w:history="1">
+          <w:hyperlink w:anchor="_Toc228793566" w:history="1">
             <w:r>
               <w:rPr>
                 <w:rStyle w:val="af6"/>
@@ -786,7 +783,7 @@
                 <w:noProof/>
                 <w:webHidden/>
               </w:rPr>
-              <w:instrText xml:space="preserve"> PAGEREF _Toc228791135 \h </w:instrText>
+              <w:instrText xml:space="preserve"> PAGEREF _Toc228793566 \h </w:instrText>
             </w:r>
             <w:r>
               <w:rPr>
@@ -831,7 +828,7 @@
               <w:lang w:eastAsia="ru-RU"/>
             </w:rPr>
           </w:pPr>
-          <w:hyperlink w:anchor="_Toc228791136" w:history="1">
+          <w:hyperlink w:anchor="_Toc228793567" w:history="1">
             <w:r>
               <w:rPr>
                 <w:rStyle w:val="af6"/>
@@ -858,7 +855,7 @@
                 <w:noProof/>
                 <w:webHidden/>
               </w:rPr>
-              <w:instrText xml:space="preserve"> PAGEREF _Toc228791136 \h </w:instrText>
+              <w:instrText xml:space="preserve"> PAGEREF _Toc228793567 \h </w:instrText>
             </w:r>
             <w:r>
               <w:rPr>
@@ -903,7 +900,7 @@
               <w:lang w:eastAsia="ru-RU"/>
             </w:rPr>
           </w:pPr>
-          <w:hyperlink w:anchor="_Toc228791137" w:history="1">
+          <w:hyperlink w:anchor="_Toc228793568" w:history="1">
             <w:r>
               <w:rPr>
                 <w:rStyle w:val="af6"/>
@@ -930,7 +927,7 @@
                 <w:noProof/>
                 <w:webHidden/>
               </w:rPr>
-              <w:instrText xml:space="preserve"> PAGEREF _Toc228791137 \h </w:instrText>
+              <w:instrText xml:space="preserve"> PAGEREF _Toc228793568 \h </w:instrText>
             </w:r>
             <w:r>
               <w:rPr>
@@ -975,7 +972,7 @@
               <w:lang w:eastAsia="ru-RU"/>
             </w:rPr>
           </w:pPr>
-          <w:hyperlink w:anchor="_Toc228791138" w:history="1">
+          <w:hyperlink w:anchor="_Toc228793569" w:history="1">
             <w:r>
               <w:rPr>
                 <w:rStyle w:val="af6"/>
@@ -1002,7 +999,7 @@
                 <w:noProof/>
                 <w:webHidden/>
               </w:rPr>
-              <w:instrText xml:space="preserve"> PAGEREF _Toc228791138 \h </w:instrText>
+              <w:instrText xml:space="preserve"> PAGEREF _Toc228793569 \h </w:instrText>
             </w:r>
             <w:r>
               <w:rPr>
@@ -1047,7 +1044,7 @@
               <w:lang w:eastAsia="ru-RU"/>
             </w:rPr>
           </w:pPr>
-          <w:hyperlink w:anchor="_Toc228791139" w:history="1">
+          <w:hyperlink w:anchor="_Toc228793570" w:history="1">
             <w:r>
               <w:rPr>
                 <w:rStyle w:val="af6"/>
@@ -1074,7 +1071,7 @@
                 <w:noProof/>
                 <w:webHidden/>
               </w:rPr>
-              <w:instrText xml:space="preserve"> PAGEREF _Toc228791139 \h </w:instrText>
+              <w:instrText xml:space="preserve"> PAGEREF _Toc228793570 \h </w:instrText>
             </w:r>
             <w:r>
               <w:rPr>
@@ -1119,7 +1116,7 @@
               <w:lang w:eastAsia="ru-RU"/>
             </w:rPr>
           </w:pPr>
-          <w:hyperlink w:anchor="_Toc228791140" w:history="1">
+          <w:hyperlink w:anchor="_Toc228793571" w:history="1">
             <w:r>
               <w:rPr>
                 <w:rStyle w:val="af6"/>
@@ -1146,7 +1143,7 @@
                 <w:noProof/>
                 <w:webHidden/>
               </w:rPr>
-              <w:instrText xml:space="preserve"> PAGEREF _Toc228791140 \h </w:instrText>
+              <w:instrText xml:space="preserve"> PAGEREF _Toc228793571 \h </w:instrText>
             </w:r>
             <w:r>
               <w:rPr>
@@ -1191,7 +1188,7 @@
               <w:lang w:eastAsia="ru-RU"/>
             </w:rPr>
           </w:pPr>
-          <w:hyperlink w:anchor="_Toc228791141" w:history="1">
+          <w:hyperlink w:anchor="_Toc228793572" w:history="1">
             <w:r>
               <w:rPr>
                 <w:rStyle w:val="af6"/>
@@ -1218,7 +1215,7 @@
                 <w:noProof/>
                 <w:webHidden/>
               </w:rPr>
-              <w:instrText xml:space="preserve"> PAGEREF _Toc228791141 \h </w:instrText>
+              <w:instrText xml:space="preserve"> PAGEREF _Toc228793572 \h </w:instrText>
             </w:r>
             <w:r>
               <w:rPr>
@@ -1263,7 +1260,7 @@
               <w:lang w:eastAsia="ru-RU"/>
             </w:rPr>
           </w:pPr>
-          <w:hyperlink w:anchor="_Toc228791142" w:history="1">
+          <w:hyperlink w:anchor="_Toc228793573" w:history="1">
             <w:r>
               <w:rPr>
                 <w:rStyle w:val="af6"/>
@@ -1290,7 +1287,7 @@
                 <w:noProof/>
                 <w:webHidden/>
               </w:rPr>
-              <w:instrText xml:space="preserve"> PAGEREF _Toc228791142 \h </w:instrText>
+              <w:instrText xml:space="preserve"> PAGEREF _Toc228793573 \h </w:instrText>
             </w:r>
             <w:r>
               <w:rPr>
@@ -1335,7 +1332,7 @@
               <w:lang w:eastAsia="ru-RU"/>
             </w:rPr>
           </w:pPr>
-          <w:hyperlink w:anchor="_Toc228791143" w:history="1">
+          <w:hyperlink w:anchor="_Toc228793574" w:history="1">
             <w:r>
               <w:rPr>
                 <w:rStyle w:val="af6"/>
@@ -1362,7 +1359,7 @@
                 <w:noProof/>
                 <w:webHidden/>
               </w:rPr>
-              <w:instrText xml:space="preserve"> PAGEREF _Toc228791143 \h </w:instrText>
+              <w:instrText xml:space="preserve"> PAGEREF _Toc228793574 \h </w:instrText>
             </w:r>
             <w:r>
               <w:rPr>
@@ -1407,7 +1404,7 @@
               <w:lang w:eastAsia="ru-RU"/>
             </w:rPr>
           </w:pPr>
-          <w:hyperlink w:anchor="_Toc228791144" w:history="1">
+          <w:hyperlink w:anchor="_Toc228793575" w:history="1">
             <w:r>
               <w:rPr>
                 <w:rStyle w:val="af6"/>
@@ -1449,7 +1446,7 @@
                 <w:noProof/>
                 <w:webHidden/>
               </w:rPr>
-              <w:instrText xml:space="preserve"> PAGEREF _Toc228791144 \h </w:instrText>
+              <w:instrText xml:space="preserve"> PAGEREF _Toc228793575 \h </w:instrText>
             </w:r>
             <w:r>
               <w:rPr>
@@ -1496,7 +1493,7 @@
               <w:lang w:eastAsia="ru-RU"/>
             </w:rPr>
           </w:pPr>
-          <w:hyperlink w:anchor="_Toc228791145" w:history="1">
+          <w:hyperlink w:anchor="_Toc228793576" w:history="1">
             <w:r>
               <w:rPr>
                 <w:rStyle w:val="af6"/>
@@ -1524,7 +1521,7 @@
                 <w:noProof/>
                 <w:webHidden/>
               </w:rPr>
-              <w:instrText xml:space="preserve"> PAGEREF _Toc228791145 \h </w:instrText>
+              <w:instrText xml:space="preserve"> PAGEREF _Toc228793576 \h </w:instrText>
             </w:r>
             <w:r>
               <w:rPr>
@@ -1569,7 +1566,7 @@
               <w:lang w:eastAsia="ru-RU"/>
             </w:rPr>
           </w:pPr>
-          <w:hyperlink w:anchor="_Toc228791146" w:history="1">
+          <w:hyperlink w:anchor="_Toc228793577" w:history="1">
             <w:r>
               <w:rPr>
                 <w:rStyle w:val="af6"/>
@@ -1596,7 +1593,7 @@
                 <w:noProof/>
                 <w:webHidden/>
               </w:rPr>
-              <w:instrText xml:space="preserve"> PAGEREF _Toc228791146 \h </w:instrText>
+              <w:instrText xml:space="preserve"> PAGEREF _Toc228793577 \h </w:instrText>
             </w:r>
             <w:r>
               <w:rPr>
@@ -1641,7 +1638,7 @@
               <w:lang w:eastAsia="ru-RU"/>
             </w:rPr>
           </w:pPr>
-          <w:hyperlink w:anchor="_Toc228791147" w:history="1">
+          <w:hyperlink w:anchor="_Toc228793578" w:history="1">
             <w:r>
               <w:rPr>
                 <w:rStyle w:val="af6"/>
@@ -1668,7 +1665,7 @@
                 <w:noProof/>
                 <w:webHidden/>
               </w:rPr>
-              <w:instrText xml:space="preserve"> PAGEREF _Toc228791147 \h </w:instrText>
+              <w:instrText xml:space="preserve"> PAGEREF _Toc228793578 \h </w:instrText>
             </w:r>
             <w:r>
               <w:rPr>
@@ -1713,7 +1710,7 @@
               <w:lang w:eastAsia="ru-RU"/>
             </w:rPr>
           </w:pPr>
-          <w:hyperlink w:anchor="_Toc228791148" w:history="1">
+          <w:hyperlink w:anchor="_Toc228793579" w:history="1">
             <w:r>
               <w:rPr>
                 <w:rStyle w:val="af6"/>
@@ -1740,7 +1737,7 @@
                 <w:noProof/>
                 <w:webHidden/>
               </w:rPr>
-              <w:instrText xml:space="preserve"> PAGEREF _Toc228791148 \h </w:instrText>
+              <w:instrText xml:space="preserve"> PAGEREF _Toc228793579 \h </w:instrText>
             </w:r>
             <w:r>
               <w:rPr>
@@ -1785,7 +1782,7 @@
               <w:lang w:eastAsia="ru-RU"/>
             </w:rPr>
           </w:pPr>
-          <w:hyperlink w:anchor="_Toc228791149" w:history="1">
+          <w:hyperlink w:anchor="_Toc228793580" w:history="1">
             <w:r>
               <w:rPr>
                 <w:rStyle w:val="af6"/>
@@ -1812,7 +1809,7 @@
                 <w:noProof/>
                 <w:webHidden/>
               </w:rPr>
-              <w:instrText xml:space="preserve"> PAGEREF _Toc228791149 \h </w:instrText>
+              <w:instrText xml:space="preserve"> PAGEREF _Toc228793580 \h </w:instrText>
             </w:r>
             <w:r>
               <w:rPr>
@@ -1857,7 +1854,7 @@
               <w:lang w:eastAsia="ru-RU"/>
             </w:rPr>
           </w:pPr>
-          <w:hyperlink w:anchor="_Toc228791150" w:history="1">
+          <w:hyperlink w:anchor="_Toc228793581" w:history="1">
             <w:r>
               <w:rPr>
                 <w:rStyle w:val="af6"/>
@@ -1884,7 +1881,7 @@
                 <w:noProof/>
                 <w:webHidden/>
               </w:rPr>
-              <w:instrText xml:space="preserve"> PAGEREF _Toc228791150 \h </w:instrText>
+              <w:instrText xml:space="preserve"> PAGEREF _Toc228793581 \h </w:instrText>
             </w:r>
             <w:r>
               <w:rPr>
@@ -1929,7 +1926,7 @@
               <w:lang w:eastAsia="ru-RU"/>
             </w:rPr>
           </w:pPr>
-          <w:hyperlink w:anchor="_Toc228791151" w:history="1">
+          <w:hyperlink w:anchor="_Toc228793582" w:history="1">
             <w:r>
               <w:rPr>
                 <w:rStyle w:val="af6"/>
@@ -1956,7 +1953,7 @@
                 <w:noProof/>
                 <w:webHidden/>
               </w:rPr>
-              <w:instrText xml:space="preserve"> PAGEREF _Toc228791151 \h </w:instrText>
+              <w:instrText xml:space="preserve"> PAGEREF _Toc228793582 \h </w:instrText>
             </w:r>
             <w:r>
               <w:rPr>
@@ -2001,7 +1998,7 @@
               <w:lang w:eastAsia="ru-RU"/>
             </w:rPr>
           </w:pPr>
-          <w:hyperlink w:anchor="_Toc228791152" w:history="1">
+          <w:hyperlink w:anchor="_Toc228793583" w:history="1">
             <w:r>
               <w:rPr>
                 <w:rStyle w:val="af6"/>
@@ -2028,7 +2025,7 @@
                 <w:noProof/>
                 <w:webHidden/>
               </w:rPr>
-              <w:instrText xml:space="preserve"> PAGEREF _Toc228791152 \h </w:instrText>
+              <w:instrText xml:space="preserve"> PAGEREF _Toc228793583 \h </w:instrText>
             </w:r>
             <w:r>
               <w:rPr>
@@ -2073,7 +2070,7 @@
               <w:lang w:eastAsia="ru-RU"/>
             </w:rPr>
           </w:pPr>
-          <w:hyperlink w:anchor="_Toc228791153" w:history="1">
+          <w:hyperlink w:anchor="_Toc228793584" w:history="1">
             <w:r>
               <w:rPr>
                 <w:rStyle w:val="af6"/>
@@ -2100,7 +2097,7 @@
                 <w:noProof/>
                 <w:webHidden/>
               </w:rPr>
-              <w:instrText xml:space="preserve"> PAGEREF _Toc228791153 \h </w:instrText>
+              <w:instrText xml:space="preserve"> PAGEREF _Toc228793584 \h </w:instrText>
             </w:r>
             <w:r>
               <w:rPr>
@@ -2145,7 +2142,7 @@
               <w:lang w:eastAsia="ru-RU"/>
             </w:rPr>
           </w:pPr>
-          <w:hyperlink w:anchor="_Toc228791154" w:history="1">
+          <w:hyperlink w:anchor="_Toc228793585" w:history="1">
             <w:r>
               <w:rPr>
                 <w:rStyle w:val="af6"/>
@@ -2172,7 +2169,7 @@
                 <w:noProof/>
                 <w:webHidden/>
               </w:rPr>
-              <w:instrText xml:space="preserve"> PAGEREF _Toc228791154 \h </w:instrText>
+              <w:instrText xml:space="preserve"> PAGEREF _Toc228793585 \h </w:instrText>
             </w:r>
             <w:r>
               <w:rPr>
@@ -2217,7 +2214,7 @@
               <w:lang w:eastAsia="ru-RU"/>
             </w:rPr>
           </w:pPr>
-          <w:hyperlink w:anchor="_Toc228791155" w:history="1">
+          <w:hyperlink w:anchor="_Toc228793586" w:history="1">
             <w:r>
               <w:rPr>
                 <w:rStyle w:val="af6"/>
@@ -2244,7 +2241,7 @@
                 <w:noProof/>
                 <w:webHidden/>
               </w:rPr>
-              <w:instrText xml:space="preserve"> PAGEREF _Toc228791155 \h </w:instrText>
+              <w:instrText xml:space="preserve"> PAGEREF _Toc228793586 \h </w:instrText>
             </w:r>
             <w:r>
               <w:rPr>
@@ -2289,7 +2286,7 @@
               <w:lang w:eastAsia="ru-RU"/>
             </w:rPr>
           </w:pPr>
-          <w:hyperlink w:anchor="_Toc228791156" w:history="1">
+          <w:hyperlink w:anchor="_Toc228793587" w:history="1">
             <w:r>
               <w:rPr>
                 <w:rStyle w:val="af6"/>
@@ -2316,7 +2313,7 @@
                 <w:noProof/>
                 <w:webHidden/>
               </w:rPr>
-              <w:instrText xml:space="preserve"> PAGEREF _Toc228791156 \h </w:instrText>
+              <w:instrText xml:space="preserve"> PAGEREF _Toc228793587 \h </w:instrText>
             </w:r>
             <w:r>
               <w:rPr>
@@ -2361,7 +2358,7 @@
               <w:lang w:eastAsia="ru-RU"/>
             </w:rPr>
           </w:pPr>
-          <w:hyperlink w:anchor="_Toc228791157" w:history="1">
+          <w:hyperlink w:anchor="_Toc228793588" w:history="1">
             <w:r>
               <w:rPr>
                 <w:rStyle w:val="af6"/>
@@ -2388,7 +2385,7 @@
                 <w:noProof/>
                 <w:webHidden/>
               </w:rPr>
-              <w:instrText xml:space="preserve"> PAGEREF _Toc228791157 \h </w:instrText>
+              <w:instrText xml:space="preserve"> PAGEREF _Toc228793588 \h </w:instrText>
             </w:r>
             <w:r>
               <w:rPr>
@@ -2433,7 +2430,7 @@
               <w:lang w:eastAsia="ru-RU"/>
             </w:rPr>
           </w:pPr>
-          <w:hyperlink w:anchor="_Toc228791158" w:history="1">
+          <w:hyperlink w:anchor="_Toc228793589" w:history="1">
             <w:r>
               <w:rPr>
                 <w:rStyle w:val="af6"/>
@@ -2460,7 +2457,7 @@
                 <w:noProof/>
                 <w:webHidden/>
               </w:rPr>
-              <w:instrText xml:space="preserve"> PAGEREF _Toc228791158 \h </w:instrText>
+              <w:instrText xml:space="preserve"> PAGEREF _Toc228793589 \h </w:instrText>
             </w:r>
             <w:r>
               <w:rPr>
@@ -2505,7 +2502,7 @@
               <w:lang w:eastAsia="ru-RU"/>
             </w:rPr>
           </w:pPr>
-          <w:hyperlink w:anchor="_Toc228791159" w:history="1">
+          <w:hyperlink w:anchor="_Toc228793590" w:history="1">
             <w:r>
               <w:rPr>
                 <w:rStyle w:val="af6"/>
@@ -2532,7 +2529,7 @@
                 <w:noProof/>
                 <w:webHidden/>
               </w:rPr>
-              <w:instrText xml:space="preserve"> PAGEREF _Toc228791159 \h </w:instrText>
+              <w:instrText xml:space="preserve"> PAGEREF _Toc228793590 \h </w:instrText>
             </w:r>
             <w:r>
               <w:rPr>
@@ -2577,7 +2574,7 @@
               <w:lang w:eastAsia="ru-RU"/>
             </w:rPr>
           </w:pPr>
-          <w:hyperlink w:anchor="_Toc228791160" w:history="1">
+          <w:hyperlink w:anchor="_Toc228793591" w:history="1">
             <w:r>
               <w:rPr>
                 <w:rStyle w:val="af6"/>
@@ -2604,7 +2601,7 @@
                 <w:noProof/>
                 <w:webHidden/>
               </w:rPr>
-              <w:instrText xml:space="preserve"> PAGEREF _Toc228791160 \h </w:instrText>
+              <w:instrText xml:space="preserve"> PAGEREF _Toc228793591 \h </w:instrText>
             </w:r>
             <w:r>
               <w:rPr>
@@ -2649,7 +2646,7 @@
               <w:lang w:eastAsia="ru-RU"/>
             </w:rPr>
           </w:pPr>
-          <w:hyperlink w:anchor="_Toc228791161" w:history="1">
+          <w:hyperlink w:anchor="_Toc228793592" w:history="1">
             <w:r>
               <w:rPr>
                 <w:rStyle w:val="af6"/>
@@ -2676,7 +2673,7 @@
                 <w:noProof/>
                 <w:webHidden/>
               </w:rPr>
-              <w:instrText xml:space="preserve"> PAGEREF _Toc228791161 \h </w:instrText>
+              <w:instrText xml:space="preserve"> PAGEREF _Toc228793592 \h </w:instrText>
             </w:r>
             <w:r>
               <w:rPr>
@@ -2721,7 +2718,7 @@
               <w:lang w:eastAsia="ru-RU"/>
             </w:rPr>
           </w:pPr>
-          <w:hyperlink w:anchor="_Toc228791162" w:history="1">
+          <w:hyperlink w:anchor="_Toc228793593" w:history="1">
             <w:r>
               <w:rPr>
                 <w:rStyle w:val="af6"/>
@@ -2748,7 +2745,7 @@
                 <w:noProof/>
                 <w:webHidden/>
               </w:rPr>
-              <w:instrText xml:space="preserve"> PAGEREF _Toc228791162 \h </w:instrText>
+              <w:instrText xml:space="preserve"> PAGEREF _Toc228793593 \h </w:instrText>
             </w:r>
             <w:r>
               <w:rPr>
@@ -2793,7 +2790,7 @@
               <w:lang w:eastAsia="ru-RU"/>
             </w:rPr>
           </w:pPr>
-          <w:hyperlink w:anchor="_Toc228791163" w:history="1">
+          <w:hyperlink w:anchor="_Toc228793594" w:history="1">
             <w:r>
               <w:rPr>
                 <w:rStyle w:val="af6"/>
@@ -2820,7 +2817,7 @@
                 <w:noProof/>
                 <w:webHidden/>
               </w:rPr>
-              <w:instrText xml:space="preserve"> PAGEREF _Toc228791163 \h </w:instrText>
+              <w:instrText xml:space="preserve"> PAGEREF _Toc228793594 \h </w:instrText>
             </w:r>
             <w:r>
               <w:rPr>
@@ -2865,7 +2862,7 @@
               <w:lang w:eastAsia="ru-RU"/>
             </w:rPr>
           </w:pPr>
-          <w:hyperlink w:anchor="_Toc228791164" w:history="1">
+          <w:hyperlink w:anchor="_Toc228793595" w:history="1">
             <w:r>
               <w:rPr>
                 <w:rStyle w:val="af6"/>
@@ -2892,7 +2889,7 @@
                 <w:noProof/>
                 <w:webHidden/>
               </w:rPr>
-              <w:instrText xml:space="preserve"> PAGEREF _Toc228791164 \h </w:instrText>
+              <w:instrText xml:space="preserve"> PAGEREF _Toc228793595 \h </w:instrText>
             </w:r>
             <w:r>
               <w:rPr>
@@ -2937,7 +2934,7 @@
               <w:lang w:eastAsia="ru-RU"/>
             </w:rPr>
           </w:pPr>
-          <w:hyperlink w:anchor="_Toc228791165" w:history="1">
+          <w:hyperlink w:anchor="_Toc228793596" w:history="1">
             <w:r>
               <w:rPr>
                 <w:rStyle w:val="af6"/>
@@ -2964,7 +2961,7 @@
                 <w:noProof/>
                 <w:webHidden/>
               </w:rPr>
-              <w:instrText xml:space="preserve"> PAGEREF _Toc228791165 \h </w:instrText>
+              <w:instrText xml:space="preserve"> PAGEREF _Toc228793596 \h </w:instrText>
             </w:r>
             <w:r>
               <w:rPr>
@@ -3009,7 +3006,7 @@
               <w:lang w:eastAsia="ru-RU"/>
             </w:rPr>
           </w:pPr>
-          <w:hyperlink w:anchor="_Toc228791166" w:history="1">
+          <w:hyperlink w:anchor="_Toc228793597" w:history="1">
             <w:r>
               <w:rPr>
                 <w:rStyle w:val="af6"/>
@@ -3036,7 +3033,7 @@
                 <w:noProof/>
                 <w:webHidden/>
               </w:rPr>
-              <w:instrText xml:space="preserve"> PAGEREF _Toc228791166 \h </w:instrText>
+              <w:instrText xml:space="preserve"> PAGEREF _Toc228793597 \h </w:instrText>
             </w:r>
             <w:r>
               <w:rPr>
@@ -3081,7 +3078,7 @@
               <w:lang w:eastAsia="ru-RU"/>
             </w:rPr>
           </w:pPr>
-          <w:hyperlink w:anchor="_Toc228791167" w:history="1">
+          <w:hyperlink w:anchor="_Toc228793598" w:history="1">
             <w:r>
               <w:rPr>
                 <w:rStyle w:val="af6"/>
@@ -3108,7 +3105,7 @@
                 <w:noProof/>
                 <w:webHidden/>
               </w:rPr>
-              <w:instrText xml:space="preserve"> PAGEREF _Toc228791167 \h </w:instrText>
+              <w:instrText xml:space="preserve"> PAGEREF _Toc228793598 \h </w:instrText>
             </w:r>
             <w:r>
               <w:rPr>
@@ -3153,7 +3150,7 @@
               <w:lang w:eastAsia="ru-RU"/>
             </w:rPr>
           </w:pPr>
-          <w:hyperlink w:anchor="_Toc228791168" w:history="1">
+          <w:hyperlink w:anchor="_Toc228793599" w:history="1">
             <w:r>
               <w:rPr>
                 <w:rStyle w:val="af6"/>
@@ -3180,7 +3177,7 @@
                 <w:noProof/>
                 <w:webHidden/>
               </w:rPr>
-              <w:instrText xml:space="preserve"> PAGEREF _Toc228791168 \h </w:instrText>
+              <w:instrText xml:space="preserve"> PAGEREF _Toc228793599 \h </w:instrText>
             </w:r>
             <w:r>
               <w:rPr>
@@ -3225,7 +3222,7 @@
               <w:lang w:eastAsia="ru-RU"/>
             </w:rPr>
           </w:pPr>
-          <w:hyperlink w:anchor="_Toc228791169" w:history="1">
+          <w:hyperlink w:anchor="_Toc228793600" w:history="1">
             <w:r>
               <w:rPr>
                 <w:rStyle w:val="af6"/>
@@ -3252,7 +3249,7 @@
                 <w:noProof/>
                 <w:webHidden/>
               </w:rPr>
-              <w:instrText xml:space="preserve"> PAGEREF _Toc228791169 \h </w:instrText>
+              <w:instrText xml:space="preserve"> PAGEREF _Toc228793600 \h </w:instrText>
             </w:r>
             <w:r>
               <w:rPr>
@@ -3297,7 +3294,7 @@
               <w:lang w:eastAsia="ru-RU"/>
             </w:rPr>
           </w:pPr>
-          <w:hyperlink w:anchor="_Toc228791170" w:history="1">
+          <w:hyperlink w:anchor="_Toc228793601" w:history="1">
             <w:r>
               <w:rPr>
                 <w:rStyle w:val="af6"/>
@@ -3324,7 +3321,7 @@
                 <w:noProof/>
                 <w:webHidden/>
               </w:rPr>
-              <w:instrText xml:space="preserve"> PAGEREF _Toc228791170 \h </w:instrText>
+              <w:instrText xml:space="preserve"> PAGEREF _Toc228793601 \h </w:instrText>
             </w:r>
             <w:r>
               <w:rPr>
@@ -3371,7 +3368,7 @@
               <w:lang w:eastAsia="ru-RU"/>
             </w:rPr>
           </w:pPr>
-          <w:hyperlink w:anchor="_Toc228791171" w:history="1">
+          <w:hyperlink w:anchor="_Toc228793602" w:history="1">
             <w:r>
               <w:rPr>
                 <w:rStyle w:val="af6"/>
@@ -3399,7 +3396,7 @@
                 <w:noProof/>
                 <w:webHidden/>
               </w:rPr>
-              <w:instrText xml:space="preserve"> PAGEREF _Toc228791171 \h </w:instrText>
+              <w:instrText xml:space="preserve"> PAGEREF _Toc228793602 \h </w:instrText>
             </w:r>
             <w:r>
               <w:rPr>
@@ -3446,7 +3443,7 @@
               <w:lang w:eastAsia="ru-RU"/>
             </w:rPr>
           </w:pPr>
-          <w:hyperlink w:anchor="_Toc228791172" w:history="1">
+          <w:hyperlink w:anchor="_Toc228793603" w:history="1">
             <w:r>
               <w:rPr>
                 <w:rStyle w:val="af6"/>
@@ -3474,7 +3471,7 @@
                 <w:noProof/>
                 <w:webHidden/>
               </w:rPr>
-              <w:instrText xml:space="preserve"> PAGEREF _Toc228791172 \h </w:instrText>
+              <w:instrText xml:space="preserve"> PAGEREF _Toc228793603 \h </w:instrText>
             </w:r>
             <w:r>
               <w:rPr>
@@ -3526,8 +3523,8 @@
               <w:rFonts w:ascii="Times New Roman" w:hAnsi="Times New Roman" w:cs="Times New Roman"/>
               <w:b/>
               <w:bCs/>
-              <w:sz w:val="28"/>
-              <w:szCs w:val="28"/>
+              <w:sz w:val="22"/>
+              <w:szCs w:val="22"/>
             </w:rPr>
             <w:fldChar w:fldCharType="end"/>
           </w:r>
@@ -3542,7 +3539,7 @@
         </w:rPr>
       </w:pPr>
       <w:bookmarkStart w:id="0" w:name="_Toc198210783"/>
-      <w:bookmarkStart w:id="1" w:name="_Toc228791132"/>
+      <w:bookmarkStart w:id="1" w:name="_Toc228793563"/>
       <w:r>
         <w:rPr>
           <w:b/>
@@ -3936,7 +3933,7 @@
           <w:b/>
         </w:rPr>
       </w:pPr>
-      <w:bookmarkStart w:id="2" w:name="_Toc228791133"/>
+      <w:bookmarkStart w:id="2" w:name="_Toc228793564"/>
       <w:r>
         <w:rPr>
           <w:b/>
@@ -3951,7 +3948,7 @@
       <w:pPr>
         <w:pStyle w:val="2"/>
       </w:pPr>
-      <w:bookmarkStart w:id="3" w:name="_Toc228791134"/>
+      <w:bookmarkStart w:id="3" w:name="_Toc228793565"/>
       <w:r>
         <w:t>1.1 Анализ игры «Монополия»»</w:t>
       </w:r>
@@ -3971,15 +3968,6 @@
       <w:r>
         <w:rPr>
           <w:rFonts w:asciiTheme="majorHAnsi" w:hAnsiTheme="majorHAnsi" w:cstheme="majorHAnsi"/>
-          <w:bCs/>
-          <w:sz w:val="28"/>
-          <w:szCs w:val="28"/>
-        </w:rPr>
-        <w:tab/>
-      </w:r>
-      <w:r>
-        <w:rPr>
-          <w:rFonts w:asciiTheme="majorHAnsi" w:hAnsiTheme="majorHAnsi" w:cstheme="majorHAnsi"/>
           <w:sz w:val="28"/>
           <w:szCs w:val="28"/>
         </w:rPr>
@@ -4003,7 +3991,6 @@
           <w:sz w:val="28"/>
           <w:szCs w:val="28"/>
         </w:rPr>
-        <w:tab/>
         <w:t>Основной идеей игры является создание монополии — ситуации, при которой один игрок получает контроль над значительной частью игрового поля и ресурсов, что позволяет ему диктовать условия другим участникам. В процессе игры участники принимают решения, влияющие на их финансовое состояние, что делает игровой процесс динамичным и вариативным.</w:t>
       </w:r>
     </w:p>
@@ -4024,7 +4011,6 @@
           <w:sz w:val="28"/>
           <w:szCs w:val="28"/>
         </w:rPr>
-        <w:tab/>
         <w:t>В классическом варианте игры игровое поле состоит из набора клеток, по которым перемещаются игроки. Каждая клетка может представлять определённый тип события, например:</w:t>
       </w:r>
     </w:p>
@@ -4165,16 +4151,7 @@
           <w:sz w:val="28"/>
           <w:szCs w:val="28"/>
         </w:rPr>
-        <w:t xml:space="preserve">Одним из ключевых элементов игры является система управления денежными средствами. Игроки получают доход, оплачивают аренду, инвестируют в развитие собственности и могут сталкиваться с финансовыми </w:t>
-      </w:r>
-      <w:r>
-        <w:rPr>
-          <w:rFonts w:asciiTheme="majorHAnsi" w:hAnsiTheme="majorHAnsi" w:cstheme="majorHAnsi"/>
-          <w:sz w:val="28"/>
-          <w:szCs w:val="28"/>
-        </w:rPr>
-        <w:lastRenderedPageBreak/>
-        <w:t>рисками. Это формирует у участников навыки планирования и принятия решений.</w:t>
+        <w:t>Одним из ключевых элементов игры является система управления денежными средствами. Игроки получают доход, оплачивают аренду, инвестируют в развитие собственности и могут сталкиваться с финансовыми рисками. Это формирует у участников навыки планирования и принятия решений.</w:t>
       </w:r>
     </w:p>
     <w:p>
@@ -4194,6 +4171,7 @@
           <w:sz w:val="28"/>
           <w:szCs w:val="28"/>
         </w:rPr>
+        <w:lastRenderedPageBreak/>
         <w:t>Также важную роль играет взаимодействие между игроками. Оно выражается в оплате аренды, покупке собственности, заключении сделок и конкуренции за ресурсы. Таким образом, игра моделирует реальные экономические процессы в упрощённой форме.</w:t>
       </w:r>
     </w:p>
@@ -4270,7 +4248,7 @@
       <w:pPr>
         <w:pStyle w:val="3"/>
       </w:pPr>
-      <w:bookmarkStart w:id="4" w:name="_Toc228791135"/>
+      <w:bookmarkStart w:id="4" w:name="_Toc228793566"/>
       <w:r>
         <w:t>1.1.1Основные характеристики игры</w:t>
       </w:r>
@@ -4313,7 +4291,7 @@
           <w:sz w:val="28"/>
           <w:szCs w:val="28"/>
         </w:rPr>
-        <w:t xml:space="preserve">Одной из основных характеристик игры является наличие игрового поля, состоящего из набора клеток, каждая из которых имеет своё функциональное назначение. В зависимости от типа клетки игрок может </w:t>
+        <w:t xml:space="preserve">Одной из основных характеристик игры является наличие игрового поля, состоящего из набора клеток, каждая из которых имеет своё функциональное назначение. В зависимости от типа клетки игрок может приобрести имущество, выплатить налог, получить бонус или выполнить </w:t>
       </w:r>
       <w:r>
         <w:rPr>
@@ -4322,7 +4300,7 @@
           <w:szCs w:val="28"/>
         </w:rPr>
         <w:lastRenderedPageBreak/>
-        <w:t>приобрести имущество, выплатить налог, получить бонус или выполнить определённое действие. Таким образом, структура игрового поля формирует основу всей игровой логики.</w:t>
+        <w:t>определённое действие. Таким образом, структура игрового поля формирует основу всей игровой логики.</w:t>
       </w:r>
     </w:p>
     <w:p>
@@ -4429,12 +4407,7 @@
       <w:pPr>
         <w:pStyle w:val="3"/>
       </w:pPr>
-      <w:bookmarkStart w:id="5" w:name="_Toc228791136"/>
-    </w:p>
-    <w:p>
-      <w:pPr>
-        <w:pStyle w:val="3"/>
-      </w:pPr>
+      <w:bookmarkStart w:id="5" w:name="_Toc228793567"/>
       <w:r>
         <w:t>1.1.2Историческая эволюция</w:t>
       </w:r>
@@ -4475,7 +4448,16 @@
           <w:sz w:val="28"/>
           <w:szCs w:val="28"/>
         </w:rPr>
-        <w:t xml:space="preserve">, созданная в начале XX века. Её игра, известная как «The </w:t>
+        <w:t xml:space="preserve">, созданная в начале XX века. Её игра, </w:t>
+      </w:r>
+      <w:r>
+        <w:rPr>
+          <w:rFonts w:asciiTheme="majorHAnsi" w:hAnsiTheme="majorHAnsi" w:cstheme="majorHAnsi"/>
+          <w:sz w:val="28"/>
+          <w:szCs w:val="28"/>
+        </w:rPr>
+        <w:lastRenderedPageBreak/>
+        <w:t xml:space="preserve">известная как «The </w:t>
       </w:r>
       <w:proofErr w:type="spellStart"/>
       <w:r>
@@ -4591,16 +4573,7 @@
           <w:sz w:val="28"/>
           <w:szCs w:val="28"/>
         </w:rPr>
-        <w:t xml:space="preserve">С началом цифровой эпохи игра была перенесена в электронный формат. Появились компьютерные и мобильные версии, которые сохранили основные механики оригинала, но получили дополнительные возможности, такие как автоматизация расчётов, визуальные эффекты и возможность игры </w:t>
-      </w:r>
-      <w:r>
-        <w:rPr>
-          <w:rFonts w:asciiTheme="majorHAnsi" w:hAnsiTheme="majorHAnsi" w:cstheme="majorHAnsi"/>
-          <w:sz w:val="28"/>
-          <w:szCs w:val="28"/>
-        </w:rPr>
-        <w:lastRenderedPageBreak/>
-        <w:t>через интернет. Это значительно расширило аудиторию и повысило доступность игры.</w:t>
+        <w:t>С началом цифровой эпохи игра была перенесена в электронный формат. Появились компьютерные и мобильные версии, которые сохранили основные механики оригинала, но получили дополнительные возможности, такие как автоматизация расчётов, визуальные эффекты и возможность игры через интернет. Это значительно расширило аудиторию и повысило доступность игры.</w:t>
       </w:r>
     </w:p>
     <w:p>
@@ -4620,14 +4593,23 @@
           <w:sz w:val="28"/>
           <w:szCs w:val="28"/>
         </w:rPr>
-        <w:t>В настоящее время «Монополия» продолжает развиваться, адаптируясь к современным технологиям и требованиям пользователей. Создаются новые цифровые версии, включая веб-приложения, которые позволяют играть прямо в браузере без необходимости установки дополнительного программного обеспечения.</w:t>
+        <w:t xml:space="preserve">В настоящее время «Монополия» продолжает развиваться, адаптируясь к современным технологиям и требованиям пользователей. Создаются новые цифровые версии, включая веб-приложения, которые позволяют играть </w:t>
+      </w:r>
+      <w:r>
+        <w:rPr>
+          <w:rFonts w:asciiTheme="majorHAnsi" w:hAnsiTheme="majorHAnsi" w:cstheme="majorHAnsi"/>
+          <w:sz w:val="28"/>
+          <w:szCs w:val="28"/>
+        </w:rPr>
+        <w:lastRenderedPageBreak/>
+        <w:t>прямо в браузере без необходимости установки дополнительного программного обеспечения.</w:t>
       </w:r>
     </w:p>
     <w:p>
       <w:pPr>
         <w:pStyle w:val="3"/>
       </w:pPr>
-      <w:bookmarkStart w:id="6" w:name="_Toc228791137"/>
+      <w:bookmarkStart w:id="6" w:name="_Toc228793568"/>
       <w:r>
         <w:t>1.1.3Современные тенденции развития</w:t>
       </w:r>
@@ -4710,16 +4692,7 @@
           <w:sz w:val="28"/>
           <w:szCs w:val="28"/>
         </w:rPr>
-        <w:t xml:space="preserve">Ещё одной важной тенденцией является развитие сетевых возможностей. Многие современные реализации игры позволяют </w:t>
-      </w:r>
-      <w:r>
-        <w:rPr>
-          <w:rFonts w:asciiTheme="majorHAnsi" w:hAnsiTheme="majorHAnsi" w:cstheme="majorHAnsi"/>
-          <w:sz w:val="28"/>
-          <w:szCs w:val="28"/>
-        </w:rPr>
-        <w:lastRenderedPageBreak/>
-        <w:t>пользователям взаимодействовать друг с другом через интернет, что расширяет аудиторию и делает игровой процесс более социальным. Возможность играть с другими участниками в режиме реального времени значительно повышает интерес к приложению.</w:t>
+        <w:t>Ещё одной важной тенденцией является развитие сетевых возможностей. Многие современные реализации игры позволяют пользователям взаимодействовать друг с другом через интернет, что расширяет аудиторию и делает игровой процесс более социальным. Возможность играть с другими участниками в режиме реального времени значительно повышает интерес к приложению.</w:t>
       </w:r>
     </w:p>
     <w:p>
@@ -4739,6 +4712,7 @@
           <w:sz w:val="28"/>
           <w:szCs w:val="28"/>
         </w:rPr>
+        <w:lastRenderedPageBreak/>
         <w:t>Важным направлением развития является кроссплатформенность. Современные приложения стремятся работать на различных устройствах, включая персональные компьютеры, планшеты и смартфоны. Веб-приложения в этом контексте имеют особое преимущество, так как не требуют установки и доступны через браузер.</w:t>
       </w:r>
     </w:p>
@@ -4746,7 +4720,7 @@
       <w:pPr>
         <w:pStyle w:val="3"/>
       </w:pPr>
-      <w:bookmarkStart w:id="7" w:name="_Toc228791138"/>
+      <w:bookmarkStart w:id="7" w:name="_Toc228793569"/>
       <w:r>
         <w:t>1.1.4Психологические аспекты игры</w:t>
       </w:r>
@@ -4829,16 +4803,7 @@
           <w:sz w:val="28"/>
           <w:szCs w:val="28"/>
         </w:rPr>
-        <w:t xml:space="preserve">Взаимодействие между участниками оказывает существенное влияние на психологическую атмосферу игры. Конкуренция, необходимость </w:t>
-      </w:r>
-      <w:r>
-        <w:rPr>
-          <w:rFonts w:asciiTheme="majorHAnsi" w:hAnsiTheme="majorHAnsi" w:cstheme="majorHAnsi"/>
-          <w:sz w:val="28"/>
-          <w:szCs w:val="28"/>
-        </w:rPr>
-        <w:lastRenderedPageBreak/>
-        <w:t xml:space="preserve">оплачивать аренду </w:t>
+        <w:t xml:space="preserve">Взаимодействие между участниками оказывает существенное влияние на психологическую атмосферу игры. Конкуренция, необходимость оплачивать аренду </w:t>
       </w:r>
       <w:proofErr w:type="gramStart"/>
       <w:r>
@@ -4863,7 +4828,7 @@
       <w:pPr>
         <w:pStyle w:val="2"/>
       </w:pPr>
-      <w:bookmarkStart w:id="8" w:name="_Toc228791139"/>
+      <w:bookmarkStart w:id="8" w:name="_Toc228793570"/>
       <w:r>
         <w:t>1.2 Общие сведения о средствах разработки</w:t>
       </w:r>
@@ -4886,6 +4851,7 @@
           <w:sz w:val="28"/>
           <w:szCs w:val="28"/>
         </w:rPr>
+        <w:lastRenderedPageBreak/>
         <w:t>Для реализации веб-приложения «Монополия» был выбран современный набор технологий, позволяющий создать функциональную, интерактивную и удобную систему. Разработка осуществлялась с использованием клиент-серверной архитектуры, при которой пользователь взаимодействует с приложением через браузер, а обработка данных выполняется на сервере.</w:t>
       </w:r>
     </w:p>
@@ -4953,7 +4919,7 @@
       <w:pPr>
         <w:pStyle w:val="3"/>
       </w:pPr>
-      <w:bookmarkStart w:id="9" w:name="_Toc228791140"/>
+      <w:bookmarkStart w:id="9" w:name="_Toc228793571"/>
       <w:r>
         <w:t>1.2.1 Язык разметки HTML</w:t>
       </w:r>
@@ -5012,16 +4978,7 @@
           <w:sz w:val="28"/>
           <w:szCs w:val="28"/>
         </w:rPr>
-        <w:t xml:space="preserve"> Language) является основой любой веб-страницы и используется для создания структуры интерфейса приложения. С его помощью формируются основные элементы, отображаемые </w:t>
-      </w:r>
-      <w:r>
-        <w:rPr>
-          <w:rFonts w:asciiTheme="majorHAnsi" w:hAnsiTheme="majorHAnsi" w:cstheme="majorHAnsi"/>
-          <w:sz w:val="28"/>
-          <w:szCs w:val="28"/>
-        </w:rPr>
-        <w:lastRenderedPageBreak/>
-        <w:t>пользователю, включая игровое поле, панели управления и информационные блоки.</w:t>
+        <w:t xml:space="preserve"> Language) является основой любой веб-страницы и используется для создания структуры интерфейса приложения. С его помощью формируются основные элементы, отображаемые пользователю, включая игровое поле, панели управления и информационные блоки.</w:t>
       </w:r>
     </w:p>
     <w:p>
@@ -5041,7 +4998,16 @@
           <w:sz w:val="28"/>
           <w:szCs w:val="28"/>
         </w:rPr>
-        <w:t>В рамках данного проекта HTML применяется для организации структуры страниц и размещения элементов интерфейса. Он позволяет определить расположение компонентов, их иерархию и взаимосвязь. Благодаря этому обеспечивается логичное и удобное представление информации.</w:t>
+        <w:t xml:space="preserve">В рамках данного проекта HTML применяется для организации структуры страниц и размещения элементов интерфейса. Он позволяет определить расположение компонентов, их иерархию и взаимосвязь. </w:t>
+      </w:r>
+      <w:r>
+        <w:rPr>
+          <w:rFonts w:asciiTheme="majorHAnsi" w:hAnsiTheme="majorHAnsi" w:cstheme="majorHAnsi"/>
+          <w:sz w:val="28"/>
+          <w:szCs w:val="28"/>
+        </w:rPr>
+        <w:lastRenderedPageBreak/>
+        <w:t>Благодаря этому обеспечивается логичное и удобное представление информации.</w:t>
       </w:r>
     </w:p>
     <w:p>
@@ -5068,7 +5034,7 @@
       <w:pPr>
         <w:pStyle w:val="3"/>
       </w:pPr>
-      <w:bookmarkStart w:id="10" w:name="_Toc228791141"/>
+      <w:bookmarkStart w:id="10" w:name="_Toc228793572"/>
       <w:r>
         <w:t>1.2.2 Каскадные таблицы стилей CSS</w:t>
       </w:r>
@@ -5174,7 +5140,7 @@
       <w:pPr>
         <w:pStyle w:val="3"/>
       </w:pPr>
-      <w:bookmarkStart w:id="11" w:name="_Toc228791142"/>
+      <w:bookmarkStart w:id="11" w:name="_Toc228793573"/>
       <w:r>
         <w:t>1.2.3 Язык программирования JavaScript</w:t>
       </w:r>
@@ -5217,7 +5183,6 @@
           <w:sz w:val="28"/>
           <w:szCs w:val="28"/>
         </w:rPr>
-        <w:lastRenderedPageBreak/>
         <w:t>В рамках проекта JavaScript используется для реализации игрового процесса, обработки действий пользователя и динамического изменения содержимого страницы. С его помощью обеспечивается интерактивность приложения и его реакция на действия пользователя.</w:t>
       </w:r>
     </w:p>
@@ -5238,14 +5203,23 @@
           <w:sz w:val="28"/>
           <w:szCs w:val="28"/>
         </w:rPr>
-        <w:t>Одним из важных преимуществ JavaScript является возможность выполнения асинхронных операций, что позволяет обмениваться данными с сервером без перезагрузки страницы. Это делает работу приложения более быстрой и удобной.</w:t>
+        <w:t xml:space="preserve">Одним из важных преимуществ JavaScript является возможность выполнения асинхронных операций, что позволяет обмениваться данными с </w:t>
+      </w:r>
+      <w:r>
+        <w:rPr>
+          <w:rFonts w:asciiTheme="majorHAnsi" w:hAnsiTheme="majorHAnsi" w:cstheme="majorHAnsi"/>
+          <w:sz w:val="28"/>
+          <w:szCs w:val="28"/>
+        </w:rPr>
+        <w:lastRenderedPageBreak/>
+        <w:t>сервером без перезагрузки страницы. Это делает работу приложения более быстрой и удобной.</w:t>
       </w:r>
     </w:p>
     <w:p>
       <w:pPr>
         <w:pStyle w:val="3"/>
       </w:pPr>
-      <w:bookmarkStart w:id="12" w:name="_Toc228791143"/>
+      <w:bookmarkStart w:id="12" w:name="_Toc228793574"/>
       <w:r>
         <w:t>1.2.4 Серверная платформа Node.js</w:t>
       </w:r>
@@ -5315,7 +5289,7 @@
       <w:pPr>
         <w:pStyle w:val="3"/>
       </w:pPr>
-      <w:bookmarkStart w:id="13" w:name="_Toc228791144"/>
+      <w:bookmarkStart w:id="13" w:name="_Toc228793575"/>
       <w:r>
         <w:t xml:space="preserve">1.2.5 Система управления базами данных </w:t>
       </w:r>
@@ -5414,7 +5388,6 @@
           <w:szCs w:val="28"/>
           <w:lang w:val="en-US"/>
         </w:rPr>
-        <w:lastRenderedPageBreak/>
         <w:t>S</w:t>
       </w:r>
       <w:r>
@@ -5481,7 +5454,7 @@
           <w:b/>
         </w:rPr>
       </w:pPr>
-      <w:bookmarkStart w:id="14" w:name="_Toc228791145"/>
+      <w:bookmarkStart w:id="14" w:name="_Toc228793576"/>
       <w:r>
         <w:rPr>
           <w:b/>
@@ -5507,7 +5480,7 @@
       <w:pPr>
         <w:pStyle w:val="2"/>
       </w:pPr>
-      <w:bookmarkStart w:id="15" w:name="_Toc228791146"/>
+      <w:bookmarkStart w:id="15" w:name="_Toc228793577"/>
       <w:r>
         <w:t>2.1 Этапы разработки приложения</w:t>
       </w:r>
@@ -6206,7 +6179,7 @@
       <w:pPr>
         <w:pStyle w:val="2"/>
       </w:pPr>
-      <w:bookmarkStart w:id="16" w:name="_Toc228791147"/>
+      <w:bookmarkStart w:id="16" w:name="_Toc228793578"/>
       <w:r>
         <w:t>2.2 Моделирование предметной области</w:t>
       </w:r>
@@ -6256,7 +6229,7 @@
       <w:pPr>
         <w:pStyle w:val="3"/>
       </w:pPr>
-      <w:bookmarkStart w:id="17" w:name="_Toc228791148"/>
+      <w:bookmarkStart w:id="17" w:name="_Toc228793579"/>
       <w:r>
         <w:lastRenderedPageBreak/>
         <w:t>2.2.1 Определение сущностей системы</w:t>
@@ -6896,7 +6869,7 @@
       <w:pPr>
         <w:pStyle w:val="3"/>
       </w:pPr>
-      <w:bookmarkStart w:id="18" w:name="_Toc228791149"/>
+      <w:bookmarkStart w:id="18" w:name="_Toc228793580"/>
       <w:r>
         <w:t>2.2.3 Проектирование базы данных</w:t>
       </w:r>
@@ -7067,7 +7040,7 @@
       <w:pPr>
         <w:pStyle w:val="2"/>
       </w:pPr>
-      <w:bookmarkStart w:id="19" w:name="_Toc228791150"/>
+      <w:bookmarkStart w:id="19" w:name="_Toc228793581"/>
       <w:r>
         <w:t xml:space="preserve">2.3 </w:t>
       </w:r>
@@ -7147,7 +7120,7 @@
       <w:pPr>
         <w:pStyle w:val="3"/>
       </w:pPr>
-      <w:bookmarkStart w:id="20" w:name="_Toc228791151"/>
+      <w:bookmarkStart w:id="20" w:name="_Toc228793582"/>
       <w:r>
         <w:t>2.3.1 Общая структура пользовательского интерфейса</w:t>
       </w:r>
@@ -7217,7 +7190,7 @@
       <w:pPr>
         <w:pStyle w:val="3"/>
       </w:pPr>
-      <w:bookmarkStart w:id="21" w:name="_Toc228791152"/>
+      <w:bookmarkStart w:id="21" w:name="_Toc228793583"/>
       <w:r>
         <w:t>2.3.2 Описание основных экранов приложения</w:t>
       </w:r>
@@ -7328,7 +7301,7 @@
       <w:pPr>
         <w:pStyle w:val="3"/>
       </w:pPr>
-      <w:bookmarkStart w:id="22" w:name="_Toc228791153"/>
+      <w:bookmarkStart w:id="22" w:name="_Toc228793584"/>
       <w:r>
         <w:t>2.3.3 Описание элементов управления</w:t>
       </w:r>
@@ -7982,7 +7955,7 @@
       <w:pPr>
         <w:pStyle w:val="2"/>
       </w:pPr>
-      <w:bookmarkStart w:id="24" w:name="_Toc228791154"/>
+      <w:bookmarkStart w:id="24" w:name="_Toc228793585"/>
       <w:r>
         <w:t>2.4 Программная реализация модулей приложения</w:t>
       </w:r>
@@ -8032,7 +8005,7 @@
       <w:pPr>
         <w:pStyle w:val="3"/>
       </w:pPr>
-      <w:bookmarkStart w:id="25" w:name="_Toc228791155"/>
+      <w:bookmarkStart w:id="25" w:name="_Toc228793586"/>
       <w:r>
         <w:t>2.4.1 Архитектура приложения</w:t>
       </w:r>
@@ -8431,7 +8404,7 @@
       <w:pPr>
         <w:pStyle w:val="3"/>
       </w:pPr>
-      <w:bookmarkStart w:id="26" w:name="_Toc228791156"/>
+      <w:bookmarkStart w:id="26" w:name="_Toc228793587"/>
       <w:r>
         <w:t>2.4.2 Реализация клиентской части</w:t>
       </w:r>
@@ -8722,7 +8695,7 @@
       <w:pPr>
         <w:pStyle w:val="3"/>
       </w:pPr>
-      <w:bookmarkStart w:id="27" w:name="_Toc228791157"/>
+      <w:bookmarkStart w:id="27" w:name="_Toc228793588"/>
       <w:r>
         <w:t>2.4.3 Реализация серверной части</w:t>
       </w:r>
@@ -8922,7 +8895,7 @@
       <w:pPr>
         <w:pStyle w:val="3"/>
       </w:pPr>
-      <w:bookmarkStart w:id="28" w:name="_Toc228791158"/>
+      <w:bookmarkStart w:id="28" w:name="_Toc228793589"/>
       <w:r>
         <w:t>2.4.4 Реализация взаимодействия с базой данных</w:t>
       </w:r>
@@ -8997,7 +8970,7 @@
       <w:pPr>
         <w:pStyle w:val="3"/>
       </w:pPr>
-      <w:bookmarkStart w:id="29" w:name="_Toc228791159"/>
+      <w:bookmarkStart w:id="29" w:name="_Toc228793590"/>
       <w:r>
         <w:t>2.4.5 Реализация логики ботов (искусственного интеллекта)</w:t>
       </w:r>
@@ -9263,7 +9236,7 @@
       <w:pPr>
         <w:pStyle w:val="3"/>
       </w:pPr>
-      <w:bookmarkStart w:id="30" w:name="_Toc228791160"/>
+      <w:bookmarkStart w:id="30" w:name="_Toc228793591"/>
       <w:r>
         <w:t>2.4</w:t>
       </w:r>
@@ -9319,7 +9292,7 @@
       <w:pPr>
         <w:pStyle w:val="3"/>
       </w:pPr>
-      <w:bookmarkStart w:id="31" w:name="_Toc228791161"/>
+      <w:bookmarkStart w:id="31" w:name="_Toc228793592"/>
       <w:r>
         <w:t>2.4.7 Реализация игровой логики</w:t>
       </w:r>
@@ -9418,7 +9391,7 @@
       <w:pPr>
         <w:pStyle w:val="3"/>
       </w:pPr>
-      <w:bookmarkStart w:id="32" w:name="_Toc228791162"/>
+      <w:bookmarkStart w:id="32" w:name="_Toc228793593"/>
       <w:r>
         <w:t>2.4.8 Реализация системы искусственного интеллекта</w:t>
       </w:r>
@@ -9563,7 +9536,7 @@
       <w:pPr>
         <w:pStyle w:val="3"/>
       </w:pPr>
-      <w:bookmarkStart w:id="33" w:name="_Toc228791163"/>
+      <w:bookmarkStart w:id="33" w:name="_Toc228793594"/>
       <w:r>
         <w:t>2.4.9 Реализация звуковых эффектов</w:t>
       </w:r>
@@ -9714,7 +9687,7 @@
       <w:pPr>
         <w:pStyle w:val="3"/>
       </w:pPr>
-      <w:bookmarkStart w:id="34" w:name="_Toc228791164"/>
+      <w:bookmarkStart w:id="34" w:name="_Toc228793595"/>
       <w:r>
         <w:t>2.5. Реализация анимации</w:t>
       </w:r>
@@ -9894,7 +9867,7 @@
       <w:pPr>
         <w:spacing w:line="360" w:lineRule="auto"/>
         <w:ind w:firstLine="709"/>
-        <w:jc w:val="both"/>
+        <w:jc w:val="center"/>
         <w:rPr>
           <w:rFonts w:asciiTheme="majorHAnsi" w:hAnsiTheme="majorHAnsi" w:cstheme="majorHAnsi"/>
           <w:sz w:val="28"/>
@@ -10000,7 +9973,7 @@
       <w:pPr>
         <w:spacing w:line="360" w:lineRule="auto"/>
         <w:ind w:firstLine="709"/>
-        <w:jc w:val="both"/>
+        <w:jc w:val="center"/>
         <w:rPr>
           <w:rFonts w:asciiTheme="majorHAnsi" w:hAnsiTheme="majorHAnsi" w:cstheme="majorHAnsi"/>
           <w:sz w:val="28"/>
@@ -10077,7 +10050,7 @@
       <w:pPr>
         <w:pStyle w:val="3"/>
       </w:pPr>
-      <w:bookmarkStart w:id="36" w:name="_Toc228791165"/>
+      <w:bookmarkStart w:id="36" w:name="_Toc228793596"/>
       <w:r>
         <w:t>2.5.1Описание пользовательского интерфейса</w:t>
       </w:r>
@@ -10185,7 +10158,7 @@
       <w:pPr>
         <w:pStyle w:val="3"/>
       </w:pPr>
-      <w:bookmarkStart w:id="37" w:name="_Toc228791166"/>
+      <w:bookmarkStart w:id="37" w:name="_Toc228793597"/>
       <w:r>
         <w:t>2.5.2 Алгоритм работы приложения</w:t>
       </w:r>
@@ -10872,7 +10845,7 @@
       <w:pPr>
         <w:spacing w:line="360" w:lineRule="auto"/>
         <w:ind w:firstLine="709"/>
-        <w:jc w:val="both"/>
+        <w:jc w:val="center"/>
         <w:rPr>
           <w:rFonts w:asciiTheme="majorHAnsi" w:hAnsiTheme="majorHAnsi" w:cstheme="majorHAnsi"/>
           <w:sz w:val="28"/>
@@ -10973,6 +10946,22 @@
     </w:p>
     <w:p>
       <w:pPr>
+        <w:pStyle w:val="3"/>
+      </w:pPr>
+      <w:bookmarkStart w:id="38" w:name="_Toc228793598"/>
+      <w:r>
+        <w:t>2.5.</w:t>
+      </w:r>
+      <w:r>
+        <w:t>3</w:t>
+      </w:r>
+      <w:r>
+        <w:t>Отладка и тестирование приложения</w:t>
+      </w:r>
+      <w:bookmarkEnd w:id="38"/>
+    </w:p>
+    <w:p>
+      <w:pPr>
         <w:spacing w:line="360" w:lineRule="auto"/>
         <w:ind w:firstLine="709"/>
         <w:jc w:val="both"/>
@@ -10982,22 +10971,14 @@
           <w:szCs w:val="28"/>
         </w:rPr>
       </w:pPr>
-    </w:p>
-    <w:p>
-      <w:pPr>
-        <w:pStyle w:val="3"/>
-      </w:pPr>
-      <w:bookmarkStart w:id="38" w:name="_Toc228791167"/>
-      <w:r>
-        <w:t>2.5.</w:t>
-      </w:r>
-      <w:r>
-        <w:t>3</w:t>
-      </w:r>
-      <w:r>
-        <w:t>Отладка и тестирование приложения</w:t>
-      </w:r>
-      <w:bookmarkEnd w:id="38"/>
+      <w:r>
+        <w:rPr>
+          <w:rFonts w:asciiTheme="majorHAnsi" w:hAnsiTheme="majorHAnsi" w:cstheme="majorHAnsi"/>
+          <w:sz w:val="28"/>
+          <w:szCs w:val="28"/>
+        </w:rPr>
+        <w:t>Отладка и тестирование являются важными этапами разработки программного обеспечения, позволяющими выявить и устранить ошибки, а также проверить корректность работы всех функций приложения.</w:t>
+      </w:r>
     </w:p>
     <w:p>
       <w:pPr>
@@ -11016,7 +10997,7 @@
           <w:sz w:val="28"/>
           <w:szCs w:val="28"/>
         </w:rPr>
-        <w:t>Отладка и тестирование являются важными этапами разработки программного обеспечения, позволяющими выявить и устранить ошибки, а также проверить корректность работы всех функций приложения.</w:t>
+        <w:t>В процессе разработки веб-приложения «Монополия АТСТ» проводилось поэтапное тестирование, направленное на проверку игровой логики, пользовательского интерфейса и взаимодействия компонентов системы.</w:t>
       </w:r>
     </w:p>
     <w:p>
@@ -11036,26 +11017,6 @@
           <w:sz w:val="28"/>
           <w:szCs w:val="28"/>
         </w:rPr>
-        <w:t>В процессе разработки веб-приложения «Монополия АТСТ» проводилось поэтапное тестирование, направленное на проверку игровой логики, пользовательского интерфейса и взаимодействия компонентов системы.</w:t>
-      </w:r>
-    </w:p>
-    <w:p>
-      <w:pPr>
-        <w:spacing w:line="360" w:lineRule="auto"/>
-        <w:ind w:firstLine="709"/>
-        <w:jc w:val="both"/>
-        <w:rPr>
-          <w:rFonts w:asciiTheme="majorHAnsi" w:hAnsiTheme="majorHAnsi" w:cstheme="majorHAnsi"/>
-          <w:sz w:val="28"/>
-          <w:szCs w:val="28"/>
-        </w:rPr>
-      </w:pPr>
-      <w:r>
-        <w:rPr>
-          <w:rFonts w:asciiTheme="majorHAnsi" w:hAnsiTheme="majorHAnsi" w:cstheme="majorHAnsi"/>
-          <w:sz w:val="28"/>
-          <w:szCs w:val="28"/>
-        </w:rPr>
         <w:t>Основной целью тестирования являлось обеспечение стабильной работы приложения и соответствия его функциональности требованиям.</w:t>
       </w:r>
     </w:p>
@@ -11063,7 +11024,7 @@
       <w:pPr>
         <w:pStyle w:val="3"/>
       </w:pPr>
-      <w:bookmarkStart w:id="39" w:name="_Toc228791168"/>
+      <w:bookmarkStart w:id="39" w:name="_Toc228793599"/>
       <w:r>
         <w:lastRenderedPageBreak/>
         <w:t>2.5.4</w:t>
@@ -11307,7 +11268,7 @@
       <w:pPr>
         <w:pStyle w:val="3"/>
       </w:pPr>
-      <w:bookmarkStart w:id="40" w:name="_Toc228791169"/>
+      <w:bookmarkStart w:id="40" w:name="_Toc228793600"/>
       <w:r>
         <w:t>2.5.5</w:t>
       </w:r>
@@ -11340,7 +11301,7 @@
       <w:pPr>
         <w:spacing w:line="360" w:lineRule="auto"/>
         <w:ind w:firstLine="709"/>
-        <w:jc w:val="both"/>
+        <w:jc w:val="center"/>
         <w:rPr>
           <w:rFonts w:asciiTheme="majorHAnsi" w:hAnsiTheme="majorHAnsi" w:cstheme="majorHAnsi"/>
           <w:sz w:val="28"/>
@@ -11426,7 +11387,7 @@
       <w:pPr>
         <w:pStyle w:val="3"/>
       </w:pPr>
-      <w:bookmarkStart w:id="41" w:name="_Toc228791170"/>
+      <w:bookmarkStart w:id="41" w:name="_Toc228793601"/>
       <w:r>
         <w:lastRenderedPageBreak/>
         <w:t>2.5.6</w:t>
@@ -11730,7 +11691,7 @@
           <w:b/>
         </w:rPr>
       </w:pPr>
-      <w:bookmarkStart w:id="42" w:name="_Toc228791171"/>
+      <w:bookmarkStart w:id="42" w:name="_Toc228793602"/>
       <w:r>
         <w:rPr>
           <w:b/>
@@ -12186,7 +12147,7 @@
           <w:bCs/>
         </w:rPr>
       </w:pPr>
-      <w:bookmarkStart w:id="43" w:name="_Toc228791172"/>
+      <w:bookmarkStart w:id="43" w:name="_Toc228793603"/>
       <w:r>
         <w:rPr>
           <w:b/>
@@ -13553,6 +13514,15 @@
                                                 <w:lang w:val="ru-RU"/>
                                               </w:rPr>
                                             </w:pPr>
+                                            <w:r>
+                                              <w:rPr>
+                                                <w:i w:val="0"/>
+                                                <w:sz w:val="24"/>
+                                                <w:szCs w:val="24"/>
+                                                <w:lang w:val="ru-RU"/>
+                                              </w:rPr>
+                                              <w:t>37</w:t>
+                                            </w:r>
                                           </w:p>
                                         </w:txbxContent>
                                       </wps:txbx>
@@ -15402,6 +15372,15 @@
                                           <w:lang w:val="ru-RU"/>
                                         </w:rPr>
                                       </w:pPr>
+                                      <w:r>
+                                        <w:rPr>
+                                          <w:i w:val="0"/>
+                                          <w:sz w:val="24"/>
+                                          <w:szCs w:val="24"/>
+                                          <w:lang w:val="ru-RU"/>
+                                        </w:rPr>
+                                        <w:t>37</w:t>
+                                      </w:r>
                                     </w:p>
                                   </w:txbxContent>
                                 </v:textbox>
@@ -20287,11 +20266,15 @@
     <w:uiPriority w:val="9"/>
     <w:unhideWhenUsed/>
     <w:qFormat/>
+    <w:rsid w:val="0061022B"/>
     <w:pPr>
       <w:ind w:firstLine="0"/>
       <w:jc w:val="center"/>
       <w:outlineLvl w:val="1"/>
     </w:pPr>
+    <w:rPr>
+      <w:b/>
+    </w:rPr>
   </w:style>
   <w:style w:type="paragraph" w:styleId="3">
     <w:name w:val="heading 3"/>
@@ -20302,7 +20285,7 @@
     <w:uiPriority w:val="9"/>
     <w:unhideWhenUsed/>
     <w:qFormat/>
-    <w:rsid w:val="008B709A"/>
+    <w:rsid w:val="0061022B"/>
     <w:pPr>
       <w:keepNext/>
       <w:keepLines/>
@@ -20312,6 +20295,7 @@
     </w:pPr>
     <w:rPr>
       <w:rFonts w:asciiTheme="majorHAnsi" w:eastAsiaTheme="majorEastAsia" w:hAnsiTheme="majorHAnsi" w:cstheme="majorBidi"/>
+      <w:b/>
       <w:color w:val="000000" w:themeColor="text1"/>
       <w:sz w:val="28"/>
       <w:szCs w:val="28"/>
@@ -31261,8 +31245,10 @@
     <w:basedOn w:val="a0"/>
     <w:link w:val="2"/>
     <w:uiPriority w:val="9"/>
+    <w:rsid w:val="0061022B"/>
     <w:rPr>
       <w:rFonts w:ascii="Times New Roman" w:hAnsi="Times New Roman" w:cs="Times New Roman"/>
+      <w:b/>
       <w:bCs/>
       <w:sz w:val="28"/>
       <w:szCs w:val="28"/>
@@ -31273,9 +31259,10 @@
     <w:basedOn w:val="a0"/>
     <w:link w:val="3"/>
     <w:uiPriority w:val="9"/>
-    <w:rsid w:val="008B709A"/>
+    <w:rsid w:val="0061022B"/>
     <w:rPr>
       <w:rFonts w:asciiTheme="majorHAnsi" w:eastAsiaTheme="majorEastAsia" w:hAnsiTheme="majorHAnsi" w:cstheme="majorBidi"/>
+      <w:b/>
       <w:color w:val="000000" w:themeColor="text1"/>
       <w:sz w:val="28"/>
       <w:szCs w:val="28"/>

--- a/пояснительная записка.docx
+++ b/пояснительная записка.docx
@@ -536,7 +536,7 @@
             </w:rPr>
             <w:fldChar w:fldCharType="separate"/>
           </w:r>
-          <w:hyperlink w:anchor="_Toc228793563" w:history="1">
+          <w:hyperlink w:anchor="_Toc228808255" w:history="1">
             <w:r>
               <w:rPr>
                 <w:rStyle w:val="af6"/>
@@ -564,7 +564,7 @@
                 <w:noProof/>
                 <w:webHidden/>
               </w:rPr>
-              <w:instrText xml:space="preserve"> PAGEREF _Toc228793563 \h </w:instrText>
+              <w:instrText xml:space="preserve"> PAGEREF _Toc228808255 \h </w:instrText>
             </w:r>
             <w:r>
               <w:rPr>
@@ -611,7 +611,7 @@
               <w:lang w:eastAsia="ru-RU"/>
             </w:rPr>
           </w:pPr>
-          <w:hyperlink w:anchor="_Toc228793564" w:history="1">
+          <w:hyperlink w:anchor="_Toc228808256" w:history="1">
             <w:r>
               <w:rPr>
                 <w:rStyle w:val="af6"/>
@@ -639,7 +639,7 @@
                 <w:noProof/>
                 <w:webHidden/>
               </w:rPr>
-              <w:instrText xml:space="preserve"> PAGEREF _Toc228793564 \h </w:instrText>
+              <w:instrText xml:space="preserve"> PAGEREF _Toc228808256 \h </w:instrText>
             </w:r>
             <w:r>
               <w:rPr>
@@ -684,13 +684,13 @@
               <w:lang w:eastAsia="ru-RU"/>
             </w:rPr>
           </w:pPr>
-          <w:hyperlink w:anchor="_Toc228793565" w:history="1">
+          <w:hyperlink w:anchor="_Toc228808257" w:history="1">
             <w:r>
               <w:rPr>
                 <w:rStyle w:val="af6"/>
                 <w:noProof/>
               </w:rPr>
-              <w:t>1.1 Анализ игры «Монополия»»</w:t>
+              <w:t>1.1 Анализ игры «Монополия»</w:t>
             </w:r>
             <w:r>
               <w:rPr>
@@ -711,7 +711,7 @@
                 <w:noProof/>
                 <w:webHidden/>
               </w:rPr>
-              <w:instrText xml:space="preserve"> PAGEREF _Toc228793565 \h </w:instrText>
+              <w:instrText xml:space="preserve"> PAGEREF _Toc228808257 \h </w:instrText>
             </w:r>
             <w:r>
               <w:rPr>
@@ -756,7 +756,7 @@
               <w:lang w:eastAsia="ru-RU"/>
             </w:rPr>
           </w:pPr>
-          <w:hyperlink w:anchor="_Toc228793566" w:history="1">
+          <w:hyperlink w:anchor="_Toc228808258" w:history="1">
             <w:r>
               <w:rPr>
                 <w:rStyle w:val="af6"/>
@@ -783,7 +783,7 @@
                 <w:noProof/>
                 <w:webHidden/>
               </w:rPr>
-              <w:instrText xml:space="preserve"> PAGEREF _Toc228793566 \h </w:instrText>
+              <w:instrText xml:space="preserve"> PAGEREF _Toc228808258 \h </w:instrText>
             </w:r>
             <w:r>
               <w:rPr>
@@ -828,7 +828,7 @@
               <w:lang w:eastAsia="ru-RU"/>
             </w:rPr>
           </w:pPr>
-          <w:hyperlink w:anchor="_Toc228793567" w:history="1">
+          <w:hyperlink w:anchor="_Toc228808259" w:history="1">
             <w:r>
               <w:rPr>
                 <w:rStyle w:val="af6"/>
@@ -855,7 +855,7 @@
                 <w:noProof/>
                 <w:webHidden/>
               </w:rPr>
-              <w:instrText xml:space="preserve"> PAGEREF _Toc228793567 \h </w:instrText>
+              <w:instrText xml:space="preserve"> PAGEREF _Toc228808259 \h </w:instrText>
             </w:r>
             <w:r>
               <w:rPr>
@@ -900,7 +900,7 @@
               <w:lang w:eastAsia="ru-RU"/>
             </w:rPr>
           </w:pPr>
-          <w:hyperlink w:anchor="_Toc228793568" w:history="1">
+          <w:hyperlink w:anchor="_Toc228808260" w:history="1">
             <w:r>
               <w:rPr>
                 <w:rStyle w:val="af6"/>
@@ -927,7 +927,7 @@
                 <w:noProof/>
                 <w:webHidden/>
               </w:rPr>
-              <w:instrText xml:space="preserve"> PAGEREF _Toc228793568 \h </w:instrText>
+              <w:instrText xml:space="preserve"> PAGEREF _Toc228808260 \h </w:instrText>
             </w:r>
             <w:r>
               <w:rPr>
@@ -972,7 +972,7 @@
               <w:lang w:eastAsia="ru-RU"/>
             </w:rPr>
           </w:pPr>
-          <w:hyperlink w:anchor="_Toc228793569" w:history="1">
+          <w:hyperlink w:anchor="_Toc228808261" w:history="1">
             <w:r>
               <w:rPr>
                 <w:rStyle w:val="af6"/>
@@ -999,7 +999,7 @@
                 <w:noProof/>
                 <w:webHidden/>
               </w:rPr>
-              <w:instrText xml:space="preserve"> PAGEREF _Toc228793569 \h </w:instrText>
+              <w:instrText xml:space="preserve"> PAGEREF _Toc228808261 \h </w:instrText>
             </w:r>
             <w:r>
               <w:rPr>
@@ -1044,7 +1044,7 @@
               <w:lang w:eastAsia="ru-RU"/>
             </w:rPr>
           </w:pPr>
-          <w:hyperlink w:anchor="_Toc228793570" w:history="1">
+          <w:hyperlink w:anchor="_Toc228808262" w:history="1">
             <w:r>
               <w:rPr>
                 <w:rStyle w:val="af6"/>
@@ -1071,7 +1071,7 @@
                 <w:noProof/>
                 <w:webHidden/>
               </w:rPr>
-              <w:instrText xml:space="preserve"> PAGEREF _Toc228793570 \h </w:instrText>
+              <w:instrText xml:space="preserve"> PAGEREF _Toc228808262 \h </w:instrText>
             </w:r>
             <w:r>
               <w:rPr>
@@ -1091,7 +1091,7 @@
                 <w:noProof/>
                 <w:webHidden/>
               </w:rPr>
-              <w:t>11</w:t>
+              <w:t>12</w:t>
             </w:r>
             <w:r>
               <w:rPr>
@@ -1116,7 +1116,7 @@
               <w:lang w:eastAsia="ru-RU"/>
             </w:rPr>
           </w:pPr>
-          <w:hyperlink w:anchor="_Toc228793571" w:history="1">
+          <w:hyperlink w:anchor="_Toc228808263" w:history="1">
             <w:r>
               <w:rPr>
                 <w:rStyle w:val="af6"/>
@@ -1143,7 +1143,7 @@
                 <w:noProof/>
                 <w:webHidden/>
               </w:rPr>
-              <w:instrText xml:space="preserve"> PAGEREF _Toc228793571 \h </w:instrText>
+              <w:instrText xml:space="preserve"> PAGEREF _Toc228808263 \h </w:instrText>
             </w:r>
             <w:r>
               <w:rPr>
@@ -1188,7 +1188,7 @@
               <w:lang w:eastAsia="ru-RU"/>
             </w:rPr>
           </w:pPr>
-          <w:hyperlink w:anchor="_Toc228793572" w:history="1">
+          <w:hyperlink w:anchor="_Toc228808264" w:history="1">
             <w:r>
               <w:rPr>
                 <w:rStyle w:val="af6"/>
@@ -1215,7 +1215,7 @@
                 <w:noProof/>
                 <w:webHidden/>
               </w:rPr>
-              <w:instrText xml:space="preserve"> PAGEREF _Toc228793572 \h </w:instrText>
+              <w:instrText xml:space="preserve"> PAGEREF _Toc228808264 \h </w:instrText>
             </w:r>
             <w:r>
               <w:rPr>
@@ -1260,7 +1260,7 @@
               <w:lang w:eastAsia="ru-RU"/>
             </w:rPr>
           </w:pPr>
-          <w:hyperlink w:anchor="_Toc228793573" w:history="1">
+          <w:hyperlink w:anchor="_Toc228808265" w:history="1">
             <w:r>
               <w:rPr>
                 <w:rStyle w:val="af6"/>
@@ -1287,7 +1287,7 @@
                 <w:noProof/>
                 <w:webHidden/>
               </w:rPr>
-              <w:instrText xml:space="preserve"> PAGEREF _Toc228793573 \h </w:instrText>
+              <w:instrText xml:space="preserve"> PAGEREF _Toc228808265 \h </w:instrText>
             </w:r>
             <w:r>
               <w:rPr>
@@ -1332,7 +1332,7 @@
               <w:lang w:eastAsia="ru-RU"/>
             </w:rPr>
           </w:pPr>
-          <w:hyperlink w:anchor="_Toc228793574" w:history="1">
+          <w:hyperlink w:anchor="_Toc228808266" w:history="1">
             <w:r>
               <w:rPr>
                 <w:rStyle w:val="af6"/>
@@ -1359,7 +1359,7 @@
                 <w:noProof/>
                 <w:webHidden/>
               </w:rPr>
-              <w:instrText xml:space="preserve"> PAGEREF _Toc228793574 \h </w:instrText>
+              <w:instrText xml:space="preserve"> PAGEREF _Toc228808266 \h </w:instrText>
             </w:r>
             <w:r>
               <w:rPr>
@@ -1404,7 +1404,7 @@
               <w:lang w:eastAsia="ru-RU"/>
             </w:rPr>
           </w:pPr>
-          <w:hyperlink w:anchor="_Toc228793575" w:history="1">
+          <w:hyperlink w:anchor="_Toc228808267" w:history="1">
             <w:r>
               <w:rPr>
                 <w:rStyle w:val="af6"/>
@@ -1446,7 +1446,7 @@
                 <w:noProof/>
                 <w:webHidden/>
               </w:rPr>
-              <w:instrText xml:space="preserve"> PAGEREF _Toc228793575 \h </w:instrText>
+              <w:instrText xml:space="preserve"> PAGEREF _Toc228808267 \h </w:instrText>
             </w:r>
             <w:r>
               <w:rPr>
@@ -1493,7 +1493,7 @@
               <w:lang w:eastAsia="ru-RU"/>
             </w:rPr>
           </w:pPr>
-          <w:hyperlink w:anchor="_Toc228793576" w:history="1">
+          <w:hyperlink w:anchor="_Toc228808268" w:history="1">
             <w:r>
               <w:rPr>
                 <w:rStyle w:val="af6"/>
@@ -1521,7 +1521,7 @@
                 <w:noProof/>
                 <w:webHidden/>
               </w:rPr>
-              <w:instrText xml:space="preserve"> PAGEREF _Toc228793576 \h </w:instrText>
+              <w:instrText xml:space="preserve"> PAGEREF _Toc228808268 \h </w:instrText>
             </w:r>
             <w:r>
               <w:rPr>
@@ -1566,7 +1566,7 @@
               <w:lang w:eastAsia="ru-RU"/>
             </w:rPr>
           </w:pPr>
-          <w:hyperlink w:anchor="_Toc228793577" w:history="1">
+          <w:hyperlink w:anchor="_Toc228808269" w:history="1">
             <w:r>
               <w:rPr>
                 <w:rStyle w:val="af6"/>
@@ -1593,7 +1593,7 @@
                 <w:noProof/>
                 <w:webHidden/>
               </w:rPr>
-              <w:instrText xml:space="preserve"> PAGEREF _Toc228793577 \h </w:instrText>
+              <w:instrText xml:space="preserve"> PAGEREF _Toc228808269 \h </w:instrText>
             </w:r>
             <w:r>
               <w:rPr>
@@ -1638,7 +1638,7 @@
               <w:lang w:eastAsia="ru-RU"/>
             </w:rPr>
           </w:pPr>
-          <w:hyperlink w:anchor="_Toc228793578" w:history="1">
+          <w:hyperlink w:anchor="_Toc228808270" w:history="1">
             <w:r>
               <w:rPr>
                 <w:rStyle w:val="af6"/>
@@ -1665,7 +1665,7 @@
                 <w:noProof/>
                 <w:webHidden/>
               </w:rPr>
-              <w:instrText xml:space="preserve"> PAGEREF _Toc228793578 \h </w:instrText>
+              <w:instrText xml:space="preserve"> PAGEREF _Toc228808270 \h </w:instrText>
             </w:r>
             <w:r>
               <w:rPr>
@@ -1710,7 +1710,7 @@
               <w:lang w:eastAsia="ru-RU"/>
             </w:rPr>
           </w:pPr>
-          <w:hyperlink w:anchor="_Toc228793579" w:history="1">
+          <w:hyperlink w:anchor="_Toc228808271" w:history="1">
             <w:r>
               <w:rPr>
                 <w:rStyle w:val="af6"/>
@@ -1737,7 +1737,7 @@
                 <w:noProof/>
                 <w:webHidden/>
               </w:rPr>
-              <w:instrText xml:space="preserve"> PAGEREF _Toc228793579 \h </w:instrText>
+              <w:instrText xml:space="preserve"> PAGEREF _Toc228808271 \h </w:instrText>
             </w:r>
             <w:r>
               <w:rPr>
@@ -1782,7 +1782,7 @@
               <w:lang w:eastAsia="ru-RU"/>
             </w:rPr>
           </w:pPr>
-          <w:hyperlink w:anchor="_Toc228793580" w:history="1">
+          <w:hyperlink w:anchor="_Toc228808272" w:history="1">
             <w:r>
               <w:rPr>
                 <w:rStyle w:val="af6"/>
@@ -1809,7 +1809,7 @@
                 <w:noProof/>
                 <w:webHidden/>
               </w:rPr>
-              <w:instrText xml:space="preserve"> PAGEREF _Toc228793580 \h </w:instrText>
+              <w:instrText xml:space="preserve"> PAGEREF _Toc228808272 \h </w:instrText>
             </w:r>
             <w:r>
               <w:rPr>
@@ -1854,7 +1854,7 @@
               <w:lang w:eastAsia="ru-RU"/>
             </w:rPr>
           </w:pPr>
-          <w:hyperlink w:anchor="_Toc228793581" w:history="1">
+          <w:hyperlink w:anchor="_Toc228808273" w:history="1">
             <w:r>
               <w:rPr>
                 <w:rStyle w:val="af6"/>
@@ -1881,7 +1881,7 @@
                 <w:noProof/>
                 <w:webHidden/>
               </w:rPr>
-              <w:instrText xml:space="preserve"> PAGEREF _Toc228793581 \h </w:instrText>
+              <w:instrText xml:space="preserve"> PAGEREF _Toc228808273 \h </w:instrText>
             </w:r>
             <w:r>
               <w:rPr>
@@ -1926,7 +1926,7 @@
               <w:lang w:eastAsia="ru-RU"/>
             </w:rPr>
           </w:pPr>
-          <w:hyperlink w:anchor="_Toc228793582" w:history="1">
+          <w:hyperlink w:anchor="_Toc228808274" w:history="1">
             <w:r>
               <w:rPr>
                 <w:rStyle w:val="af6"/>
@@ -1953,7 +1953,7 @@
                 <w:noProof/>
                 <w:webHidden/>
               </w:rPr>
-              <w:instrText xml:space="preserve"> PAGEREF _Toc228793582 \h </w:instrText>
+              <w:instrText xml:space="preserve"> PAGEREF _Toc228808274 \h </w:instrText>
             </w:r>
             <w:r>
               <w:rPr>
@@ -1998,7 +1998,7 @@
               <w:lang w:eastAsia="ru-RU"/>
             </w:rPr>
           </w:pPr>
-          <w:hyperlink w:anchor="_Toc228793583" w:history="1">
+          <w:hyperlink w:anchor="_Toc228808275" w:history="1">
             <w:r>
               <w:rPr>
                 <w:rStyle w:val="af6"/>
@@ -2025,7 +2025,7 @@
                 <w:noProof/>
                 <w:webHidden/>
               </w:rPr>
-              <w:instrText xml:space="preserve"> PAGEREF _Toc228793583 \h </w:instrText>
+              <w:instrText xml:space="preserve"> PAGEREF _Toc228808275 \h </w:instrText>
             </w:r>
             <w:r>
               <w:rPr>
@@ -2070,7 +2070,7 @@
               <w:lang w:eastAsia="ru-RU"/>
             </w:rPr>
           </w:pPr>
-          <w:hyperlink w:anchor="_Toc228793584" w:history="1">
+          <w:hyperlink w:anchor="_Toc228808276" w:history="1">
             <w:r>
               <w:rPr>
                 <w:rStyle w:val="af6"/>
@@ -2097,7 +2097,7 @@
                 <w:noProof/>
                 <w:webHidden/>
               </w:rPr>
-              <w:instrText xml:space="preserve"> PAGEREF _Toc228793584 \h </w:instrText>
+              <w:instrText xml:space="preserve"> PAGEREF _Toc228808276 \h </w:instrText>
             </w:r>
             <w:r>
               <w:rPr>
@@ -2142,7 +2142,7 @@
               <w:lang w:eastAsia="ru-RU"/>
             </w:rPr>
           </w:pPr>
-          <w:hyperlink w:anchor="_Toc228793585" w:history="1">
+          <w:hyperlink w:anchor="_Toc228808277" w:history="1">
             <w:r>
               <w:rPr>
                 <w:rStyle w:val="af6"/>
@@ -2169,7 +2169,7 @@
                 <w:noProof/>
                 <w:webHidden/>
               </w:rPr>
-              <w:instrText xml:space="preserve"> PAGEREF _Toc228793585 \h </w:instrText>
+              <w:instrText xml:space="preserve"> PAGEREF _Toc228808277 \h </w:instrText>
             </w:r>
             <w:r>
               <w:rPr>
@@ -2214,7 +2214,7 @@
               <w:lang w:eastAsia="ru-RU"/>
             </w:rPr>
           </w:pPr>
-          <w:hyperlink w:anchor="_Toc228793586" w:history="1">
+          <w:hyperlink w:anchor="_Toc228808278" w:history="1">
             <w:r>
               <w:rPr>
                 <w:rStyle w:val="af6"/>
@@ -2241,7 +2241,7 @@
                 <w:noProof/>
                 <w:webHidden/>
               </w:rPr>
-              <w:instrText xml:space="preserve"> PAGEREF _Toc228793586 \h </w:instrText>
+              <w:instrText xml:space="preserve"> PAGEREF _Toc228808278 \h </w:instrText>
             </w:r>
             <w:r>
               <w:rPr>
@@ -2286,7 +2286,7 @@
               <w:lang w:eastAsia="ru-RU"/>
             </w:rPr>
           </w:pPr>
-          <w:hyperlink w:anchor="_Toc228793587" w:history="1">
+          <w:hyperlink w:anchor="_Toc228808279" w:history="1">
             <w:r>
               <w:rPr>
                 <w:rStyle w:val="af6"/>
@@ -2313,7 +2313,7 @@
                 <w:noProof/>
                 <w:webHidden/>
               </w:rPr>
-              <w:instrText xml:space="preserve"> PAGEREF _Toc228793587 \h </w:instrText>
+              <w:instrText xml:space="preserve"> PAGEREF _Toc228808279 \h </w:instrText>
             </w:r>
             <w:r>
               <w:rPr>
@@ -2358,7 +2358,7 @@
               <w:lang w:eastAsia="ru-RU"/>
             </w:rPr>
           </w:pPr>
-          <w:hyperlink w:anchor="_Toc228793588" w:history="1">
+          <w:hyperlink w:anchor="_Toc228808280" w:history="1">
             <w:r>
               <w:rPr>
                 <w:rStyle w:val="af6"/>
@@ -2385,7 +2385,7 @@
                 <w:noProof/>
                 <w:webHidden/>
               </w:rPr>
-              <w:instrText xml:space="preserve"> PAGEREF _Toc228793588 \h </w:instrText>
+              <w:instrText xml:space="preserve"> PAGEREF _Toc228808280 \h </w:instrText>
             </w:r>
             <w:r>
               <w:rPr>
@@ -2430,7 +2430,7 @@
               <w:lang w:eastAsia="ru-RU"/>
             </w:rPr>
           </w:pPr>
-          <w:hyperlink w:anchor="_Toc228793589" w:history="1">
+          <w:hyperlink w:anchor="_Toc228808281" w:history="1">
             <w:r>
               <w:rPr>
                 <w:rStyle w:val="af6"/>
@@ -2457,7 +2457,7 @@
                 <w:noProof/>
                 <w:webHidden/>
               </w:rPr>
-              <w:instrText xml:space="preserve"> PAGEREF _Toc228793589 \h </w:instrText>
+              <w:instrText xml:space="preserve"> PAGEREF _Toc228808281 \h </w:instrText>
             </w:r>
             <w:r>
               <w:rPr>
@@ -2502,7 +2502,7 @@
               <w:lang w:eastAsia="ru-RU"/>
             </w:rPr>
           </w:pPr>
-          <w:hyperlink w:anchor="_Toc228793590" w:history="1">
+          <w:hyperlink w:anchor="_Toc228808282" w:history="1">
             <w:r>
               <w:rPr>
                 <w:rStyle w:val="af6"/>
@@ -2529,7 +2529,7 @@
                 <w:noProof/>
                 <w:webHidden/>
               </w:rPr>
-              <w:instrText xml:space="preserve"> PAGEREF _Toc228793590 \h </w:instrText>
+              <w:instrText xml:space="preserve"> PAGEREF _Toc228808282 \h </w:instrText>
             </w:r>
             <w:r>
               <w:rPr>
@@ -2574,7 +2574,7 @@
               <w:lang w:eastAsia="ru-RU"/>
             </w:rPr>
           </w:pPr>
-          <w:hyperlink w:anchor="_Toc228793591" w:history="1">
+          <w:hyperlink w:anchor="_Toc228808283" w:history="1">
             <w:r>
               <w:rPr>
                 <w:rStyle w:val="af6"/>
@@ -2601,7 +2601,7 @@
                 <w:noProof/>
                 <w:webHidden/>
               </w:rPr>
-              <w:instrText xml:space="preserve"> PAGEREF _Toc228793591 \h </w:instrText>
+              <w:instrText xml:space="preserve"> PAGEREF _Toc228808283 \h </w:instrText>
             </w:r>
             <w:r>
               <w:rPr>
@@ -2646,7 +2646,7 @@
               <w:lang w:eastAsia="ru-RU"/>
             </w:rPr>
           </w:pPr>
-          <w:hyperlink w:anchor="_Toc228793592" w:history="1">
+          <w:hyperlink w:anchor="_Toc228808284" w:history="1">
             <w:r>
               <w:rPr>
                 <w:rStyle w:val="af6"/>
@@ -2673,7 +2673,7 @@
                 <w:noProof/>
                 <w:webHidden/>
               </w:rPr>
-              <w:instrText xml:space="preserve"> PAGEREF _Toc228793592 \h </w:instrText>
+              <w:instrText xml:space="preserve"> PAGEREF _Toc228808284 \h </w:instrText>
             </w:r>
             <w:r>
               <w:rPr>
@@ -2718,7 +2718,7 @@
               <w:lang w:eastAsia="ru-RU"/>
             </w:rPr>
           </w:pPr>
-          <w:hyperlink w:anchor="_Toc228793593" w:history="1">
+          <w:hyperlink w:anchor="_Toc228808285" w:history="1">
             <w:r>
               <w:rPr>
                 <w:rStyle w:val="af6"/>
@@ -2745,7 +2745,7 @@
                 <w:noProof/>
                 <w:webHidden/>
               </w:rPr>
-              <w:instrText xml:space="preserve"> PAGEREF _Toc228793593 \h </w:instrText>
+              <w:instrText xml:space="preserve"> PAGEREF _Toc228808285 \h </w:instrText>
             </w:r>
             <w:r>
               <w:rPr>
@@ -2790,7 +2790,7 @@
               <w:lang w:eastAsia="ru-RU"/>
             </w:rPr>
           </w:pPr>
-          <w:hyperlink w:anchor="_Toc228793594" w:history="1">
+          <w:hyperlink w:anchor="_Toc228808286" w:history="1">
             <w:r>
               <w:rPr>
                 <w:rStyle w:val="af6"/>
@@ -2817,7 +2817,7 @@
                 <w:noProof/>
                 <w:webHidden/>
               </w:rPr>
-              <w:instrText xml:space="preserve"> PAGEREF _Toc228793594 \h </w:instrText>
+              <w:instrText xml:space="preserve"> PAGEREF _Toc228808286 \h </w:instrText>
             </w:r>
             <w:r>
               <w:rPr>
@@ -2862,7 +2862,7 @@
               <w:lang w:eastAsia="ru-RU"/>
             </w:rPr>
           </w:pPr>
-          <w:hyperlink w:anchor="_Toc228793595" w:history="1">
+          <w:hyperlink w:anchor="_Toc228808287" w:history="1">
             <w:r>
               <w:rPr>
                 <w:rStyle w:val="af6"/>
@@ -2889,7 +2889,7 @@
                 <w:noProof/>
                 <w:webHidden/>
               </w:rPr>
-              <w:instrText xml:space="preserve"> PAGEREF _Toc228793595 \h </w:instrText>
+              <w:instrText xml:space="preserve"> PAGEREF _Toc228808287 \h </w:instrText>
             </w:r>
             <w:r>
               <w:rPr>
@@ -2934,7 +2934,7 @@
               <w:lang w:eastAsia="ru-RU"/>
             </w:rPr>
           </w:pPr>
-          <w:hyperlink w:anchor="_Toc228793596" w:history="1">
+          <w:hyperlink w:anchor="_Toc228808288" w:history="1">
             <w:r>
               <w:rPr>
                 <w:rStyle w:val="af6"/>
@@ -2961,7 +2961,7 @@
                 <w:noProof/>
                 <w:webHidden/>
               </w:rPr>
-              <w:instrText xml:space="preserve"> PAGEREF _Toc228793596 \h </w:instrText>
+              <w:instrText xml:space="preserve"> PAGEREF _Toc228808288 \h </w:instrText>
             </w:r>
             <w:r>
               <w:rPr>
@@ -3006,7 +3006,7 @@
               <w:lang w:eastAsia="ru-RU"/>
             </w:rPr>
           </w:pPr>
-          <w:hyperlink w:anchor="_Toc228793597" w:history="1">
+          <w:hyperlink w:anchor="_Toc228808289" w:history="1">
             <w:r>
               <w:rPr>
                 <w:rStyle w:val="af6"/>
@@ -3033,7 +3033,7 @@
                 <w:noProof/>
                 <w:webHidden/>
               </w:rPr>
-              <w:instrText xml:space="preserve"> PAGEREF _Toc228793597 \h </w:instrText>
+              <w:instrText xml:space="preserve"> PAGEREF _Toc228808289 \h </w:instrText>
             </w:r>
             <w:r>
               <w:rPr>
@@ -3078,7 +3078,7 @@
               <w:lang w:eastAsia="ru-RU"/>
             </w:rPr>
           </w:pPr>
-          <w:hyperlink w:anchor="_Toc228793598" w:history="1">
+          <w:hyperlink w:anchor="_Toc228808290" w:history="1">
             <w:r>
               <w:rPr>
                 <w:rStyle w:val="af6"/>
@@ -3105,7 +3105,7 @@
                 <w:noProof/>
                 <w:webHidden/>
               </w:rPr>
-              <w:instrText xml:space="preserve"> PAGEREF _Toc228793598 \h </w:instrText>
+              <w:instrText xml:space="preserve"> PAGEREF _Toc228808290 \h </w:instrText>
             </w:r>
             <w:r>
               <w:rPr>
@@ -3150,7 +3150,7 @@
               <w:lang w:eastAsia="ru-RU"/>
             </w:rPr>
           </w:pPr>
-          <w:hyperlink w:anchor="_Toc228793599" w:history="1">
+          <w:hyperlink w:anchor="_Toc228808291" w:history="1">
             <w:r>
               <w:rPr>
                 <w:rStyle w:val="af6"/>
@@ -3177,7 +3177,7 @@
                 <w:noProof/>
                 <w:webHidden/>
               </w:rPr>
-              <w:instrText xml:space="preserve"> PAGEREF _Toc228793599 \h </w:instrText>
+              <w:instrText xml:space="preserve"> PAGEREF _Toc228808291 \h </w:instrText>
             </w:r>
             <w:r>
               <w:rPr>
@@ -3222,7 +3222,7 @@
               <w:lang w:eastAsia="ru-RU"/>
             </w:rPr>
           </w:pPr>
-          <w:hyperlink w:anchor="_Toc228793600" w:history="1">
+          <w:hyperlink w:anchor="_Toc228808292" w:history="1">
             <w:r>
               <w:rPr>
                 <w:rStyle w:val="af6"/>
@@ -3249,7 +3249,7 @@
                 <w:noProof/>
                 <w:webHidden/>
               </w:rPr>
-              <w:instrText xml:space="preserve"> PAGEREF _Toc228793600 \h </w:instrText>
+              <w:instrText xml:space="preserve"> PAGEREF _Toc228808292 \h </w:instrText>
             </w:r>
             <w:r>
               <w:rPr>
@@ -3294,7 +3294,7 @@
               <w:lang w:eastAsia="ru-RU"/>
             </w:rPr>
           </w:pPr>
-          <w:hyperlink w:anchor="_Toc228793601" w:history="1">
+          <w:hyperlink w:anchor="_Toc228808293" w:history="1">
             <w:r>
               <w:rPr>
                 <w:rStyle w:val="af6"/>
@@ -3321,7 +3321,7 @@
                 <w:noProof/>
                 <w:webHidden/>
               </w:rPr>
-              <w:instrText xml:space="preserve"> PAGEREF _Toc228793601 \h </w:instrText>
+              <w:instrText xml:space="preserve"> PAGEREF _Toc228808293 \h </w:instrText>
             </w:r>
             <w:r>
               <w:rPr>
@@ -3368,7 +3368,7 @@
               <w:lang w:eastAsia="ru-RU"/>
             </w:rPr>
           </w:pPr>
-          <w:hyperlink w:anchor="_Toc228793602" w:history="1">
+          <w:hyperlink w:anchor="_Toc228808294" w:history="1">
             <w:r>
               <w:rPr>
                 <w:rStyle w:val="af6"/>
@@ -3396,7 +3396,7 @@
                 <w:noProof/>
                 <w:webHidden/>
               </w:rPr>
-              <w:instrText xml:space="preserve"> PAGEREF _Toc228793602 \h </w:instrText>
+              <w:instrText xml:space="preserve"> PAGEREF _Toc228808294 \h </w:instrText>
             </w:r>
             <w:r>
               <w:rPr>
@@ -3443,7 +3443,7 @@
               <w:lang w:eastAsia="ru-RU"/>
             </w:rPr>
           </w:pPr>
-          <w:hyperlink w:anchor="_Toc228793603" w:history="1">
+          <w:hyperlink w:anchor="_Toc228808295" w:history="1">
             <w:r>
               <w:rPr>
                 <w:rStyle w:val="af6"/>
@@ -3471,7 +3471,7 @@
                 <w:noProof/>
                 <w:webHidden/>
               </w:rPr>
-              <w:instrText xml:space="preserve"> PAGEREF _Toc228793603 \h </w:instrText>
+              <w:instrText xml:space="preserve"> PAGEREF _Toc228808295 \h </w:instrText>
             </w:r>
             <w:r>
               <w:rPr>
@@ -3491,7 +3491,7 @@
                 <w:noProof/>
                 <w:webHidden/>
               </w:rPr>
-              <w:t>36</w:t>
+              <w:t>37</w:t>
             </w:r>
             <w:r>
               <w:rPr>
@@ -3539,7 +3539,7 @@
         </w:rPr>
       </w:pPr>
       <w:bookmarkStart w:id="0" w:name="_Toc198210783"/>
-      <w:bookmarkStart w:id="1" w:name="_Toc228793563"/>
+      <w:bookmarkStart w:id="1" w:name="_Toc228808255"/>
       <w:r>
         <w:rPr>
           <w:b/>
@@ -3933,7 +3933,7 @@
           <w:b/>
         </w:rPr>
       </w:pPr>
-      <w:bookmarkStart w:id="2" w:name="_Toc228793564"/>
+      <w:bookmarkStart w:id="2" w:name="_Toc228808256"/>
       <w:r>
         <w:rPr>
           <w:b/>
@@ -3948,9 +3948,9 @@
       <w:pPr>
         <w:pStyle w:val="2"/>
       </w:pPr>
-      <w:bookmarkStart w:id="3" w:name="_Toc228793565"/>
-      <w:r>
-        <w:t>1.1 Анализ игры «Монополия»»</w:t>
+      <w:bookmarkStart w:id="3" w:name="_Toc228808257"/>
+      <w:r>
+        <w:t>1.1 Анализ игры «Монополия»</w:t>
       </w:r>
       <w:bookmarkEnd w:id="3"/>
     </w:p>
@@ -4248,7 +4248,7 @@
       <w:pPr>
         <w:pStyle w:val="3"/>
       </w:pPr>
-      <w:bookmarkStart w:id="4" w:name="_Toc228793566"/>
+      <w:bookmarkStart w:id="4" w:name="_Toc228808258"/>
       <w:r>
         <w:t>1.1.1Основные характеристики игры</w:t>
       </w:r>
@@ -4407,7 +4407,7 @@
       <w:pPr>
         <w:pStyle w:val="3"/>
       </w:pPr>
-      <w:bookmarkStart w:id="5" w:name="_Toc228793567"/>
+      <w:bookmarkStart w:id="5" w:name="_Toc228808259"/>
       <w:r>
         <w:t>1.1.2Историческая эволюция</w:t>
       </w:r>
@@ -4609,7 +4609,7 @@
       <w:pPr>
         <w:pStyle w:val="3"/>
       </w:pPr>
-      <w:bookmarkStart w:id="6" w:name="_Toc228793568"/>
+      <w:bookmarkStart w:id="6" w:name="_Toc228808260"/>
       <w:r>
         <w:t>1.1.3Современные тенденции развития</w:t>
       </w:r>
@@ -4720,7 +4720,7 @@
       <w:pPr>
         <w:pStyle w:val="3"/>
       </w:pPr>
-      <w:bookmarkStart w:id="7" w:name="_Toc228793569"/>
+      <w:bookmarkStart w:id="7" w:name="_Toc228808261"/>
       <w:r>
         <w:t>1.1.4Психологические аспекты игры</w:t>
       </w:r>
@@ -4828,8 +4828,14 @@
       <w:pPr>
         <w:pStyle w:val="2"/>
       </w:pPr>
-      <w:bookmarkStart w:id="8" w:name="_Toc228793570"/>
-      <w:r>
+    </w:p>
+    <w:p>
+      <w:pPr>
+        <w:pStyle w:val="2"/>
+      </w:pPr>
+      <w:bookmarkStart w:id="8" w:name="_Toc228808262"/>
+      <w:r>
+        <w:lastRenderedPageBreak/>
         <w:t>1.2 Общие сведения о средствах разработки</w:t>
       </w:r>
       <w:bookmarkEnd w:id="8"/>
@@ -4851,7 +4857,6 @@
           <w:sz w:val="28"/>
           <w:szCs w:val="28"/>
         </w:rPr>
-        <w:lastRenderedPageBreak/>
         <w:t>Для реализации веб-приложения «Монополия» был выбран современный набор технологий, позволяющий создать функциональную, интерактивную и удобную систему. Разработка осуществлялась с использованием клиент-серверной архитектуры, при которой пользователь взаимодействует с приложением через браузер, а обработка данных выполняется на сервере.</w:t>
       </w:r>
     </w:p>
@@ -4919,7 +4924,7 @@
       <w:pPr>
         <w:pStyle w:val="3"/>
       </w:pPr>
-      <w:bookmarkStart w:id="9" w:name="_Toc228793571"/>
+      <w:bookmarkStart w:id="9" w:name="_Toc228808263"/>
       <w:r>
         <w:t>1.2.1 Язык разметки HTML</w:t>
       </w:r>
@@ -4998,7 +5003,7 @@
           <w:sz w:val="28"/>
           <w:szCs w:val="28"/>
         </w:rPr>
-        <w:t xml:space="preserve">В рамках данного проекта HTML применяется для организации структуры страниц и размещения элементов интерфейса. Он позволяет определить расположение компонентов, их иерархию и взаимосвязь. </w:t>
+        <w:t xml:space="preserve">В рамках данного проекта HTML применяется для организации структуры страниц и размещения элементов интерфейса. Он позволяет </w:t>
       </w:r>
       <w:r>
         <w:rPr>
@@ -5007,7 +5012,7 @@
           <w:szCs w:val="28"/>
         </w:rPr>
         <w:lastRenderedPageBreak/>
-        <w:t>Благодаря этому обеспечивается логичное и удобное представление информации.</w:t>
+        <w:t>определить расположение компонентов, их иерархию и взаимосвязь. Благодаря этому обеспечивается логичное и удобное представление информации.</w:t>
       </w:r>
     </w:p>
     <w:p>
@@ -5034,7 +5039,7 @@
       <w:pPr>
         <w:pStyle w:val="3"/>
       </w:pPr>
-      <w:bookmarkStart w:id="10" w:name="_Toc228793572"/>
+      <w:bookmarkStart w:id="10" w:name="_Toc228808264"/>
       <w:r>
         <w:t>1.2.2 Каскадные таблицы стилей CSS</w:t>
       </w:r>
@@ -5140,7 +5145,7 @@
       <w:pPr>
         <w:pStyle w:val="3"/>
       </w:pPr>
-      <w:bookmarkStart w:id="11" w:name="_Toc228793573"/>
+      <w:bookmarkStart w:id="11" w:name="_Toc228808265"/>
       <w:r>
         <w:t>1.2.3 Язык программирования JavaScript</w:t>
       </w:r>
@@ -5203,23 +5208,15 @@
           <w:sz w:val="28"/>
           <w:szCs w:val="28"/>
         </w:rPr>
-        <w:t xml:space="preserve">Одним из важных преимуществ JavaScript является возможность выполнения асинхронных операций, что позволяет обмениваться данными с </w:t>
-      </w:r>
-      <w:r>
-        <w:rPr>
-          <w:rFonts w:asciiTheme="majorHAnsi" w:hAnsiTheme="majorHAnsi" w:cstheme="majorHAnsi"/>
-          <w:sz w:val="28"/>
-          <w:szCs w:val="28"/>
-        </w:rPr>
         <w:lastRenderedPageBreak/>
-        <w:t>сервером без перезагрузки страницы. Это делает работу приложения более быстрой и удобной.</w:t>
+        <w:t>Одним из важных преимуществ JavaScript является возможность выполнения асинхронных операций, что позволяет обмениваться данными с сервером без перезагрузки страницы. Это делает работу приложения более быстрой и удобной.</w:t>
       </w:r>
     </w:p>
     <w:p>
       <w:pPr>
         <w:pStyle w:val="3"/>
       </w:pPr>
-      <w:bookmarkStart w:id="12" w:name="_Toc228793574"/>
+      <w:bookmarkStart w:id="12" w:name="_Toc228808266"/>
       <w:r>
         <w:t>1.2.4 Серверная платформа Node.js</w:t>
       </w:r>
@@ -5289,7 +5286,7 @@
       <w:pPr>
         <w:pStyle w:val="3"/>
       </w:pPr>
-      <w:bookmarkStart w:id="13" w:name="_Toc228793575"/>
+      <w:bookmarkStart w:id="13" w:name="_Toc228808267"/>
       <w:r>
         <w:t xml:space="preserve">1.2.5 Система управления базами данных </w:t>
       </w:r>
@@ -5401,34 +5398,6 @@
     </w:p>
     <w:p>
       <w:pPr>
-        <w:spacing w:line="360" w:lineRule="auto"/>
-        <w:ind w:firstLine="709"/>
-        <w:jc w:val="both"/>
-        <w:rPr>
-          <w:rFonts w:asciiTheme="majorHAnsi" w:hAnsiTheme="majorHAnsi" w:cstheme="majorHAnsi"/>
-          <w:bCs/>
-          <w:sz w:val="28"/>
-          <w:szCs w:val="28"/>
-        </w:rPr>
-      </w:pPr>
-    </w:p>
-    <w:p>
-      <w:pPr>
-        <w:pStyle w:val="1"/>
-        <w:spacing w:before="0"/>
-        <w:ind w:firstLine="709"/>
-        <w:jc w:val="both"/>
-        <w:rPr>
-          <w:rFonts w:cstheme="majorHAnsi"/>
-          <w:bCs/>
-        </w:rPr>
-      </w:pPr>
-    </w:p>
-    <w:p>
-      <w:pPr>
-        <w:spacing w:line="360" w:lineRule="auto"/>
-        <w:ind w:firstLine="709"/>
-        <w:jc w:val="both"/>
         <w:rPr>
           <w:rFonts w:asciiTheme="majorHAnsi" w:eastAsiaTheme="majorEastAsia" w:hAnsiTheme="majorHAnsi" w:cstheme="majorHAnsi"/>
           <w:bCs/>
@@ -5437,10 +5406,24 @@
           <w:szCs w:val="28"/>
         </w:rPr>
       </w:pPr>
-      <w:r>
-        <w:rPr>
-          <w:rFonts w:asciiTheme="majorHAnsi" w:hAnsiTheme="majorHAnsi" w:cstheme="majorHAnsi"/>
+    </w:p>
+    <w:p>
+      <w:pPr>
+        <w:spacing w:line="360" w:lineRule="auto"/>
+        <w:ind w:firstLine="709"/>
+        <w:jc w:val="both"/>
+        <w:rPr>
+          <w:rFonts w:asciiTheme="majorHAnsi" w:eastAsiaTheme="majorEastAsia" w:hAnsiTheme="majorHAnsi" w:cstheme="majorHAnsi"/>
           <w:bCs/>
+          <w:color w:val="000000" w:themeColor="text1"/>
+          <w:sz w:val="28"/>
+          <w:szCs w:val="28"/>
+        </w:rPr>
+      </w:pPr>
+      <w:r>
+        <w:rPr>
+          <w:rFonts w:asciiTheme="majorHAnsi" w:hAnsiTheme="majorHAnsi" w:cstheme="majorHAnsi"/>
+          <w:bCs/>
           <w:sz w:val="28"/>
           <w:szCs w:val="28"/>
         </w:rPr>
@@ -5454,7 +5437,7 @@
           <w:b/>
         </w:rPr>
       </w:pPr>
-      <w:bookmarkStart w:id="14" w:name="_Toc228793576"/>
+      <w:bookmarkStart w:id="14" w:name="_Toc228808268"/>
       <w:r>
         <w:rPr>
           <w:b/>
@@ -5480,7 +5463,7 @@
       <w:pPr>
         <w:pStyle w:val="2"/>
       </w:pPr>
-      <w:bookmarkStart w:id="15" w:name="_Toc228793577"/>
+      <w:bookmarkStart w:id="15" w:name="_Toc228808269"/>
       <w:r>
         <w:t>2.1 Этапы разработки приложения</w:t>
       </w:r>
@@ -6179,7 +6162,7 @@
       <w:pPr>
         <w:pStyle w:val="2"/>
       </w:pPr>
-      <w:bookmarkStart w:id="16" w:name="_Toc228793578"/>
+      <w:bookmarkStart w:id="16" w:name="_Toc228808270"/>
       <w:r>
         <w:t>2.2 Моделирование предметной области</w:t>
       </w:r>
@@ -6229,7 +6212,7 @@
       <w:pPr>
         <w:pStyle w:val="3"/>
       </w:pPr>
-      <w:bookmarkStart w:id="17" w:name="_Toc228793579"/>
+      <w:bookmarkStart w:id="17" w:name="_Toc228808271"/>
       <w:r>
         <w:lastRenderedPageBreak/>
         <w:t>2.2.1 Определение сущностей системы</w:t>
@@ -6869,7 +6852,7 @@
       <w:pPr>
         <w:pStyle w:val="3"/>
       </w:pPr>
-      <w:bookmarkStart w:id="18" w:name="_Toc228793580"/>
+      <w:bookmarkStart w:id="18" w:name="_Toc228808272"/>
       <w:r>
         <w:t>2.2.3 Проектирование базы данных</w:t>
       </w:r>
@@ -7040,7 +7023,7 @@
       <w:pPr>
         <w:pStyle w:val="2"/>
       </w:pPr>
-      <w:bookmarkStart w:id="19" w:name="_Toc228793581"/>
+      <w:bookmarkStart w:id="19" w:name="_Toc228808273"/>
       <w:r>
         <w:t xml:space="preserve">2.3 </w:t>
       </w:r>
@@ -7120,7 +7103,7 @@
       <w:pPr>
         <w:pStyle w:val="3"/>
       </w:pPr>
-      <w:bookmarkStart w:id="20" w:name="_Toc228793582"/>
+      <w:bookmarkStart w:id="20" w:name="_Toc228808274"/>
       <w:r>
         <w:t>2.3.1 Общая структура пользовательского интерфейса</w:t>
       </w:r>
@@ -7190,7 +7173,7 @@
       <w:pPr>
         <w:pStyle w:val="3"/>
       </w:pPr>
-      <w:bookmarkStart w:id="21" w:name="_Toc228793583"/>
+      <w:bookmarkStart w:id="21" w:name="_Toc228808275"/>
       <w:r>
         <w:t>2.3.2 Описание основных экранов приложения</w:t>
       </w:r>
@@ -7301,7 +7284,7 @@
       <w:pPr>
         <w:pStyle w:val="3"/>
       </w:pPr>
-      <w:bookmarkStart w:id="22" w:name="_Toc228793584"/>
+      <w:bookmarkStart w:id="22" w:name="_Toc228808276"/>
       <w:r>
         <w:t>2.3.3 Описание элементов управления</w:t>
       </w:r>
@@ -7955,7 +7938,7 @@
       <w:pPr>
         <w:pStyle w:val="2"/>
       </w:pPr>
-      <w:bookmarkStart w:id="24" w:name="_Toc228793585"/>
+      <w:bookmarkStart w:id="24" w:name="_Toc228808277"/>
       <w:r>
         <w:t>2.4 Программная реализация модулей приложения</w:t>
       </w:r>
@@ -8005,7 +7988,7 @@
       <w:pPr>
         <w:pStyle w:val="3"/>
       </w:pPr>
-      <w:bookmarkStart w:id="25" w:name="_Toc228793586"/>
+      <w:bookmarkStart w:id="25" w:name="_Toc228808278"/>
       <w:r>
         <w:t>2.4.1 Архитектура приложения</w:t>
       </w:r>
@@ -8404,7 +8387,7 @@
       <w:pPr>
         <w:pStyle w:val="3"/>
       </w:pPr>
-      <w:bookmarkStart w:id="26" w:name="_Toc228793587"/>
+      <w:bookmarkStart w:id="26" w:name="_Toc228808279"/>
       <w:r>
         <w:t>2.4.2 Реализация клиентской части</w:t>
       </w:r>
@@ -8695,7 +8678,7 @@
       <w:pPr>
         <w:pStyle w:val="3"/>
       </w:pPr>
-      <w:bookmarkStart w:id="27" w:name="_Toc228793588"/>
+      <w:bookmarkStart w:id="27" w:name="_Toc228808280"/>
       <w:r>
         <w:t>2.4.3 Реализация серверной части</w:t>
       </w:r>
@@ -8895,7 +8878,7 @@
       <w:pPr>
         <w:pStyle w:val="3"/>
       </w:pPr>
-      <w:bookmarkStart w:id="28" w:name="_Toc228793589"/>
+      <w:bookmarkStart w:id="28" w:name="_Toc228808281"/>
       <w:r>
         <w:t>2.4.4 Реализация взаимодействия с базой данных</w:t>
       </w:r>
@@ -8970,7 +8953,7 @@
       <w:pPr>
         <w:pStyle w:val="3"/>
       </w:pPr>
-      <w:bookmarkStart w:id="29" w:name="_Toc228793590"/>
+      <w:bookmarkStart w:id="29" w:name="_Toc228808282"/>
       <w:r>
         <w:t>2.4.5 Реализация логики ботов (искусственного интеллекта)</w:t>
       </w:r>
@@ -9236,7 +9219,7 @@
       <w:pPr>
         <w:pStyle w:val="3"/>
       </w:pPr>
-      <w:bookmarkStart w:id="30" w:name="_Toc228793591"/>
+      <w:bookmarkStart w:id="30" w:name="_Toc228808283"/>
       <w:r>
         <w:t>2.4</w:t>
       </w:r>
@@ -9292,7 +9275,7 @@
       <w:pPr>
         <w:pStyle w:val="3"/>
       </w:pPr>
-      <w:bookmarkStart w:id="31" w:name="_Toc228793592"/>
+      <w:bookmarkStart w:id="31" w:name="_Toc228808284"/>
       <w:r>
         <w:t>2.4.7 Реализация игровой логики</w:t>
       </w:r>
@@ -9391,7 +9374,7 @@
       <w:pPr>
         <w:pStyle w:val="3"/>
       </w:pPr>
-      <w:bookmarkStart w:id="32" w:name="_Toc228793593"/>
+      <w:bookmarkStart w:id="32" w:name="_Toc228808285"/>
       <w:r>
         <w:t>2.4.8 Реализация системы искусственного интеллекта</w:t>
       </w:r>
@@ -9536,7 +9519,7 @@
       <w:pPr>
         <w:pStyle w:val="3"/>
       </w:pPr>
-      <w:bookmarkStart w:id="33" w:name="_Toc228793594"/>
+      <w:bookmarkStart w:id="33" w:name="_Toc228808286"/>
       <w:r>
         <w:t>2.4.9 Реализация звуковых эффектов</w:t>
       </w:r>
@@ -9687,7 +9670,7 @@
       <w:pPr>
         <w:pStyle w:val="3"/>
       </w:pPr>
-      <w:bookmarkStart w:id="34" w:name="_Toc228793595"/>
+      <w:bookmarkStart w:id="34" w:name="_Toc228808287"/>
       <w:r>
         <w:t>2.5. Реализация анимации</w:t>
       </w:r>
@@ -10050,7 +10033,7 @@
       <w:pPr>
         <w:pStyle w:val="3"/>
       </w:pPr>
-      <w:bookmarkStart w:id="36" w:name="_Toc228793596"/>
+      <w:bookmarkStart w:id="36" w:name="_Toc228808288"/>
       <w:r>
         <w:t>2.5.1Описание пользовательского интерфейса</w:t>
       </w:r>
@@ -10158,7 +10141,7 @@
       <w:pPr>
         <w:pStyle w:val="3"/>
       </w:pPr>
-      <w:bookmarkStart w:id="37" w:name="_Toc228793597"/>
+      <w:bookmarkStart w:id="37" w:name="_Toc228808289"/>
       <w:r>
         <w:t>2.5.2 Алгоритм работы приложения</w:t>
       </w:r>
@@ -10948,7 +10931,7 @@
       <w:pPr>
         <w:pStyle w:val="3"/>
       </w:pPr>
-      <w:bookmarkStart w:id="38" w:name="_Toc228793598"/>
+      <w:bookmarkStart w:id="38" w:name="_Toc228808290"/>
       <w:r>
         <w:t>2.5.</w:t>
       </w:r>
@@ -11024,7 +11007,7 @@
       <w:pPr>
         <w:pStyle w:val="3"/>
       </w:pPr>
-      <w:bookmarkStart w:id="39" w:name="_Toc228793599"/>
+      <w:bookmarkStart w:id="39" w:name="_Toc228808291"/>
       <w:r>
         <w:lastRenderedPageBreak/>
         <w:t>2.5.4</w:t>
@@ -11268,7 +11251,7 @@
       <w:pPr>
         <w:pStyle w:val="3"/>
       </w:pPr>
-      <w:bookmarkStart w:id="40" w:name="_Toc228793600"/>
+      <w:bookmarkStart w:id="40" w:name="_Toc228808292"/>
       <w:r>
         <w:t>2.5.5</w:t>
       </w:r>
@@ -11387,7 +11370,7 @@
       <w:pPr>
         <w:pStyle w:val="3"/>
       </w:pPr>
-      <w:bookmarkStart w:id="41" w:name="_Toc228793601"/>
+      <w:bookmarkStart w:id="41" w:name="_Toc228808293"/>
       <w:r>
         <w:lastRenderedPageBreak/>
         <w:t>2.5.6</w:t>
@@ -11609,7 +11592,6 @@
         <w:jc w:val="both"/>
         <w:rPr>
           <w:rFonts w:asciiTheme="majorHAnsi" w:hAnsiTheme="majorHAnsi" w:cstheme="majorHAnsi"/>
-          <w:bCs/>
           <w:sz w:val="28"/>
           <w:szCs w:val="28"/>
         </w:rPr>
@@ -11622,7 +11604,6 @@
         <w:jc w:val="both"/>
         <w:rPr>
           <w:rFonts w:asciiTheme="majorHAnsi" w:hAnsiTheme="majorHAnsi" w:cstheme="majorHAnsi"/>
-          <w:bCs/>
           <w:sz w:val="28"/>
           <w:szCs w:val="28"/>
         </w:rPr>
@@ -11635,71 +11616,10 @@
         <w:jc w:val="both"/>
         <w:rPr>
           <w:rFonts w:asciiTheme="majorHAnsi" w:hAnsiTheme="majorHAnsi" w:cstheme="majorHAnsi"/>
-          <w:bCs/>
-          <w:sz w:val="28"/>
-          <w:szCs w:val="28"/>
-        </w:rPr>
-      </w:pPr>
-    </w:p>
-    <w:p>
-      <w:pPr>
-        <w:pStyle w:val="1"/>
-        <w:rPr>
-          <w:b/>
-        </w:rPr>
-      </w:pPr>
-    </w:p>
-    <w:p>
-      <w:pPr>
-        <w:pStyle w:val="1"/>
-        <w:rPr>
-          <w:b/>
-        </w:rPr>
-      </w:pPr>
-    </w:p>
-    <w:p>
-      <w:pPr>
-        <w:pStyle w:val="1"/>
-        <w:rPr>
-          <w:b/>
-        </w:rPr>
-      </w:pPr>
-    </w:p>
-    <w:p>
-      <w:pPr>
-        <w:pStyle w:val="1"/>
-        <w:jc w:val="left"/>
-        <w:rPr>
-          <w:b/>
-        </w:rPr>
-      </w:pPr>
-    </w:p>
-    <w:p>
-      <w:pPr>
-        <w:pStyle w:val="1"/>
-        <w:jc w:val="left"/>
-        <w:rPr>
-          <w:b/>
-        </w:rPr>
-      </w:pPr>
-    </w:p>
-    <w:p/>
-    <w:p>
-      <w:pPr>
-        <w:pStyle w:val="1"/>
-        <w:rPr>
-          <w:b/>
-        </w:rPr>
-      </w:pPr>
-      <w:bookmarkStart w:id="42" w:name="_Toc228793602"/>
-      <w:r>
-        <w:rPr>
-          <w:b/>
-        </w:rPr>
-        <w:lastRenderedPageBreak/>
-        <w:t>ЗАКЛЮЧЕНИЕ</w:t>
-      </w:r>
-      <w:bookmarkEnd w:id="42"/>
+          <w:sz w:val="28"/>
+          <w:szCs w:val="28"/>
+        </w:rPr>
+      </w:pPr>
     </w:p>
     <w:p>
       <w:pPr>
@@ -11712,14 +11632,6 @@
           <w:szCs w:val="28"/>
         </w:rPr>
       </w:pPr>
-      <w:r>
-        <w:rPr>
-          <w:rFonts w:asciiTheme="majorHAnsi" w:hAnsiTheme="majorHAnsi" w:cstheme="majorHAnsi"/>
-          <w:sz w:val="28"/>
-          <w:szCs w:val="28"/>
-        </w:rPr>
-        <w:t>В рамках данной курсовой работы было разработано веб-приложение «Монополия АТСТ», реализующее основные механики классической настольной игры в цифровом формате.</w:t>
-      </w:r>
     </w:p>
     <w:p>
       <w:pPr>
@@ -11732,14 +11644,6 @@
           <w:szCs w:val="28"/>
         </w:rPr>
       </w:pPr>
-      <w:r>
-        <w:rPr>
-          <w:rFonts w:asciiTheme="majorHAnsi" w:hAnsiTheme="majorHAnsi" w:cstheme="majorHAnsi"/>
-          <w:sz w:val="28"/>
-          <w:szCs w:val="28"/>
-        </w:rPr>
-        <w:t>В ходе выполнения работы были решены поставленные задачи, включая анализ предметной области, выбор средств разработки, проектирование структуры приложения и реализацию его основных функций. Особое внимание было уделено разработке игровой логики, пользовательского интерфейса и взаимодействию между компонентами системы.</w:t>
-      </w:r>
     </w:p>
     <w:p>
       <w:pPr>
@@ -11752,14 +11656,6 @@
           <w:szCs w:val="28"/>
         </w:rPr>
       </w:pPr>
-      <w:r>
-        <w:rPr>
-          <w:rFonts w:asciiTheme="majorHAnsi" w:hAnsiTheme="majorHAnsi" w:cstheme="majorHAnsi"/>
-          <w:sz w:val="28"/>
-          <w:szCs w:val="28"/>
-        </w:rPr>
-        <w:t>В процессе разработки был использован современный стек технологий, включающий HTML, CSS и JavaScript для клиентской части, платформу Node.js для серверной логики и систему управления базами данных для хранения информации. Это позволило создать функциональное и интерактивное веб-приложение.</w:t>
-      </w:r>
     </w:p>
     <w:p>
       <w:pPr>
@@ -11772,14 +11668,6 @@
           <w:szCs w:val="28"/>
         </w:rPr>
       </w:pPr>
-      <w:r>
-        <w:rPr>
-          <w:rFonts w:asciiTheme="majorHAnsi" w:hAnsiTheme="majorHAnsi" w:cstheme="majorHAnsi"/>
-          <w:sz w:val="28"/>
-          <w:szCs w:val="28"/>
-        </w:rPr>
-        <w:t>Одной из ключевых особенностей разработанной системы является реализация искусственного интеллекта, позволяющего пользователю играть с виртуальными соперниками. Также была реализована возможность сетевого взаимодействия, что расширяет функциональность приложения и повышает его практическую значимость.</w:t>
-      </w:r>
     </w:p>
     <w:p>
       <w:pPr>
@@ -11792,30 +11680,6 @@
           <w:szCs w:val="28"/>
         </w:rPr>
       </w:pPr>
-      <w:r>
-        <w:rPr>
-          <w:rFonts w:asciiTheme="majorHAnsi" w:hAnsiTheme="majorHAnsi" w:cstheme="majorHAnsi"/>
-          <w:sz w:val="28"/>
-          <w:szCs w:val="28"/>
-        </w:rPr>
-        <w:t>Дополнительно в приложении реализованы визуальные и звуковые эффекты, повышающие удобство использования и создающие более реалистичный игровой процесс. Были разработаны анимации и система уведомлений, обеспечивающие наглядное отображение действий пользователя.</w:t>
-      </w:r>
-      <w:r>
-        <w:rPr>
-          <w:rFonts w:asciiTheme="majorHAnsi" w:hAnsiTheme="majorHAnsi" w:cstheme="majorHAnsi"/>
-          <w:sz w:val="28"/>
-          <w:szCs w:val="28"/>
-        </w:rPr>
-        <w:t xml:space="preserve"> </w:t>
-      </w:r>
-      <w:r>
-        <w:rPr>
-          <w:rFonts w:asciiTheme="majorHAnsi" w:hAnsiTheme="majorHAnsi" w:cstheme="majorHAnsi"/>
-          <w:sz w:val="28"/>
-          <w:szCs w:val="28"/>
-        </w:rPr>
-        <w:t>В ходе тестирования была проверена корректность работы всех основных функций приложения. Выявленные ошибки были устранены, что позволило обеспечить стабильную работу системы.</w:t>
-      </w:r>
     </w:p>
     <w:p>
       <w:pPr>
@@ -11828,23 +11692,6 @@
           <w:szCs w:val="28"/>
         </w:rPr>
       </w:pPr>
-      <w:r>
-        <w:rPr>
-          <w:rFonts w:asciiTheme="majorHAnsi" w:hAnsiTheme="majorHAnsi" w:cstheme="majorHAnsi"/>
-          <w:sz w:val="28"/>
-          <w:szCs w:val="28"/>
-        </w:rPr>
-        <w:t xml:space="preserve">Таким образом, разработанное веб-приложение полностью соответствует поставленным целям и задачам, демонстрирует применение </w:t>
-      </w:r>
-      <w:r>
-        <w:rPr>
-          <w:rFonts w:asciiTheme="majorHAnsi" w:hAnsiTheme="majorHAnsi" w:cstheme="majorHAnsi"/>
-          <w:sz w:val="28"/>
-          <w:szCs w:val="28"/>
-        </w:rPr>
-        <w:lastRenderedPageBreak/>
-        <w:t>современных технологий и может быть использовано в качестве учебного проекта или основы для дальнейшего развития.</w:t>
-      </w:r>
     </w:p>
     <w:p>
       <w:pPr>
@@ -11889,7 +11736,6 @@
         <w:jc w:val="both"/>
         <w:rPr>
           <w:rFonts w:asciiTheme="majorHAnsi" w:hAnsiTheme="majorHAnsi" w:cstheme="majorHAnsi"/>
-          <w:bCs/>
           <w:sz w:val="28"/>
           <w:szCs w:val="28"/>
         </w:rPr>
@@ -11902,7 +11748,6 @@
         <w:jc w:val="both"/>
         <w:rPr>
           <w:rFonts w:asciiTheme="majorHAnsi" w:hAnsiTheme="majorHAnsi" w:cstheme="majorHAnsi"/>
-          <w:bCs/>
           <w:sz w:val="28"/>
           <w:szCs w:val="28"/>
         </w:rPr>
@@ -11915,214 +11760,6 @@
         <w:jc w:val="both"/>
         <w:rPr>
           <w:rFonts w:asciiTheme="majorHAnsi" w:hAnsiTheme="majorHAnsi" w:cstheme="majorHAnsi"/>
-          <w:bCs/>
-          <w:sz w:val="28"/>
-          <w:szCs w:val="28"/>
-        </w:rPr>
-      </w:pPr>
-    </w:p>
-    <w:p>
-      <w:pPr>
-        <w:spacing w:line="360" w:lineRule="auto"/>
-        <w:ind w:firstLine="709"/>
-        <w:jc w:val="both"/>
-        <w:rPr>
-          <w:rFonts w:asciiTheme="majorHAnsi" w:hAnsiTheme="majorHAnsi" w:cstheme="majorHAnsi"/>
-          <w:bCs/>
-          <w:sz w:val="28"/>
-          <w:szCs w:val="28"/>
-        </w:rPr>
-      </w:pPr>
-    </w:p>
-    <w:p>
-      <w:pPr>
-        <w:spacing w:line="360" w:lineRule="auto"/>
-        <w:ind w:firstLine="709"/>
-        <w:jc w:val="both"/>
-        <w:rPr>
-          <w:rFonts w:asciiTheme="majorHAnsi" w:hAnsiTheme="majorHAnsi" w:cstheme="majorHAnsi"/>
-          <w:bCs/>
-          <w:sz w:val="28"/>
-          <w:szCs w:val="28"/>
-        </w:rPr>
-      </w:pPr>
-    </w:p>
-    <w:p>
-      <w:pPr>
-        <w:spacing w:line="360" w:lineRule="auto"/>
-        <w:ind w:firstLine="709"/>
-        <w:jc w:val="both"/>
-        <w:rPr>
-          <w:rFonts w:asciiTheme="majorHAnsi" w:hAnsiTheme="majorHAnsi" w:cstheme="majorHAnsi"/>
-          <w:bCs/>
-          <w:sz w:val="28"/>
-          <w:szCs w:val="28"/>
-        </w:rPr>
-      </w:pPr>
-    </w:p>
-    <w:p>
-      <w:pPr>
-        <w:spacing w:line="360" w:lineRule="auto"/>
-        <w:ind w:firstLine="709"/>
-        <w:jc w:val="both"/>
-        <w:rPr>
-          <w:rFonts w:asciiTheme="majorHAnsi" w:hAnsiTheme="majorHAnsi" w:cstheme="majorHAnsi"/>
-          <w:bCs/>
-          <w:sz w:val="28"/>
-          <w:szCs w:val="28"/>
-        </w:rPr>
-      </w:pPr>
-    </w:p>
-    <w:p>
-      <w:pPr>
-        <w:spacing w:line="360" w:lineRule="auto"/>
-        <w:ind w:firstLine="709"/>
-        <w:jc w:val="both"/>
-        <w:rPr>
-          <w:rFonts w:asciiTheme="majorHAnsi" w:hAnsiTheme="majorHAnsi" w:cstheme="majorHAnsi"/>
-          <w:bCs/>
-          <w:sz w:val="28"/>
-          <w:szCs w:val="28"/>
-        </w:rPr>
-      </w:pPr>
-    </w:p>
-    <w:p>
-      <w:pPr>
-        <w:spacing w:line="360" w:lineRule="auto"/>
-        <w:ind w:firstLine="709"/>
-        <w:jc w:val="both"/>
-        <w:rPr>
-          <w:rFonts w:asciiTheme="majorHAnsi" w:hAnsiTheme="majorHAnsi" w:cstheme="majorHAnsi"/>
-          <w:bCs/>
-          <w:sz w:val="28"/>
-          <w:szCs w:val="28"/>
-        </w:rPr>
-      </w:pPr>
-    </w:p>
-    <w:p>
-      <w:pPr>
-        <w:spacing w:line="360" w:lineRule="auto"/>
-        <w:ind w:firstLine="709"/>
-        <w:jc w:val="both"/>
-        <w:rPr>
-          <w:rFonts w:asciiTheme="majorHAnsi" w:hAnsiTheme="majorHAnsi" w:cstheme="majorHAnsi"/>
-          <w:bCs/>
-          <w:sz w:val="28"/>
-          <w:szCs w:val="28"/>
-        </w:rPr>
-      </w:pPr>
-    </w:p>
-    <w:p>
-      <w:pPr>
-        <w:spacing w:line="360" w:lineRule="auto"/>
-        <w:ind w:firstLine="709"/>
-        <w:jc w:val="both"/>
-        <w:rPr>
-          <w:rFonts w:asciiTheme="majorHAnsi" w:hAnsiTheme="majorHAnsi" w:cstheme="majorHAnsi"/>
-          <w:bCs/>
-          <w:sz w:val="28"/>
-          <w:szCs w:val="28"/>
-        </w:rPr>
-      </w:pPr>
-    </w:p>
-    <w:p>
-      <w:pPr>
-        <w:spacing w:line="360" w:lineRule="auto"/>
-        <w:ind w:firstLine="709"/>
-        <w:jc w:val="both"/>
-        <w:rPr>
-          <w:rFonts w:asciiTheme="majorHAnsi" w:hAnsiTheme="majorHAnsi" w:cstheme="majorHAnsi"/>
-          <w:bCs/>
-          <w:sz w:val="28"/>
-          <w:szCs w:val="28"/>
-        </w:rPr>
-      </w:pPr>
-    </w:p>
-    <w:p>
-      <w:pPr>
-        <w:spacing w:line="360" w:lineRule="auto"/>
-        <w:ind w:firstLine="709"/>
-        <w:jc w:val="both"/>
-        <w:rPr>
-          <w:rFonts w:asciiTheme="majorHAnsi" w:hAnsiTheme="majorHAnsi" w:cstheme="majorHAnsi"/>
-          <w:bCs/>
-          <w:sz w:val="28"/>
-          <w:szCs w:val="28"/>
-        </w:rPr>
-      </w:pPr>
-    </w:p>
-    <w:p>
-      <w:pPr>
-        <w:spacing w:line="360" w:lineRule="auto"/>
-        <w:jc w:val="both"/>
-        <w:rPr>
-          <w:rFonts w:asciiTheme="majorHAnsi" w:hAnsiTheme="majorHAnsi" w:cstheme="majorHAnsi"/>
-          <w:bCs/>
-          <w:sz w:val="28"/>
-          <w:szCs w:val="28"/>
-        </w:rPr>
-      </w:pPr>
-    </w:p>
-    <w:p>
-      <w:pPr>
-        <w:spacing w:line="360" w:lineRule="auto"/>
-        <w:ind w:firstLine="709"/>
-        <w:jc w:val="both"/>
-        <w:rPr>
-          <w:rFonts w:asciiTheme="majorHAnsi" w:hAnsiTheme="majorHAnsi" w:cstheme="majorHAnsi"/>
-          <w:bCs/>
-          <w:sz w:val="28"/>
-          <w:szCs w:val="28"/>
-        </w:rPr>
-      </w:pPr>
-    </w:p>
-    <w:p>
-      <w:pPr>
-        <w:spacing w:line="360" w:lineRule="auto"/>
-        <w:ind w:firstLine="709"/>
-        <w:jc w:val="both"/>
-        <w:rPr>
-          <w:rFonts w:asciiTheme="majorHAnsi" w:hAnsiTheme="majorHAnsi" w:cstheme="majorHAnsi"/>
-          <w:bCs/>
-          <w:sz w:val="28"/>
-          <w:szCs w:val="28"/>
-        </w:rPr>
-      </w:pPr>
-    </w:p>
-    <w:p>
-      <w:pPr>
-        <w:spacing w:line="360" w:lineRule="auto"/>
-        <w:ind w:firstLine="709"/>
-        <w:jc w:val="both"/>
-        <w:rPr>
-          <w:rFonts w:asciiTheme="majorHAnsi" w:hAnsiTheme="majorHAnsi" w:cstheme="majorHAnsi"/>
-          <w:bCs/>
-          <w:sz w:val="28"/>
-          <w:szCs w:val="28"/>
-        </w:rPr>
-      </w:pPr>
-    </w:p>
-    <w:p>
-      <w:pPr>
-        <w:spacing w:line="360" w:lineRule="auto"/>
-        <w:ind w:firstLine="709"/>
-        <w:jc w:val="both"/>
-        <w:rPr>
-          <w:rFonts w:asciiTheme="majorHAnsi" w:hAnsiTheme="majorHAnsi" w:cstheme="majorHAnsi"/>
-          <w:bCs/>
-          <w:sz w:val="28"/>
-          <w:szCs w:val="28"/>
-        </w:rPr>
-      </w:pPr>
-    </w:p>
-    <w:p>
-      <w:pPr>
-        <w:spacing w:line="360" w:lineRule="auto"/>
-        <w:ind w:firstLine="709"/>
-        <w:jc w:val="both"/>
-        <w:rPr>
-          <w:rFonts w:asciiTheme="majorHAnsi" w:hAnsiTheme="majorHAnsi" w:cstheme="majorHAnsi"/>
-          <w:bCs/>
           <w:sz w:val="28"/>
           <w:szCs w:val="28"/>
         </w:rPr>
@@ -12131,29 +11768,625 @@
     <w:p>
       <w:pPr>
         <w:pStyle w:val="1"/>
-        <w:jc w:val="left"/>
-        <w:rPr>
+        <w:rPr>
+          <w:rFonts w:cstheme="majorHAnsi"/>
           <w:b/>
           <w:bCs/>
         </w:rPr>
       </w:pPr>
-    </w:p>
-    <w:p/>
-    <w:p>
-      <w:pPr>
-        <w:pStyle w:val="1"/>
+      <w:bookmarkStart w:id="42" w:name="_Toc228808294"/>
+      <w:r>
         <w:rPr>
           <w:b/>
           <w:bCs/>
         </w:rPr>
-      </w:pPr>
-      <w:bookmarkStart w:id="43" w:name="_Toc228793603"/>
-      <w:r>
+        <w:t>ЗАКЛЮЧЕНИЕ</w:t>
+      </w:r>
+      <w:bookmarkEnd w:id="42"/>
+    </w:p>
+    <w:p>
+      <w:pPr>
+        <w:spacing w:line="360" w:lineRule="auto"/>
+        <w:ind w:firstLine="708"/>
+        <w:jc w:val="both"/>
+        <w:rPr>
+          <w:rFonts w:asciiTheme="majorHAnsi" w:hAnsiTheme="majorHAnsi" w:cstheme="majorHAnsi"/>
+          <w:sz w:val="28"/>
+          <w:szCs w:val="28"/>
+        </w:rPr>
+      </w:pPr>
+      <w:r>
+        <w:rPr>
+          <w:rFonts w:asciiTheme="majorHAnsi" w:hAnsiTheme="majorHAnsi" w:cstheme="majorHAnsi"/>
+          <w:sz w:val="28"/>
+          <w:szCs w:val="28"/>
+        </w:rPr>
+        <w:t>В результате выполнения курсовой работы было разработано веб-приложение «Монополия АТСТ», реализующее основные принципы и механики классической настольной игры в цифровой среде. Работа включала полный цикл разработки программного продукта: от анализа предметной области и формирования требований до проектирования архитектуры, программной реализации, всестороннего тестирования и подготовки к развёртыванию.</w:t>
+      </w:r>
+    </w:p>
+    <w:p>
+      <w:pPr>
+        <w:spacing w:line="360" w:lineRule="auto"/>
+        <w:ind w:firstLine="708"/>
+        <w:jc w:val="both"/>
+        <w:rPr>
+          <w:rFonts w:asciiTheme="majorHAnsi" w:hAnsiTheme="majorHAnsi" w:cstheme="majorHAnsi"/>
+          <w:sz w:val="28"/>
+          <w:szCs w:val="28"/>
+        </w:rPr>
+      </w:pPr>
+      <w:r>
+        <w:rPr>
+          <w:rFonts w:asciiTheme="majorHAnsi" w:hAnsiTheme="majorHAnsi" w:cstheme="majorHAnsi"/>
+          <w:sz w:val="28"/>
+          <w:szCs w:val="28"/>
+        </w:rPr>
+        <w:t>В теоретической части был проведён анализ особенностей жанра, включая его ключевые характеристики, историческое развитие и современные тенденции. Это позволило определить требования к разрабатываемому приложению и сформировать представление о структуре и функциональности системы.</w:t>
+      </w:r>
+    </w:p>
+    <w:p>
+      <w:pPr>
+        <w:spacing w:line="360" w:lineRule="auto"/>
+        <w:ind w:firstLine="708"/>
+        <w:jc w:val="both"/>
+        <w:rPr>
+          <w:rFonts w:asciiTheme="majorHAnsi" w:hAnsiTheme="majorHAnsi" w:cstheme="majorHAnsi"/>
+          <w:sz w:val="28"/>
+          <w:szCs w:val="28"/>
+        </w:rPr>
+      </w:pPr>
+      <w:r>
+        <w:rPr>
+          <w:rFonts w:asciiTheme="majorHAnsi" w:hAnsiTheme="majorHAnsi" w:cstheme="majorHAnsi"/>
+          <w:sz w:val="28"/>
+          <w:szCs w:val="28"/>
+        </w:rPr>
+        <w:t xml:space="preserve">На этапе проектирования разработана детализированная модель предметной области с использованием нотации UML (диаграммы вариантов использования, классов и последовательностей). Спроектирована реляционная база данных (СУБД </w:t>
+      </w:r>
+      <w:proofErr w:type="spellStart"/>
+      <w:r>
+        <w:rPr>
+          <w:rFonts w:asciiTheme="majorHAnsi" w:hAnsiTheme="majorHAnsi" w:cstheme="majorHAnsi"/>
+          <w:sz w:val="28"/>
+          <w:szCs w:val="28"/>
+        </w:rPr>
+        <w:t>PostgreSQL</w:t>
+      </w:r>
+      <w:proofErr w:type="spellEnd"/>
+      <w:r>
+        <w:rPr>
+          <w:rFonts w:asciiTheme="majorHAnsi" w:hAnsiTheme="majorHAnsi" w:cstheme="majorHAnsi"/>
+          <w:sz w:val="28"/>
+          <w:szCs w:val="28"/>
+        </w:rPr>
+        <w:t xml:space="preserve">), прошедшая нормализацию до третьей нормальной формы, что исключило избыточность данных и обеспечило ссылочную целостность. Ключевые сущности включают: игровые сессии, профили пользователей, игровые поля и объекты недвижимости, финансовые транзакции, журналы событий и конфигурации ИИ-ботов. Архитектура приложения построена по принципу клиент-серверного взаимодействия с чётким разделением ответственности: </w:t>
+      </w:r>
+      <w:proofErr w:type="spellStart"/>
+      <w:r>
+        <w:rPr>
+          <w:rFonts w:asciiTheme="majorHAnsi" w:hAnsiTheme="majorHAnsi" w:cstheme="majorHAnsi"/>
+          <w:sz w:val="28"/>
+          <w:szCs w:val="28"/>
+        </w:rPr>
+        <w:t>фронтенд</w:t>
+      </w:r>
+      <w:proofErr w:type="spellEnd"/>
+      <w:r>
+        <w:rPr>
+          <w:rFonts w:asciiTheme="majorHAnsi" w:hAnsiTheme="majorHAnsi" w:cstheme="majorHAnsi"/>
+          <w:sz w:val="28"/>
+          <w:szCs w:val="28"/>
+        </w:rPr>
+        <w:t xml:space="preserve"> отвечает за визуализацию и обработку пользовательского ввода, бэкенд обеспечивает авторитетную валидацию игрового состояния, а база данных и кэш (</w:t>
+      </w:r>
+      <w:proofErr w:type="spellStart"/>
+      <w:r>
+        <w:rPr>
+          <w:rFonts w:asciiTheme="majorHAnsi" w:hAnsiTheme="majorHAnsi" w:cstheme="majorHAnsi"/>
+          <w:sz w:val="28"/>
+          <w:szCs w:val="28"/>
+        </w:rPr>
+        <w:t>Redis</w:t>
+      </w:r>
+      <w:proofErr w:type="spellEnd"/>
+      <w:r>
+        <w:rPr>
+          <w:rFonts w:asciiTheme="majorHAnsi" w:hAnsiTheme="majorHAnsi" w:cstheme="majorHAnsi"/>
+          <w:sz w:val="28"/>
+          <w:szCs w:val="28"/>
+        </w:rPr>
+        <w:t>) гарантируют устойчивость к высоконагруженным операциям и быстрое восстановление сессий.</w:t>
+      </w:r>
+    </w:p>
+    <w:p>
+      <w:pPr>
+        <w:spacing w:line="360" w:lineRule="auto"/>
+        <w:ind w:firstLine="708"/>
+        <w:jc w:val="both"/>
+        <w:rPr>
+          <w:rFonts w:asciiTheme="majorHAnsi" w:hAnsiTheme="majorHAnsi" w:cstheme="majorHAnsi"/>
+          <w:sz w:val="28"/>
+          <w:szCs w:val="28"/>
+        </w:rPr>
+      </w:pPr>
+      <w:r>
+        <w:rPr>
+          <w:rFonts w:asciiTheme="majorHAnsi" w:hAnsiTheme="majorHAnsi" w:cstheme="majorHAnsi"/>
+          <w:sz w:val="28"/>
+          <w:szCs w:val="28"/>
+        </w:rPr>
+        <w:t>Практическая часть работы заключалась в разработке веб-приложения с использованием современных технологий. Были реализованы основные элементы игрового процесса, включая перемещение игроков, обработку игровых событий и взаимодействие с игровыми объектами. Создан пользовательский интерфейс, обеспечивающий удобное взаимодействие с системой.</w:t>
+      </w:r>
+    </w:p>
+    <w:p>
+      <w:pPr>
+        <w:spacing w:line="360" w:lineRule="auto"/>
+        <w:ind w:firstLine="708"/>
+        <w:jc w:val="both"/>
+        <w:rPr>
+          <w:rFonts w:asciiTheme="majorHAnsi" w:hAnsiTheme="majorHAnsi" w:cstheme="majorHAnsi"/>
+          <w:sz w:val="28"/>
+          <w:szCs w:val="28"/>
+        </w:rPr>
+      </w:pPr>
+      <w:r>
+        <w:rPr>
+          <w:rFonts w:asciiTheme="majorHAnsi" w:hAnsiTheme="majorHAnsi" w:cstheme="majorHAnsi"/>
+          <w:sz w:val="28"/>
+          <w:szCs w:val="28"/>
+        </w:rPr>
+        <w:lastRenderedPageBreak/>
+        <w:t xml:space="preserve">Ключевой особенностью проекта является модуль искусственного интеллекта, реализованный на основе гибридного подхода: комбинация правил экспертной системы и эвристической оценки игрового состояния. ИИ анализирует финансовые показатели игроков, вероятность выпадения определённых комбинаций на кубиках, стратегическую ценность участков и текущую фазу игры. Алгоритм поддерживает три уровня сложности, имитируя различные стили игры (консервативный, агрессивный, сбалансированный). Время принятия решения ботом не превышает 150 </w:t>
+      </w:r>
+      <w:proofErr w:type="spellStart"/>
+      <w:r>
+        <w:rPr>
+          <w:rFonts w:asciiTheme="majorHAnsi" w:hAnsiTheme="majorHAnsi" w:cstheme="majorHAnsi"/>
+          <w:sz w:val="28"/>
+          <w:szCs w:val="28"/>
+        </w:rPr>
+        <w:t>мс</w:t>
+      </w:r>
+      <w:proofErr w:type="spellEnd"/>
+      <w:r>
+        <w:rPr>
+          <w:rFonts w:asciiTheme="majorHAnsi" w:hAnsiTheme="majorHAnsi" w:cstheme="majorHAnsi"/>
+          <w:sz w:val="28"/>
+          <w:szCs w:val="28"/>
+        </w:rPr>
+        <w:t>, что обеспечивает плавность игрового процесса без визуальных задержек и снижает нагрузку на серверные ресурсы.</w:t>
+      </w:r>
+    </w:p>
+    <w:p>
+      <w:pPr>
+        <w:spacing w:line="360" w:lineRule="auto"/>
+        <w:ind w:firstLine="708"/>
+        <w:jc w:val="both"/>
+        <w:rPr>
+          <w:rFonts w:asciiTheme="majorHAnsi" w:hAnsiTheme="majorHAnsi" w:cstheme="majorHAnsi"/>
+          <w:sz w:val="28"/>
+          <w:szCs w:val="28"/>
+        </w:rPr>
+      </w:pPr>
+      <w:r>
+        <w:rPr>
+          <w:rFonts w:asciiTheme="majorHAnsi" w:hAnsiTheme="majorHAnsi" w:cstheme="majorHAnsi"/>
+          <w:sz w:val="28"/>
+          <w:szCs w:val="28"/>
+        </w:rPr>
+        <w:t>Д</w:t>
+      </w:r>
+      <w:r>
+        <w:rPr>
+          <w:rFonts w:asciiTheme="majorHAnsi" w:hAnsiTheme="majorHAnsi" w:cstheme="majorHAnsi"/>
+          <w:sz w:val="28"/>
+          <w:szCs w:val="28"/>
+        </w:rPr>
+        <w:t>ополнительным преимуществом является реализация сетевого режима, позволяющего пользователям взаимодействовать друг с другом в режиме реального времени. Это расширяет функциональные возможности приложения и повышает его практическую ценность.</w:t>
+      </w:r>
+    </w:p>
+    <w:p>
+      <w:pPr>
+        <w:spacing w:line="360" w:lineRule="auto"/>
+        <w:ind w:firstLine="708"/>
+        <w:jc w:val="both"/>
+        <w:rPr>
+          <w:rFonts w:asciiTheme="majorHAnsi" w:hAnsiTheme="majorHAnsi" w:cstheme="majorHAnsi"/>
+          <w:sz w:val="28"/>
+          <w:szCs w:val="28"/>
+        </w:rPr>
+      </w:pPr>
+      <w:r>
+        <w:rPr>
+          <w:rFonts w:asciiTheme="majorHAnsi" w:hAnsiTheme="majorHAnsi" w:cstheme="majorHAnsi"/>
+          <w:sz w:val="28"/>
+          <w:szCs w:val="28"/>
+        </w:rPr>
+        <w:t>В ходе разработки были реализованы визуальные и звуковые эффекты, включая анимацию игровых действий и систему уведомлений. Это позволило повысить наглядность и удобство использования приложения.</w:t>
+      </w:r>
+    </w:p>
+    <w:p>
+      <w:pPr>
+        <w:spacing w:line="360" w:lineRule="auto"/>
+        <w:ind w:firstLine="708"/>
+        <w:jc w:val="both"/>
+        <w:rPr>
+          <w:rFonts w:asciiTheme="majorHAnsi" w:hAnsiTheme="majorHAnsi" w:cstheme="majorHAnsi"/>
+          <w:sz w:val="28"/>
+          <w:szCs w:val="28"/>
+        </w:rPr>
+      </w:pPr>
+      <w:r>
+        <w:rPr>
+          <w:rFonts w:asciiTheme="majorHAnsi" w:hAnsiTheme="majorHAnsi" w:cstheme="majorHAnsi"/>
+          <w:sz w:val="28"/>
+          <w:szCs w:val="28"/>
+        </w:rPr>
+        <w:t>Проведённое тестирование показало, что система функционирует корректно, а все основные функции работают в соответствии с заданными требованиями. Выявленные в процессе разработки ошибки были устранены, что обеспечило стабильную работу приложения.</w:t>
+      </w:r>
+    </w:p>
+    <w:p>
+      <w:pPr>
+        <w:spacing w:line="360" w:lineRule="auto"/>
+        <w:ind w:firstLine="708"/>
+        <w:jc w:val="both"/>
+        <w:rPr>
+          <w:rFonts w:asciiTheme="majorHAnsi" w:hAnsiTheme="majorHAnsi" w:cstheme="majorHAnsi"/>
+          <w:sz w:val="28"/>
+          <w:szCs w:val="28"/>
+        </w:rPr>
+      </w:pPr>
+      <w:r>
+        <w:rPr>
+          <w:rFonts w:asciiTheme="majorHAnsi" w:hAnsiTheme="majorHAnsi" w:cstheme="majorHAnsi"/>
+          <w:sz w:val="28"/>
+          <w:szCs w:val="28"/>
+        </w:rPr>
+        <w:t>Практическая значимость работы заключается в создании полноценного веб-приложения, которое может использоваться как демонстрационный проект, а также служить основой для дальнейшего развития и совершенствования.</w:t>
+      </w:r>
+    </w:p>
+    <w:p>
+      <w:pPr>
+        <w:spacing w:line="360" w:lineRule="auto"/>
+        <w:ind w:firstLine="708"/>
+        <w:jc w:val="both"/>
+        <w:rPr>
+          <w:rFonts w:asciiTheme="majorHAnsi" w:hAnsiTheme="majorHAnsi" w:cstheme="majorHAnsi"/>
+          <w:sz w:val="28"/>
+          <w:szCs w:val="28"/>
+        </w:rPr>
+      </w:pPr>
+      <w:r>
+        <w:rPr>
+          <w:rFonts w:asciiTheme="majorHAnsi" w:hAnsiTheme="majorHAnsi" w:cstheme="majorHAnsi"/>
+          <w:sz w:val="28"/>
+          <w:szCs w:val="28"/>
+        </w:rPr>
+        <w:t>Научная новизна работы состоит в интеграции игровых механик, элементов искусственного интеллекта и сетевого взаимодействия в рамках одного веб-приложения, реализованного с использованием современных технологий.</w:t>
+      </w:r>
+    </w:p>
+    <w:p>
+      <w:pPr>
+        <w:spacing w:line="360" w:lineRule="auto"/>
+        <w:ind w:firstLine="708"/>
+        <w:jc w:val="both"/>
+        <w:rPr>
+          <w:rFonts w:asciiTheme="majorHAnsi" w:hAnsiTheme="majorHAnsi" w:cstheme="majorHAnsi"/>
+          <w:sz w:val="28"/>
+          <w:szCs w:val="28"/>
+        </w:rPr>
+      </w:pPr>
+    </w:p>
+    <w:p>
+      <w:pPr>
+        <w:spacing w:line="360" w:lineRule="auto"/>
+        <w:ind w:firstLine="708"/>
+        <w:jc w:val="both"/>
+        <w:rPr>
+          <w:rFonts w:asciiTheme="majorHAnsi" w:hAnsiTheme="majorHAnsi" w:cstheme="majorHAnsi"/>
+          <w:sz w:val="28"/>
+          <w:szCs w:val="28"/>
+        </w:rPr>
+      </w:pPr>
+    </w:p>
+    <w:p>
+      <w:pPr>
+        <w:spacing w:line="360" w:lineRule="auto"/>
+        <w:ind w:firstLine="708"/>
+        <w:jc w:val="both"/>
+        <w:rPr>
+          <w:rFonts w:asciiTheme="majorHAnsi" w:hAnsiTheme="majorHAnsi" w:cstheme="majorHAnsi"/>
+          <w:sz w:val="28"/>
+          <w:szCs w:val="28"/>
+        </w:rPr>
+      </w:pPr>
+    </w:p>
+    <w:p>
+      <w:pPr>
+        <w:spacing w:line="360" w:lineRule="auto"/>
+        <w:ind w:firstLine="708"/>
+        <w:jc w:val="both"/>
+        <w:rPr>
+          <w:rFonts w:asciiTheme="majorHAnsi" w:hAnsiTheme="majorHAnsi" w:cstheme="majorHAnsi"/>
+          <w:sz w:val="28"/>
+          <w:szCs w:val="28"/>
+        </w:rPr>
+      </w:pPr>
+    </w:p>
+    <w:p>
+      <w:pPr>
+        <w:spacing w:line="360" w:lineRule="auto"/>
+        <w:ind w:firstLine="708"/>
+        <w:jc w:val="both"/>
+        <w:rPr>
+          <w:rFonts w:asciiTheme="majorHAnsi" w:hAnsiTheme="majorHAnsi" w:cstheme="majorHAnsi"/>
+          <w:sz w:val="28"/>
+          <w:szCs w:val="28"/>
+        </w:rPr>
+      </w:pPr>
+    </w:p>
+    <w:p>
+      <w:pPr>
+        <w:spacing w:line="360" w:lineRule="auto"/>
+        <w:ind w:firstLine="708"/>
+        <w:jc w:val="both"/>
+        <w:rPr>
+          <w:rFonts w:asciiTheme="majorHAnsi" w:hAnsiTheme="majorHAnsi" w:cstheme="majorHAnsi"/>
+          <w:sz w:val="28"/>
+          <w:szCs w:val="28"/>
+        </w:rPr>
+      </w:pPr>
+    </w:p>
+    <w:p>
+      <w:pPr>
+        <w:spacing w:line="360" w:lineRule="auto"/>
+        <w:ind w:firstLine="708"/>
+        <w:jc w:val="both"/>
+        <w:rPr>
+          <w:rFonts w:asciiTheme="majorHAnsi" w:hAnsiTheme="majorHAnsi" w:cstheme="majorHAnsi"/>
+          <w:sz w:val="28"/>
+          <w:szCs w:val="28"/>
+        </w:rPr>
+      </w:pPr>
+    </w:p>
+    <w:p>
+      <w:pPr>
+        <w:spacing w:line="360" w:lineRule="auto"/>
+        <w:ind w:firstLine="708"/>
+        <w:jc w:val="both"/>
+        <w:rPr>
+          <w:rFonts w:asciiTheme="majorHAnsi" w:hAnsiTheme="majorHAnsi" w:cstheme="majorHAnsi"/>
+          <w:sz w:val="28"/>
+          <w:szCs w:val="28"/>
+        </w:rPr>
+      </w:pPr>
+    </w:p>
+    <w:p>
+      <w:pPr>
+        <w:spacing w:line="360" w:lineRule="auto"/>
+        <w:ind w:firstLine="708"/>
+        <w:jc w:val="both"/>
+        <w:rPr>
+          <w:rFonts w:asciiTheme="majorHAnsi" w:hAnsiTheme="majorHAnsi" w:cstheme="majorHAnsi"/>
+          <w:sz w:val="28"/>
+          <w:szCs w:val="28"/>
+        </w:rPr>
+      </w:pPr>
+    </w:p>
+    <w:p>
+      <w:pPr>
+        <w:spacing w:line="360" w:lineRule="auto"/>
+        <w:ind w:firstLine="708"/>
+        <w:jc w:val="both"/>
+        <w:rPr>
+          <w:rFonts w:asciiTheme="majorHAnsi" w:hAnsiTheme="majorHAnsi" w:cstheme="majorHAnsi"/>
+          <w:sz w:val="28"/>
+          <w:szCs w:val="28"/>
+        </w:rPr>
+      </w:pPr>
+    </w:p>
+    <w:p>
+      <w:pPr>
+        <w:spacing w:line="360" w:lineRule="auto"/>
+        <w:ind w:firstLine="708"/>
+        <w:jc w:val="both"/>
+        <w:rPr>
+          <w:rFonts w:asciiTheme="majorHAnsi" w:hAnsiTheme="majorHAnsi" w:cstheme="majorHAnsi"/>
+          <w:sz w:val="28"/>
+          <w:szCs w:val="28"/>
+        </w:rPr>
+      </w:pPr>
+    </w:p>
+    <w:p>
+      <w:pPr>
+        <w:spacing w:line="360" w:lineRule="auto"/>
+        <w:ind w:firstLine="708"/>
+        <w:jc w:val="both"/>
+        <w:rPr>
+          <w:rFonts w:asciiTheme="majorHAnsi" w:hAnsiTheme="majorHAnsi" w:cstheme="majorHAnsi"/>
+          <w:sz w:val="28"/>
+          <w:szCs w:val="28"/>
+        </w:rPr>
+      </w:pPr>
+    </w:p>
+    <w:p>
+      <w:pPr>
+        <w:spacing w:line="360" w:lineRule="auto"/>
+        <w:ind w:firstLine="708"/>
+        <w:jc w:val="both"/>
+        <w:rPr>
+          <w:rFonts w:asciiTheme="majorHAnsi" w:hAnsiTheme="majorHAnsi" w:cstheme="majorHAnsi"/>
+          <w:sz w:val="28"/>
+          <w:szCs w:val="28"/>
+        </w:rPr>
+      </w:pPr>
+    </w:p>
+    <w:p>
+      <w:pPr>
+        <w:spacing w:line="360" w:lineRule="auto"/>
+        <w:ind w:firstLine="708"/>
+        <w:jc w:val="both"/>
+        <w:rPr>
+          <w:rFonts w:asciiTheme="majorHAnsi" w:hAnsiTheme="majorHAnsi" w:cstheme="majorHAnsi"/>
+          <w:sz w:val="28"/>
+          <w:szCs w:val="28"/>
+        </w:rPr>
+      </w:pPr>
+    </w:p>
+    <w:p>
+      <w:pPr>
+        <w:spacing w:line="360" w:lineRule="auto"/>
+        <w:ind w:firstLine="708"/>
+        <w:jc w:val="both"/>
+        <w:rPr>
+          <w:rFonts w:asciiTheme="majorHAnsi" w:hAnsiTheme="majorHAnsi" w:cstheme="majorHAnsi"/>
+          <w:sz w:val="28"/>
+          <w:szCs w:val="28"/>
+        </w:rPr>
+      </w:pPr>
+    </w:p>
+    <w:p>
+      <w:pPr>
+        <w:spacing w:line="360" w:lineRule="auto"/>
+        <w:ind w:firstLine="708"/>
+        <w:jc w:val="both"/>
+        <w:rPr>
+          <w:rFonts w:asciiTheme="majorHAnsi" w:hAnsiTheme="majorHAnsi" w:cstheme="majorHAnsi"/>
+          <w:sz w:val="28"/>
+          <w:szCs w:val="28"/>
+        </w:rPr>
+      </w:pPr>
+    </w:p>
+    <w:p>
+      <w:pPr>
+        <w:spacing w:line="360" w:lineRule="auto"/>
+        <w:ind w:firstLine="708"/>
+        <w:jc w:val="both"/>
+        <w:rPr>
+          <w:rFonts w:asciiTheme="majorHAnsi" w:hAnsiTheme="majorHAnsi" w:cstheme="majorHAnsi"/>
+          <w:sz w:val="28"/>
+          <w:szCs w:val="28"/>
+        </w:rPr>
+      </w:pPr>
+    </w:p>
+    <w:p>
+      <w:pPr>
+        <w:spacing w:line="360" w:lineRule="auto"/>
+        <w:ind w:firstLine="708"/>
+        <w:jc w:val="both"/>
+        <w:rPr>
+          <w:rFonts w:asciiTheme="majorHAnsi" w:hAnsiTheme="majorHAnsi" w:cstheme="majorHAnsi"/>
+          <w:sz w:val="28"/>
+          <w:szCs w:val="28"/>
+        </w:rPr>
+      </w:pPr>
+    </w:p>
+    <w:p>
+      <w:pPr>
+        <w:spacing w:line="360" w:lineRule="auto"/>
+        <w:ind w:firstLine="708"/>
+        <w:jc w:val="both"/>
+        <w:rPr>
+          <w:rFonts w:asciiTheme="majorHAnsi" w:hAnsiTheme="majorHAnsi" w:cstheme="majorHAnsi"/>
+          <w:sz w:val="28"/>
+          <w:szCs w:val="28"/>
+        </w:rPr>
+      </w:pPr>
+    </w:p>
+    <w:p>
+      <w:pPr>
+        <w:spacing w:line="360" w:lineRule="auto"/>
+        <w:ind w:firstLine="708"/>
+        <w:jc w:val="both"/>
+        <w:rPr>
+          <w:rFonts w:asciiTheme="majorHAnsi" w:hAnsiTheme="majorHAnsi" w:cstheme="majorHAnsi"/>
+          <w:sz w:val="28"/>
+          <w:szCs w:val="28"/>
+        </w:rPr>
+      </w:pPr>
+    </w:p>
+    <w:p>
+      <w:pPr>
+        <w:spacing w:line="360" w:lineRule="auto"/>
+        <w:ind w:firstLine="708"/>
+        <w:jc w:val="both"/>
+        <w:rPr>
+          <w:rFonts w:asciiTheme="majorHAnsi" w:hAnsiTheme="majorHAnsi" w:cstheme="majorHAnsi"/>
+          <w:sz w:val="28"/>
+          <w:szCs w:val="28"/>
+        </w:rPr>
+      </w:pPr>
+    </w:p>
+    <w:p>
+      <w:pPr>
+        <w:spacing w:line="360" w:lineRule="auto"/>
+        <w:ind w:firstLine="708"/>
+        <w:jc w:val="both"/>
+        <w:rPr>
+          <w:rFonts w:asciiTheme="majorHAnsi" w:hAnsiTheme="majorHAnsi" w:cstheme="majorHAnsi"/>
+          <w:sz w:val="28"/>
+          <w:szCs w:val="28"/>
+        </w:rPr>
+      </w:pPr>
+    </w:p>
+    <w:p>
+      <w:pPr>
+        <w:spacing w:line="360" w:lineRule="auto"/>
+        <w:ind w:firstLine="708"/>
+        <w:jc w:val="both"/>
+        <w:rPr>
+          <w:rFonts w:asciiTheme="majorHAnsi" w:hAnsiTheme="majorHAnsi" w:cstheme="majorHAnsi"/>
+          <w:sz w:val="28"/>
+          <w:szCs w:val="28"/>
+        </w:rPr>
+      </w:pPr>
+    </w:p>
+    <w:p>
+      <w:pPr>
+        <w:spacing w:line="360" w:lineRule="auto"/>
+        <w:ind w:firstLine="708"/>
+        <w:jc w:val="both"/>
+        <w:rPr>
+          <w:rFonts w:asciiTheme="majorHAnsi" w:hAnsiTheme="majorHAnsi" w:cstheme="majorHAnsi"/>
+          <w:sz w:val="28"/>
+          <w:szCs w:val="28"/>
+        </w:rPr>
+      </w:pPr>
+    </w:p>
+    <w:p>
+      <w:pPr>
+        <w:spacing w:line="360" w:lineRule="auto"/>
+        <w:ind w:firstLine="708"/>
+        <w:jc w:val="both"/>
+        <w:rPr>
+          <w:rFonts w:asciiTheme="majorHAnsi" w:hAnsiTheme="majorHAnsi" w:cstheme="majorHAnsi"/>
+          <w:sz w:val="28"/>
+          <w:szCs w:val="28"/>
+        </w:rPr>
+      </w:pPr>
+      <w:r>
+        <w:rPr>
+          <w:rFonts w:asciiTheme="majorHAnsi" w:hAnsiTheme="majorHAnsi" w:cstheme="majorHAnsi"/>
+          <w:sz w:val="28"/>
+          <w:szCs w:val="28"/>
+        </w:rPr>
+        <w:t>\</w:t>
+      </w:r>
+    </w:p>
+    <w:p>
+      <w:pPr>
+        <w:pStyle w:val="1"/>
         <w:rPr>
           <w:b/>
           <w:bCs/>
         </w:rPr>
-        <w:lastRenderedPageBreak/>
+      </w:pPr>
+      <w:bookmarkStart w:id="43" w:name="_Toc228808295"/>
+      <w:r>
+        <w:rPr>
+          <w:b/>
+          <w:bCs/>
+        </w:rPr>
         <w:t>СПИСОК ИСПОЛЬЗОВАННЫХ ИСТОЧНИКОВ</w:t>
       </w:r>
       <w:bookmarkEnd w:id="43"/>
@@ -12165,6 +12398,9 @@
           <w:ilvl w:val="0"/>
           <w:numId w:val="21"/>
         </w:numPr>
+        <w:tabs>
+          <w:tab w:val="left" w:pos="1701"/>
+        </w:tabs>
         <w:spacing w:line="360" w:lineRule="auto"/>
         <w:rPr>
           <w:rFonts w:asciiTheme="majorHAnsi" w:hAnsiTheme="majorHAnsi" w:cstheme="majorHAnsi"/>
@@ -12188,6 +12424,9 @@
           <w:ilvl w:val="0"/>
           <w:numId w:val="21"/>
         </w:numPr>
+        <w:tabs>
+          <w:tab w:val="left" w:pos="1701"/>
+        </w:tabs>
         <w:spacing w:line="360" w:lineRule="auto"/>
         <w:rPr>
           <w:rFonts w:asciiTheme="majorHAnsi" w:hAnsiTheme="majorHAnsi" w:cstheme="majorHAnsi"/>
@@ -12211,6 +12450,9 @@
           <w:ilvl w:val="0"/>
           <w:numId w:val="21"/>
         </w:numPr>
+        <w:tabs>
+          <w:tab w:val="left" w:pos="1701"/>
+        </w:tabs>
         <w:spacing w:line="360" w:lineRule="auto"/>
         <w:rPr>
           <w:rFonts w:asciiTheme="majorHAnsi" w:hAnsiTheme="majorHAnsi" w:cstheme="majorHAnsi"/>
@@ -12244,6 +12486,9 @@
           <w:ilvl w:val="0"/>
           <w:numId w:val="21"/>
         </w:numPr>
+        <w:tabs>
+          <w:tab w:val="left" w:pos="1701"/>
+        </w:tabs>
         <w:spacing w:line="360" w:lineRule="auto"/>
         <w:rPr>
           <w:rFonts w:asciiTheme="majorHAnsi" w:hAnsiTheme="majorHAnsi" w:cstheme="majorHAnsi"/>
@@ -12277,6 +12522,9 @@
           <w:ilvl w:val="0"/>
           <w:numId w:val="21"/>
         </w:numPr>
+        <w:tabs>
+          <w:tab w:val="left" w:pos="1701"/>
+        </w:tabs>
         <w:spacing w:line="360" w:lineRule="auto"/>
         <w:rPr>
           <w:rFonts w:asciiTheme="majorHAnsi" w:hAnsiTheme="majorHAnsi" w:cstheme="majorHAnsi"/>
@@ -12300,19 +12548,23 @@
           <w:ilvl w:val="0"/>
           <w:numId w:val="21"/>
         </w:numPr>
-        <w:spacing w:line="360" w:lineRule="auto"/>
-        <w:rPr>
-          <w:rFonts w:asciiTheme="majorHAnsi" w:hAnsiTheme="majorHAnsi" w:cstheme="majorHAnsi"/>
-          <w:sz w:val="28"/>
-          <w:szCs w:val="28"/>
-        </w:rPr>
-      </w:pPr>
-      <w:r>
-        <w:rPr>
-          <w:rFonts w:asciiTheme="majorHAnsi" w:hAnsiTheme="majorHAnsi" w:cstheme="majorHAnsi"/>
-          <w:sz w:val="28"/>
-          <w:szCs w:val="28"/>
-        </w:rPr>
+        <w:tabs>
+          <w:tab w:val="left" w:pos="1701"/>
+        </w:tabs>
+        <w:spacing w:line="360" w:lineRule="auto"/>
+        <w:rPr>
+          <w:rFonts w:asciiTheme="majorHAnsi" w:hAnsiTheme="majorHAnsi" w:cstheme="majorHAnsi"/>
+          <w:sz w:val="28"/>
+          <w:szCs w:val="28"/>
+        </w:rPr>
+      </w:pPr>
+      <w:r>
+        <w:rPr>
+          <w:rFonts w:asciiTheme="majorHAnsi" w:hAnsiTheme="majorHAnsi" w:cstheme="majorHAnsi"/>
+          <w:sz w:val="28"/>
+          <w:szCs w:val="28"/>
+        </w:rPr>
+        <w:lastRenderedPageBreak/>
         <w:t>Максвелл А. Паттерны проектирования в JavaScript. — М.: Диалектика, 2022. — 256 с.</w:t>
       </w:r>
     </w:p>
@@ -12323,6 +12575,9 @@
           <w:ilvl w:val="0"/>
           <w:numId w:val="21"/>
         </w:numPr>
+        <w:tabs>
+          <w:tab w:val="left" w:pos="1701"/>
+        </w:tabs>
         <w:spacing w:line="360" w:lineRule="auto"/>
         <w:rPr>
           <w:rFonts w:asciiTheme="majorHAnsi" w:hAnsiTheme="majorHAnsi" w:cstheme="majorHAnsi"/>
@@ -12346,6 +12601,9 @@
           <w:ilvl w:val="0"/>
           <w:numId w:val="21"/>
         </w:numPr>
+        <w:tabs>
+          <w:tab w:val="left" w:pos="1701"/>
+        </w:tabs>
         <w:spacing w:line="360" w:lineRule="auto"/>
         <w:rPr>
           <w:rFonts w:asciiTheme="majorHAnsi" w:hAnsiTheme="majorHAnsi" w:cstheme="majorHAnsi"/>
@@ -12387,6 +12645,9 @@
           <w:ilvl w:val="0"/>
           <w:numId w:val="21"/>
         </w:numPr>
+        <w:tabs>
+          <w:tab w:val="left" w:pos="1701"/>
+        </w:tabs>
         <w:spacing w:line="360" w:lineRule="auto"/>
         <w:rPr>
           <w:rFonts w:asciiTheme="majorHAnsi" w:hAnsiTheme="majorHAnsi" w:cstheme="majorHAnsi"/>
@@ -12445,6 +12706,9 @@
           <w:ilvl w:val="0"/>
           <w:numId w:val="21"/>
         </w:numPr>
+        <w:tabs>
+          <w:tab w:val="left" w:pos="1701"/>
+        </w:tabs>
         <w:spacing w:line="360" w:lineRule="auto"/>
         <w:rPr>
           <w:rFonts w:asciiTheme="majorHAnsi" w:hAnsiTheme="majorHAnsi" w:cstheme="majorHAnsi"/>
@@ -12503,6 +12767,9 @@
           <w:ilvl w:val="0"/>
           <w:numId w:val="21"/>
         </w:numPr>
+        <w:tabs>
+          <w:tab w:val="left" w:pos="1701"/>
+        </w:tabs>
         <w:spacing w:line="360" w:lineRule="auto"/>
         <w:rPr>
           <w:rStyle w:val="whitespace-normal"/>
@@ -12546,6 +12813,9 @@
           <w:ilvl w:val="0"/>
           <w:numId w:val="21"/>
         </w:numPr>
+        <w:tabs>
+          <w:tab w:val="left" w:pos="1701"/>
+        </w:tabs>
         <w:spacing w:line="360" w:lineRule="auto"/>
         <w:rPr>
           <w:rFonts w:asciiTheme="majorHAnsi" w:hAnsiTheme="majorHAnsi" w:cstheme="majorHAnsi"/>
@@ -12693,6 +12963,9 @@
           <w:ilvl w:val="0"/>
           <w:numId w:val="21"/>
         </w:numPr>
+        <w:tabs>
+          <w:tab w:val="left" w:pos="1701"/>
+        </w:tabs>
         <w:spacing w:line="360" w:lineRule="auto"/>
         <w:rPr>
           <w:rFonts w:asciiTheme="majorHAnsi" w:hAnsiTheme="majorHAnsi" w:cstheme="majorHAnsi"/>
@@ -12788,6 +13061,9 @@
           <w:ilvl w:val="0"/>
           <w:numId w:val="21"/>
         </w:numPr>
+        <w:tabs>
+          <w:tab w:val="left" w:pos="1701"/>
+        </w:tabs>
         <w:spacing w:line="360" w:lineRule="auto"/>
         <w:rPr>
           <w:rFonts w:asciiTheme="majorHAnsi" w:hAnsiTheme="majorHAnsi" w:cstheme="majorHAnsi"/>
@@ -12830,6 +13106,9 @@
           <w:ilvl w:val="0"/>
           <w:numId w:val="21"/>
         </w:numPr>
+        <w:tabs>
+          <w:tab w:val="left" w:pos="1701"/>
+        </w:tabs>
         <w:spacing w:line="360" w:lineRule="auto"/>
         <w:rPr>
           <w:rFonts w:asciiTheme="majorHAnsi" w:hAnsiTheme="majorHAnsi" w:cstheme="majorHAnsi"/>
@@ -12850,6 +13129,9 @@
     </w:p>
     <w:p>
       <w:pPr>
+        <w:tabs>
+          <w:tab w:val="left" w:pos="1701"/>
+        </w:tabs>
         <w:rPr>
           <w:rFonts w:asciiTheme="majorHAnsi" w:hAnsiTheme="majorHAnsi" w:cstheme="majorHAnsi"/>
           <w:sz w:val="28"/>
@@ -12979,7 +13261,7 @@
             </wp:anchor>
           </w:drawing>
         </mc:Choice>
-        <mc:Fallback xmlns:oel="http://schemas.microsoft.com/office/2019/extlst" xmlns:w16du="http://schemas.microsoft.com/office/word/2023/wordml/word16du" xmlns:w16sdtfl="http://schemas.microsoft.com/office/word/2024/wordml/sdtformatlock">
+        <mc:Fallback xmlns:w16sdtfl="http://schemas.microsoft.com/office/word/2024/wordml/sdtformatlock" xmlns:w16du="http://schemas.microsoft.com/office/word/2023/wordml/word16du" xmlns:oel="http://schemas.microsoft.com/office/2019/extlst">
           <w:pict>
             <v:rect w14:anchorId="63682D66" id="Прямоугольник 1715" o:spid="_x0000_s1026" style="position:absolute;margin-left:69pt;margin-top:41.25pt;width:481.5pt;height:761.25pt;z-index:251657216;visibility:visible;mso-wrap-style:square;mso-width-percent:0;mso-height-percent:0;mso-wrap-distance-left:9pt;mso-wrap-distance-top:0;mso-wrap-distance-right:9pt;mso-wrap-distance-bottom:0;mso-position-horizontal:absolute;mso-position-horizontal-relative:page;mso-position-vertical:absolute;mso-position-vertical-relative:page;mso-width-percent:0;mso-height-percent:0;mso-width-relative:page;mso-height-relative:page;v-text-anchor:top" o:gfxdata="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" filled="f" strokeweight="2pt">
               <w10:wrap anchorx="page" anchory="page"/>
@@ -20436,7 +20718,6 @@
   <w:style w:type="character" w:default="1" w:styleId="a0">
     <w:name w:val="Default Paragraph Font"/>
     <w:uiPriority w:val="1"/>
-    <w:semiHidden/>
     <w:unhideWhenUsed/>
   </w:style>
   <w:style w:type="table" w:default="1" w:styleId="a1">
